--- a/mappe/Zmaj Projektmappe.docx
+++ b/mappe/Zmaj Projektmappe.docx
@@ -745,7 +745,7 @@
           <w:sz w:val="22"/>
           <w:szCs w:val="22"/>
         </w:rPr>
-        <w:t xml:space="preserve">	7</w:t>
+        <w:t xml:space="preserve">	8</w:t>
       </w:r>
     </w:p>
     <w:p>
@@ -874,7 +874,7 @@
           <w:sz w:val="22"/>
           <w:szCs w:val="22"/>
         </w:rPr>
-        <w:t xml:space="preserve">	8</w:t>
+        <w:t xml:space="preserve">	9</w:t>
       </w:r>
     </w:p>
     <w:p>
@@ -1347,7 +1347,7 @@
           <w:sz w:val="22"/>
           <w:szCs w:val="22"/>
         </w:rPr>
-        <w:t xml:space="preserve">	14</w:t>
+        <w:t xml:space="preserve">	15</w:t>
       </w:r>
     </w:p>
     <w:p>
@@ -1476,7 +1476,7 @@
           <w:sz w:val="22"/>
           <w:szCs w:val="22"/>
         </w:rPr>
-        <w:t xml:space="preserve">	16</w:t>
+        <w:t xml:space="preserve">	17</w:t>
       </w:r>
     </w:p>
     <w:p>
@@ -1807,7 +1807,7 @@
           <w:sz w:val="22"/>
           <w:szCs w:val="22"/>
         </w:rPr>
-        <w:t xml:space="preserve">Diese Arbeit wird als Einzelarbeit durchgeführt. Verfasser ist Ajdin Hasić, gelernter Elektroniker, Klasse 02FSA. Die Weiterbildung zum staatlich geprüften Techniker der Fachrichtung Automatisierungstechnik findet in Vollzeit an der Berufs- und Technikerschule Butzbach statt. Die Betreuung übernimmt Herr Dr. Rosenschon. Der Bearbeitungszeitraum reicht vom 10.08.2026 bis zum 19.03.2027.</w:t>
+        <w:t xml:space="preserve">Diese Arbeit wird als Einzelarbeit durchgeführt. Verfasser ist Ajdin Hasić, gelernter Elektroniker, Klasse 02FSA. Die Weiterbildung zum staatlich geprüften Techniker der Fachrichtung Automatisierungstechnik erfolgt in Vollzeit an der Berufs- und Technikerschule Butzbach, die Betreuung übernimmt Herr Dr. Rosenschon. Der Bearbeitungszeitraum reicht vom 10.08.2026 bis zum 19.03.2027.</w:t>
       </w:r>
     </w:p>
     <w:p>
@@ -1823,7 +1823,7 @@
           <w:sz w:val="22"/>
           <w:szCs w:val="22"/>
         </w:rPr>
-        <w:t xml:space="preserve">Aus der Ausbildung liegen Kenntnisse in Elektrotechnik und Steuerungstechnik vor. Die Kenntnisse in der Anwendungsentwicklung wurden selbstständig erarbeitet.</w:t>
+        <w:t xml:space="preserve">Aus der Ausbildung liegen Kenntnisse in Elektrotechnik und Steuerungstechnik vor, während die Kenntnisse in der Anwendungsentwicklung selbstständig erarbeitet wurden.</w:t>
       </w:r>
     </w:p>
     <w:p>
@@ -1839,7 +1839,7 @@
           <w:sz w:val="22"/>
           <w:szCs w:val="22"/>
         </w:rPr>
-        <w:t xml:space="preserve">Alle Aufgaben liegen in einer Hand: Anforderungsanalyse, Konzeption, Entwicklung, Test, Veröffentlichung und Dokumentation.</w:t>
+        <w:t xml:space="preserve">Dabei liegen alle Aufgaben in einer Hand, und zwar die Anforderungsanalyse, die Konzeption, die Entwicklung, der Test, die Veröffentlichung und die Dokumentation.</w:t>
       </w:r>
     </w:p>
     <w:p>
@@ -1873,7 +1873,7 @@
           <w:sz w:val="22"/>
           <w:szCs w:val="22"/>
         </w:rPr>
-        <w:t xml:space="preserve">Gegenstand der Arbeit ist Zmaj, eine Android-Anwendung zum Erlernen der bosnischen Sprache. Zmaj ist das bosnische Wort für Drache.</w:t>
+        <w:t xml:space="preserve">Gegenstand der Arbeit ist Zmaj, eine Android-Anwendung zum Erlernen der bosnischen Sprache. Zmaj ist dabei das bosnische Wort für Drache.</w:t>
       </w:r>
     </w:p>
     <w:p>
@@ -1889,7 +1889,7 @@
           <w:sz w:val="22"/>
           <w:szCs w:val="22"/>
         </w:rPr>
-        <w:t xml:space="preserve">Den Anstoß gab ein privater Bedarf. Die großen Anbieter für Sprachlernsoftware führen Bosnisch nicht; den kleineren Angeboten fehlt entweder der kostenlose Zugang oder die systematische Wiederholung.</w:t>
+        <w:t xml:space="preserve">Den Anstoß gab ein privater Bedarf. Die großen Anbieter für Sprachlernsoftware führen Bosnisch nicht, und den kleineren Angeboten fehlt entweder der kostenlose Zugang oder die systematische Wiederholung.</w:t>
       </w:r>
     </w:p>
     <w:p>
@@ -1905,7 +1905,7 @@
           <w:sz w:val="22"/>
           <w:szCs w:val="22"/>
         </w:rPr>
-        <w:t xml:space="preserve">Die Anwendung richtet sich an Erwachsene mit persönlichem Bezug zu Bosnien und Herzegowina: an Partnerinnen und Partner in deutsch-bosnischen Beziehungen, an angeheiratete Familienangehörige und an Nachkommen der zweiten und dritten Einwanderergeneration, die Bosnisch verstehen, es aber nie lesen und schreiben gelernt haben. Der Schwerpunkt liegt in Deutschland; die Bedienoberfläche gibt es zusätzlich in sieben weiteren Sprachen.</w:t>
+        <w:t xml:space="preserve">Die App richtet sich an Erwachsene mit persönlichem Bezug zu Bosnien und Herzegowina: an Partnerinnen und Partner in deutsch-bosnischen Beziehungen, an angeheiratete Familienangehörige und an Nachkommen der zweiten und dritten Einwanderergeneration, die Bosnisch verstehen, es aber nie lesen und schreiben gelernt haben. Der Schwerpunkt liegt in Deutschland. Zusätzlich steht die Bedienoberfläche in sieben weiteren Sprachen zur Verfügung.</w:t>
       </w:r>
     </w:p>
     <w:p>
@@ -1921,7 +1921,7 @@
           <w:sz w:val="22"/>
           <w:szCs w:val="22"/>
         </w:rPr>
-        <w:t xml:space="preserve">Der Lernstoff führt vom Alltag bis zum Arbeitsvertrag. Geübt wird in fünf Formen: hören, schreiben, auswählen, Lücken füllen und sprechen. Zu jeder Vokabel gehört eine bosnische Tonspur.</w:t>
+        <w:t xml:space="preserve">Der Lernstoff führt vom Alltag bis zum Arbeitsvertrag. Geübt wird in fünf Formen, nämlich durch Hören, Schreiben, Auswählen, Lückenfüllen und Sprechen. Zu jeder Vokabel gehört eine bosnische Sprachaufnahme.</w:t>
       </w:r>
     </w:p>
     <w:p>
@@ -1937,7 +1937,7 @@
           <w:sz w:val="22"/>
           <w:szCs w:val="22"/>
         </w:rPr>
-        <w:t xml:space="preserve">Die Anwendung ist fertiggestellt und läuft im geschlossenen Test des Google Play Store. Sie arbeitet vollständig auf dem Gerät, ohne Nutzerkonto und ohne Server. Der Lernstand verlässt das Telefon nicht. Der vollständige Funktionsumfang und die Anforderungen sind im Lastenheft in Kapitel 2 beschrieben, die Gründe für diesen Aufbau in Kapitel 3.</w:t>
+        <w:t xml:space="preserve">Die App ist fertiggestellt und läuft im geschlossenen Test des Google Play Store. Sie arbeitet vollständig auf dem Gerät, also ohne Nutzerkonto und ohne Server, sodass der Lernstand das Telefon nicht verlässt. Der vollständige Funktionsumfang und die Anforderungen sind im Lastenheft in Kapitel 2 beschrieben, die Gründe für diesen Aufbau in Kapitel 3.</w:t>
       </w:r>
     </w:p>
     <w:p>
@@ -1994,7 +1994,7 @@
           <w:sz w:val="22"/>
           <w:szCs w:val="22"/>
         </w:rPr>
-        <w:t xml:space="preserve">Die Anforderungen ergeben sich aus drei Quellen: dem Bedarf der Zielgruppe, dem vorhandenen Angebot am Markt und den Vorgaben des Google Play Store. Die dritte Quelle ist verbindlich; ohne ihre Erfüllung ist keine Veröffentlichung möglich.</w:t>
+        <w:t xml:space="preserve">Die Anforderungen ergeben sich aus drei Quellen: dem Bedarf der Zielgruppe, dem vorhandenen Angebot am Markt und den Vorgaben des Google Play Store. Die dritte Quelle ist verbindlich, da ohne ihre Erfüllung keine Veröffentlichung möglich ist.</w:t>
       </w:r>
     </w:p>
     <w:p>
@@ -2010,7 +2010,7 @@
           <w:sz w:val="22"/>
           <w:szCs w:val="22"/>
         </w:rPr>
-        <w:t xml:space="preserve">Die Anwendung finanziert sich über Werbung. Eine Vollversion ohne Werbung und ohne Begrenzung der täglichen Versuche wird als Abonnement angeboten: 2,99 Euro im Monat oder 19,99 Euro im Jahr, jeweils einschließlich Umsatzsteuer. Das Jahresabonnement ist damit um rund 44 Prozent günstiger. Der Lernstoff ist in beiden Fassungen vollständig zugänglich; bezahlt werden Werbefreiheit und unbegrenzte Versuche, nicht der Zugang zum Lernmaterial.</w:t>
+        <w:t xml:space="preserve">Die App finanziert sich über Werbung. Eine Vollversion ohne Werbung und ohne Begrenzung der täglichen Versuche wird als Abonnement angeboten: 2,99 Euro im Monat oder 19,99 Euro im Jahr, jeweils einschließlich Umsatzsteuer. Damit ist das Jahresabonnement um rund 44 Prozent günstiger. Der Lernstoff ist in beiden Fassungen vollständig zugänglich, sodass sich die Zahlung allein auf die Werbefreiheit und die unbegrenzten Versuche bezieht und nicht auf den Zugang zum Lernmaterial.</w:t>
       </w:r>
     </w:p>
     <w:p>
@@ -2026,7 +2026,7 @@
           <w:sz w:val="22"/>
           <w:szCs w:val="22"/>
         </w:rPr>
-        <w:t xml:space="preserve">Auftraggeber und Auftragnehmer fallen zusammen: Die Anwendung entsteht aus eigenem Bedarf, nicht im Auftrag eines Dritten. Die Anforderungen dieses Lastenhefts sind daher selbst gesetzt. Verbindlich vorgegeben sind allein die Bedingungen des Vertriebswegs; sie stehen in Abschnitt 2.4.</w:t>
+        <w:t xml:space="preserve">Auftraggeber und Auftragnehmer fallen zusammen, da die App aus eigenem Bedarf und nicht im Auftrag eines Dritten entsteht. Die Anforderungen dieses Lastenhefts sind daher selbst gesetzt. Verbindlich vorgegeben sind allein die Bedingungen des Vertriebs, die in Abschnitt 2.4 aufgeführt sind.</w:t>
       </w:r>
     </w:p>
     <w:p>
@@ -2060,7 +2060,7 @@
           <w:sz w:val="22"/>
           <w:szCs w:val="22"/>
         </w:rPr>
-        <w:t xml:space="preserve">Am 23.09.2026 wurden elf kommerzielle Sprachlernanbieter, neun Anwendungen im deutschen Google Play Store sowie das Angebot an Lehrwerken und Volkshochschulkursen geprüft.</w:t>
+        <w:t xml:space="preserve">Am 23.09.2026 wurden elf kommerzielle Sprachlernanbieter, neun Apps im deutschen Google Play Store sowie das Angebot an Lehrwerken und Volkshochschulkursen geprüft.</w:t>
       </w:r>
     </w:p>
     <w:p>
@@ -2086,7 +2086,7 @@
           <w:sz w:val="22"/>
           <w:szCs w:val="22"/>
         </w:rPr>
-        <w:t xml:space="preserve"> Duolingo bietet englischsprachigen Lernenden über vierzig Kurse an, darunter Latein, Navajo und die Kunstsprachen Klingonisch und Hochvalyrisch. Eine südslawische Sprache ist nicht enthalten; für deutschsprachige Lernende umfasst das Angebot acht Sprachen. Babbel führt dreizehn Kurssprachen, Busuu vierzehn, Rosetta Stone dreiundzwanzig, Lingoda fünf. In keinem dieser Programme kommt Bosnisch, Kroatisch, Serbisch oder Montenegrinisch vor.</w:t>
+        <w:t xml:space="preserve"> Duolingo bietet englischsprachigen Lernenden über vierzig Kurse an, darunter Latein, Navajo und die Kunstsprachen Klingonisch und Hochvalyrisch. Eine südslawische Sprache ist nicht enthalten. Für deutschsprachige Lernende umfasst das Angebot acht Sprachen. Babbel führt dreizehn Kurssprachen, Busuu vierzehn, Rosetta Stone dreiundzwanzig, Lingoda fünf. In keinem dieser Programme kommt Bosnisch, Kroatisch, Serbisch oder Montenegrinisch vor.</w:t>
       </w:r>
     </w:p>
     <w:p>
@@ -2102,7 +2102,7 @@
           <w:sz w:val="22"/>
           <w:szCs w:val="22"/>
         </w:rPr>
-        <w:t xml:space="preserve">Einzuschränken ist dies mit Blick auf die Sprachsituation. Bosnisch, Kroatisch, Serbisch und Montenegrinisch gelten sprachwissenschaftlich als Varietäten einer plurizentrischen Sprache und sind weitgehend gegenseitig verständlich. Mondly führt Kroatisch mit 567.113 Lernenden nach Anbieterangabe, Pimsleur und Glossika bieten ebenfalls Kroatisch an. Für einen deutschsprachigen Lernenden stellt ein Kroatischkurs daher einen teilweisen Ersatz dar. An deutschen Volkshochschulen wird Bosnisch überwiegend nicht einzeln, sondern als gemeinsamer Kurs „Bosnisch/Kroatisch/Serbisch“ von A1 bis B2 unterrichtet.</w:t>
+        <w:t xml:space="preserve">Diese Feststellung ist mit Blick auf die Sprachsituation allerdings einzuschränken. Bosnisch, Kroatisch, Serbisch und Montenegrinisch gelten sprachwissenschaftlich als Varietäten einer plurizentrischen Sprache und sind weitgehend gegenseitig verständlich. Dabei führt Mondly Kroatisch mit 567.113 Lernenden nach Anbieterangabe, auch Pimsleur und Glossika bieten Kroatisch an. Für einen deutschsprachigen Lernenden stellt ein Kroatischkurs daher einen teilweisen Ersatz dar. An deutschen Volkshochschulen wird Bosnisch überwiegend als gemeinsamer Kurs „Bosnisch/Kroatisch/Serbisch“ von A1 bis B2 angeboten und nur selten als eigener Kurs.</w:t>
       </w:r>
     </w:p>
     <w:p>
@@ -2128,7 +2128,7 @@
           <w:sz w:val="22"/>
           <w:szCs w:val="22"/>
         </w:rPr>
-        <w:t xml:space="preserve"> Der deutschsprachige Anbieter Sprachenlernen24 führt einen Kurs von A1 bis C2 mit über 5.000 Vokabeln, mehr als achtzig Dialogtexten, Grammatik mit Übungen und durchgehender Vertonung durch bosnische Sprecher; das Komplettpaket kostet 129,00 Euro einmalig. Die Ling-App bietet einen Bosnischkurs mit Grammatiklektionen für 16,99 US-Dollar im Monat, uTalk einen Kurs mit über 2.500 Wörtern auf Niveau A1 bis A2 für 5,99 Euro im Monat. Kostenlos verfügbar sind die einhundert vertonten Lektionen des Goethe-Verlags unter 50languages.com. Als deutschsprachiges Lehrwerk liegt „Bosnisch für absolute Anfänger“ vor (Schmetterling Verlag, Lehrbuch mit Audio-CD, 18,80 Euro).</w:t>
+        <w:t xml:space="preserve"> Der deutschsprachige Anbieter Sprachenlernen24 führt einen Kurs von A1 bis C2 mit über 5.000 Vokabeln, mehr als achtzig Dialogtexten, Grammatik mit Übungen und durchgehender Vertonung durch bosnische Sprecher. Das Komplettpaket kostet 129,00 Euro einmalig. Die Ling-App bietet einen Bosnischkurs mit Grammatiklektionen für 16,99 US-Dollar im Monat, uTalk einen Kurs mit über 2.500 Wörtern auf Niveau A1 bis A2 für 5,99 Euro im Monat. Kostenlos verfügbar sind zusätzlich die einhundert vertonten Lektionen des Goethe-Verlags unter 50languages.com. Als deutschsprachiges Lehrwerk liegt „Bosnisch für absolute Anfänger“ vor (Schmetterling Verlag, Lehrbuch mit Audio-CD, 18,80 Euro).</w:t>
       </w:r>
     </w:p>
     <w:p>
@@ -2154,7 +2154,7 @@
           <w:sz w:val="22"/>
           <w:szCs w:val="22"/>
         </w:rPr>
-        <w:t xml:space="preserve"> Im deutschen Play Store erreichen ausschließlich werbefinanzierte Anwendungen nennenswerte Verbreitung: 50languages über 50.000 Installationen, Ling, Drops und Lomol je über 10.000. Die einzige Anwendung mit vergleichbarem Lernaufbau wird vorab bezahlt und verzeichnet unter fünf Installationen ohne eine einzige Bewertung.</w:t>
+        <w:t xml:space="preserve"> Im deutschen Play Store erreichen ausschließlich werbefinanzierte Apps eine nennenswerte Verbreitung: 50languages über 50.000 Installationen, Ling, Drops und Lomol je über 10.000. Die einzige App mit vergleichbarem Lernaufbau wird vorab bezahlt und kommt auf unter fünf Installationen, ohne dass dazu eine Bewertung vorliegt.</w:t>
       </w:r>
     </w:p>
     <w:p>
@@ -2180,7 +2180,7 @@
           <w:sz w:val="22"/>
           <w:szCs w:val="22"/>
         </w:rPr>
-        <w:t xml:space="preserve"> Es fehlt nicht an Lernmaterial, sondern an einem kostenlosen deutschsprachigen Angebot in Anwendungsform, das tägliches Üben, systematische Wiederholung und aufeinander aufbauende Abschnitte verbindet. Die vorhandenen Anwendungen setzen ein Abonnement voraus oder sind Satzsammlungen ohne Lernfortschritt. Eine Nutzerbewertung zur Ling-App vom 24.06.2026 benennt genau diesen Mangel: „es gibt viel zu viele neue Wörter und Dialoge mit unbekannten Wörtern, keine Wiederholungen“.</w:t>
+        <w:t xml:space="preserve"> Es fehlt nicht an Lernmaterial, sondern an einem kostenlosen deutschsprachigen Angebot in Form einer App, das tägliches Üben, systematische Wiederholung und aufeinander aufbauende Abschnitte miteinander verbindet. Die vorhandenen Apps setzen entweder ein Abonnement voraus oder bestehen aus Satzsammlungen ohne Lernfortschritt. Eine Nutzerbewertung zur Ling-App vom 24.06.2026 benennt genau diesen Mangel: „es gibt viel zu viele neue Wörter und Dialoge mit unbekannten Wörtern, keine Wiederholungen“.</w:t>
       </w:r>
     </w:p>
     <w:p>
@@ -2196,7 +2196,7 @@
           <w:sz w:val="22"/>
           <w:szCs w:val="22"/>
         </w:rPr>
-        <w:t xml:space="preserve">Die Angaben wurden an den Webseiten der Anbieter und an den Store-Einträgen erhoben; die Belegstellen stehen im Anhang unter 6.1.</w:t>
+        <w:t xml:space="preserve">Die Erhebung der Angaben erfolgte an den Webseiten der Anbieter und an den Store-Einträgen. Die Belegstellen stehen im Anhang unter 6.1.</w:t>
       </w:r>
     </w:p>
     <w:p>
@@ -2230,7 +2230,7 @@
           <w:sz w:val="22"/>
           <w:szCs w:val="22"/>
         </w:rPr>
-        <w:t xml:space="preserve">Die Anwendung stellt den Lernstoff in drei Abschnitten bereit: Grundlagen und Alltag, Grammatik, sowie Leben und Arbeiten. Der Aufbau ist linear; ein Abschnitt wird freigeschaltet, wenn der vorangegangene bestanden ist.</w:t>
+        <w:t xml:space="preserve">Die App stellt den Lernstoff in drei Abschnitten bereit: Grundlagen und Alltag, Grammatik, sowie Leben und Arbeiten. Der Aufbau ist linear, sodass ein Abschnitt erst dann freigeschaltet wird, wenn der vorangegangene bestanden ist.</w:t>
       </w:r>
     </w:p>
     <w:p>
@@ -2246,7 +2246,7 @@
           <w:sz w:val="22"/>
           <w:szCs w:val="22"/>
         </w:rPr>
-        <w:t xml:space="preserve">Der Umfang beträgt 43 Lernabschnitte mit 1.108 Vokabeln, 16 Grammatikeinheiten mit 104 Übungen und 12 Lesegeschichten. Zu jeder Vokabel gehört eine bosnische Tonaufnahme.</w:t>
+        <w:t xml:space="preserve">Der Umfang beträgt 43 Lernabschnitte mit 1.108 Vokabeln, 16 Grammatikeinheiten mit 104 Übungen und 12 Lesegeschichten. Zu jeder Vokabel gehört eine bosnische Sprachaufnahme.</w:t>
       </w:r>
     </w:p>
     <w:p>
@@ -2262,7 +2262,7 @@
           <w:sz w:val="22"/>
           <w:szCs w:val="22"/>
         </w:rPr>
-        <w:t xml:space="preserve">Geübt wird in fünf Formen: Hören, Schreiben, Auswählen, Lückentexte und Sprechen. Die Sprechaufgabe wertet die Aussprache über die Spracherkennung des Geräts aus.</w:t>
+        <w:t xml:space="preserve">Geübt wird in fünf Formen: Hören, Schreiben, Auswählen, Lückentexte und Sprechen. Dabei erfolgt die Auswertung der Aussprache in der Sprechaufgabe über die Spracherkennung des Geräts.</w:t>
       </w:r>
     </w:p>
     <w:p>
@@ -2288,7 +2288,7 @@
           <w:sz w:val="22"/>
           <w:szCs w:val="22"/>
         </w:rPr>
-        <w:t xml:space="preserve"> Falsch beantwortete Aufgaben werden erneut vorgelegt. Der Lernstand hält fest, welche Wörter sicher beherrscht werden; diese erscheinen seltener.</w:t>
+        <w:t xml:space="preserve"> Falsch beantwortete Aufgaben werden erneut vorgelegt. Zusätzlich hält der Lernstand fest, welche Wörter sicher beherrscht werden, sodass diese seltener erscheinen.</w:t>
       </w:r>
     </w:p>
     <w:p>
@@ -2314,7 +2314,7 @@
           <w:sz w:val="22"/>
           <w:szCs w:val="22"/>
         </w:rPr>
-        <w:t xml:space="preserve"> Fehler verbrauchen eines von fünf Leben. Sind alle verbraucht, ist eine Wartezeit einzuhalten oder Werbung anzusehen. Die Vollversion hebt die Begrenzung auf.</w:t>
+        <w:t xml:space="preserve"> Jeder Fehler verbraucht eines von fünf Leben. Sind alle Leben verbraucht, ist eine Wartezeit einzuhalten oder Werbung anzusehen. In der Vollversion entfällt diese Begrenzung.</w:t>
       </w:r>
     </w:p>
     <w:p>
@@ -2340,7 +2340,7 @@
           <w:sz w:val="22"/>
           <w:szCs w:val="22"/>
         </w:rPr>
-        <w:t xml:space="preserve"> Die Anwendung liegt in acht Sprachen vor: Deutsch, Englisch, Türkisch, Schwedisch, Niederländisch, Norwegisch, Dänisch und Französisch. Je Sprache sind 396 Texte zu pflegen. Die Auswahl richtet sich nach den Ländern, in denen die bosnische Diaspora vorwiegend lebt.</w:t>
+        <w:t xml:space="preserve"> Die App liegt in acht Sprachen vor: Deutsch, Englisch, Türkisch, Schwedisch, Niederländisch, Norwegisch, Dänisch und Französisch. Dabei sind je Sprache 396 Texte zu pflegen. Die Auswahl der Sprachen richtet sich nach den Ländern, in denen die bosnische Diaspora vorwiegend lebt.</w:t>
       </w:r>
     </w:p>
     <w:p>
@@ -2366,7 +2366,7 @@
           <w:sz w:val="22"/>
           <w:szCs w:val="22"/>
         </w:rPr>
-        <w:t xml:space="preserve"> Die Anwendung arbeitet vollständig auf dem Gerät. Es gibt kein Nutzerkonto und keine Anmeldung. Der Lernstand wird im Gerätespeicher abgelegt und verlässt das Telefon nicht. Eine Sicherungsdatei kann auf Wunsch erzeugt und wieder eingelesen werden.</w:t>
+        <w:t xml:space="preserve"> Die App arbeitet vollständig auf dem Gerät, ein Nutzerkonto und eine Anmeldung sind nicht vorgesehen. Die Speicherung des Lernstands erfolgt im Gerätespeicher, sodass die Daten das Telefon nicht verlassen. Zusätzlich lässt sich auf Wunsch eine Sicherungsdatei erzeugen und wieder einlesen.</w:t>
       </w:r>
     </w:p>
     <w:p>
@@ -2400,7 +2400,7 @@
           <w:sz w:val="22"/>
           <w:szCs w:val="22"/>
         </w:rPr>
-        <w:t xml:space="preserve">Die Anwendung ist eine Webanwendung in einer nativen Hülle. Das Programm selbst besteht aus HTML, CSS und JavaScript; das Rahmenwerk Capacitor in der Fassung 8.5.2 bettet es in eine Android-Anwendung ein und stellt die Verbindung zu den Gerätefunktionen her.</w:t>
+        <w:t xml:space="preserve">Die App ist eine Webanwendung in einer nativen Hülle. Das Programm selbst besteht aus HTML, CSS und JavaScript. Das Framework Capacitor in der Fassung 8.5.2 bettet es in eine Android-Anwendung ein und stellt dabei die Verbindung zu den Gerätefunktionen her.</w:t>
       </w:r>
     </w:p>
     <w:p>
@@ -2426,7 +2426,7 @@
           <w:sz w:val="22"/>
           <w:szCs w:val="22"/>
         </w:rPr>
-        <w:t xml:space="preserve"> Android ab Fassung 7.0, entsprechend der Schnittstellenstufe 24. Übersetzt und getestet wird gegen Stufe 36. Die untere Grenze ist so gewählt, dass ältere Geräte eingeschlossen bleiben; die obere ist von Google vorgegeben.</w:t>
+        <w:t xml:space="preserve"> Android ab Fassung 7.0, entsprechend der Schnittstellenstufe 24. Übersetzt und getestet wird gegen Stufe 36. Die untere Grenze ist so gewählt, dass ältere Geräte eingeschlossen bleiben, die obere Grenze ist von Google vorgegeben.</w:t>
       </w:r>
     </w:p>
     <w:p>
@@ -2452,7 +2452,7 @@
           <w:sz w:val="22"/>
           <w:szCs w:val="22"/>
         </w:rPr>
-        <w:t xml:space="preserve"> Die Anwendung fordert drei Berechtigungen an: Internetzugang für die Werbeauslieferung und die Abonnementprüfung, Mikrofonzugriff für die Sprechaufgabe, und Vibration für die Rückmeldung bei falschen Antworten. Weitere Berechtigungen werden nicht angefordert.</w:t>
+        <w:t xml:space="preserve"> Die App fordert drei Berechtigungen an: Internetzugang für die Werbeauslieferung und die Abonnementprüfung, Mikrofonzugriff für die Sprechaufgabe sowie Vibration für die Rückmeldung bei falschen Antworten. Weitere Berechtigungen werden nicht angefordert.</w:t>
       </w:r>
     </w:p>
     <w:p>
@@ -2478,7 +2478,7 @@
           <w:sz w:val="22"/>
           <w:szCs w:val="22"/>
         </w:rPr>
-        <w:t xml:space="preserve"> Für die Abonnementabwicklung und für die Einwilligungsabfrage nach europäischem Datenschutzrecht wurden zwei eigene Java-Klassen erstellt. Die verfügbaren Fremdbibliotheken deckten die benötigten Abläufe nicht vollständig ab.</w:t>
+        <w:t xml:space="preserve"> Für die Abonnementabwicklung und für die Einwilligungsabfrage nach europäischem Datenschutzrecht wurden zwei eigene Java-Klassen erstellt, da die verfügbaren Fremdbibliotheken die benötigten Abläufe nicht vollständig abdeckten.</w:t>
       </w:r>
     </w:p>
     <w:p>
@@ -2494,7 +2494,7 @@
           <w:sz w:val="22"/>
           <w:szCs w:val="22"/>
         </w:rPr>
-        <w:t xml:space="preserve">Vorgaben des Vertriebswegs.</w:t>
+        <w:t xml:space="preserve">Vorgaben des Play Store.</w:t>
       </w:r>
       <w:r>
         <w:rPr>
@@ -2504,7 +2504,7 @@
           <w:sz w:val="22"/>
           <w:szCs w:val="22"/>
         </w:rPr>
-        <w:t xml:space="preserve"> Für die Veröffentlichung im Google Play Store sind eine öffentlich erreichbare Datenschutzerklärung, ein Impressum nach § 5 DDG, Angaben zur Datensicherheit und eine Inhaltseinstufung erforderlich. Vor der Freigabe für die Produktionsversion ist ein geschlossener Test mit mindestens zwölf Teilnehmern über vierzehn zusammenhängende Tage durchzuführen.</w:t>
+        <w:t xml:space="preserve"> Für die Veröffentlichung im Google Play Store sind eine öffentlich erreichbare Datenschutzerklärung, ein Impressum nach § 5 DDG, Angaben zur Datensicherheit und eine Inhaltseinstufung erforderlich. Zusätzlich ist vor der Freigabe für die Produktionsversion ein geschlossener Test mit mindestens zwölf Teilnehmern über vierzehn zusammenhängende Tage durchzuführen.</w:t>
       </w:r>
     </w:p>
     <w:p>
@@ -2530,7 +2530,7 @@
           <w:sz w:val="22"/>
           <w:szCs w:val="22"/>
         </w:rPr>
-        <w:t xml:space="preserve"> Die Veröffentlichung einer Anwendung mit Einnahmen setzt ein angemeldetes Gewerbe, eine steuerliche Erfassung und eine Umsatzsteuer-Identifikationsnummer voraus. Diese wurden im Verlauf des Projekts beantragt und erteilt. Mit der Gewerbeanmeldung entsteht von Amts wegen die Mitgliedschaft in der gesetzlichen Unfallversicherung; sie wurde am 24.09.2026 bestätigt. Beiträge fallen erst an, sobald Personen beschäftigt werden. Das Abonnement ist steuerlich als Dienstleistung einzuordnen, nicht als digitaler Inhalt.</w:t>
+        <w:t xml:space="preserve"> Die Veröffentlichung einer App mit Einnahmen setzt ein angemeldetes Gewerbe, eine steuerliche Erfassung und eine Umsatzsteuer-Identifikationsnummer voraus. Diese wurden im Verlauf des Projekts beantragt und erteilt. Mit der Gewerbeanmeldung entsteht automatisch die Mitgliedschaft in der gesetzlichen Unfallversicherung, die am 24.09.2026 bestätigt wurde. Beiträge fallen erst an, sobald Personen beschäftigt werden. Steuerlich ist das Abonnement als Dienstleistung einzuordnen und nicht als digitaler Inhalt.</w:t>
       </w:r>
     </w:p>
     <w:p>
@@ -2564,7 +2564,7 @@
           <w:sz w:val="22"/>
           <w:szCs w:val="22"/>
         </w:rPr>
-        <w:t xml:space="preserve">Das Projekt wurde ohne Fremdmittel durchgeführt. Angefallen sind zwei Pflichtgebühren; zwei weitere Posten blieben kostenfrei:</w:t>
+        <w:t xml:space="preserve">Die Durchführung des Projekts erfolgte ohne Fremdmittel. Angefallen sind zwei Pflichtgebühren, während zwei weitere Posten kostenfrei blieben:</w:t>
       </w:r>
     </w:p>
     <w:p>
@@ -2582,7 +2582,7 @@
           <w:sz w:val="22"/>
           <w:szCs w:val="22"/>
         </w:rPr>
-        <w:t xml:space="preserve">Entwicklerkonto Google Play — 21,61 Euro (Gebühr von 25 US-Dollar, einmalig, abgerechnet zum Tageskurs)</w:t>
+        <w:t xml:space="preserve">Entwicklerkonto Google Play: 21,61 Euro (Gebühr von 25 US-Dollar, einmalig, abgerechnet zum Tageskurs)</w:t>
       </w:r>
     </w:p>
     <w:p>
@@ -2600,7 +2600,7 @@
           <w:sz w:val="22"/>
           <w:szCs w:val="22"/>
         </w:rPr>
-        <w:t xml:space="preserve">Gewerbeanmeldung bei der Gemeinde — 36,00 Euro (Bescheinigung vom 21.09.2026)</w:t>
+        <w:t xml:space="preserve">Gewerbeanmeldung bei der Gemeinde: 36,00 Euro (Bescheinigung vom 21.09.2026)</w:t>
       </w:r>
     </w:p>
     <w:p>
@@ -2618,7 +2618,7 @@
           <w:sz w:val="22"/>
           <w:szCs w:val="22"/>
         </w:rPr>
-        <w:t xml:space="preserve">Sprachsynthese für 1.108 Tonaufnahmen — 0,00 Euro (kostenloses Kontingent des Anbieters)</w:t>
+        <w:t xml:space="preserve">Sprachsynthese für 1.108 Sprachaufnahmen: 0,00 Euro (kostenloses Kontingent des Anbieters)</w:t>
       </w:r>
     </w:p>
     <w:p>
@@ -2636,7 +2636,7 @@
           <w:sz w:val="22"/>
           <w:szCs w:val="22"/>
         </w:rPr>
-        <w:t xml:space="preserve">Gesetzliche Unfallversicherung — 0,00 Euro (beitragsfrei ohne Beschäftigte, Bestätigung vom 24.09.2026)</w:t>
+        <w:t xml:space="preserve">Gesetzliche Unfallversicherung: 0,00 Euro (beitragsfrei ohne Beschäftigte, Bestätigung vom 24.09.2026)</w:t>
       </w:r>
     </w:p>
     <w:p>
@@ -2652,7 +2652,7 @@
           <w:sz w:val="22"/>
           <w:szCs w:val="22"/>
         </w:rPr>
-        <w:t xml:space="preserve">Die Gesamtausgaben betragen damit 57,61 Euro. Beide Gebühren fallen einmalig an.</w:t>
+        <w:t xml:space="preserve">Damit betragen die Gesamtausgaben 57,61 Euro, wobei beide Gebühren einmalig anfallen.</w:t>
       </w:r>
     </w:p>
     <w:p>
@@ -2668,7 +2668,7 @@
           <w:sz w:val="22"/>
           <w:szCs w:val="22"/>
         </w:rPr>
-        <w:t xml:space="preserve">Kostenfrei verfügbar waren die Entwicklungsumgebung, das Rahmenwerk Capacitor, die Versionsverwaltung und der Webspeicher für die Rechtstexte. Ein eigener Server entfällt; damit entstehen auch im Betrieb keine laufenden Kosten.</w:t>
+        <w:t xml:space="preserve">Kostenfrei verfügbar waren die Entwicklungsumgebung, das Framework Capacitor, die Versionsverwaltung und der Webspeicher für die Rechtstexte. Ein eigener Server entfällt, wodurch auch im Betrieb keine laufenden Kosten entstehen.</w:t>
       </w:r>
     </w:p>
     <w:p>
@@ -2684,7 +2684,7 @@
           <w:sz w:val="22"/>
           <w:szCs w:val="22"/>
         </w:rPr>
-        <w:t xml:space="preserve">Den Einnahmen aus Werbung und Abonnement steht auf Seiten des Vertriebswegs eine Servicegebühr von 15 Prozent auf Abonnementerlöse gegenüber. Ein Gewinn wird für die Laufzeit der Arbeit nicht erwartet.</w:t>
+        <w:t xml:space="preserve">Den Einnahmen aus Werbung und Abonnement steht auf Seiten des Vertriebs eine Servicegebühr von 15 Prozent auf Abonnementerlöse gegenüber. Ein Gewinn wird für die Laufzeit der Arbeit nicht erwartet.</w:t>
       </w:r>
     </w:p>
     <w:p>
@@ -2751,7 +2751,7 @@
           <w:sz w:val="22"/>
           <w:szCs w:val="22"/>
         </w:rPr>
-        <w:t xml:space="preserve"> Der Aufbau ist in Abschnitt 2.4 beschrieben. Ausschlaggebend war der Ausgangspunkt: Die Lerninhalte lagen zu Beginn der Arbeit als Webanwendung vor und waren am Rechner lauffähig. Das Rahmenwerk Capacitor bettet sie unverändert in eine Android-Anwendung ein.</w:t>
+        <w:t xml:space="preserve"> Der Aufbau ist in Abschnitt 2.4 beschrieben. Ausschlaggebend war der Ausgangspunkt, denn die Lerninhalte lagen zu Beginn der Arbeit bereits als Webanwendung vor und waren am Rechner lauffähig. Das Framework Capacitor ermöglicht es, diese Inhalte unverändert in eine Android-Anwendung einzubetten.</w:t>
       </w:r>
     </w:p>
     <w:p>
@@ -2777,7 +2777,7 @@
           <w:sz w:val="22"/>
           <w:szCs w:val="22"/>
         </w:rPr>
-        <w:t xml:space="preserve"> Beide sind für Anwendungen gedacht, die viel Bewegung darstellen oder tief auf Gerätefunktionen zugreifen. Der Inhalt dieser Anwendung ist Text und Ton. Flutter bringt zusätzlich 15 bis 20 Megabyte Grundgewicht mit, und die dafür nötigen Kenntnisse in Dart beziehungsweise React waren nicht vorhanden.</w:t>
+        <w:t xml:space="preserve"> Beide sind für Apps gedacht, die viel Bewegung darstellen oder tief auf Gerätefunktionen zugreifen, während der Inhalt dieser App aus Text und Ton besteht. Zusätzlich bringt Flutter 15 bis 20 Megabyte Grundgewicht mit. Auch die dafür nötigen Kenntnisse in Dart beziehungsweise React waren nicht vorhanden.</w:t>
       </w:r>
     </w:p>
     <w:p>
@@ -2803,7 +2803,7 @@
           <w:sz w:val="22"/>
           <w:szCs w:val="22"/>
         </w:rPr>
-        <w:t xml:space="preserve"> Der Aufwand wäre in die Übertragung des vorhandenen Lernstoffs gegangen, nicht in neue Inhalte.</w:t>
+        <w:t xml:space="preserve"> Dabei wäre der Aufwand vor allem in die Übertragung des vorhandenen Lernstoffs geflossen, ohne dass dadurch neue Inhalte entstanden wären.</w:t>
       </w:r>
     </w:p>
     <w:p>
@@ -2819,7 +2819,7 @@
           <w:sz w:val="22"/>
           <w:szCs w:val="22"/>
         </w:rPr>
-        <w:t xml:space="preserve">Die Entscheidung ist an eine Festlegung gebunden, die nach der ersten Veröffentlichung nicht mehr zu ändern ist: Die Einstellungen androidScheme und hostname bestimmen, unter welcher Adresse die Anwendung im Gerät läuft. Ändert man sie später, verlieren alle Nutzer ihren gespeicherten Lernstand. Der Punkt steht in der Risikoanalyse in Kapitel 4.</w:t>
+        <w:t xml:space="preserve">Die Entscheidung ist an eine Festlegung gebunden, die sich nach der ersten Veröffentlichung nicht mehr ändern lässt. Die Einstellungen androidScheme und hostname bestimmen, unter welcher Adresse die App im Gerät läuft. Eine nachträgliche Änderung dieser Werte führt dazu, dass alle Nutzer ihren gespeicherten Lernstand verlieren. Dieser Punkt wird in der Risikoanalyse in Kapitel 4 aufgegriffen.</w:t>
       </w:r>
     </w:p>
     <w:p>
@@ -2889,7 +2889,7 @@
           <w:sz w:val="22"/>
           <w:szCs w:val="22"/>
         </w:rPr>
-        <w:t xml:space="preserve"> Ein Server hätte 46 bis 135 Euro im Jahr gekostet und wäre der einzige laufende Posten des Projekts geblieben; die Ausgaben in Abschnitt 2.5 fallen sämtlich einmalig an.</w:t>
+        <w:t xml:space="preserve"> Ein Server hätte 46 bis 135 Euro im Jahr gekostet und wäre damit der einzige laufende Posten des Projekts geblieben, da die Ausgaben in Abschnitt 2.5 sämtlich einmalig anfallen.</w:t>
       </w:r>
     </w:p>
     <w:p>
@@ -2905,7 +2905,7 @@
           <w:sz w:val="22"/>
           <w:szCs w:val="22"/>
         </w:rPr>
-        <w:t xml:space="preserve">Entscheidend war nicht der Preis, sondern dass ein Server die Aufgabe nicht erfüllt hätte, für die er gedacht war. Der vorhandene Entwurf ersetzte beim Speichern die Listen der gelernten Wörter, bestandenen Abschnitte und Lerntage, statt sie zusammenzuführen. Ein zweites Gerät hätte den Stand des ersten überschrieben; der Abgleich wäre zusätzlich zu entwickeln gewesen.</w:t>
+        <w:t xml:space="preserve">Entscheidend war dabei weniger der Preis als der Umstand, dass ein Server die Aufgabe, für die er gedacht war, gar nicht erfüllt hätte. Der vorhandene Entwurf ersetzte beim Speichern die Listen der gelernten Wörter, bestandenen Abschnitte und Lerntage, statt sie zusammenzuführen. Dadurch hätte ein zweites Gerät den Stand des ersten überschrieben, und der Abgleich wäre zusätzlich zu entwickeln gewesen.</w:t>
       </w:r>
     </w:p>
     <w:p>
@@ -2921,7 +2921,7 @@
           <w:sz w:val="22"/>
           <w:szCs w:val="22"/>
         </w:rPr>
-        <w:t xml:space="preserve">Die Entscheidung vom 14.09.2026 machte einen Umbau nötig: Anmeldung, Kontoverwaltung und Sitzungsverwaltung wurden aus der ausgelieferten Anwendung entfernt. Ein Rest davon blieb als Werkzeug zum Testen am Rechner erhalten. Der Umbau ist in Abschnitt 5.1 beschrieben.</w:t>
+        <w:t xml:space="preserve">Die Entscheidung vom 14.09.2026 machte einen Umbau nötig, bei dem Anmeldung, Kontoverwaltung und Sitzungsverwaltung aus der ausgelieferten App entfernt wurden. Ein Rest davon blieb als Werkzeug zum Testen am Rechner erhalten. Der Umbau wird in Abschnitt 5.1 beschrieben.</w:t>
       </w:r>
     </w:p>
     <w:p>
@@ -2947,7 +2947,7 @@
           <w:sz w:val="22"/>
           <w:szCs w:val="22"/>
         </w:rPr>
-        <w:t xml:space="preserve"> Ohne Konto entstehen keine Anmeldedaten, und der Lernstand verlässt das Gerät nicht. Eine Verbindung nach außen bleibt dennoch bestehen: Werbeauslieferung und Abonnementprüfung sprechen mit Google, wie die Berechtigungen in Abschnitt 2.4 ausweisen. Die Datenschutzerklärung führt deshalb die Werbeeinbindung, aber kein Nutzerkonto und keine Übertragung des Lernstands.</w:t>
+        <w:t xml:space="preserve"> Ohne Konto entstehen keine Anmeldedaten, und der Lernstand verlässt das Gerät nicht. Eine Verbindung nach außen bleibt dennoch bestehen, weil Werbeauslieferung und Abonnementprüfung mit Google kommunizieren, wie die Berechtigungen in Abschnitt 2.4 ausweisen. Die Datenschutzerklärung führt deshalb die Werbeeinbindung auf, jedoch kein Nutzerkonto und keine Übertragung des Lernstands.</w:t>
       </w:r>
     </w:p>
     <w:p>
@@ -3017,7 +3017,7 @@
           <w:sz w:val="22"/>
           <w:szCs w:val="22"/>
         </w:rPr>
-        <w:t xml:space="preserve"> Die Erhebung des Marktes in Abschnitt 2.2 zeigt, dass im deutschen Play Store ausschließlich werbefinanzierte Anwendungen nennenswerte Verbreitung erreichen. Die einzige vorab bezahlte Anwendung mit vergleichbarem Lernaufbau verzeichnet unter fünf Installationen.</w:t>
+        <w:t xml:space="preserve"> Die Erhebung des Marktes in Abschnitt 2.2 zeigt, dass im deutschen Play Store ausschließlich werbefinanzierte Apps eine nennenswerte Verbreitung erreichen. Die einzige vorab bezahlte App mit vergleichbarem Lernaufbau verzeichnet unter fünf Installationen.</w:t>
       </w:r>
     </w:p>
     <w:p>
@@ -3043,7 +3043,7 @@
           <w:sz w:val="22"/>
           <w:szCs w:val="22"/>
         </w:rPr>
-        <w:t xml:space="preserve"> Bezahlt werden Werbefreiheit und unbegrenzte Versuche, nicht der Zugang zum Lernstoff. Daraus folgt die steuerliche Einordnung des Abonnements als Dienstleistung, die Abschnitt 2.4 nennt.</w:t>
+        <w:t xml:space="preserve"> Bezahlt werden ausschließlich Werbefreiheit und unbegrenzte Versuche, während der Zugang zum Lernstoff offen bleibt. Daraus ergibt sich die steuerliche Einordnung des Abonnements als Dienstleistung, die Abschnitt 2.4 nennt.</w:t>
       </w:r>
     </w:p>
     <w:p>
@@ -3069,7 +3069,7 @@
           <w:sz w:val="22"/>
           <w:szCs w:val="22"/>
         </w:rPr>
-        <w:t xml:space="preserve"> Dienste wie RevenueCat prüfen Abonnements auf ihren eigenen Servern. Das hätte der Entscheidung aus Abschnitt 3.2 widersprochen, ohne Server auszukommen. Stattdessen wurde ein eigenes Plugin geschrieben, das unmittelbar mit der Abrechnung des Play Store spricht.</w:t>
+        <w:t xml:space="preserve"> Dienste wie RevenueCat prüfen Abonnements auf ihren eigenen Servern, was der Entscheidung aus Abschnitt 3.2 widersprochen hätte, ohne Server auszukommen. Stattdessen wurde ein eigenes Plugin entwickelt, das unmittelbar mit der Abrechnung des Play Store kommuniziert.</w:t>
       </w:r>
     </w:p>
     <w:p>
@@ -3113,7 +3113,7 @@
           <w:sz w:val="22"/>
           <w:szCs w:val="22"/>
         </w:rPr>
-        <w:t xml:space="preserve"> Fünf Leben und eine Wartezeit von 120 Minuten; der Ablauf steht in Abschnitt 2.3.</w:t>
+        <w:t xml:space="preserve"> Vorgesehen sind fünf Leben und eine Wartezeit von 120 Minuten. Der Ablauf wird in Abschnitt 2.3 beschrieben.</w:t>
       </w:r>
     </w:p>
     <w:p>
@@ -3129,7 +3129,7 @@
           <w:sz w:val="22"/>
           <w:szCs w:val="22"/>
         </w:rPr>
-        <w:t xml:space="preserve">Eine Prüfung vor dem geschlossenen Test benannte dies als größtes Risiko für den ersten Eindruck: Wer zum ersten Mal bosnische Wörter sieht, hat fünf Fehler in wenigen Minuten beisammen. Die drei Auswege — Münzen ausgeben, Werbung ansehen, Abonnement abschließen — greifen bei einem neuen Lernstand noch nicht.</w:t>
+        <w:t xml:space="preserve">Eine Prüfung vor dem geschlossenen Test benannte dies als größtes Risiko für den ersten Eindruck, denn wer zum ersten Mal bosnische Wörter sieht, hat fünf Fehler in wenigen Minuten beisammen. Die drei Auswege (Münzen ausgeben, Werbung ansehen, Abonnement abschließen) greifen bei einem neuen Lernstand noch nicht.</w:t>
       </w:r>
     </w:p>
     <w:p>
@@ -3155,7 +3155,7 @@
           <w:sz w:val="22"/>
           <w:szCs w:val="22"/>
         </w:rPr>
-        <w:t xml:space="preserve"> Die Wartezeit ist der Grund, aus dem Lernende am nächsten Tag wiederkommen; die verbreiteten Lernanwendungen verfahren ebenso. Die Entscheidung wird überprüft, wenn Teilnehmer des geschlossenen Tests von sich aus melden, dass sie deswegen aufgehört haben. Die Auswertung des Tests steht in Abschnitt 5.7.</w:t>
+        <w:t xml:space="preserve"> Die Wartezeit sorgt dafür, dass Lernende am nächsten Tag wiederkommen, und die verbreiteten Lernanwendungen verfahren ebenso. Eine erneute Überprüfung der Entscheidung erfolgt, wenn Teilnehmer des geschlossenen Tests von sich aus melden, dass sie deswegen aufgehört haben. Die Auswertung des Tests steht in Abschnitt 5.7.</w:t>
       </w:r>
     </w:p>
     <w:p>
@@ -3199,7 +3199,7 @@
           <w:sz w:val="22"/>
           <w:szCs w:val="22"/>
         </w:rPr>
-        <w:t xml:space="preserve"> Der Google Play Store erhebt Abstürze und Blockaden selbstständig und stellt sie in der Play Console dar. Eine Zusatzbibliothek ist dafür nicht einzubinden.</w:t>
+        <w:t xml:space="preserve"> Der Google Play Store erhebt Abstürze und Blockaden automatisch und stellt sie in der Play Console dar. Dadurch muss keine zusätzliche Bibliothek eingebunden werden.</w:t>
       </w:r>
     </w:p>
     <w:p>
@@ -3225,7 +3225,7 @@
           <w:sz w:val="22"/>
           <w:szCs w:val="22"/>
         </w:rPr>
-        <w:t xml:space="preserve"> Die Bibliothek hätte 2 bis 3 Megabyte hinzugefügt und neben der Werbeauslieferung eine zweite Übertragung an Google eingerichtet. Nötig geworden wären dafür ein weiterer Punkt in der Einwilligungsabfrage und ein zusätzlicher Abschnitt in der Datenschutzerklärung.</w:t>
+        <w:t xml:space="preserve"> Die Bibliothek hätte 2 bis 3 Megabyte hinzugefügt und neben der Werbeauslieferung eine zweite Übertragung an Google eingerichtet. Zusätzlich wären dafür ein weiterer Punkt in der Einwilligungsabfrage und ein eigener Abschnitt in der Datenschutzerklärung erforderlich geworden.</w:t>
       </w:r>
     </w:p>
     <w:p>
@@ -3241,7 +3241,7 @@
           <w:sz w:val="22"/>
           <w:szCs w:val="22"/>
         </w:rPr>
-        <w:t xml:space="preserve">Ein eigener Absturzmelder wird erst nötig, wenn nicht mehr nur echte Abstürze zu untersuchen sind, sondern selbst gesetzte Fehlermeldungen.</w:t>
+        <w:t xml:space="preserve">Ein eigener Absturzmelder wird erst dann erforderlich, wenn über die tatsächlichen Abstürze hinaus auch selbst gesetzte Fehlermeldungen ausgewertet werden sollen.</w:t>
       </w:r>
     </w:p>
     <w:p>
@@ -3285,7 +3285,7 @@
           <w:sz w:val="22"/>
           <w:szCs w:val="22"/>
         </w:rPr>
-        <w:t xml:space="preserve"> Die Rückmeldungstöne werden im Gerät berechnet. Die Figur wird aus Vektorformen zusammengesetzt und über Lottie bewegt.</w:t>
+        <w:t xml:space="preserve"> Die Rückmeldungstöne werden unmittelbar im Gerät berechnet. Die Figur setzt sich aus Vektorformen zusammen und wird über Lottie bewegt.</w:t>
       </w:r>
     </w:p>
     <w:p>
@@ -3311,7 +3311,7 @@
           <w:sz w:val="22"/>
           <w:szCs w:val="22"/>
         </w:rPr>
-        <w:t xml:space="preserve"> Für die Klänge lagen am 16.09.2026 Hörproben vor; sie hätten etwa 40 Kilobyte hinzugefügt. Entschieden wurde, beim berechneten Stand zu bleiben. Ein von einem Illustrator gezeichnetes Maskottchen mit mehreren Stimmungen ist mit 150 bis 400 Euro anzusetzen und läge damit über dem gesamten Sachaufwand des Projekts.</w:t>
+        <w:t xml:space="preserve"> Für die Klänge lagen am 16.09.2026 Hörproben vor, die etwa 40 Kilobyte hinzugefügt hätten. Entschieden wurde daher, beim berechneten Stand zu bleiben. Ein von einem Illustrator gezeichnetes Maskottchen mit mehreren Stimmungen ist mit 150 bis 400 Euro anzusetzen und läge damit über dem gesamten Sachaufwand des Projekts.</w:t>
       </w:r>
     </w:p>
     <w:p>
@@ -3327,7 +3327,7 @@
           <w:sz w:val="22"/>
           <w:szCs w:val="22"/>
         </w:rPr>
-        <w:t xml:space="preserve">Eine Rückmeldung aus dem geschlossenen Test beanstandet das Erscheinungsbild als zu eintönig. Die Gestaltung ist damit als offener Punkt vermerkt.</w:t>
+        <w:t xml:space="preserve">Eine Rückmeldung aus dem geschlossenen Test beanstandet das Erscheinungsbild als zu eintönig, sodass die Gestaltung als offener Punkt vermerkt ist.</w:t>
       </w:r>
     </w:p>
     <w:p>
@@ -3384,7 +3384,7 @@
           <w:sz w:val="22"/>
           <w:szCs w:val="22"/>
         </w:rPr>
-        <w:t xml:space="preserve">Jedes Risiko wird mit zwei Größen bewertet: der Eintrittswahrscheinlichkeit E und der Auswirkung A, beide auf einer Stufenleiter von 1 bis 5. Das Produkt ergibt den Risikowert R zwischen 1 und 25.</w:t>
+        <w:t xml:space="preserve">Die Bewertung jedes Risikos erfolgt mit zwei Größen, der Eintrittswahrscheinlichkeit E und der Auswirkung A, die beide auf einer Stufenleiter von 1 bis 5 eingeordnet werden. Aus dem Produkt der beiden Größen ergibt sich der Risikowert R, der zwischen 1 und 25 liegt.</w:t>
       </w:r>
     </w:p>
     <w:tbl>
@@ -4372,7 +4372,7 @@
           <w:sz w:val="22"/>
           <w:szCs w:val="22"/>
         </w:rPr>
-        <w:t xml:space="preserve">Die Risiken stammen nicht aus einer Sammlung denkbarer Fälle, sondern aus dem Projektverlauf: aus geprüften Befunden am eigenen Quelltext, aus den Regeln des Vertriebswegs und aus Rückmeldungen des geschlossenen Tests. Zwei von ihnen sind eingetreten; sie stehen in Abschnitt 4.6.</w:t>
+        <w:t xml:space="preserve">Die aufgeführten Risiken stammen aus dem Projektverlauf selbst, also aus geprüften Befunden am eigenen Quelltext, aus den Regeln des Play Store und aus den Rückmeldungen des geschlossenen Tests. Zwei von ihnen sind während des Projekts eingetreten und werden in Abschnitt 4.6 beschrieben.</w:t>
       </w:r>
     </w:p>
     <w:p>
@@ -4388,7 +4388,7 @@
           <w:sz w:val="22"/>
           <w:szCs w:val="22"/>
         </w:rPr>
-        <w:t xml:space="preserve">Für Fehlerarten eines Erzeugnisses oder eines Fertigungsverfahrens ist die Fehlermöglichkeits- und Einflussanalyse das übliche Werkzeug. Sie bewertet Fehlerarten, nicht die Risiken eines Vorhabens, und bleibt hier außen vor. Die Einstufung der Werte ist eine Einschätzung des Verfassers und stützt sich auf die Befunde und die Regeln des Vertriebswegs, nicht auf eine Statistik.</w:t>
+        <w:t xml:space="preserve">Für die Fehlerarten eines Produkts oder eines Fertigungsverfahrens ist die Fehlermöglichkeits- und Einflussanalyse das übliche Werkzeug. Da sie einzelne Fehlerarten bewertet und nicht die Risiken eines Vorhabens, wird sie hier nicht angewendet. Die Einstufung der Werte ist eine Einschätzung des Verfassers, die sich auf die vorliegenden Befunde und auf die Regeln des Play Store stützt und keine statistische Grundlage hat.</w:t>
       </w:r>
     </w:p>
     <w:p>
@@ -4714,7 +4714,7 @@
                 <w:sz w:val="18"/>
                 <w:szCs w:val="18"/>
               </w:rPr>
-              <w:t xml:space="preserve"> Google Play nimmt nur Aktualisierungen an, die mit demselben Schlüssel signiert sind. Ohne ihn ist keine Aktualisierung mehr möglich. Die Anwendung müsste unter neuem Paketnamen erscheinen, alle Nutzer verlören ihren Lernstand.</w:t>
+              <w:t xml:space="preserve"> Google Play nimmt nur Aktualisierungen an, die mit demselben Schlüssel signiert sind, sodass ohne ihn keine Aktualisierung mehr möglich ist. Die App müsste unter einem neuen Paketnamen erscheinen, wodurch alle Nutzer ihren Lernstand verlieren würden.</w:t>
             </w:r>
           </w:p>
         </w:tc>
@@ -4830,7 +4830,7 @@
                 <w:sz w:val="18"/>
                 <w:szCs w:val="18"/>
               </w:rPr>
-              <w:t xml:space="preserve">Bis 22.09.2026 lag er an einer einzigen Stelle und fehlte in jeder Sicherung, weil das Sicherungsskript seinen Ordner nicht ansah. Seit 23.09.2026 zusätzlich auf getrenntem Datenträger und vom Skript erfasst.</w:t>
+              <w:t xml:space="preserve">Bis zum 22.09.2026 lag er an einer einzigen Stelle und fehlte in jeder Sicherung, weil das Sicherungsskript seinen Ordner nicht berücksichtigte. Seit dem 23.09.2026 liegt er zusätzlich auf einem getrennten Datenträger und wird vom Sicherungsskript erfasst.</w:t>
             </w:r>
           </w:p>
         </w:tc>
@@ -4933,7 +4933,7 @@
                 <w:sz w:val="18"/>
                 <w:szCs w:val="18"/>
               </w:rPr>
-              <w:t xml:space="preserve"> Die Einstellungen androidScheme und hostname bestimmen, wo der Lernstand abgelegt ist. Eine Änderung nach der ersten Veröffentlichung löscht den Lernstand aller Nutzer.</w:t>
+              <w:t xml:space="preserve"> Die Einstellungen androidScheme und hostname legen fest, wo der Lernstand abgelegt wird, sodass eine Änderung nach der ersten Veröffentlichung den Lernstand aller Nutzer löscht.</w:t>
             </w:r>
           </w:p>
         </w:tc>
@@ -5152,7 +5152,7 @@
                 <w:sz w:val="18"/>
                 <w:szCs w:val="18"/>
               </w:rPr>
-              <w:t xml:space="preserve"> Die Prüfung der Werbeeinbindung vom 20.09.2026 ergab 20 Befunde, davon drei kontogefährdend: Zwischen der Prüfung, ob eine Anzeige gezeigt werden darf, und dem Zeigen liegt ein Netzabruf ohne Frist. Ein Wecker läuft weiter, wenn die Anwendung in den Hintergrund geht. Google sperrt dafür Konten, nicht einzelne Anwendungen.</w:t>
+              <w:t xml:space="preserve"> Die Prüfung der Werbeeinbindung vom 20.09.2026 ergab 20 Befunde, von denen drei das Konto gefährden. Zwischen der Prüfung, ob eine Anzeige gezeigt werden darf, und dem Zeigen selbst liegt ein Netzabruf ohne Frist, und ein Wecker läuft weiter, wenn die App in den Hintergrund geht. Google sperrt in solchen Fällen ganze Konten und nicht nur einzelne Apps.</w:t>
             </w:r>
           </w:p>
         </w:tc>
@@ -5268,7 +5268,7 @@
                 <w:sz w:val="18"/>
                 <w:szCs w:val="18"/>
               </w:rPr>
-              <w:t xml:space="preserve">Solange Testkennungen laufen, richtet kein Befund Schaden an. Die Befunde werden vor dem Tausch der Kennungen behoben; die Reihenfolge ist festgelegt und liegt als Änderungsskripte bereit. Der Wert sinkt erst nach Einbau und Nachprüfung.</w:t>
+              <w:t xml:space="preserve">Solange Testkennungen laufen, richtet kein Befund Schaden an. Die Behebung der Befunde erfolgt vor dem Tausch der Kennungen, wobei die Reihenfolge festgelegt ist und als Änderungsskripte bereitliegt. Der Wert sinkt erst nach dem Einbau und der Nachprüfung.</w:t>
             </w:r>
           </w:p>
         </w:tc>
@@ -5487,7 +5487,7 @@
                 <w:sz w:val="18"/>
                 <w:szCs w:val="18"/>
               </w:rPr>
-              <w:t xml:space="preserve">Bis zum Ende des geschlossenen Tests laufen ausschließlich Googles Testkennungen, die nicht abgerechnet werden. Getauscht wird erst danach.</w:t>
+              <w:t xml:space="preserve">Bis zum Ende des geschlossenen Tests laufen ausschließlich Googles Testkennungen, die nicht abgerechnet werden. Der Tausch gegen die echten Kennungen erfolgt erst danach.</w:t>
             </w:r>
           </w:p>
         </w:tc>
@@ -5706,7 +5706,7 @@
                 <w:sz w:val="18"/>
                 <w:szCs w:val="18"/>
               </w:rPr>
-              <w:t xml:space="preserve">Die Anwendung erzeugt auf Wunsch eine Sicherungsdatei. Sie hilft nur dem, der sie vorher anlegt — der Wert sinkt deshalb nicht. Das Restrisiko ist der Preis der Entscheidung aus Abschnitt 3.2.</w:t>
+              <w:t xml:space="preserve">Die App erzeugt auf Wunsch eine Sicherungsdatei. Da sie nur dem Nutzer hilft, der sie vorher anlegt, sinkt der Wert nicht. Das Restrisiko wird als Folge der Entscheidung aus Abschnitt 3.2 in Kauf genommen.</w:t>
             </w:r>
           </w:p>
         </w:tc>
@@ -5809,7 +5809,7 @@
                 <w:sz w:val="18"/>
                 <w:szCs w:val="18"/>
               </w:rPr>
-              <w:t xml:space="preserve"> Die Anwendung läuft am Rechner im Browser und auf dem Gerät in einer WebView. Nicht jeder Unterschied zwischen beiden fällt beim Entwickeln auf.</w:t>
+              <w:t xml:space="preserve"> Die App läuft am Rechner im Browser und auf dem Gerät in einer WebView, wobei nicht jeder Unterschied zwischen beiden Umgebungen beim Entwickeln auffällt.</w:t>
             </w:r>
           </w:p>
         </w:tc>
@@ -5925,7 +5925,7 @@
                 <w:sz w:val="18"/>
                 <w:szCs w:val="18"/>
               </w:rPr>
-              <w:t xml:space="preserve">Geschlossener Test mit zwölf Testern auf ihren eigenen Geräten und zwei Rückmeldewegen, bevor die Anwendung allgemein verfügbar ist.</w:t>
+              <w:t xml:space="preserve">Der geschlossene Test wird mit zwölf Testern auf ihren eigenen Geräten und über zwei Rückmeldewege durchgeführt, bevor die App allgemein verfügbar ist.</w:t>
             </w:r>
           </w:p>
         </w:tc>
@@ -6404,7 +6404,7 @@
                 <w:sz w:val="18"/>
                 <w:szCs w:val="18"/>
               </w:rPr>
-              <w:t xml:space="preserve">Während des Tests wird nichts eingereicht. Sämtliche Korrekturen liegen als Änderungsskripte bereit und laufen erst danach.</w:t>
+              <w:t xml:space="preserve">Dazu wird während des Tests nichts eingereicht. Sämtliche Korrekturen liegen als Änderungsskripte bereit und werden erst danach angewendet.</w:t>
             </w:r>
           </w:p>
         </w:tc>
@@ -6507,7 +6507,7 @@
                 <w:sz w:val="18"/>
                 <w:szCs w:val="18"/>
               </w:rPr>
-              <w:t xml:space="preserve"> Die vierzehn Tage gelten nur, solange durchgehend zwölf Tester angemeldet sind. Wer austritt und wieder eintritt, beginnt bei null und reißt damit die Zwölf.</w:t>
+              <w:t xml:space="preserve"> Die vierzehn Tage gelten nur, solange durchgehend zwölf Tester angemeldet sind. Wer austritt und anschließend wieder eintritt, beginnt bei null, sodass die geforderte Zahl von zwölf angemeldeten Testern unterschritten wird.</w:t>
             </w:r>
           </w:p>
         </w:tc>
@@ -6623,7 +6623,7 @@
                 <w:sz w:val="18"/>
                 <w:szCs w:val="18"/>
               </w:rPr>
-              <w:t xml:space="preserve">Angemeldet sind dreizehn Tester; ein Ausfall ist dadurch aufgefangen.</w:t>
+              <w:t xml:space="preserve">Angemeldet sind dreizehn Tester, wodurch der Ausfall eines Testers aufgefangen ist.</w:t>
             </w:r>
           </w:p>
         </w:tc>
@@ -6895,7 +6895,7 @@
           <w:sz w:val="22"/>
           <w:szCs w:val="22"/>
         </w:rPr>
-        <w:t xml:space="preserve">Was die Maßnahme zu R7 kostet, zeigt ein Beispiel: In den Versionshinweisen steht seit dem 20.09.2026 der Satz, die Vollversion lasse sich noch nicht kaufen. Er stimmt seit demselben Tag nicht mehr. Der Satz bleibt trotzdem stehen; die Tester wurden stattdessen unterrichtet.</w:t>
+        <w:t xml:space="preserve">Welchen Aufwand die Maßnahme zu R7 mit sich bringt, zeigt ein Beispiel. In den Versionshinweisen steht seit dem 20.09.2026 der Satz, die Vollversion lasse sich noch nicht kaufen, obwohl er seit demselben Tag nicht mehr zutrifft. Der Satz bleibt trotzdem stehen, und die Tester wurden stattdessen unterrichtet.</w:t>
       </w:r>
     </w:p>
     <w:p>
@@ -7221,7 +7221,7 @@
                 <w:sz w:val="18"/>
                 <w:szCs w:val="18"/>
               </w:rPr>
-              <w:t xml:space="preserve"> Die Arbeit ist Einzelarbeit; eine Vertretung gibt es nicht. Ein längerer Ausfall trifft Entwicklung und Dokumentation gleichzeitig.</w:t>
+              <w:t xml:space="preserve"> Die Arbeit wird als Einzelarbeit durchgeführt, sodass es keine Vertretung gibt. Ein längerer Ausfall trifft Entwicklung und Dokumentation gleichzeitig.</w:t>
             </w:r>
           </w:p>
         </w:tc>
@@ -7337,7 +7337,7 @@
                 <w:sz w:val="18"/>
                 <w:szCs w:val="18"/>
               </w:rPr>
-              <w:t xml:space="preserve">Der Arbeitsstand liegt vollständig in der Versionsverwaltung, und die Dokumentation entsteht mit dem Projekt statt an seinem Ende. Ein Ausfall kostet damit Zeit, aber keinen Inhalt.</w:t>
+              <w:t xml:space="preserve">Der Arbeitsstand liegt vollständig in der Versionsverwaltung, und die Dokumentation entsteht begleitend zum Projekt und nicht erst an seinem Ende. Dadurch kostet ein Ausfall Zeit, ohne dass inhaltliche Ergebnisse verloren gehen.</w:t>
             </w:r>
           </w:p>
         </w:tc>
@@ -7440,7 +7440,7 @@
                 <w:sz w:val="18"/>
                 <w:szCs w:val="18"/>
               </w:rPr>
-              <w:t xml:space="preserve"> Vor dem 19.09.2026 gab es keine Versionsverwaltung; ein Defekt hätte den gesamten Stand gekostet.</w:t>
+              <w:t xml:space="preserve"> Vor dem 19.09.2026 gab es keine Versionsverwaltung, sodass ein Defekt den gesamten Arbeitsstand gekostet hätte.</w:t>
             </w:r>
           </w:p>
         </w:tc>
@@ -7556,7 +7556,7 @@
                 <w:sz w:val="18"/>
                 <w:szCs w:val="18"/>
               </w:rPr>
-              <w:t xml:space="preserve">Projekt und Android-Hülle liegen in zwei Repositories mit entferntem Spiegel, zusammen 50 Einträge. Zugangsschlüssel und Nutzerdaten bleiben ausdrücklich außerhalb der Spiegel.</w:t>
+              <w:t xml:space="preserve">Projekt und Android-Hülle liegen in zwei Repositories mit entferntem Spiegel und umfassen zusammen 50 Einträge. Zugangsschlüssel und Nutzerdaten bleiben ausdrücklich außerhalb der Spiegel.</w:t>
             </w:r>
           </w:p>
         </w:tc>
@@ -7659,7 +7659,7 @@
                 <w:sz w:val="18"/>
                 <w:szCs w:val="18"/>
               </w:rPr>
-              <w:t xml:space="preserve"> Der Antrag auf Produktionszugriff ist frühestens am 07.10.2026 möglich; danach prüft Google den Antrag und anschließend die erste Produktionsversion. Abgabetermin ist der 19.03.2027.</w:t>
+              <w:t xml:space="preserve"> Der Antrag auf Produktionszugriff ist frühestens am 07.10.2026 möglich, und im Anschluss prüft Google zunächst den Antrag und danach die erste Produktionsversion. Abgabetermin ist der 19.03.2027.</w:t>
             </w:r>
           </w:p>
         </w:tc>
@@ -10205,7 +10205,7 @@
           <w:sz w:val="22"/>
           <w:szCs w:val="22"/>
         </w:rPr>
-        <w:t xml:space="preserve">Zwei Risiken liegen vor der Maßnahme im hohen Bereich; beide betreffen die Werbung. Nach den Maßnahmen erreicht keines mehr diesen Bereich.</w:t>
+        <w:t xml:space="preserve">Zwei Risiken liegen vor der Maßnahme im hohen Bereich, und beide betreffen die Werbung. Nach der Umsetzung der Maßnahmen erreicht keines der Risiken diesen Bereich mehr.</w:t>
       </w:r>
     </w:p>
     <w:p>
@@ -10221,7 +10221,7 @@
           <w:sz w:val="22"/>
           <w:szCs w:val="22"/>
         </w:rPr>
-        <w:t xml:space="preserve">Zwei Werte fallen dabei nicht: </w:t>
+        <w:t xml:space="preserve">Zwei Werte fallen dabei nicht, </w:t>
       </w:r>
       <w:r>
         <w:rPr>
@@ -10261,7 +10261,7 @@
           <w:sz w:val="22"/>
           <w:szCs w:val="22"/>
         </w:rPr>
-        <w:t xml:space="preserve">. Bei R12 ist das gewollt — der Puffer ist groß genug, eine Maßnahme wäre Aufwand ohne Wirkung. Bei R5 ist es eine Folge des Aufbaus: Die Sicherungsdatei hilft nur dem Nutzer, der sie anlegt, und mehr ist ohne Server nicht möglich. </w:t>
+        <w:t xml:space="preserve">. Bei R12 ist das gewollt, weil der Puffer groß genug ist und eine Maßnahme damit Aufwand ohne Wirkung wäre. Bei R5 ergibt sich der Wert aus dem Aufbau der App, da die Sicherungsdatei nur dem Nutzer hilft, der sie anlegt, und ohne Server mehr nicht möglich ist. </w:t>
       </w:r>
       <w:r>
         <w:rPr>
@@ -10532,7 +10532,7 @@
                 <w:sz w:val="18"/>
                 <w:szCs w:val="18"/>
               </w:rPr>
-              <w:t xml:space="preserve">Der Signierschlüssel lag an einer einzigen Stelle, und das Sicherungsskript übersprang seinen Ordner. Aufgefallen bei einer Durchsicht der Sicherungen, nicht durch einen Schaden.</w:t>
+              <w:t xml:space="preserve">Der Signierschlüssel lag an einer einzigen Stelle, und das Sicherungsskript übersprang seinen Ordner. Aufgefallen ist dies bei einer Durchsicht der Sicherungen und nicht durch einen eingetretenen Schaden.</w:t>
             </w:r>
           </w:p>
         </w:tc>
@@ -10561,7 +10561,7 @@
                 <w:sz w:val="18"/>
                 <w:szCs w:val="18"/>
               </w:rPr>
-              <w:t xml:space="preserve">Eingetreten ist nicht der Verlust, sondern der Zustand, der ihn möglich gemacht hätte. Schlüssel gesichert, Skript berichtigt.</w:t>
+              <w:t xml:space="preserve">Eingetreten ist nicht der Verlust selbst, sondern der Zustand, der ihn möglich gemacht hätte. Der Schlüssel wurde gesichert und das Sicherungsskript berichtigt.</w:t>
             </w:r>
           </w:p>
         </w:tc>
@@ -10653,7 +10653,7 @@
                 <w:sz w:val="18"/>
                 <w:szCs w:val="18"/>
               </w:rPr>
-              <w:t xml:space="preserve">Nach dem Umschalten der Sprache speicherte die Anwendung den Lernstand nicht mehr und meldete den Vorgang trotzdem als erfolgreich. Ursache: Die Hülle beantwortet jede Adresse ohne Punkt mit der Startseite und der Meldung „in Ordnung“ — die Prüfung auf einen Server fiel deshalb positiv aus.</w:t>
+              <w:t xml:space="preserve">Nach dem Umschalten der Sprache speicherte die App den Lernstand nicht mehr und meldete den Vorgang trotzdem als erfolgreich. Ursache dafür ist, dass die Hülle jede Adresse ohne Punkt mit der Startseite und der Meldung „in Ordnung“ beantwortet, wodurch die Prüfung auf einen Server positiv ausfiel.</w:t>
             </w:r>
           </w:p>
         </w:tc>
@@ -10682,7 +10682,7 @@
                 <w:sz w:val="18"/>
                 <w:szCs w:val="18"/>
               </w:rPr>
-              <w:t xml:space="preserve">Behoben und am selben Tag ausgeliefert.</w:t>
+              <w:t xml:space="preserve">Der Fehler wurde behoben und die Korrektur am selben Tag ausgeliefert.</w:t>
             </w:r>
           </w:p>
         </w:tc>
@@ -10774,7 +10774,7 @@
                 <w:sz w:val="18"/>
                 <w:szCs w:val="18"/>
               </w:rPr>
-              <w:t xml:space="preserve">Eine Testerin meldete ein stehengebliebenes Startbild. Der Schalter für Animationen setzt eine Regel, die im ganzen Fenster jede Bewegung unterbindet — auch die des Vorspanns.</w:t>
+              <w:t xml:space="preserve">Eine Testerin meldete ein stehengebliebenes Startbild. Der Schalter für Animationen setzt eine Regel, die im ganzen Fenster jede Bewegung unterbindet, darunter auch die des Vorspanns.</w:t>
             </w:r>
           </w:p>
         </w:tc>
@@ -10803,7 +10803,7 @@
                 <w:sz w:val="18"/>
                 <w:szCs w:val="18"/>
               </w:rPr>
-              <w:t xml:space="preserve">Schwerer wog der Nebenbefund: Dieselbe Regel setzte den Notausstieg außer Kraft, der das Startbild wegblendet, wenn das Skript nicht anläuft. Wer Animationen abgeschaltet hatte, war ohne Rückversicherung unterwegs. Beides liegt als Änderungsskript bereit.</w:t>
+              <w:t xml:space="preserve">Schwerer wog der Nebenbefund, denn dieselbe Regel setzte auch den Notausstieg außer Kraft, der das Startbild wegblendet, wenn das Skript nicht anläuft. Bei abgeschalteten Animationen stand damit keine Rückversicherung zur Verfügung. Beide Korrekturen liegen als Änderungsskript bereit.</w:t>
             </w:r>
           </w:p>
         </w:tc>
@@ -10827,7 +10827,7 @@
           <w:sz w:val="22"/>
           <w:szCs w:val="22"/>
         </w:rPr>
-        <w:t xml:space="preserve">Beide Fälle zu R6 bestätigen die Einstufung: Sie wurden auf Geräten sichtbar, nicht am Entwicklungsrechner. Der geschlossene Test hat damit seinen Zweck erfüllt, bevor die Anwendung allgemein verfügbar ist.</w:t>
+        <w:t xml:space="preserve">Beide Fälle zu R6 bestätigen die Einstufung, da sie erst auf den Geräten sichtbar wurden und nicht am Entwicklungsrechner. Damit hat der geschlossene Test seinen Zweck erfüllt, bevor die App allgemein verfügbar ist.</w:t>
       </w:r>
     </w:p>
     <w:p>
@@ -10884,7 +10884,7 @@
           <w:sz w:val="22"/>
           <w:szCs w:val="22"/>
         </w:rPr>
-        <w:t xml:space="preserve">Inhalt und Programm sind getrennt. Der Lernstoff steht in Python-Dateien: vokabeln.py mit 1.639 Zeilen, sprachen.py mit 3.476, grammatik.py mit 377 und geschichten.py mit 300. Ein Erzeuger macht daraus je Oberflächensprache eine Datei im JSON-Format, ein zweiter bringt diese in die Android-Hülle und baut das Paket. Derselbe Erzeuger beliefert Browser und Gerät; beide Fassungen können inhaltlich nicht voneinander abweichen.</w:t>
+        <w:t xml:space="preserve">Inhalt und Programm sind voneinander getrennt. Der Lernstoff steht in Python-Dateien: vokabeln.py mit 1.639 Zeilen, sprachen.py mit 3.476, grammatik.py mit 377 und geschichten.py mit 300. Daraus erzeugt ein Skript je Oberflächensprache eine Datei im JSON-Format, ein zweites bringt diese in die Android-Hülle und baut das Paket. Dabei werden Browser und Gerät von demselben Skript beliefert, sodass die beiden Fassungen inhaltlich nicht voneinander abweichen können.</w:t>
       </w:r>
     </w:p>
     <w:p>
@@ -10910,7 +10910,7 @@
           <w:sz w:val="22"/>
           <w:szCs w:val="22"/>
         </w:rPr>
-        <w:t xml:space="preserve"> Mit der Entscheidung gegen einen eigenen Server (Abschnitt 3.2) wurden Anmeldung, Kontoverwaltung und Sitzungsverwaltung aus der ausgelieferten Anwendung entfernt. Am 23.09.2026 fielen weitere 151 Zeilen, die danach nicht mehr erreichbar waren. Ein Rest des alten Servers blieb erhalten, aber nur als Werkzeug am Rechner: Der Inhaltserzeuger ruft dessen Ladefunktion auf, und genau deshalb können beide Fassungen nicht auseinanderlaufen.</w:t>
+        <w:t xml:space="preserve"> Mit der Entscheidung gegen einen eigenen Server (Abschnitt 3.2) wurden Anmeldung, Kontoverwaltung und Sitzungsverwaltung aus der ausgelieferten App entfernt. Am 23.09.2026 fielen weitere 151 Zeilen, die danach nicht mehr erreichbar waren. Ein Rest des alten Servers blieb erhalten, dient aber nur noch als Werkzeug am Rechner, denn das Skript für die Inhalte ruft dessen Ladefunktion auf. Dadurch können die beiden Fassungen nicht auseinanderlaufen.</w:t>
       </w:r>
     </w:p>
     <w:p>
@@ -10926,7 +10926,7 @@
           <w:sz w:val="22"/>
           <w:szCs w:val="22"/>
         </w:rPr>
-        <w:t xml:space="preserve">Änderungen am Programm laufen als Skript, nicht von Hand.</w:t>
+        <w:t xml:space="preserve">Änderungen am Programm werden über Skripte durchgeführt und nicht von Hand vorgenommen.</w:t>
       </w:r>
       <w:r>
         <w:rPr>
@@ -10936,7 +10936,7 @@
           <w:sz w:val="22"/>
           <w:szCs w:val="22"/>
         </w:rPr>
-        <w:t xml:space="preserve"> Jedes Skript ersetzt genau bezeichnete Textabschnitte, zählt die Treffer und bricht ab, wenn ein gesuchter Abschnitt nicht genau einmal vorkommt. Ohne den Schalter für das Schreiben läuft nur ein Probelauf; ein halb geändertes Programm kann dadurch nicht entstehen. Acht solcher Skripte liegen für den ersten Bau nach dem Test bereit.</w:t>
+        <w:t xml:space="preserve"> Jedes Skript ersetzt genau bezeichnete Textabschnitte, zählt die Treffer und bricht ab, wenn ein gesuchter Abschnitt nicht genau einmal vorkommt. Ohne den Schalter für das Schreiben erfolgt nur ein Probelauf, sodass ein halb geändertes Programm nicht entstehen kann. Acht solcher Skripte liegen für den ersten Bau nach dem Test bereit.</w:t>
       </w:r>
     </w:p>
     <w:p>
@@ -10954,7 +10954,7 @@
           <w:sz w:val="26"/>
           <w:szCs w:val="26"/>
         </w:rPr>
-        <w:t xml:space="preserve">5.2 Aufbau der Anwendung</w:t>
+        <w:t xml:space="preserve">5.2 Aufbau der App</w:t>
       </w:r>
     </w:p>
     <w:tbl>
@@ -11340,7 +11340,7 @@
                 <w:sz w:val="18"/>
                 <w:szCs w:val="18"/>
               </w:rPr>
-              <w:t xml:space="preserve">Tonaufnahmen der Wörter und Geschichten</w:t>
+              <w:t xml:space="preserve">Sprachaufnahmen der Wörter und Geschichten</w:t>
             </w:r>
           </w:p>
         </w:tc>
@@ -11824,7 +11824,7 @@
           <w:sz w:val="22"/>
           <w:szCs w:val="22"/>
         </w:rPr>
-        <w:t xml:space="preserve">Das Programm liegt in einer einzigen Datei, ohne Bauwerkzeug und ohne Übersetzungsschritt. 59 Kommentarbänder gliedern die 5.062 Zeilen in benannte Abschnitte.</w:t>
+        <w:t xml:space="preserve">Das Programm liegt in einer einzigen Datei, ohne Bauwerkzeug und ohne Übersetzungsschritt. Zur Gliederung dienen 59 Kommentarbänder, die die 5.062 Zeilen in benannte Abschnitte unterteilen.</w:t>
       </w:r>
     </w:p>
     <w:p>
@@ -11840,7 +11840,7 @@
           <w:sz w:val="22"/>
           <w:szCs w:val="22"/>
         </w:rPr>
-        <w:t xml:space="preserve">Die Android-Hülle liegt in einem eigenen Repository, getrennt vom Projekt: Der Signierschlüssel liegt in ihrer Nähe und gehört in keine Sicherung, die den Rechner verlässt.</w:t>
+        <w:t xml:space="preserve">Die Android-Hülle liegt in einem eigenen Repository, getrennt vom übrigen Projekt. Der Signierschlüssel wird in ihrer Nähe aufbewahrt und darf in keine Sicherung gelangen, die den Rechner verlässt.</w:t>
       </w:r>
     </w:p>
     <w:p>
@@ -11884,7 +11884,7 @@
           <w:sz w:val="22"/>
           <w:szCs w:val="22"/>
         </w:rPr>
-        <w:t xml:space="preserve"> Der Lernstand liegt unter einem einzigen Schlüssel im Speicher des Geräts, daneben vierzehn weitere für Einstellungen, Sprache und Einwilligung. Der Lernstand selbst ist ein Objekt mit fünfzehn Feldern: die sicher beherrschten Wörter, die bestandenen Abschnitte, die gelesenen Geschichten, die Lerntage, zurückgestellte Lücken, gekaufte Gegenstände, Leben, Serienschutz, Tagesaufgabe, zwei Münzstände, das getragene Aussehen, gefeierte Wegmarken, der Rekord und der Zeitpunkt.</w:t>
+        <w:t xml:space="preserve"> Der Lernstand liegt unter einem einzigen Schlüssel im Speicher des Geräts, daneben bestehen vierzehn weitere Schlüssel für Einstellungen, Sprache und Einwilligung. Der Lernstand selbst ist ein Objekt mit fünfzehn Feldern: die sicher beherrschten Wörter, die bestandenen Abschnitte, die gelesenen Geschichten, die Lerntage, zurückgestellte Lücken, gekaufte Gegenstände, Leben, Serienschutz, Tagesaufgabe, zwei Münzstände, das getragene Aussehen, gefeierte Wegmarken, der Rekord und der Zeitpunkt.</w:t>
       </w:r>
     </w:p>
     <w:p>
@@ -11900,7 +11900,7 @@
           <w:sz w:val="22"/>
           <w:szCs w:val="22"/>
         </w:rPr>
-        <w:t xml:space="preserve">Jedes Feld muss an zwei Stellen stehen: beim Speichern und beim Einlesen. Fehlt es an einer der beiden, geht es beim Gerätewechsel verloren, ohne dass etwas meldet. Genau das ist im Projekt einmal geschehen; der Quelltext trägt an dieser Stelle seither einen Vermerk.</w:t>
+        <w:t xml:space="preserve">Jedes Feld muss an zwei Stellen eingetragen sein, beim Speichern und beim Einlesen. Fehlt es an einer der beiden Stellen, geht es beim Gerätewechsel verloren, ohne dass eine Meldung erfolgt. Genau das ist im Projekt einmal geschehen, weshalb der Quelltext an dieser Stelle seither einen Vermerk trägt.</w:t>
       </w:r>
     </w:p>
     <w:p>
@@ -11926,7 +11926,7 @@
           <w:sz w:val="22"/>
           <w:szCs w:val="22"/>
         </w:rPr>
-        <w:t xml:space="preserve"> Der Lernpfad ist als Zustandsfolge umgesetzt. Beim Entwurf einer Ablaufsteuerung sind stets dieselben fünf Fragen zu beantworten, gleich ob die Anlage ein Ofen, ein Förderband oder ein Lernablauf ist.</w:t>
+        <w:t xml:space="preserve"> Der Lernpfad ist als Zustandsfolge umgesetzt. Dabei sind beim Entwurf einer Ablaufsteuerung stets dieselben fünf Fragen zu beantworten, unabhängig davon, ob die Anlage ein Ofen, ein Förderband oder ein Lernablauf ist.</w:t>
       </w:r>
     </w:p>
     <w:tbl>
@@ -12005,7 +12005,7 @@
                 <w:sz w:val="18"/>
                 <w:szCs w:val="18"/>
               </w:rPr>
-              <w:t xml:space="preserve">Umsetzung in dieser Anwendung</w:t>
+              <w:t xml:space="preserve">Umsetzung in dieser App</w:t>
             </w:r>
           </w:p>
         </w:tc>
@@ -12194,7 +12194,7 @@
                 <w:sz w:val="18"/>
                 <w:szCs w:val="18"/>
               </w:rPr>
-              <w:t xml:space="preserve">Fünf Fehlversuche sperren den Zugang. Die Sperre überdauert das Beenden der Anwendung.</w:t>
+              <w:t xml:space="preserve">Fünf Fehlversuche sperren den Zugang. Die Sperre bleibt auch nach dem Beenden der App bestehen.</w:t>
             </w:r>
           </w:p>
         </w:tc>
@@ -12354,7 +12354,7 @@
           <w:sz w:val="22"/>
           <w:szCs w:val="22"/>
         </w:rPr>
-        <w:t xml:space="preserve"> Die Antwortgenauigkeit bestimmt den Abstand bis zur nächsten Abfrage: Richtige Antworten vergrößern ihn, falsche verkürzen ihn. Ein Regelkreis im Sinne der Regelungstechnik ist das nicht — die Strecke ist ein Mensch, eine Sprungantwort ist nicht wiederholbar.</w:t>
+        <w:t xml:space="preserve"> Die Antwortgenauigkeit bestimmt den Abstand bis zur nächsten Abfrage, wobei richtige Antworten ihn vergrößern und falsche ihn verkürzen. Ein Regelkreis im Sinne der Regelungstechnik ist das jedoch nicht, da die Strecke ein Mensch ist und sich eine Sprungantwort nicht wiederholen lässt.</w:t>
       </w:r>
     </w:p>
     <w:p>
@@ -12380,7 +12380,7 @@
           <w:sz w:val="22"/>
           <w:szCs w:val="22"/>
         </w:rPr>
-        <w:t xml:space="preserve"> Nach zehn zusammenhängenden Lerntagen entsteht ein Schutz, der einen versäumten Tag auffängt. Höchstens zwei lassen sich gleichzeitig halten. Der Schutz ist die einzige Stelle, an der eine Zeitmessung über den laufenden Tag hinausreicht.</w:t>
+        <w:t xml:space="preserve"> Nach zehn zusammenhängenden Lerntagen entsteht ein Schutz, der einen versäumten Tag auffängt. Dabei können höchstens zwei gleichzeitig gehalten werden. Der Schutz ist die einzige Stelle, an der eine Zeitmessung über den laufenden Tag hinausreicht.</w:t>
       </w:r>
     </w:p>
     <w:p>
@@ -13131,7 +13131,7 @@
           <w:sz w:val="22"/>
           <w:szCs w:val="22"/>
         </w:rPr>
-        <w:t xml:space="preserve">Die Rechtstexte werden nicht von Hand gepflegt. Ein Erzeuger macht aus denselben Texten, aus denen die Anwendung ihre Oberfläche nimmt, die Seiten für Impressum, Datenschutzerklärung und Nutzungsbedingungen in acht Sprachen. Anwendung und Webseite können dadurch nicht auseinanderlaufen.</w:t>
+        <w:t xml:space="preserve">Die Rechtstexte werden nicht von Hand gepflegt. Ein Skript erzeugt aus denselben Texten, aus denen die App ihre Oberfläche aufbaut, die Seiten für Impressum, Datenschutzerklärung und Nutzungsbedingungen in acht Sprachen. Dadurch können App und Webseite nicht auseinanderlaufen.</w:t>
       </w:r>
     </w:p>
     <w:p>
@@ -13181,7 +13181,7 @@
           <w:sz w:val="22"/>
           <w:szCs w:val="22"/>
         </w:rPr>
-        <w:t xml:space="preserve">Die Tonaufnahmen wären im Paket unauffindbar gewesen.</w:t>
+        <w:t xml:space="preserve">Die Sprachaufnahmen wären im Paket unauffindbar gewesen.</w:t>
       </w:r>
       <w:r>
         <w:rPr>
@@ -13191,7 +13191,7 @@
           <w:sz w:val="22"/>
           <w:szCs w:val="22"/>
         </w:rPr>
-        <w:t xml:space="preserve"> Die Anwendung holte die Liste der Tondateien aus einer Serverauskunft. In einer Anwendung ohne Server bleibt diese Liste leer: 1.108 Aufnahmen wären mitgeliefert und keine einzige auffindbar gewesen. Gelöst, indem die Zuordnung aus einer mitgelieferten Datei gelesen wird.</w:t>
+        <w:t xml:space="preserve"> Die App holte die Liste der Tondateien aus einer Serverauskunft. In einer App ohne Server bleibt diese Liste leer, sodass 1.108 Aufnahmen mitgeliefert, aber keine einzige auffindbar gewesen wäre. Gelöst wurde das, indem die Zuordnung aus einer mitgelieferten Datei gelesen wird.</w:t>
       </w:r>
     </w:p>
     <w:p>
@@ -13217,7 +13217,7 @@
           <w:sz w:val="22"/>
           <w:szCs w:val="22"/>
         </w:rPr>
-        <w:t xml:space="preserve"> Ob gehört werden kann, war an das Vorhandensein einer Computerstimme gebunden. Die Android-WebView kennt diese Schnittstelle nicht — Hörknöpfe, die Aufgabenart „Hören“ und die zugehörige Tagesaufgabe wären ausgeblendet gewesen, obwohl die Aufnahmen danebenlagen. Gelöst, indem die Bedingung nun Stimme </w:t>
+        <w:t xml:space="preserve"> Ob gehört werden kann, war an das Vorhandensein einer Computerstimme gebunden. Die Android-WebView kennt diese Schnittstelle jedoch nicht, sodass die Hörknöpfe, die Aufgabenart „Hören“ und die zugehörige Tagesaufgabe ausgeblendet gewesen wären, obwohl die Aufnahmen danebenlagen. Gelöst wurde das, indem die Bedingung nun Stimme </w:t>
       </w:r>
       <w:r>
         <w:rPr>
@@ -13253,7 +13253,7 @@
           <w:sz w:val="22"/>
           <w:szCs w:val="22"/>
         </w:rPr>
-        <w:t xml:space="preserve">Die Anwendung erkannte einen Server, den es nicht gab.</w:t>
+        <w:t xml:space="preserve">Die App erkannte einen Server, den es nicht gab.</w:t>
       </w:r>
       <w:r>
         <w:rPr>
@@ -13263,7 +13263,7 @@
           <w:sz w:val="22"/>
           <w:szCs w:val="22"/>
         </w:rPr>
-        <w:t xml:space="preserve"> Nach dem Umschalten der Sprache wurde der Lernstand nicht mehr gespeichert, der Vorgang aber als erfolgreich gemeldet. Ursache war eine Eigenheit der Hülle: Sie beantwortet jede Adresse ohne Punkt mit der Startseite und der Meldung „in Ordnung“. Die Prüfung auf einen Server fiel deshalb positiv aus. Behoben und am selben Tag ausgeliefert.</w:t>
+        <w:t xml:space="preserve"> Nach dem Umschalten der Sprache wurde der Lernstand nicht mehr gespeichert, der Vorgang aber als erfolgreich gemeldet. Ursache war eine Eigenheit der Hülle, die jede Adresse ohne Punkt mit der Startseite und der Meldung „in Ordnung“ beantwortet. Die Prüfung auf einen Server fiel deshalb positiv aus. Der Fehler wurde behoben und am selben Tag ausgeliefert.</w:t>
       </w:r>
     </w:p>
     <w:p>
@@ -13279,7 +13279,7 @@
           <w:sz w:val="22"/>
           <w:szCs w:val="22"/>
         </w:rPr>
-        <w:t xml:space="preserve">Der Vorspann fror ein und nahm den Notausstieg mit.</w:t>
+        <w:t xml:space="preserve">Der Vorspann fror ein und setzte dabei den Notausstieg außer Kraft.</w:t>
       </w:r>
       <w:r>
         <w:rPr>
@@ -13289,7 +13289,7 @@
           <w:sz w:val="22"/>
           <w:szCs w:val="22"/>
         </w:rPr>
-        <w:t xml:space="preserve"> Der Schalter für Animationen setzt eine Regel, die im ganzen Fenster jede Bewegung unterbindet. Sie traf auch den Vorspann, der dadurch auf halbem Weg stehenblieb. Schwerer wog der Nebenbefund: Dieselbe Regel setzte den Notausstieg außer Kraft, der das Startbild wegblendet, wenn das Skript nicht anläuft. Für die Systemeinstellung „Bewegung reduzieren“ gab es Ersatzzustände, für den Schalter in der Anwendung nicht.</w:t>
+        <w:t xml:space="preserve"> Der Schalter für Animationen setzt eine Regel, die im ganzen Fenster jede Bewegung unterbindet. Davon war auch der Vorspann betroffen, der dadurch auf halbem Weg stehenblieb. Schwerer wog der Nebenbefund, denn dieselbe Regel setzte auch den Notausstieg außer Kraft, der das Startbild wegblendet, wenn das Skript nicht anläuft. Für die Systemeinstellung „Bewegung reduzieren“ waren Ersatzzustände vorhanden, für den Schalter in der App dagegen nicht.</w:t>
       </w:r>
     </w:p>
     <w:p>
@@ -13305,7 +13305,7 @@
           <w:sz w:val="22"/>
           <w:szCs w:val="22"/>
         </w:rPr>
-        <w:t xml:space="preserve">Tondateien ließen sich nicht nach dem Wort benennen.</w:t>
+        <w:t xml:space="preserve">Tondateien ließen sich nicht nach dem jeweiligen Wort benennen.</w:t>
       </w:r>
       <w:r>
         <w:rPr>
@@ -13315,7 +13315,7 @@
           <w:sz w:val="22"/>
           <w:szCs w:val="22"/>
         </w:rPr>
-        <w:t xml:space="preserve"> Die ursprüngliche Anweisung sah vor, jede Datei so zu nennen wie das bosnische Wort. Das ist nicht durchführbar: Fragezeichen und Schrägstriche sind in Dateinamen nicht erlaubt, und eine Geschichte hieße nach ihrem ganzen Text. Die Dateien tragen seither laufende Nummern, und eine Zuordnungsdatei sagt, welche Datei zu welchem Text gehört.</w:t>
+        <w:t xml:space="preserve"> Die ursprüngliche Anweisung sah vor, jede Datei so zu nennen wie das bosnische Wort. Das ist nicht durchführbar, da Fragezeichen und Schrägstriche in Dateinamen nicht erlaubt sind und eine Geschichte nach ihrem ganzen Text benannt würde. Die Dateien tragen seither laufende Nummern, und eine Zuordnungsdatei gibt an, welche Datei zu welchem Text gehört.</w:t>
       </w:r>
     </w:p>
     <w:p>
@@ -13331,7 +13331,7 @@
           <w:sz w:val="22"/>
           <w:szCs w:val="22"/>
         </w:rPr>
-        <w:t xml:space="preserve">Vier dieser fünf Probleme wären erst beim Nutzer aufgefallen, nicht beim Entwickeln am Rechner. Drei davon hätten die Anwendung in einem Teilbereich unbrauchbar gemacht, ohne eine Fehlermeldung zu erzeugen.</w:t>
+        <w:t xml:space="preserve">Vier dieser fünf Probleme wären erst beim Nutzer aufgefallen und nicht bereits beim Entwickeln am Rechner. Drei davon hätten die App in einem Teilbereich unbrauchbar gemacht, ohne dass eine Fehlermeldung erzeugt worden wäre.</w:t>
       </w:r>
     </w:p>
     <w:p>
@@ -13365,7 +13365,7 @@
           <w:sz w:val="22"/>
           <w:szCs w:val="22"/>
         </w:rPr>
-        <w:t xml:space="preserve">Der Arbeitsstand liegt seit dem 19.09.2026 in zwei Repositories mit entferntem Spiegel, zusammen 50 Einträge. Jeder Eintrag trägt eine Beschreibung in ganzen Sätzen; die Einträge sind damit zugleich ein Protokoll des Projektverlaufs.</w:t>
+        <w:t xml:space="preserve">Der Arbeitsstand liegt seit dem 19.09.2026 in zwei Repositories mit entferntem Spiegel und umfasst zusammen 50 Einträge. Jeder Eintrag trägt eine Beschreibung in ganzen Sätzen, sodass die Einträge zugleich als Protokoll des Projektverlaufs dienen.</w:t>
       </w:r>
     </w:p>
     <w:p>
@@ -13391,7 +13391,7 @@
           <w:sz w:val="22"/>
           <w:szCs w:val="22"/>
         </w:rPr>
-        <w:t xml:space="preserve"> Eine laufende Erfassung in Stunden wurde nicht geführt. Sie ließ sich nachträglich aus den Sitzungsprotokollen der Entwicklungsumgebung ableiten, in denen jede Eingabe, jede Ausgabe und jeder Werkzeugaufruf einen Zeitstempel trägt. Ausgewertet wurden 61.877 Zeitstempel bis zum 25.09.2026, 16:21 Uhr. Zwei aufeinanderfolgende Einträge gelten als derselbe Arbeitsblock, wenn zwischen ihnen höchstens 30 Minuten liegen; eine größere Lücke trennt. Die Dauer eines Blocks ist der Abstand zwischen seinem ersten und seinem letzten Eintrag.</w:t>
+        <w:t xml:space="preserve"> Eine laufende Erfassung in Stunden wurde nicht geführt. Sie ließ sich nachträglich aus den Sitzungsprotokollen der Entwicklungsumgebung ableiten, in denen jede Eingabe, jede Ausgabe und jeder Werkzeugaufruf einen Zeitstempel trägt. Ausgewertet wurden 61.877 Zeitstempel bis zum 25.09.2026, 16:21 Uhr. Zwei aufeinanderfolgende Einträge gelten als derselbe Arbeitsblock, wenn zwischen ihnen höchstens 30 Minuten liegen, während eine größere Lücke die Blöcke voneinander trennt. Die Dauer eines Blocks ergibt sich aus dem Abstand zwischen seinem ersten und seinem letzten Eintrag.</w:t>
       </w:r>
     </w:p>
     <w:tbl>
@@ -13774,7 +13774,7 @@
                 <w:sz w:val="18"/>
                 <w:szCs w:val="18"/>
               </w:rPr>
-              <w:t xml:space="preserve">Lesegeschichten, Schriften, Grundgerüst der Anwendung</w:t>
+              <w:t xml:space="preserve">Lesegeschichten, Schriften, Grundgerüst der App</w:t>
             </w:r>
           </w:p>
         </w:tc>
@@ -13895,7 +13895,7 @@
                 <w:sz w:val="18"/>
                 <w:szCs w:val="18"/>
               </w:rPr>
-              <w:t xml:space="preserve">Entscheidung gegen einen eigenen Server; Umbau ohne Anmeldung</w:t>
+              <w:t xml:space="preserve">Entscheidung gegen einen eigenen Server, Umbau ohne Anmeldung</w:t>
             </w:r>
           </w:p>
         </w:tc>
@@ -14016,7 +14016,7 @@
                 <w:sz w:val="18"/>
                 <w:szCs w:val="18"/>
               </w:rPr>
-              <w:t xml:space="preserve">Sprachausgabe eingerichtet, Prüfwerkzeug für die Tonspur</w:t>
+              <w:t xml:space="preserve">Sprachausgabe eingerichtet, Prüfwerkzeug für die Sprachaufnahmen</w:t>
             </w:r>
           </w:p>
         </w:tc>
@@ -14137,7 +14137,7 @@
                 <w:sz w:val="18"/>
                 <w:szCs w:val="18"/>
               </w:rPr>
-              <w:t xml:space="preserve">1.108 Tonaufnahmen erzeugt; Werbung eingebaut; Klänge und Maskottchen entschieden</w:t>
+              <w:t xml:space="preserve">1.108 Sprachaufnahmen erzeugt, Werbung eingebaut, Klänge und Maskottchen entschieden</w:t>
             </w:r>
           </w:p>
         </w:tc>
@@ -14379,7 +14379,7 @@
                 <w:sz w:val="18"/>
                 <w:szCs w:val="18"/>
               </w:rPr>
-              <w:t xml:space="preserve">Prüfbericht zu den Übersetzungen; Zierrat des Maskottchens</w:t>
+              <w:t xml:space="preserve">Prüfbericht zu den Übersetzungen, Ausstattung des Maskottchens</w:t>
             </w:r>
           </w:p>
         </w:tc>
@@ -14500,7 +14500,7 @@
                 <w:sz w:val="18"/>
                 <w:szCs w:val="18"/>
               </w:rPr>
-              <w:t xml:space="preserve">Versionsverwaltung eingerichtet; Rechtstexte und Store-Texte in acht Sprachen</w:t>
+              <w:t xml:space="preserve">Versionsverwaltung eingerichtet, Rechtstexte und Store-Texte in acht Sprachen</w:t>
             </w:r>
           </w:p>
         </w:tc>
@@ -14621,7 +14621,7 @@
                 <w:sz w:val="18"/>
                 <w:szCs w:val="18"/>
               </w:rPr>
-              <w:t xml:space="preserve">Werbekonto, Abonnement und Einwilligung; Prüfung der Werbeeinbindung; Version 9 eingereicht</w:t>
+              <w:t xml:space="preserve">Werbekonto, Abonnement und Einwilligung, Prüfung der Werbeeinbindung, Version 9 eingereicht</w:t>
             </w:r>
           </w:p>
         </w:tc>
@@ -14742,7 +14742,7 @@
                 <w:sz w:val="18"/>
                 <w:szCs w:val="18"/>
               </w:rPr>
-              <w:t xml:space="preserve">Gewerbeanmeldung; Projektmappe begonnen</w:t>
+              <w:t xml:space="preserve">Gewerbeanmeldung, Projektmappe begonnen</w:t>
             </w:r>
           </w:p>
         </w:tc>
@@ -14984,7 +14984,7 @@
                 <w:sz w:val="18"/>
                 <w:szCs w:val="18"/>
               </w:rPr>
-              <w:t xml:space="preserve">Geschlossener Test beginnt; Signierschlüssel gesichert; 151 Zeilen toter Code entfernt</w:t>
+              <w:t xml:space="preserve">Geschlossener Test beginnt, Signierschlüssel gesichert, 151 Zeilen toter Code entfernt</w:t>
             </w:r>
           </w:p>
         </w:tc>
@@ -15381,7 +15381,7 @@
           <w:sz w:val="22"/>
           <w:szCs w:val="22"/>
         </w:rPr>
-        <w:t xml:space="preserve"> Erfasst ist die Zeit an der Entwicklungsumgebung. Arbeiten in der Play Console, das Anwerben und Betreuen der Tester, das Ausprobieren auf dem Gerät und der Gang zur Gewerbeanmeldung erzeugen dort keinen Eintrag. Die tatsächlich aufgewendete Zeit liegt darüber.</w:t>
+        <w:t xml:space="preserve"> Erfasst wird ausschließlich die Zeit an der Entwicklungsumgebung. Arbeiten in der Play Console, das Anwerben und Betreuen der Tester, das Ausprobieren auf dem Gerät und der Gang zur Gewerbeanmeldung erzeugen dort keinen Eintrag. Die tatsächlich aufgewendete Zeit liegt damit darüber.</w:t>
       </w:r>
     </w:p>
     <w:p>
@@ -15397,7 +15397,7 @@
           <w:sz w:val="22"/>
           <w:szCs w:val="22"/>
         </w:rPr>
-        <w:t xml:space="preserve">Das Ergebnis ist eine Spanne, kein Messwert.</w:t>
+        <w:t xml:space="preserve">Das Ergebnis ist eine Spanne und kein einzelner Messwert.</w:t>
       </w:r>
       <w:r>
         <w:rPr>
@@ -15407,7 +15407,7 @@
           <w:sz w:val="22"/>
           <w:szCs w:val="22"/>
         </w:rPr>
-        <w:t xml:space="preserve"> Es hängt an der gewählten Pausenschwelle: Bei 5 Minuten ergeben sich 37,9 Stunden, bei 15 Minuten 52,2, bei 30 Minuten 55,9, bei 60 Minuten 61,2. Belastbar ist der Bereich zwischen 15 und 60 Minuten. Eine Schwelle von 5 Minuten trennt schon beim Lesen eines Ergebnisses; eine von mehr als einer Stunde zählt echte Abwesenheit mit. Der Aufwand beträgt danach </w:t>
+        <w:t xml:space="preserve"> Es hängt von der gewählten Pausenschwelle ab: Bei 5 Minuten ergeben sich 37,9 Stunden, bei 15 Minuten 52,2, bei 30 Minuten 55,9, bei 60 Minuten 61,2. Belastbar ist der Bereich zwischen 15 und 60 Minuten. Eine Schwelle von 5 Minuten trennt bereits beim Lesen eines Ergebnisses, und eine Schwelle von mehr als einer Stunde zählt echte Abwesenheit mit. Der Aufwand beträgt danach </w:t>
       </w:r>
       <w:r>
         <w:rPr>
@@ -15427,7 +15427,7 @@
           <w:sz w:val="22"/>
           <w:szCs w:val="22"/>
         </w:rPr>
-        <w:t xml:space="preserve">; die Tabelle weist 55,9 bei der gewählten Schwelle von 30 Minuten aus.</w:t>
+        <w:t xml:space="preserve">, wobei die Tabelle 55,9 bei der gewählten Schwelle von 30 Minuten ausweist.</w:t>
       </w:r>
     </w:p>
     <w:p>
@@ -15443,7 +15443,7 @@
           <w:sz w:val="22"/>
           <w:szCs w:val="22"/>
         </w:rPr>
-        <w:t xml:space="preserve">Die 30 Minuten sind nicht beliebig gesetzt. Von den 154 Lücken über fünf Minuten liegen 105 unter einer Viertelstunde und 30 über einer Stunde; dazwischen sind es 19. Die Verteilung hat zwei Häufungen — kurze Unterbrechungen und echte Pausen —, und die Schwelle trennt an der dünn besetzten Stelle dazwischen.</w:t>
+        <w:t xml:space="preserve">Die 30 Minuten sind nicht beliebig gesetzt. Von den 154 Lücken über fünf Minuten liegen 105 unter einer Viertelstunde und 30 über einer Stunde, dazwischen sind es 19. Die Verteilung weist damit zwei Häufungen auf, nämlich kurze Unterbrechungen und echte Pausen, sodass die Schwelle an der dünn besetzten Stelle dazwischen trennt.</w:t>
       </w:r>
     </w:p>
     <w:p>
@@ -15469,7 +15469,7 @@
           <w:sz w:val="22"/>
           <w:szCs w:val="22"/>
         </w:rPr>
-        <w:t xml:space="preserve"> 116 Lücken von mindestens fünf Minuten liegen innerhalb der Blöcke und werden voll mitgezählt; zusammen sind das 17,9 Stunden oder 32,1 Prozent. Ob in dieser Zeit ein Ergebnis gelesen, auf dem Gerät geprüft oder pausiert wurde, geht aus den Protokollen nicht hervor.</w:t>
+        <w:t xml:space="preserve"> 116 Lücken von mindestens fünf Minuten liegen innerhalb der Blöcke und werden voll mitgezählt, was zusammen 17,9 Stunden oder 32,1 Prozent ausmacht. Ob in dieser Zeit ein Ergebnis gelesen, auf dem Gerät geprüft oder pausiert wurde, geht aus den Protokollen nicht hervor.</w:t>
       </w:r>
     </w:p>
     <w:p>
@@ -15495,7 +15495,7 @@
           <w:sz w:val="22"/>
           <w:szCs w:val="22"/>
         </w:rPr>
-        <w:t xml:space="preserve"> Am 14.09.2026 liegen zwei Zeitspannen von zusammen 89 Minuten innerhalb gezählter Blöcke, in denen parallel an einem anderen Schulprojekt gearbeitet wurde: von 13:46 bis 14:18 und von 15:32 bis 16:30 Uhr. Nachgewiesen ist das über die Protokolle jenes Projekts, deren Zeitstempel in dieselben Spannen fallen. Auf Zmaj entfallen damit </w:t>
+        <w:t xml:space="preserve"> Am 14.09.2026 liegen zwei Zeitspannen von zusammen 89 Minuten innerhalb gezählter Blöcke, in denen parallel an einem anderen Schulprojekt gearbeitet wurde: von 13:46 bis 14:18 und von 15:32 bis 16:30 Uhr. Der Nachweis erfolgt über die Protokolle jenes Projekts, deren Zeitstempel in dieselben Spannen fallen. Auf Zmaj entfallen damit </w:t>
       </w:r>
       <w:r>
         <w:rPr>
@@ -15531,7 +15531,7 @@
           <w:sz w:val="22"/>
           <w:szCs w:val="22"/>
         </w:rPr>
-        <w:t xml:space="preserve">Der Bearbeitungszeitraum der Schule beginnt am 10.08.2026. Die Arbeit am Projekt begann am 12.09.2026; ein Arbeitsstand von davor besteht nicht. Die Erfassung deckt damit den gesamten Zeitraum ab, in dem am Projekt gearbeitet wurde.</w:t>
+        <w:t xml:space="preserve">Der Bearbeitungszeitraum der Schule beginnt am 10.08.2026. Die Arbeit am Projekt begann am 12.09.2026, wobei aus der Zeit davor kein Arbeitsstand besteht. Die Erfassung deckt damit den gesamten Zeitraum ab, in dem am Projekt gearbeitet wurde.</w:t>
       </w:r>
     </w:p>
     <w:tbl>
@@ -15925,7 +15925,7 @@
                 <w:sz w:val="18"/>
                 <w:szCs w:val="18"/>
               </w:rPr>
-              <w:t xml:space="preserve">Freigabe der Produktionsversion erwartet; Google nennt keine Frist</w:t>
+              <w:t xml:space="preserve">Freigabe der Produktionsversion erwartet, Google nennt keine Frist</w:t>
             </w:r>
           </w:p>
         </w:tc>
@@ -16022,7 +16022,7 @@
           <w:sz w:val="22"/>
           <w:szCs w:val="22"/>
         </w:rPr>
-        <w:t xml:space="preserve"> Drei Bestände wurden systematisch geprüft statt stichprobenweise. Die Werbeeinbindung ergab 20 belegte Befunde, davon drei kontogefährdend; jeder wurde von einem zweiten Durchgang angegriffen, der ihn widerlegen sollte, und nur was das überstand, steht im Bericht. Die Oberfläche umfasst acht Sprachen mit je 396 Texten und wurde Seite für Seite in jeder Sprache durchgesehen. Der Wortschatz mit 569 Einträgen wird derzeit von einem Muttersprachler durchgesehen.</w:t>
+        <w:t xml:space="preserve"> Drei Bestände wurden systematisch und nicht stichprobenweise geprüft. Die Werbeeinbindung ergab 20 belegte Befunde, davon drei kontogefährdend. Dazu wurde jeder Befund in einem zweiten Durchgang gezielt angegriffen, um ihn zu widerlegen, und nur die dabei bestätigten Befunde stehen im Bericht. Die Oberfläche umfasst acht Sprachen mit je 396 Texten und wurde Seite für Seite in jeder Sprache durchgesehen. Der Wortschatz mit 569 Einträgen wird derzeit von einem Muttersprachler durchgesehen.</w:t>
       </w:r>
     </w:p>
     <w:p>
@@ -16038,7 +16038,7 @@
           <w:sz w:val="22"/>
           <w:szCs w:val="22"/>
         </w:rPr>
-        <w:t xml:space="preserve">Stunden, Einträge und Daten sind aus den Protokolldateien, der Versionsverwaltung und den Änderungszeiten der Dateien abgeleitet und dort nachprüfbar.</w:t>
+        <w:t xml:space="preserve">Stunden, Einträge und Daten wurden aus den Protokolldateien, der Versionsverwaltung und den Änderungszeiten der Dateien abgeleitet und lassen sich dort nachprüfen.</w:t>
       </w:r>
     </w:p>
     <w:p>
@@ -16072,7 +16072,7 @@
           <w:sz w:val="22"/>
           <w:szCs w:val="22"/>
         </w:rPr>
-        <w:t xml:space="preserve">Der geschlossene Test läuft seit dem 23.09.2026. Dreizehn Tester benutzen die Anwendung auf ihren eigenen Geräten. Rückmeldungen kommen über zwei Wege: eine Gruppe in einem Nachrichtendienst und eine Adresse, die im Test hinterlegt ist und den Testern bei Google Play angezeigt wird.</w:t>
+        <w:t xml:space="preserve">Der geschlossene Test läuft seit dem 23.09.2026. Dreizehn Tester benutzen die App auf ihren eigenen Geräten. Rückmeldungen erfolgen über zwei Wege, zum einen über eine Gruppe in einem Nachrichtendienst und zum anderen über eine Adresse, die im Test hinterlegt ist und den Testern bei Google Play angezeigt wird.</w:t>
       </w:r>
     </w:p>
     <w:p>
@@ -16088,7 +16088,7 @@
           <w:sz w:val="22"/>
           <w:szCs w:val="22"/>
         </w:rPr>
-        <w:t xml:space="preserve">Android Vitals erhebt Abstürze und Blockaden selbstständig (Abschnitt 3.5). Am 23.09.2026 wies die Auswertung bei zwölf Testern weder Abstürze noch Blockaden aus.</w:t>
+        <w:t xml:space="preserve">Android Vitals erhebt Abstürze und Blockaden automatisch (Abschnitt 3.5). Am 23.09.2026 wies die Auswertung bei zwölf Testern weder Abstürze noch Blockaden aus.</w:t>
       </w:r>
     </w:p>
     <w:p>
@@ -16974,7 +16974,7 @@
           <w:sz w:val="22"/>
           <w:szCs w:val="22"/>
         </w:rPr>
-        <w:t xml:space="preserve">Keine der vier behobenen Meldungen ist bereits ausgeliefert. Sie laufen mit dem ersten Bau nach dem Ende der vierzehn Tage.</w:t>
+        <w:t xml:space="preserve">Keine der vier behobenen Meldungen ist bereits ausgeliefert. Die Korrekturen laufen mit dem ersten Bau nach dem Ende der vierzehn Tage mit.</w:t>
       </w:r>
     </w:p>
     <w:p>
@@ -17000,7 +17000,7 @@
           <w:sz w:val="22"/>
           <w:szCs w:val="22"/>
         </w:rPr>
-        <w:t xml:space="preserve"> Ein Tester benutzt ein iPhone und konnte die Anwendung nicht installieren. Die Anwendung ist ausschließlich für Android gebaut; der Fall gehört in die Antwort an Google, nicht in die Fehlerliste.</w:t>
+        <w:t xml:space="preserve"> Ein Tester benutzt ein iPhone und konnte die App nicht installieren. Da die App ausschließlich für Android gebaut ist, gehört der Fall in die Antwort an Google und nicht in die Fehlerliste.</w:t>
       </w:r>
     </w:p>
     <w:p>
@@ -17469,7 +17469,7 @@
           <w:sz w:val="26"/>
           <w:szCs w:val="26"/>
         </w:rPr>
-        <w:t xml:space="preserve">6.2 Die Anwendung in Bildern</w:t>
+        <w:t xml:space="preserve">6.2 Die App in Bildern</w:t>
       </w:r>
     </w:p>
     <w:p>
@@ -17485,7 +17485,7 @@
           <w:sz w:val="22"/>
           <w:szCs w:val="22"/>
         </w:rPr>
-        <w:t xml:space="preserve">Die Abbildungen zeigen die Fassung, die den Testern ausgeliefert wurde, auf einem Android-Gerät. Die fünf Übungsformen aus Abschnitt 2.3 sind darunter jede einmal vertreten.</w:t>
+        <w:t xml:space="preserve">Die Abbildungen zeigen die Fassung, die den Testern ausgeliefert wurde, auf einem Android-Gerät. Dabei ist jede der fünf Übungsformen aus Abschnitt 2.3 einmal vertreten.</w:t>
       </w:r>
     </w:p>
     <w:tbl>
@@ -18300,7 +18300,7 @@
                 <w:sz w:val="16"/>
                 <w:szCs w:val="16"/>
               </w:rPr>
-              <w:t xml:space="preserve">Der Laden: Zierrat für das Maskottchen</w:t>
+              <w:t xml:space="preserve">Der Laden: Ausstattung für das Maskottchen</w:t>
             </w:r>
           </w:p>
         </w:tc>
@@ -18458,7 +18458,7 @@
           <w:sz w:val="22"/>
           <w:szCs w:val="22"/>
         </w:rPr>
-        <w:t xml:space="preserve">Drei Stellen, auf die sich Kapitel 5 stützt. Die Zeilenumbrüche sind für den Abdruck gesetzt; am Inhalt ist nichts geändert.</w:t>
+        <w:t xml:space="preserve">Nachfolgend sind drei Stellen abgedruckt, auf die sich Kapitel 5 stützt. Die Zeilenumbrüche sind für den Abdruck gesetzt worden, am Inhalt selbst wurde nichts geändert.</w:t>
       </w:r>
     </w:p>
     <w:p>
@@ -18701,7 +18701,7 @@
           <w:sz w:val="22"/>
           <w:szCs w:val="22"/>
         </w:rPr>
-        <w:t xml:space="preserve">Der Zustand wird nicht gespeichert, sondern bei jedem Aufbau des Lernpfads aus dem Lernstand neu bestimmt. Damit kann er nicht von der Wirklichkeit abweichen.</w:t>
+        <w:t xml:space="preserve">Die Bestimmung des Zustands erfolgt nicht über einen gespeicherten Wert, sondern wird bei jedem Aufbau des Lernpfads erneut aus dem Lernstand abgeleitet, sodass der angezeigte Zustand nicht von der Wirklichkeit abweichen kann.</w:t>
       </w:r>
     </w:p>
     <w:p>
@@ -18929,7 +18929,7 @@
           <w:sz w:val="22"/>
           <w:szCs w:val="22"/>
         </w:rPr>
-        <w:t xml:space="preserve">Der Vermerk im Quelltext ist die Folge eines Fehlers: Ein Feld stand nur beim Speichern, nicht beim Einlesen, und ging beim Gerätewechsel verloren, ohne dass etwas meldete.</w:t>
+        <w:t xml:space="preserve">Der Vermerk im Quelltext ist die Folge eines Fehlers. Ein Feld war nur beim Speichern eingetragen und nicht beim Einlesen, sodass es beim Gerätewechsel verloren ging, ohne dass eine Meldung darauf hinwies.</w:t>
       </w:r>
     </w:p>
     <w:p>
@@ -19187,7 +19187,7 @@
           <w:sz w:val="22"/>
           <w:szCs w:val="22"/>
         </w:rPr>
-        <w:t xml:space="preserve">Kommt ein gesuchter Abschnitt nicht genau einmal vor, bricht das Skript ab, bevor es etwas ändert. Die Nachkontrolle prüft danach am Ergebnis, ob jede Änderung angekommen ist.</w:t>
+        <w:t xml:space="preserve">Kommt ein gesuchter Abschnitt nicht genau einmal vor, bricht das Skript ab, bevor es etwas ändert. Anschließend wird am Ergebnis eine Nachkontrolle durchgeführt, die prüft, ob jede Änderung angekommen ist.</w:t>
       </w:r>
     </w:p>
     <w:p>
@@ -19347,7 +19347,7 @@
                 <w:sz w:val="18"/>
                 <w:szCs w:val="18"/>
               </w:rPr>
-              <w:t xml:space="preserve">Auswertung in der Play Console, die Abstürze und Blockaden ohne Zutun der Anwendung erhebt</w:t>
+              <w:t xml:space="preserve">Auswertung in der Play Console, die Abstürze und Blockaden ohne Zutun der App erhebt</w:t>
             </w:r>
           </w:p>
         </w:tc>
@@ -19410,7 +19410,7 @@
                 <w:sz w:val="18"/>
                 <w:szCs w:val="18"/>
               </w:rPr>
-              <w:t xml:space="preserve">Rahmenwerk, das eine Webanwendung in eine native Android-Anwendung einbettet</w:t>
+              <w:t xml:space="preserve">Framework, das eine Webanwendung in eine native Android-Anwendung einbettet</w:t>
             </w:r>
           </w:p>
         </w:tc>
@@ -19536,7 +19536,7 @@
                 <w:sz w:val="18"/>
                 <w:szCs w:val="18"/>
               </w:rPr>
-              <w:t xml:space="preserve">Digitale-Dienste-Gesetz; § 5 regelt die Pflichtangaben im Impressum</w:t>
+              <w:t xml:space="preserve">Digitale-Dienste-Gesetz, dessen § 5 die Pflichtangaben im Impressum regelt</w:t>
             </w:r>
           </w:p>
         </w:tc>
@@ -19599,7 +19599,7 @@
                 <w:sz w:val="18"/>
                 <w:szCs w:val="18"/>
               </w:rPr>
-              <w:t xml:space="preserve">Absturzmelder von Google, der als Bibliothek in die Anwendung eingebunden wird</w:t>
+              <w:t xml:space="preserve">Absturzmelder von Google, der als Bibliothek in die App eingebunden wird</w:t>
             </w:r>
           </w:p>
         </w:tc>
@@ -19788,7 +19788,7 @@
                 <w:sz w:val="18"/>
                 <w:szCs w:val="18"/>
               </w:rPr>
-              <w:t xml:space="preserve">Textformat für strukturierte Daten; hier für Lernstoff und Lernstand</w:t>
+              <w:t xml:space="preserve">Textformat für strukturierte Daten, hier für Lernstoff und Lernstand</w:t>
             </w:r>
           </w:p>
         </w:tc>
@@ -19851,7 +19851,7 @@
                 <w:sz w:val="18"/>
                 <w:szCs w:val="18"/>
               </w:rPr>
-              <w:t xml:space="preserve">Format für Vektoranimationen; speichert Formen statt Bildpunkten</w:t>
+              <w:t xml:space="preserve">Format für Vektoranimationen, das Formen statt Bildpunkten speichert</w:t>
             </w:r>
           </w:p>
         </w:tc>
@@ -19914,7 +19914,7 @@
                 <w:sz w:val="18"/>
                 <w:szCs w:val="18"/>
               </w:rPr>
-              <w:t xml:space="preserve">Verwaltungsoberfläche für Anwendungen im Google Play Store</w:t>
+              <w:t xml:space="preserve">Verwaltungsoberfläche für Apps im Google Play Store</w:t>
             </w:r>
           </w:p>
         </w:tc>

--- a/mappe/Zmaj Projektmappe.docx
+++ b/mappe/Zmaj Projektmappe.docx
@@ -321,44 +321,44 @@
     <w:p>
       <w:pPr>
         <w:tabs>
-          <w:tab w:val="left" w:pos="648"/>
+          <w:tab w:val="left" w:pos="1224"/>
           <w:tab w:val="right" w:pos="9026" w:leader="dot"/>
         </w:tabs>
-        <w:spacing w:after="78"/>
-        <w:ind w:left="0"/>
-      </w:pPr>
-      <w:r>
-        <w:rPr>
-          <w:rFonts w:ascii="Calibri" w:cs="Calibri" w:eastAsia="Calibri" w:hAnsi="Calibri"/>
-          <w:b/>
-          <w:bCs/>
+        <w:spacing w:after="52"/>
+        <w:ind w:left="576"/>
+      </w:pPr>
+      <w:r>
+        <w:rPr>
+          <w:rFonts w:ascii="Calibri" w:cs="Calibri" w:eastAsia="Calibri" w:hAnsi="Calibri"/>
+          <w:b w:val="false"/>
+          <w:bCs w:val="false"/>
+          <w:color w:val="444444"/>
+          <w:sz w:val="22"/>
+          <w:szCs w:val="22"/>
+        </w:rPr>
+        <w:t xml:space="preserve">1.1	</w:t>
+      </w:r>
+      <w:r>
+        <w:rPr>
+          <w:rFonts w:ascii="Calibri" w:cs="Calibri" w:eastAsia="Calibri" w:hAnsi="Calibri"/>
+          <w:b w:val="false"/>
+          <w:bCs w:val="false"/>
+          <w:color w:val="444444"/>
+          <w:sz w:val="22"/>
+          <w:szCs w:val="22"/>
+        </w:rPr>
+        <w:t xml:space="preserve">Der Verfasser</w:t>
+      </w:r>
+      <w:r>
+        <w:rPr>
+          <w:rFonts w:ascii="Calibri" w:cs="Calibri" w:eastAsia="Calibri" w:hAnsi="Calibri"/>
+          <w:b w:val="false"/>
+          <w:bCs w:val="false"/>
           <w:color w:val="1F3864"/>
           <w:sz w:val="22"/>
           <w:szCs w:val="22"/>
         </w:rPr>
-        <w:t xml:space="preserve">2.	</w:t>
-      </w:r>
-      <w:r>
-        <w:rPr>
-          <w:rFonts w:ascii="Calibri" w:cs="Calibri" w:eastAsia="Calibri" w:hAnsi="Calibri"/>
-          <w:b/>
-          <w:bCs/>
-          <w:color w:val="1F3864"/>
-          <w:sz w:val="22"/>
-          <w:szCs w:val="22"/>
-        </w:rPr>
-        <w:t xml:space="preserve">Lastenheft</w:t>
-      </w:r>
-      <w:r>
-        <w:rPr>
-          <w:rFonts w:ascii="Calibri" w:cs="Calibri" w:eastAsia="Calibri" w:hAnsi="Calibri"/>
-          <w:b/>
-          <w:bCs/>
-          <w:color w:val="1F3864"/>
-          <w:sz w:val="22"/>
-          <w:szCs w:val="22"/>
-        </w:rPr>
-        <w:t xml:space="preserve">	4</w:t>
+        <w:t xml:space="preserve">	3</w:t>
       </w:r>
     </w:p>
     <w:p>
@@ -379,7 +379,7 @@
           <w:sz w:val="22"/>
           <w:szCs w:val="22"/>
         </w:rPr>
-        <w:t xml:space="preserve">2.1	</w:t>
+        <w:t xml:space="preserve">1.2	</w:t>
       </w:r>
       <w:r>
         <w:rPr>
@@ -390,13 +390,56 @@
           <w:sz w:val="22"/>
           <w:szCs w:val="22"/>
         </w:rPr>
-        <w:t xml:space="preserve">Einführung in das Projekt</w:t>
-      </w:r>
-      <w:r>
-        <w:rPr>
-          <w:rFonts w:ascii="Calibri" w:cs="Calibri" w:eastAsia="Calibri" w:hAnsi="Calibri"/>
-          <w:b w:val="false"/>
-          <w:bCs w:val="false"/>
+        <w:t xml:space="preserve">Das Projekt</w:t>
+      </w:r>
+      <w:r>
+        <w:rPr>
+          <w:rFonts w:ascii="Calibri" w:cs="Calibri" w:eastAsia="Calibri" w:hAnsi="Calibri"/>
+          <w:b w:val="false"/>
+          <w:bCs w:val="false"/>
+          <w:color w:val="1F3864"/>
+          <w:sz w:val="22"/>
+          <w:szCs w:val="22"/>
+        </w:rPr>
+        <w:t xml:space="preserve">	3</w:t>
+      </w:r>
+    </w:p>
+    <w:p>
+      <w:pPr>
+        <w:tabs>
+          <w:tab w:val="left" w:pos="648"/>
+          <w:tab w:val="right" w:pos="9026" w:leader="dot"/>
+        </w:tabs>
+        <w:spacing w:after="78"/>
+        <w:ind w:left="0"/>
+      </w:pPr>
+      <w:r>
+        <w:rPr>
+          <w:rFonts w:ascii="Calibri" w:cs="Calibri" w:eastAsia="Calibri" w:hAnsi="Calibri"/>
+          <w:b/>
+          <w:bCs/>
+          <w:color w:val="1F3864"/>
+          <w:sz w:val="22"/>
+          <w:szCs w:val="22"/>
+        </w:rPr>
+        <w:t xml:space="preserve">2.	</w:t>
+      </w:r>
+      <w:r>
+        <w:rPr>
+          <w:rFonts w:ascii="Calibri" w:cs="Calibri" w:eastAsia="Calibri" w:hAnsi="Calibri"/>
+          <w:b/>
+          <w:bCs/>
+          <w:color w:val="1F3864"/>
+          <w:sz w:val="22"/>
+          <w:szCs w:val="22"/>
+        </w:rPr>
+        <w:t xml:space="preserve">Lastenheft</w:t>
+      </w:r>
+      <w:r>
+        <w:rPr>
+          <w:rFonts w:ascii="Calibri" w:cs="Calibri" w:eastAsia="Calibri" w:hAnsi="Calibri"/>
+          <w:b/>
+          <w:bCs/>
           <w:color w:val="1F3864"/>
           <w:sz w:val="22"/>
           <w:szCs w:val="22"/>
@@ -422,7 +465,7 @@
           <w:sz w:val="22"/>
           <w:szCs w:val="22"/>
         </w:rPr>
-        <w:t xml:space="preserve">2.2	</w:t>
+        <w:t xml:space="preserve">2.1	</w:t>
       </w:r>
       <w:r>
         <w:rPr>
@@ -433,7 +476,7 @@
           <w:sz w:val="22"/>
           <w:szCs w:val="22"/>
         </w:rPr>
-        <w:t xml:space="preserve">Ist-Zustand</w:t>
+        <w:t xml:space="preserve">Einführung in das Projekt</w:t>
       </w:r>
       <w:r>
         <w:rPr>
@@ -465,7 +508,7 @@
           <w:sz w:val="22"/>
           <w:szCs w:val="22"/>
         </w:rPr>
-        <w:t xml:space="preserve">2.3	</w:t>
+        <w:t xml:space="preserve">2.2	</w:t>
       </w:r>
       <w:r>
         <w:rPr>
@@ -476,7 +519,7 @@
           <w:sz w:val="22"/>
           <w:szCs w:val="22"/>
         </w:rPr>
-        <w:t xml:space="preserve">Soll-Zustand</w:t>
+        <w:t xml:space="preserve">Ist-Zustand</w:t>
       </w:r>
       <w:r>
         <w:rPr>
@@ -487,7 +530,7 @@
           <w:sz w:val="22"/>
           <w:szCs w:val="22"/>
         </w:rPr>
-        <w:t xml:space="preserve">	5</w:t>
+        <w:t xml:space="preserve">	4</w:t>
       </w:r>
     </w:p>
     <w:p>
@@ -508,7 +551,7 @@
           <w:sz w:val="22"/>
           <w:szCs w:val="22"/>
         </w:rPr>
-        <w:t xml:space="preserve">2.4	</w:t>
+        <w:t xml:space="preserve">2.3	</w:t>
       </w:r>
       <w:r>
         <w:rPr>
@@ -519,7 +562,7 @@
           <w:sz w:val="22"/>
           <w:szCs w:val="22"/>
         </w:rPr>
-        <w:t xml:space="preserve">Technische Anforderungen</w:t>
+        <w:t xml:space="preserve">Soll-Zustand</w:t>
       </w:r>
       <w:r>
         <w:rPr>
@@ -551,6 +594,49 @@
           <w:sz w:val="22"/>
           <w:szCs w:val="22"/>
         </w:rPr>
+        <w:t xml:space="preserve">2.4	</w:t>
+      </w:r>
+      <w:r>
+        <w:rPr>
+          <w:rFonts w:ascii="Calibri" w:cs="Calibri" w:eastAsia="Calibri" w:hAnsi="Calibri"/>
+          <w:b w:val="false"/>
+          <w:bCs w:val="false"/>
+          <w:color w:val="444444"/>
+          <w:sz w:val="22"/>
+          <w:szCs w:val="22"/>
+        </w:rPr>
+        <w:t xml:space="preserve">Technische Anforderungen</w:t>
+      </w:r>
+      <w:r>
+        <w:rPr>
+          <w:rFonts w:ascii="Calibri" w:cs="Calibri" w:eastAsia="Calibri" w:hAnsi="Calibri"/>
+          <w:b w:val="false"/>
+          <w:bCs w:val="false"/>
+          <w:color w:val="1F3864"/>
+          <w:sz w:val="22"/>
+          <w:szCs w:val="22"/>
+        </w:rPr>
+        <w:t xml:space="preserve">	5</w:t>
+      </w:r>
+    </w:p>
+    <w:p>
+      <w:pPr>
+        <w:tabs>
+          <w:tab w:val="left" w:pos="1224"/>
+          <w:tab w:val="right" w:pos="9026" w:leader="dot"/>
+        </w:tabs>
+        <w:spacing w:after="52"/>
+        <w:ind w:left="576"/>
+      </w:pPr>
+      <w:r>
+        <w:rPr>
+          <w:rFonts w:ascii="Calibri" w:cs="Calibri" w:eastAsia="Calibri" w:hAnsi="Calibri"/>
+          <w:b w:val="false"/>
+          <w:bCs w:val="false"/>
+          <w:color w:val="444444"/>
+          <w:sz w:val="22"/>
+          <w:szCs w:val="22"/>
+        </w:rPr>
         <w:t xml:space="preserve">2.5	</w:t>
       </w:r>
       <w:r>
@@ -1293,7 +1379,7 @@
           <w:sz w:val="22"/>
           <w:szCs w:val="22"/>
         </w:rPr>
-        <w:t xml:space="preserve">Aufbau der Anwendung</w:t>
+        <w:t xml:space="preserve">Aufbau der App</w:t>
       </w:r>
       <w:r>
         <w:rPr>
@@ -1637,7 +1723,7 @@
           <w:sz w:val="22"/>
           <w:szCs w:val="22"/>
         </w:rPr>
-        <w:t xml:space="preserve">Die Anwendung in Bildern</w:t>
+        <w:t xml:space="preserve">Die App in Bildern</w:t>
       </w:r>
       <w:r>
         <w:rPr>
@@ -1921,7 +2007,7 @@
           <w:sz w:val="22"/>
           <w:szCs w:val="22"/>
         </w:rPr>
-        <w:t xml:space="preserve">Der Lernstoff führt vom Alltag bis zum Arbeitsvertrag. Geübt wird in fünf Formen, nämlich durch Hören, Schreiben, Auswählen, Lückenfüllen und Sprechen. Zu jeder Vokabel gehört eine bosnische Sprachaufnahme.</w:t>
+        <w:t xml:space="preserve">Der Lernstoff führt vom Alltag bis zum Arbeitsvertrag. Geübt wird in fünf Formen, nämlich durch Hören, Schreiben, Auswählen, Lückentexte und Sprechen. Zu jeder Vokabel gehört eine bosnische Sprachaufnahme.</w:t>
       </w:r>
     </w:p>
     <w:p>
@@ -3155,7 +3241,7 @@
           <w:sz w:val="22"/>
           <w:szCs w:val="22"/>
         </w:rPr>
-        <w:t xml:space="preserve"> Die Wartezeit sorgt dafür, dass Lernende am nächsten Tag wiederkommen, und die verbreiteten Lernanwendungen verfahren ebenso. Eine erneute Überprüfung der Entscheidung erfolgt, wenn Teilnehmer des geschlossenen Tests von sich aus melden, dass sie deswegen aufgehört haben. Die Auswertung des Tests steht in Abschnitt 5.7.</w:t>
+        <w:t xml:space="preserve"> Die Wartezeit sorgt dafür, dass Lernende am nächsten Tag wiederkommen, und die verbreiteten Sprachlern-Apps verfahren ebenso. Eine erneute Überprüfung der Entscheidung erfolgt, wenn Teilnehmer des geschlossenen Tests von sich aus melden, dass sie deswegen aufgehört haben. Die Auswertung des Tests steht in Abschnitt 5.7.</w:t>
       </w:r>
     </w:p>
     <w:p>
@@ -10910,7 +10996,7 @@
           <w:sz w:val="22"/>
           <w:szCs w:val="22"/>
         </w:rPr>
-        <w:t xml:space="preserve"> Mit der Entscheidung gegen einen eigenen Server (Abschnitt 3.2) wurden Anmeldung, Kontoverwaltung und Sitzungsverwaltung aus der ausgelieferten App entfernt. Am 23.09.2026 fielen weitere 151 Zeilen, die danach nicht mehr erreichbar waren. Ein Rest des alten Servers blieb erhalten, dient aber nur noch als Werkzeug am Rechner, denn das Skript für die Inhalte ruft dessen Ladefunktion auf. Dadurch können die beiden Fassungen nicht auseinanderlaufen.</w:t>
+        <w:t xml:space="preserve"> Mit der Entscheidung gegen einen eigenen Server (Abschnitt 3.2) wurden Anmeldung, Kontoverwaltung und Sitzungsverwaltung aus der ausgelieferten App entfernt. Am 23.09.2026 fielen weitere 151 Zeilen, die danach nicht mehr erreichbar waren. Ein Rest des alten Servers blieb erhalten, dient aber nur noch als Werkzeug am Rechner, denn das Skript für die Inhalte ruft dessen Ladefunktion auf.</w:t>
       </w:r>
     </w:p>
     <w:p>
@@ -16088,7 +16174,7 @@
           <w:sz w:val="22"/>
           <w:szCs w:val="22"/>
         </w:rPr>
-        <w:t xml:space="preserve">Android Vitals erhebt Abstürze und Blockaden automatisch (Abschnitt 3.5). Am 23.09.2026 wies die Auswertung bei zwölf Testern weder Abstürze noch Blockaden aus.</w:t>
+        <w:t xml:space="preserve">Android Vitals erhebt Abstürze und Blockaden automatisch (Abschnitt 3.5). Am 23.09.2026, zum Testbeginn mit zwölf Teilnehmern, wies die Auswertung weder Abstürze noch Blockaden aus.</w:t>
       </w:r>
     </w:p>
     <w:p>
@@ -18217,7 +18303,7 @@
                 <w:sz w:val="16"/>
                 <w:szCs w:val="16"/>
               </w:rPr>
-              <w:t xml:space="preserve">Übungsform Lücke</w:t>
+              <w:t xml:space="preserve">Übungsform Lückentext</w:t>
             </w:r>
           </w:p>
         </w:tc>

--- a/mappe/Zmaj Projektmappe.docx
+++ b/mappe/Zmaj Projektmappe.docx
@@ -2400,7 +2400,7 @@
           <w:sz w:val="22"/>
           <w:szCs w:val="22"/>
         </w:rPr>
-        <w:t xml:space="preserve"> Jeder Fehler verbraucht eines von fünf Leben. Sind alle Leben verbraucht, ist eine Wartezeit einzuhalten oder Werbung anzusehen. In der Vollversion entfällt diese Begrenzung.</w:t>
+        <w:t xml:space="preserve"> Jeder Fehler verbraucht eines von fünf Leben. Sind alle Leben verbraucht, ist eine Wartezeit einzuhalten, Werbung anzusehen oder ein Leben im Laden gegen Münzen zu erwerben. In der Vollversion entfällt diese Begrenzung.</w:t>
       </w:r>
     </w:p>
     <w:p>
@@ -3155,7 +3155,7 @@
           <w:sz w:val="22"/>
           <w:szCs w:val="22"/>
         </w:rPr>
-        <w:t xml:space="preserve"> Dienste wie RevenueCat prüfen Abonnements auf ihren eigenen Servern, was der Entscheidung aus Abschnitt 3.2 widersprochen hätte, ohne Server auszukommen. Stattdessen wurde ein eigenes Plugin entwickelt, das unmittelbar mit der Abrechnung des Play Store kommuniziert.</w:t>
+        <w:t xml:space="preserve"> Dienste wie RevenueCat prüfen Abonnements auf ihren eigenen Servern, was der Entscheidung aus Abschnitt 3.2, ohne Server auszukommen, widersprochen hätte. Stattdessen wurde ein eigenes Plugin entwickelt, das unmittelbar mit der Abrechnung des Play Store kommuniziert.</w:t>
       </w:r>
     </w:p>
     <w:p>
@@ -5354,7 +5354,7 @@
                 <w:sz w:val="18"/>
                 <w:szCs w:val="18"/>
               </w:rPr>
-              <w:t xml:space="preserve">Solange Testkennungen laufen, richtet kein Befund Schaden an. Die Behebung der Befunde erfolgt vor dem Tausch der Kennungen, wobei die Reihenfolge festgelegt ist und als Änderungsskripte bereitliegt. Der Wert sinkt erst nach dem Einbau und der Nachprüfung.</w:t>
+              <w:t xml:space="preserve">Solange Testkennungen laufen, richtet kein Befund Schaden an. Die Behebung der Befunde erfolgt vor dem Tausch der Kennungen. Die Reihenfolge ist festgelegt, und die Korrekturen liegen als Änderungsskripte bereit. Der Wert sinkt erst nach dem Einbau und der Nachprüfung.</w:t>
             </w:r>
           </w:p>
         </w:tc>
@@ -10996,7 +10996,7 @@
           <w:sz w:val="22"/>
           <w:szCs w:val="22"/>
         </w:rPr>
-        <w:t xml:space="preserve"> Mit der Entscheidung gegen einen eigenen Server (Abschnitt 3.2) wurden Anmeldung, Kontoverwaltung und Sitzungsverwaltung aus der ausgelieferten App entfernt. Am 23.09.2026 fielen weitere 151 Zeilen, die danach nicht mehr erreichbar waren. Ein Rest des alten Servers blieb erhalten, dient aber nur noch als Werkzeug am Rechner, denn das Skript für die Inhalte ruft dessen Ladefunktion auf.</w:t>
+        <w:t xml:space="preserve"> Mit der Entscheidung gegen einen eigenen Server (Abschnitt 3.2) wurden Anmeldung, Kontoverwaltung und Sitzungsverwaltung aus der ausgelieferten App entfernt. Am 23.09.2026 wurden weitere 151 Zeilen entfernt, die seit dem Umbau nicht mehr erreichbar waren. Ein Rest des alten Servers blieb erhalten, dient aber nur noch als Werkzeug am Rechner, denn das Skript für die Inhalte ruft dessen Ladefunktion auf.</w:t>
       </w:r>
     </w:p>
     <w:p>
@@ -12466,7 +12466,7 @@
           <w:sz w:val="22"/>
           <w:szCs w:val="22"/>
         </w:rPr>
-        <w:t xml:space="preserve"> Nach zehn zusammenhängenden Lerntagen entsteht ein Schutz, der einen versäumten Tag auffängt. Dabei können höchstens zwei gleichzeitig gehalten werden. Der Schutz ist die einzige Stelle, an der eine Zeitmessung über den laufenden Tag hinausreicht.</w:t>
+        <w:t xml:space="preserve"> Nach zehn zusammenhängenden Lerntagen entsteht ein Schutz, der einen versäumten Tag auffängt. Höchstens zwei solcher Schutztage lassen sich gleichzeitig halten. Der Schutz ist die einzige Stelle, an der eine Zeitmessung über den laufenden Tag hinausreicht.</w:t>
       </w:r>
     </w:p>
     <w:p>
@@ -13277,7 +13277,7 @@
           <w:sz w:val="22"/>
           <w:szCs w:val="22"/>
         </w:rPr>
-        <w:t xml:space="preserve"> Die App holte die Liste der Tondateien aus einer Serverauskunft. In einer App ohne Server bleibt diese Liste leer, sodass 1.108 Aufnahmen mitgeliefert, aber keine einzige auffindbar gewesen wäre. Gelöst wurde das, indem die Zuordnung aus einer mitgelieferten Datei gelesen wird.</w:t>
+        <w:t xml:space="preserve"> Die App holte die Liste der Tondateien aus einer Serverauskunft. In einer App ohne Server bleibt diese Liste leer, sodass 1.108 Aufnahmen mitgeliefert worden wären, ohne dass eine einzige auffindbar gewesen wäre. Gelöst wurde das, indem die Zuordnung aus einer mitgelieferten Datei gelesen wird.</w:t>
       </w:r>
     </w:p>
     <w:p>
@@ -16108,7 +16108,7 @@
           <w:sz w:val="22"/>
           <w:szCs w:val="22"/>
         </w:rPr>
-        <w:t xml:space="preserve"> Drei Bestände wurden systematisch und nicht stichprobenweise geprüft. Die Werbeeinbindung ergab 20 belegte Befunde, davon drei kontogefährdend. Dazu wurde jeder Befund in einem zweiten Durchgang gezielt angegriffen, um ihn zu widerlegen, und nur die dabei bestätigten Befunde stehen im Bericht. Die Oberfläche umfasst acht Sprachen mit je 396 Texten und wurde Seite für Seite in jeder Sprache durchgesehen. Der Wortschatz mit 569 Einträgen wird derzeit von einem Muttersprachler durchgesehen.</w:t>
+        <w:t xml:space="preserve"> Drei Bestände wurden systematisch und nicht stichprobenweise geprüft. Die Prüfung der Werbeeinbindung ergab 20 belegte Befunde, davon drei kontogefährdend. Dazu wurde jeder Befund in einem zweiten Durchgang gezielt angegriffen, um ihn zu widerlegen, und nur die dabei bestätigten Befunde stehen im Bericht. Die Oberfläche umfasst acht Sprachen mit je 396 Texten und wurde Seite für Seite in jeder Sprache durchgesehen. Für eine geplante Erweiterung des Wortschatzes liegen 569 neue Vorschläge vor, die derzeit von einem Muttersprachler durchgesehen werden.</w:t>
       </w:r>
     </w:p>
     <w:p>
@@ -16158,7 +16158,7 @@
           <w:sz w:val="22"/>
           <w:szCs w:val="22"/>
         </w:rPr>
-        <w:t xml:space="preserve">Der geschlossene Test läuft seit dem 23.09.2026. Dreizehn Tester benutzen die App auf ihren eigenen Geräten. Rückmeldungen erfolgen über zwei Wege, zum einen über eine Gruppe in einem Nachrichtendienst und zum anderen über eine Adresse, die im Test hinterlegt ist und den Testern bei Google Play angezeigt wird.</w:t>
+        <w:t xml:space="preserve">Der geschlossene Test läuft seit dem 23.09.2026. Angemeldet sind dreizehn Tester, zwölf davon benutzen die App auf ihren eigenen Android-Geräten. Rückmeldungen erfolgen über zwei Wege, zum einen über eine Gruppe in einem Nachrichtendienst und zum anderen über eine Adresse, die im Test hinterlegt ist und den Testern bei Google Play angezeigt wird.</w:t>
       </w:r>
     </w:p>
     <w:p>

--- a/mappe/Zmaj Projektmappe.docx
+++ b/mappe/Zmaj Projektmappe.docx
@@ -1605,7 +1605,7 @@
           <w:sz w:val="22"/>
           <w:szCs w:val="22"/>
         </w:rPr>
-        <w:t xml:space="preserve">	18</w:t>
+        <w:t xml:space="preserve">	19</w:t>
       </w:r>
     </w:p>
     <w:p>
@@ -1680,7 +1680,7 @@
           <w:sz w:val="22"/>
           <w:szCs w:val="22"/>
         </w:rPr>
-        <w:t xml:space="preserve">Belegstellen zum Ist-Zustand</w:t>
+        <w:t xml:space="preserve">Quellen</w:t>
       </w:r>
       <w:r>
         <w:rPr>
@@ -1777,7 +1777,7 @@
           <w:sz w:val="22"/>
           <w:szCs w:val="22"/>
         </w:rPr>
-        <w:t xml:space="preserve">	22</w:t>
+        <w:t xml:space="preserve">	23</w:t>
       </w:r>
     </w:p>
     <w:p>
@@ -1820,7 +1820,7 @@
           <w:sz w:val="22"/>
           <w:szCs w:val="22"/>
         </w:rPr>
-        <w:t xml:space="preserve">	23</w:t>
+        <w:t xml:space="preserve">	24</w:t>
       </w:r>
     </w:p>
     <w:p>
@@ -12012,7 +12012,7 @@
           <w:sz w:val="22"/>
           <w:szCs w:val="22"/>
         </w:rPr>
-        <w:t xml:space="preserve"> Der Lernpfad ist als Zustandsfolge umgesetzt. Dabei sind beim Entwurf einer Ablaufsteuerung stets dieselben fünf Fragen zu beantworten, unabhängig davon, ob die Anlage ein Ofen, ein Förderband oder ein Lernablauf ist.</w:t>
+        <w:t xml:space="preserve"> Der Lernpfad ist als Zustandsfolge umgesetzt. Beschrieben wird er mit dem Begriffsgerüst der Ablaufsteuerung, wie es die Schrittkette kennt: Zustände, Weiterschaltbedingungen, Verriegelungen, Zeitglieder und Störungsbehandlung. Die folgenden fünf Fragen ordnen diese Begriffe dem Projekt zu. Sie sind daraus abgeleitet und keine Vorgabe einer Norm.</w:t>
       </w:r>
     </w:p>
     <w:tbl>
@@ -12440,7 +12440,7 @@
           <w:sz w:val="22"/>
           <w:szCs w:val="22"/>
         </w:rPr>
-        <w:t xml:space="preserve"> Die Antwortgenauigkeit bestimmt den Abstand bis zur nächsten Abfrage, wobei richtige Antworten ihn vergrößern und falsche ihn verkürzen. Ein Regelkreis im Sinne der Regelungstechnik ist das jedoch nicht, da die Strecke ein Mensch ist und sich eine Sprungantwort nicht wiederholen lässt.</w:t>
+        <w:t xml:space="preserve"> Die Antwortgenauigkeit bestimmt den Abstand bis zur nächsten Abfrage, wobei richtige Antworten ihn vergrößern und falsche ihn verkürzen. Dass sich die Planung von Wiederholungen als Steuerungsaufgabe fassen lässt, ist nicht erst hier behauptet worden: Tabibian und andere formulieren sie in den Proceedings of the National Academy of Sciences ausdrücklich als Problem der stochastischen Optimalsteuerung und prüfen ihr Ergebnis an Daten eines Sprachlernanbieters (Anhang 6.1). Ein Regelkreis im Sinne der Regelungstechnik ist die hier verwendete Wiederholung dennoch nicht, da die Strecke ein Mensch ist und sich eine Sprungantwort nicht wiederholen lässt.</w:t>
       </w:r>
     </w:p>
     <w:p>
@@ -17143,7 +17143,23 @@
           <w:sz w:val="26"/>
           <w:szCs w:val="26"/>
         </w:rPr>
-        <w:t xml:space="preserve">6.1 Belegstellen zum Ist-Zustand</w:t>
+        <w:t xml:space="preserve">6.1 Quellen</w:t>
+      </w:r>
+    </w:p>
+    <w:p>
+      <w:pPr>
+        <w:spacing w:after="160" w:line="276"/>
+        <w:jc w:val="both"/>
+      </w:pPr>
+      <w:r>
+        <w:rPr>
+          <w:rFonts w:ascii="Calibri" w:cs="Calibri" w:eastAsia="Calibri" w:hAnsi="Calibri"/>
+          <w:b/>
+          <w:bCs/>
+          <w:sz w:val="22"/>
+          <w:szCs w:val="22"/>
+        </w:rPr>
+        <w:t xml:space="preserve">Belegstellen zum Ist-Zustand (Abschnitt 2.2).</w:t>
       </w:r>
     </w:p>
     <w:p>
@@ -17538,6 +17554,40 @@
           <w:szCs w:val="22"/>
         </w:rPr>
         <w:t xml:space="preserve">uTalk - Bosnisch: Umfang und inhaltliche Aussage — https://utalk.com/en/store/bosnian (abgerufen am 23.09.2026)</w:t>
+      </w:r>
+    </w:p>
+    <w:p>
+      <w:pPr>
+        <w:spacing w:after="160" w:line="276"/>
+        <w:jc w:val="both"/>
+      </w:pPr>
+      <w:r>
+        <w:rPr>
+          <w:rFonts w:ascii="Calibri" w:cs="Calibri" w:eastAsia="Calibri" w:hAnsi="Calibri"/>
+          <w:b/>
+          <w:bCs/>
+          <w:sz w:val="22"/>
+          <w:szCs w:val="22"/>
+        </w:rPr>
+        <w:t xml:space="preserve">Fachliteratur (Abschnitt 5.3).</w:t>
+      </w:r>
+    </w:p>
+    <w:p>
+      <w:pPr>
+        <w:pStyle w:val="ListParagraph"/>
+        <w:numPr>
+          <w:ilvl w:val="0"/>
+          <w:numId w:val="2"/>
+        </w:numPr>
+        <w:spacing w:after="80" w:line="276"/>
+      </w:pPr>
+      <w:r>
+        <w:rPr>
+          <w:rFonts w:ascii="Calibri" w:cs="Calibri" w:eastAsia="Calibri" w:hAnsi="Calibri"/>
+          <w:sz w:val="22"/>
+          <w:szCs w:val="22"/>
+        </w:rPr>
+        <w:t xml:space="preserve">Behzad Tabibian, Utkarsh Upadhyay, Abir De, Ali Zarezade, Bernhard Schölkopf, Manuel Gomez-Rodriguez: Enhancing human learning via spaced repetition optimization. Proceedings of the National Academy of Sciences 116 (10), 2019, Seiten 3988 bis 3993. DOI 10.1073/pnas.1815156116</w:t>
       </w:r>
     </w:p>
     <w:p>

--- a/mappe/Zmaj Projektmappe.docx
+++ b/mappe/Zmaj Projektmappe.docx
@@ -20250,6 +20250,172 @@
         <w:spacing w:after="160"/>
       </w:pPr>
     </w:p>
+    <w:p>
+      <w:r>
+        <w:br w:type="page"/>
+      </w:r>
+    </w:p>
+    <w:p>
+      <w:pPr>
+        <w:pStyle w:val="Heading1"/>
+        <w:keepNext/>
+        <w:spacing w:after="200" w:before="360"/>
+      </w:pPr>
+      <w:r>
+        <w:rPr>
+          <w:rFonts w:ascii="Calibri Light" w:cs="Calibri Light" w:eastAsia="Calibri Light" w:hAnsi="Calibri Light"/>
+          <w:b/>
+          <w:bCs/>
+          <w:color w:val="1F3864"/>
+          <w:sz w:val="32"/>
+          <w:szCs w:val="32"/>
+        </w:rPr>
+        <w:t xml:space="preserve">Eigenständigkeitserklärung</w:t>
+      </w:r>
+    </w:p>
+    <w:p>
+      <w:pPr>
+        <w:spacing w:after="160" w:line="276"/>
+        <w:jc w:val="both"/>
+      </w:pPr>
+      <w:r>
+        <w:rPr>
+          <w:rFonts w:ascii="Calibri" w:cs="Calibri" w:eastAsia="Calibri" w:hAnsi="Calibri"/>
+          <w:b w:val="false"/>
+          <w:bCs w:val="false"/>
+          <w:sz w:val="22"/>
+          <w:szCs w:val="22"/>
+        </w:rPr>
+        <w:t xml:space="preserve">Hiermit versichere ich, dass ich die vorliegende Arbeit selbstständig verfasst und keine anderen als die angegebenen Quellen und Hilfsmittel benutzt habe. Alle Stellen, die wörtlich oder sinngemäß aus Quellen übernommen wurden, sind als solche kenntlich gemacht. Die Arbeit wurde in gleicher oder ähnlicher Form noch keiner anderen Prüfungsbehörde vorgelegt.</w:t>
+      </w:r>
+    </w:p>
+    <w:p>
+      <w:pPr>
+        <w:spacing w:after="160" w:line="276"/>
+        <w:jc w:val="both"/>
+      </w:pPr>
+      <w:r>
+        <w:rPr>
+          <w:rFonts w:ascii="Calibri" w:cs="Calibri" w:eastAsia="Calibri" w:hAnsi="Calibri"/>
+          <w:b/>
+          <w:bCs/>
+          <w:sz w:val="22"/>
+          <w:szCs w:val="22"/>
+        </w:rPr>
+        <w:t xml:space="preserve">Verwendete Hilfsmittel.</w:t>
+      </w:r>
+      <w:r>
+        <w:rPr>
+          <w:rFonts w:ascii="Calibri" w:cs="Calibri" w:eastAsia="Calibri" w:hAnsi="Calibri"/>
+          <w:b w:val="false"/>
+          <w:bCs w:val="false"/>
+          <w:sz w:val="22"/>
+          <w:szCs w:val="22"/>
+        </w:rPr>
+        <w:t xml:space="preserve"> Die App wurde mit dem Rahmenwerk Capacitor gebaut. Als Entwicklungsumgebungen dienten Thonny für die Python-Dateien des Lernstoffs und Android Studio für die Android-Hülle. Die Versionsverwaltung erfolgte mit Git. Diese Projektmappe wurde mit Node.js und der Bibliothek docx aus den Kapiteldateien erzeugt. Für die Entwicklung des Programms und für die Erstellung dieser Dokumentation wurde der KI-Assistent Claude Code der Firma Anthropic eingesetzt. Alle fachlichen Entscheidungen, die Auswahl und Prüfung des bosnischen Lernstoffs sowie sämtliche Angaben zu Zahlen, Terminen und Belegen wurden von mir getroffen und überprüft.</w:t>
+      </w:r>
+    </w:p>
+    <w:p>
+      <w:pPr>
+        <w:spacing w:after="160" w:line="276"/>
+        <w:jc w:val="both"/>
+      </w:pPr>
+      <w:r>
+        <w:rPr>
+          <w:rFonts w:ascii="Calibri" w:cs="Calibri" w:eastAsia="Calibri" w:hAnsi="Calibri"/>
+          <w:b w:val="false"/>
+          <w:bCs w:val="false"/>
+          <w:sz w:val="22"/>
+          <w:szCs w:val="22"/>
+        </w:rPr>
+        <w:t xml:space="preserve">Die im Anhang unter 6.1 aufgeführten Quellen wurden am angegebenen Datum abgerufen.</w:t>
+      </w:r>
+    </w:p>
+    <w:p/>
+    <w:p/>
+    <w:p/>
+    <w:tbl>
+      <w:tblPr>
+        <w:tblW w:type="pct" w:w="100%"/>
+        <w:tblBorders>
+          <w:top w:val="none" w:color="FFFFFF" w:sz="0"/>
+          <w:left w:val="none" w:color="FFFFFF" w:sz="0"/>
+          <w:bottom w:val="none" w:color="FFFFFF" w:sz="0"/>
+          <w:right w:val="none" w:color="FFFFFF" w:sz="0"/>
+          <w:insideH w:val="none" w:color="FFFFFF" w:sz="0"/>
+          <w:insideV w:val="none" w:color="FFFFFF" w:sz="0"/>
+        </w:tblBorders>
+      </w:tblPr>
+      <w:tblGrid>
+        <w:gridCol w:w="100"/>
+        <w:gridCol w:w="100"/>
+      </w:tblGrid>
+      <w:tr>
+        <w:trPr>
+          <w:cantSplit/>
+        </w:trPr>
+        <w:tc>
+          <w:tcPr>
+            <w:tcW w:type="pct" w:w="50%"/>
+            <w:tcBorders>
+              <w:top w:val="single" w:color="000000" w:sz="4"/>
+              <w:left w:val="none" w:color="FFFFFF" w:sz="0"/>
+              <w:bottom w:val="none" w:color="FFFFFF" w:sz="0"/>
+              <w:right w:val="none" w:color="FFFFFF" w:sz="0"/>
+            </w:tcBorders>
+            <w:tcMar>
+              <w:top w:type="dxa" w:w="80"/>
+              <w:left w:type="dxa" w:w="0"/>
+              <w:right w:type="dxa" w:w="200"/>
+            </w:tcMar>
+          </w:tcPr>
+          <w:p>
+            <w:pPr>
+              <w:spacing w:after="0"/>
+            </w:pPr>
+            <w:r>
+              <w:rPr>
+                <w:rFonts w:ascii="Calibri" w:cs="Calibri" w:eastAsia="Calibri" w:hAnsi="Calibri"/>
+                <w:color w:val="595959"/>
+                <w:sz w:val="20"/>
+                <w:szCs w:val="20"/>
+              </w:rPr>
+              <w:t xml:space="preserve">Wettenberg, den</w:t>
+            </w:r>
+          </w:p>
+        </w:tc>
+        <w:tc>
+          <w:tcPr>
+            <w:tcW w:type="pct" w:w="50%"/>
+            <w:tcBorders>
+              <w:top w:val="single" w:color="000000" w:sz="4"/>
+              <w:left w:val="none" w:color="FFFFFF" w:sz="0"/>
+              <w:bottom w:val="none" w:color="FFFFFF" w:sz="0"/>
+              <w:right w:val="none" w:color="FFFFFF" w:sz="0"/>
+            </w:tcBorders>
+            <w:tcMar>
+              <w:top w:type="dxa" w:w="80"/>
+              <w:left w:type="dxa" w:w="0"/>
+              <w:right w:type="dxa" w:w="200"/>
+            </w:tcMar>
+          </w:tcPr>
+          <w:p>
+            <w:pPr>
+              <w:spacing w:after="0"/>
+            </w:pPr>
+            <w:r>
+              <w:rPr>
+                <w:rFonts w:ascii="Calibri" w:cs="Calibri" w:eastAsia="Calibri" w:hAnsi="Calibri"/>
+                <w:color w:val="595959"/>
+                <w:sz w:val="20"/>
+                <w:szCs w:val="20"/>
+              </w:rPr>
+              <w:t xml:space="preserve">Ajdin Hasić</w:t>
+            </w:r>
+          </w:p>
+        </w:tc>
+      </w:tr>
+    </w:tbl>
     <w:sectPr>
       <w:headerReference w:type="default" r:id="rId7"/>
       <w:footerReference w:type="default" r:id="rId8"/>

--- a/mappe/Zmaj Projektmappe.docx
+++ b/mappe/Zmaj Projektmappe.docx
@@ -1648,7 +1648,7 @@
           <w:sz w:val="22"/>
           <w:szCs w:val="22"/>
         </w:rPr>
-        <w:t xml:space="preserve">	20</w:t>
+        <w:t xml:space="preserve">	21</w:t>
       </w:r>
     </w:p>
     <w:p>
@@ -1691,7 +1691,7 @@
           <w:sz w:val="22"/>
           <w:szCs w:val="22"/>
         </w:rPr>
-        <w:t xml:space="preserve">	20</w:t>
+        <w:t xml:space="preserve">	21</w:t>
       </w:r>
     </w:p>
     <w:p>
@@ -1734,7 +1734,7 @@
           <w:sz w:val="22"/>
           <w:szCs w:val="22"/>
         </w:rPr>
-        <w:t xml:space="preserve">	21</w:t>
+        <w:t xml:space="preserve">	22</w:t>
       </w:r>
     </w:p>
     <w:p>
@@ -1777,7 +1777,7 @@
           <w:sz w:val="22"/>
           <w:szCs w:val="22"/>
         </w:rPr>
-        <w:t xml:space="preserve">	23</w:t>
+        <w:t xml:space="preserve">	24</w:t>
       </w:r>
     </w:p>
     <w:p>
@@ -1820,7 +1820,7 @@
           <w:sz w:val="22"/>
           <w:szCs w:val="22"/>
         </w:rPr>
-        <w:t xml:space="preserve">	24</w:t>
+        <w:t xml:space="preserve">	25</w:t>
       </w:r>
     </w:p>
     <w:p>
@@ -17087,6 +17087,2478 @@
           <w:szCs w:val="22"/>
         </w:rPr>
         <w:t xml:space="preserve"> Ein Tester benutzt ein iPhone und konnte die App nicht installieren. Da die App ausschließlich für Android gebaut ist, gehört der Fall in die Antwort an Google und nicht in die Fehlerliste.</w:t>
+      </w:r>
+    </w:p>
+    <w:p>
+      <w:pPr>
+        <w:spacing w:after="160" w:line="276"/>
+        <w:jc w:val="both"/>
+      </w:pPr>
+      <w:r>
+        <w:rPr>
+          <w:rFonts w:ascii="Calibri" w:cs="Calibri" w:eastAsia="Calibri" w:hAnsi="Calibri"/>
+          <w:b/>
+          <w:bCs/>
+          <w:sz w:val="22"/>
+          <w:szCs w:val="22"/>
+        </w:rPr>
+        <w:t xml:space="preserve">Prüfplan.</w:t>
+      </w:r>
+      <w:r>
+        <w:rPr>
+          <w:rFonts w:ascii="Calibri" w:cs="Calibri" w:eastAsia="Calibri" w:hAnsi="Calibri"/>
+          <w:b w:val="false"/>
+          <w:bCs w:val="false"/>
+          <w:sz w:val="22"/>
+          <w:szCs w:val="22"/>
+        </w:rPr>
+        <w:t xml:space="preserve"> Die Rückmeldungen der Tester sind Zufallsfunde und ersetzen keine Prüfung. Die folgende Tabelle führt jede Anforderung aus den Abschnitten 2.3 und 2.4 auf und ordnet ihr eine Prüfmethode und einen Sollwert zu. Geprüft wird auf einem Android-Gerät mit der ausgelieferten Fassung.</w:t>
+      </w:r>
+    </w:p>
+    <w:tbl>
+      <w:tblPr>
+        <w:tblW w:type="pct" w:w="100%"/>
+        <w:tblBorders>
+          <w:top w:val="single" w:color="BFBFBF" w:sz="2"/>
+          <w:left w:val="single" w:color="BFBFBF" w:sz="2"/>
+          <w:bottom w:val="single" w:color="BFBFBF" w:sz="2"/>
+          <w:right w:val="single" w:color="BFBFBF" w:sz="2"/>
+          <w:insideH w:val="single" w:color="BFBFBF" w:sz="2"/>
+          <w:insideV w:val="single" w:color="BFBFBF" w:sz="2"/>
+        </w:tblBorders>
+      </w:tblPr>
+      <w:tblGrid>
+        <w:gridCol w:w="100"/>
+        <w:gridCol w:w="100"/>
+        <w:gridCol w:w="100"/>
+        <w:gridCol w:w="100"/>
+        <w:gridCol w:w="100"/>
+      </w:tblGrid>
+      <w:tr>
+        <w:trPr>
+          <w:tblHeader/>
+        </w:trPr>
+        <w:tc>
+          <w:tcPr>
+            <w:tcW w:type="pct" w:w="5%"/>
+            <w:shd w:fill="1F3864"/>
+            <w:tcMar>
+              <w:top w:type="dxa" w:w="60"/>
+              <w:left w:type="dxa" w:w="90"/>
+              <w:bottom w:type="dxa" w:w="60"/>
+              <w:right w:type="dxa" w:w="90"/>
+            </w:tcMar>
+            <w:vAlign w:val="center"/>
+          </w:tcPr>
+          <w:p>
+            <w:pPr>
+              <w:spacing w:after="0" w:line="240"/>
+              <w:jc w:val="center"/>
+            </w:pPr>
+            <w:r>
+              <w:rPr>
+                <w:rFonts w:ascii="Calibri" w:cs="Calibri" w:eastAsia="Calibri" w:hAnsi="Calibri"/>
+                <w:b/>
+                <w:bCs/>
+                <w:color w:val="FFFFFF"/>
+                <w:sz w:val="18"/>
+                <w:szCs w:val="18"/>
+              </w:rPr>
+              <w:t xml:space="preserve">Nr.</w:t>
+            </w:r>
+          </w:p>
+        </w:tc>
+        <w:tc>
+          <w:tcPr>
+            <w:tcW w:type="pct" w:w="31%"/>
+            <w:shd w:fill="1F3864"/>
+            <w:tcMar>
+              <w:top w:type="dxa" w:w="60"/>
+              <w:left w:type="dxa" w:w="90"/>
+              <w:bottom w:type="dxa" w:w="60"/>
+              <w:right w:type="dxa" w:w="90"/>
+            </w:tcMar>
+            <w:vAlign w:val="center"/>
+          </w:tcPr>
+          <w:p>
+            <w:pPr>
+              <w:spacing w:after="0" w:line="240"/>
+              <w:jc w:val="center"/>
+            </w:pPr>
+            <w:r>
+              <w:rPr>
+                <w:rFonts w:ascii="Calibri" w:cs="Calibri" w:eastAsia="Calibri" w:hAnsi="Calibri"/>
+                <w:b/>
+                <w:bCs/>
+                <w:color w:val="FFFFFF"/>
+                <w:sz w:val="18"/>
+                <w:szCs w:val="18"/>
+              </w:rPr>
+              <w:t xml:space="preserve">Anforderung</w:t>
+            </w:r>
+          </w:p>
+        </w:tc>
+        <w:tc>
+          <w:tcPr>
+            <w:tcW w:type="pct" w:w="28%"/>
+            <w:shd w:fill="1F3864"/>
+            <w:tcMar>
+              <w:top w:type="dxa" w:w="60"/>
+              <w:left w:type="dxa" w:w="90"/>
+              <w:bottom w:type="dxa" w:w="60"/>
+              <w:right w:type="dxa" w:w="90"/>
+            </w:tcMar>
+            <w:vAlign w:val="center"/>
+          </w:tcPr>
+          <w:p>
+            <w:pPr>
+              <w:spacing w:after="0" w:line="240"/>
+              <w:jc w:val="center"/>
+            </w:pPr>
+            <w:r>
+              <w:rPr>
+                <w:rFonts w:ascii="Calibri" w:cs="Calibri" w:eastAsia="Calibri" w:hAnsi="Calibri"/>
+                <w:b/>
+                <w:bCs/>
+                <w:color w:val="FFFFFF"/>
+                <w:sz w:val="18"/>
+                <w:szCs w:val="18"/>
+              </w:rPr>
+              <w:t xml:space="preserve">Prüfmethode</w:t>
+            </w:r>
+          </w:p>
+        </w:tc>
+        <w:tc>
+          <w:tcPr>
+            <w:tcW w:type="pct" w:w="24%"/>
+            <w:shd w:fill="1F3864"/>
+            <w:tcMar>
+              <w:top w:type="dxa" w:w="60"/>
+              <w:left w:type="dxa" w:w="90"/>
+              <w:bottom w:type="dxa" w:w="60"/>
+              <w:right w:type="dxa" w:w="90"/>
+            </w:tcMar>
+            <w:vAlign w:val="center"/>
+          </w:tcPr>
+          <w:p>
+            <w:pPr>
+              <w:spacing w:after="0" w:line="240"/>
+              <w:jc w:val="center"/>
+            </w:pPr>
+            <w:r>
+              <w:rPr>
+                <w:rFonts w:ascii="Calibri" w:cs="Calibri" w:eastAsia="Calibri" w:hAnsi="Calibri"/>
+                <w:b/>
+                <w:bCs/>
+                <w:color w:val="FFFFFF"/>
+                <w:sz w:val="18"/>
+                <w:szCs w:val="18"/>
+              </w:rPr>
+              <w:t xml:space="preserve">Sollwert</w:t>
+            </w:r>
+          </w:p>
+        </w:tc>
+        <w:tc>
+          <w:tcPr>
+            <w:tcW w:type="pct" w:w="12%"/>
+            <w:shd w:fill="1F3864"/>
+            <w:tcMar>
+              <w:top w:type="dxa" w:w="60"/>
+              <w:left w:type="dxa" w:w="90"/>
+              <w:bottom w:type="dxa" w:w="60"/>
+              <w:right w:type="dxa" w:w="90"/>
+            </w:tcMar>
+            <w:vAlign w:val="center"/>
+          </w:tcPr>
+          <w:p>
+            <w:pPr>
+              <w:spacing w:after="0" w:line="240"/>
+              <w:jc w:val="center"/>
+            </w:pPr>
+            <w:r>
+              <w:rPr>
+                <w:rFonts w:ascii="Calibri" w:cs="Calibri" w:eastAsia="Calibri" w:hAnsi="Calibri"/>
+                <w:b/>
+                <w:bCs/>
+                <w:color w:val="FFFFFF"/>
+                <w:sz w:val="18"/>
+                <w:szCs w:val="18"/>
+              </w:rPr>
+              <w:t xml:space="preserve">Ergebnis</w:t>
+            </w:r>
+          </w:p>
+        </w:tc>
+      </w:tr>
+      <w:tr>
+        <w:trPr>
+          <w:cantSplit/>
+        </w:trPr>
+        <w:tc>
+          <w:tcPr>
+            <w:tcW w:type="pct" w:w="5%"/>
+            <w:tcMar>
+              <w:top w:type="dxa" w:w="60"/>
+              <w:left w:type="dxa" w:w="90"/>
+              <w:bottom w:type="dxa" w:w="60"/>
+              <w:right w:type="dxa" w:w="90"/>
+            </w:tcMar>
+            <w:vAlign w:val="center"/>
+          </w:tcPr>
+          <w:p>
+            <w:pPr>
+              <w:spacing w:after="0" w:line="240"/>
+              <w:jc w:val="center"/>
+            </w:pPr>
+            <w:r>
+              <w:rPr>
+                <w:rFonts w:ascii="Calibri" w:cs="Calibri" w:eastAsia="Calibri" w:hAnsi="Calibri"/>
+                <w:b w:val="false"/>
+                <w:bCs w:val="false"/>
+                <w:color w:val="000000"/>
+                <w:sz w:val="18"/>
+                <w:szCs w:val="18"/>
+              </w:rPr>
+              <w:t xml:space="preserve">P1</w:t>
+            </w:r>
+          </w:p>
+        </w:tc>
+        <w:tc>
+          <w:tcPr>
+            <w:tcW w:type="pct" w:w="31%"/>
+            <w:tcMar>
+              <w:top w:type="dxa" w:w="60"/>
+              <w:left w:type="dxa" w:w="90"/>
+              <w:bottom w:type="dxa" w:w="60"/>
+              <w:right w:type="dxa" w:w="90"/>
+            </w:tcMar>
+            <w:vAlign w:val="center"/>
+          </w:tcPr>
+          <w:p>
+            <w:pPr>
+              <w:spacing w:after="0" w:line="240"/>
+              <w:jc w:val="left"/>
+            </w:pPr>
+            <w:r>
+              <w:rPr>
+                <w:rFonts w:ascii="Calibri" w:cs="Calibri" w:eastAsia="Calibri" w:hAnsi="Calibri"/>
+                <w:b w:val="false"/>
+                <w:bCs w:val="false"/>
+                <w:color w:val="000000"/>
+                <w:sz w:val="18"/>
+                <w:szCs w:val="18"/>
+              </w:rPr>
+              <w:t xml:space="preserve">Linearer Aufbau: ein Abschnitt wird erst nach dem vorangegangenen freigeschaltet (2.3)</w:t>
+            </w:r>
+          </w:p>
+        </w:tc>
+        <w:tc>
+          <w:tcPr>
+            <w:tcW w:type="pct" w:w="28%"/>
+            <w:tcMar>
+              <w:top w:type="dxa" w:w="60"/>
+              <w:left w:type="dxa" w:w="90"/>
+              <w:bottom w:type="dxa" w:w="60"/>
+              <w:right w:type="dxa" w:w="90"/>
+            </w:tcMar>
+            <w:vAlign w:val="center"/>
+          </w:tcPr>
+          <w:p>
+            <w:pPr>
+              <w:spacing w:after="0" w:line="240"/>
+              <w:jc w:val="left"/>
+            </w:pPr>
+            <w:r>
+              <w:rPr>
+                <w:rFonts w:ascii="Calibri" w:cs="Calibri" w:eastAsia="Calibri" w:hAnsi="Calibri"/>
+                <w:b w:val="false"/>
+                <w:bCs w:val="false"/>
+                <w:color w:val="000000"/>
+                <w:sz w:val="18"/>
+                <w:szCs w:val="18"/>
+              </w:rPr>
+              <w:t xml:space="preserve">Lernpfad öffnen, gesperrten Abschnitt antippen</w:t>
+            </w:r>
+          </w:p>
+        </w:tc>
+        <w:tc>
+          <w:tcPr>
+            <w:tcW w:type="pct" w:w="24%"/>
+            <w:tcMar>
+              <w:top w:type="dxa" w:w="60"/>
+              <w:left w:type="dxa" w:w="90"/>
+              <w:bottom w:type="dxa" w:w="60"/>
+              <w:right w:type="dxa" w:w="90"/>
+            </w:tcMar>
+            <w:vAlign w:val="center"/>
+          </w:tcPr>
+          <w:p>
+            <w:pPr>
+              <w:spacing w:after="0" w:line="240"/>
+              <w:jc w:val="left"/>
+            </w:pPr>
+            <w:r>
+              <w:rPr>
+                <w:rFonts w:ascii="Calibri" w:cs="Calibri" w:eastAsia="Calibri" w:hAnsi="Calibri"/>
+                <w:b w:val="false"/>
+                <w:bCs w:val="false"/>
+                <w:color w:val="000000"/>
+                <w:sz w:val="18"/>
+                <w:szCs w:val="18"/>
+              </w:rPr>
+              <w:t xml:space="preserve">Abschnitt bleibt gesperrt, Hinweis auf den vorangegangenen erscheint</w:t>
+            </w:r>
+          </w:p>
+        </w:tc>
+        <w:tc>
+          <w:tcPr>
+            <w:tcW w:type="pct" w:w="12%"/>
+            <w:tcMar>
+              <w:top w:type="dxa" w:w="60"/>
+              <w:left w:type="dxa" w:w="90"/>
+              <w:bottom w:type="dxa" w:w="60"/>
+              <w:right w:type="dxa" w:w="90"/>
+            </w:tcMar>
+            <w:vAlign w:val="center"/>
+          </w:tcPr>
+          <w:p>
+            <w:pPr>
+              <w:spacing w:after="0" w:line="240"/>
+              <w:jc w:val="left"/>
+            </w:pPr>
+            <w:r>
+              <w:rPr>
+                <w:rFonts w:ascii="Calibri" w:cs="Calibri" w:eastAsia="Calibri" w:hAnsi="Calibri"/>
+                <w:b w:val="false"/>
+                <w:bCs w:val="false"/>
+                <w:color w:val="000000"/>
+                <w:sz w:val="18"/>
+                <w:szCs w:val="18"/>
+              </w:rPr>
+              <w:t xml:space="preserve">offen</w:t>
+            </w:r>
+          </w:p>
+        </w:tc>
+      </w:tr>
+      <w:tr>
+        <w:trPr>
+          <w:cantSplit/>
+        </w:trPr>
+        <w:tc>
+          <w:tcPr>
+            <w:tcW w:type="pct" w:w="5%"/>
+            <w:tcMar>
+              <w:top w:type="dxa" w:w="60"/>
+              <w:left w:type="dxa" w:w="90"/>
+              <w:bottom w:type="dxa" w:w="60"/>
+              <w:right w:type="dxa" w:w="90"/>
+            </w:tcMar>
+            <w:vAlign w:val="center"/>
+          </w:tcPr>
+          <w:p>
+            <w:pPr>
+              <w:spacing w:after="0" w:line="240"/>
+              <w:jc w:val="center"/>
+            </w:pPr>
+            <w:r>
+              <w:rPr>
+                <w:rFonts w:ascii="Calibri" w:cs="Calibri" w:eastAsia="Calibri" w:hAnsi="Calibri"/>
+                <w:b w:val="false"/>
+                <w:bCs w:val="false"/>
+                <w:color w:val="000000"/>
+                <w:sz w:val="18"/>
+                <w:szCs w:val="18"/>
+              </w:rPr>
+              <w:t xml:space="preserve">P2</w:t>
+            </w:r>
+          </w:p>
+        </w:tc>
+        <w:tc>
+          <w:tcPr>
+            <w:tcW w:type="pct" w:w="31%"/>
+            <w:tcMar>
+              <w:top w:type="dxa" w:w="60"/>
+              <w:left w:type="dxa" w:w="90"/>
+              <w:bottom w:type="dxa" w:w="60"/>
+              <w:right w:type="dxa" w:w="90"/>
+            </w:tcMar>
+            <w:vAlign w:val="center"/>
+          </w:tcPr>
+          <w:p>
+            <w:pPr>
+              <w:spacing w:after="0" w:line="240"/>
+              <w:jc w:val="left"/>
+            </w:pPr>
+            <w:r>
+              <w:rPr>
+                <w:rFonts w:ascii="Calibri" w:cs="Calibri" w:eastAsia="Calibri" w:hAnsi="Calibri"/>
+                <w:b w:val="false"/>
+                <w:bCs w:val="false"/>
+                <w:color w:val="000000"/>
+                <w:sz w:val="18"/>
+                <w:szCs w:val="18"/>
+              </w:rPr>
+              <w:t xml:space="preserve">43 Lernabschnitte, 1.108 Vokabeln, 16 Grammatikeinheiten mit 104 Übungen, 12 Geschichten (2.3)</w:t>
+            </w:r>
+          </w:p>
+        </w:tc>
+        <w:tc>
+          <w:tcPr>
+            <w:tcW w:type="pct" w:w="28%"/>
+            <w:tcMar>
+              <w:top w:type="dxa" w:w="60"/>
+              <w:left w:type="dxa" w:w="90"/>
+              <w:bottom w:type="dxa" w:w="60"/>
+              <w:right w:type="dxa" w:w="90"/>
+            </w:tcMar>
+            <w:vAlign w:val="center"/>
+          </w:tcPr>
+          <w:p>
+            <w:pPr>
+              <w:spacing w:after="0" w:line="240"/>
+              <w:jc w:val="left"/>
+            </w:pPr>
+            <w:r>
+              <w:rPr>
+                <w:rFonts w:ascii="Calibri" w:cs="Calibri" w:eastAsia="Calibri" w:hAnsi="Calibri"/>
+                <w:b w:val="false"/>
+                <w:bCs w:val="false"/>
+                <w:color w:val="000000"/>
+                <w:sz w:val="18"/>
+                <w:szCs w:val="18"/>
+              </w:rPr>
+              <w:t xml:space="preserve">Anzeige auf der Startseite und im Lernpfad mit den Inhaltsdateien vergleichen</w:t>
+            </w:r>
+          </w:p>
+        </w:tc>
+        <w:tc>
+          <w:tcPr>
+            <w:tcW w:type="pct" w:w="24%"/>
+            <w:tcMar>
+              <w:top w:type="dxa" w:w="60"/>
+              <w:left w:type="dxa" w:w="90"/>
+              <w:bottom w:type="dxa" w:w="60"/>
+              <w:right w:type="dxa" w:w="90"/>
+            </w:tcMar>
+            <w:vAlign w:val="center"/>
+          </w:tcPr>
+          <w:p>
+            <w:pPr>
+              <w:spacing w:after="0" w:line="240"/>
+              <w:jc w:val="left"/>
+            </w:pPr>
+            <w:r>
+              <w:rPr>
+                <w:rFonts w:ascii="Calibri" w:cs="Calibri" w:eastAsia="Calibri" w:hAnsi="Calibri"/>
+                <w:b w:val="false"/>
+                <w:bCs w:val="false"/>
+                <w:color w:val="000000"/>
+                <w:sz w:val="18"/>
+                <w:szCs w:val="18"/>
+              </w:rPr>
+              <w:t xml:space="preserve">Zahlen stimmen überein</w:t>
+            </w:r>
+          </w:p>
+        </w:tc>
+        <w:tc>
+          <w:tcPr>
+            <w:tcW w:type="pct" w:w="12%"/>
+            <w:tcMar>
+              <w:top w:type="dxa" w:w="60"/>
+              <w:left w:type="dxa" w:w="90"/>
+              <w:bottom w:type="dxa" w:w="60"/>
+              <w:right w:type="dxa" w:w="90"/>
+            </w:tcMar>
+            <w:vAlign w:val="center"/>
+          </w:tcPr>
+          <w:p>
+            <w:pPr>
+              <w:spacing w:after="0" w:line="240"/>
+              <w:jc w:val="left"/>
+            </w:pPr>
+            <w:r>
+              <w:rPr>
+                <w:rFonts w:ascii="Calibri" w:cs="Calibri" w:eastAsia="Calibri" w:hAnsi="Calibri"/>
+                <w:b w:val="false"/>
+                <w:bCs w:val="false"/>
+                <w:color w:val="000000"/>
+                <w:sz w:val="18"/>
+                <w:szCs w:val="18"/>
+              </w:rPr>
+              <w:t xml:space="preserve">offen</w:t>
+            </w:r>
+          </w:p>
+        </w:tc>
+      </w:tr>
+      <w:tr>
+        <w:trPr>
+          <w:cantSplit/>
+        </w:trPr>
+        <w:tc>
+          <w:tcPr>
+            <w:tcW w:type="pct" w:w="5%"/>
+            <w:tcMar>
+              <w:top w:type="dxa" w:w="60"/>
+              <w:left w:type="dxa" w:w="90"/>
+              <w:bottom w:type="dxa" w:w="60"/>
+              <w:right w:type="dxa" w:w="90"/>
+            </w:tcMar>
+            <w:vAlign w:val="center"/>
+          </w:tcPr>
+          <w:p>
+            <w:pPr>
+              <w:spacing w:after="0" w:line="240"/>
+              <w:jc w:val="center"/>
+            </w:pPr>
+            <w:r>
+              <w:rPr>
+                <w:rFonts w:ascii="Calibri" w:cs="Calibri" w:eastAsia="Calibri" w:hAnsi="Calibri"/>
+                <w:b w:val="false"/>
+                <w:bCs w:val="false"/>
+                <w:color w:val="000000"/>
+                <w:sz w:val="18"/>
+                <w:szCs w:val="18"/>
+              </w:rPr>
+              <w:t xml:space="preserve">P3</w:t>
+            </w:r>
+          </w:p>
+        </w:tc>
+        <w:tc>
+          <w:tcPr>
+            <w:tcW w:type="pct" w:w="31%"/>
+            <w:tcMar>
+              <w:top w:type="dxa" w:w="60"/>
+              <w:left w:type="dxa" w:w="90"/>
+              <w:bottom w:type="dxa" w:w="60"/>
+              <w:right w:type="dxa" w:w="90"/>
+            </w:tcMar>
+            <w:vAlign w:val="center"/>
+          </w:tcPr>
+          <w:p>
+            <w:pPr>
+              <w:spacing w:after="0" w:line="240"/>
+              <w:jc w:val="left"/>
+            </w:pPr>
+            <w:r>
+              <w:rPr>
+                <w:rFonts w:ascii="Calibri" w:cs="Calibri" w:eastAsia="Calibri" w:hAnsi="Calibri"/>
+                <w:b w:val="false"/>
+                <w:bCs w:val="false"/>
+                <w:color w:val="000000"/>
+                <w:sz w:val="18"/>
+                <w:szCs w:val="18"/>
+              </w:rPr>
+              <w:t xml:space="preserve">Zu jeder Vokabel gehört eine bosnische Sprachaufnahme (2.3)</w:t>
+            </w:r>
+          </w:p>
+        </w:tc>
+        <w:tc>
+          <w:tcPr>
+            <w:tcW w:type="pct" w:w="28%"/>
+            <w:tcMar>
+              <w:top w:type="dxa" w:w="60"/>
+              <w:left w:type="dxa" w:w="90"/>
+              <w:bottom w:type="dxa" w:w="60"/>
+              <w:right w:type="dxa" w:w="90"/>
+            </w:tcMar>
+            <w:vAlign w:val="center"/>
+          </w:tcPr>
+          <w:p>
+            <w:pPr>
+              <w:spacing w:after="0" w:line="240"/>
+              <w:jc w:val="left"/>
+            </w:pPr>
+            <w:r>
+              <w:rPr>
+                <w:rFonts w:ascii="Calibri" w:cs="Calibri" w:eastAsia="Calibri" w:hAnsi="Calibri"/>
+                <w:b w:val="false"/>
+                <w:bCs w:val="false"/>
+                <w:color w:val="000000"/>
+                <w:sz w:val="18"/>
+                <w:szCs w:val="18"/>
+              </w:rPr>
+              <w:t xml:space="preserve">Stichprobe von zwanzig Wörtern aus verschiedenen Abschnitten anhören</w:t>
+            </w:r>
+          </w:p>
+        </w:tc>
+        <w:tc>
+          <w:tcPr>
+            <w:tcW w:type="pct" w:w="24%"/>
+            <w:tcMar>
+              <w:top w:type="dxa" w:w="60"/>
+              <w:left w:type="dxa" w:w="90"/>
+              <w:bottom w:type="dxa" w:w="60"/>
+              <w:right w:type="dxa" w:w="90"/>
+            </w:tcMar>
+            <w:vAlign w:val="center"/>
+          </w:tcPr>
+          <w:p>
+            <w:pPr>
+              <w:spacing w:after="0" w:line="240"/>
+              <w:jc w:val="left"/>
+            </w:pPr>
+            <w:r>
+              <w:rPr>
+                <w:rFonts w:ascii="Calibri" w:cs="Calibri" w:eastAsia="Calibri" w:hAnsi="Calibri"/>
+                <w:b w:val="false"/>
+                <w:bCs w:val="false"/>
+                <w:color w:val="000000"/>
+                <w:sz w:val="18"/>
+                <w:szCs w:val="18"/>
+              </w:rPr>
+              <w:t xml:space="preserve">jedes Wort wird abgespielt, keine Stille</w:t>
+            </w:r>
+          </w:p>
+        </w:tc>
+        <w:tc>
+          <w:tcPr>
+            <w:tcW w:type="pct" w:w="12%"/>
+            <w:tcMar>
+              <w:top w:type="dxa" w:w="60"/>
+              <w:left w:type="dxa" w:w="90"/>
+              <w:bottom w:type="dxa" w:w="60"/>
+              <w:right w:type="dxa" w:w="90"/>
+            </w:tcMar>
+            <w:vAlign w:val="center"/>
+          </w:tcPr>
+          <w:p>
+            <w:pPr>
+              <w:spacing w:after="0" w:line="240"/>
+              <w:jc w:val="left"/>
+            </w:pPr>
+            <w:r>
+              <w:rPr>
+                <w:rFonts w:ascii="Calibri" w:cs="Calibri" w:eastAsia="Calibri" w:hAnsi="Calibri"/>
+                <w:b w:val="false"/>
+                <w:bCs w:val="false"/>
+                <w:color w:val="000000"/>
+                <w:sz w:val="18"/>
+                <w:szCs w:val="18"/>
+              </w:rPr>
+              <w:t xml:space="preserve">offen</w:t>
+            </w:r>
+          </w:p>
+        </w:tc>
+      </w:tr>
+      <w:tr>
+        <w:trPr>
+          <w:cantSplit/>
+        </w:trPr>
+        <w:tc>
+          <w:tcPr>
+            <w:tcW w:type="pct" w:w="5%"/>
+            <w:tcMar>
+              <w:top w:type="dxa" w:w="60"/>
+              <w:left w:type="dxa" w:w="90"/>
+              <w:bottom w:type="dxa" w:w="60"/>
+              <w:right w:type="dxa" w:w="90"/>
+            </w:tcMar>
+            <w:vAlign w:val="center"/>
+          </w:tcPr>
+          <w:p>
+            <w:pPr>
+              <w:spacing w:after="0" w:line="240"/>
+              <w:jc w:val="center"/>
+            </w:pPr>
+            <w:r>
+              <w:rPr>
+                <w:rFonts w:ascii="Calibri" w:cs="Calibri" w:eastAsia="Calibri" w:hAnsi="Calibri"/>
+                <w:b w:val="false"/>
+                <w:bCs w:val="false"/>
+                <w:color w:val="000000"/>
+                <w:sz w:val="18"/>
+                <w:szCs w:val="18"/>
+              </w:rPr>
+              <w:t xml:space="preserve">P4</w:t>
+            </w:r>
+          </w:p>
+        </w:tc>
+        <w:tc>
+          <w:tcPr>
+            <w:tcW w:type="pct" w:w="31%"/>
+            <w:tcMar>
+              <w:top w:type="dxa" w:w="60"/>
+              <w:left w:type="dxa" w:w="90"/>
+              <w:bottom w:type="dxa" w:w="60"/>
+              <w:right w:type="dxa" w:w="90"/>
+            </w:tcMar>
+            <w:vAlign w:val="center"/>
+          </w:tcPr>
+          <w:p>
+            <w:pPr>
+              <w:spacing w:after="0" w:line="240"/>
+              <w:jc w:val="left"/>
+            </w:pPr>
+            <w:r>
+              <w:rPr>
+                <w:rFonts w:ascii="Calibri" w:cs="Calibri" w:eastAsia="Calibri" w:hAnsi="Calibri"/>
+                <w:b w:val="false"/>
+                <w:bCs w:val="false"/>
+                <w:color w:val="000000"/>
+                <w:sz w:val="18"/>
+                <w:szCs w:val="18"/>
+              </w:rPr>
+              <w:t xml:space="preserve">Fünf Übungsformen: Hören, Schreiben, Auswählen, Lückentext, Sprechen (2.3)</w:t>
+            </w:r>
+          </w:p>
+        </w:tc>
+        <w:tc>
+          <w:tcPr>
+            <w:tcW w:type="pct" w:w="28%"/>
+            <w:tcMar>
+              <w:top w:type="dxa" w:w="60"/>
+              <w:left w:type="dxa" w:w="90"/>
+              <w:bottom w:type="dxa" w:w="60"/>
+              <w:right w:type="dxa" w:w="90"/>
+            </w:tcMar>
+            <w:vAlign w:val="center"/>
+          </w:tcPr>
+          <w:p>
+            <w:pPr>
+              <w:spacing w:after="0" w:line="240"/>
+              <w:jc w:val="left"/>
+            </w:pPr>
+            <w:r>
+              <w:rPr>
+                <w:rFonts w:ascii="Calibri" w:cs="Calibri" w:eastAsia="Calibri" w:hAnsi="Calibri"/>
+                <w:b w:val="false"/>
+                <w:bCs w:val="false"/>
+                <w:color w:val="000000"/>
+                <w:sz w:val="18"/>
+                <w:szCs w:val="18"/>
+              </w:rPr>
+              <w:t xml:space="preserve">einen Abschnitt vollständig durchspielen</w:t>
+            </w:r>
+          </w:p>
+        </w:tc>
+        <w:tc>
+          <w:tcPr>
+            <w:tcW w:type="pct" w:w="24%"/>
+            <w:tcMar>
+              <w:top w:type="dxa" w:w="60"/>
+              <w:left w:type="dxa" w:w="90"/>
+              <w:bottom w:type="dxa" w:w="60"/>
+              <w:right w:type="dxa" w:w="90"/>
+            </w:tcMar>
+            <w:vAlign w:val="center"/>
+          </w:tcPr>
+          <w:p>
+            <w:pPr>
+              <w:spacing w:after="0" w:line="240"/>
+              <w:jc w:val="left"/>
+            </w:pPr>
+            <w:r>
+              <w:rPr>
+                <w:rFonts w:ascii="Calibri" w:cs="Calibri" w:eastAsia="Calibri" w:hAnsi="Calibri"/>
+                <w:b w:val="false"/>
+                <w:bCs w:val="false"/>
+                <w:color w:val="000000"/>
+                <w:sz w:val="18"/>
+                <w:szCs w:val="18"/>
+              </w:rPr>
+              <w:t xml:space="preserve">jede der fünf Formen tritt mindestens einmal auf</w:t>
+            </w:r>
+          </w:p>
+        </w:tc>
+        <w:tc>
+          <w:tcPr>
+            <w:tcW w:type="pct" w:w="12%"/>
+            <w:tcMar>
+              <w:top w:type="dxa" w:w="60"/>
+              <w:left w:type="dxa" w:w="90"/>
+              <w:bottom w:type="dxa" w:w="60"/>
+              <w:right w:type="dxa" w:w="90"/>
+            </w:tcMar>
+            <w:vAlign w:val="center"/>
+          </w:tcPr>
+          <w:p>
+            <w:pPr>
+              <w:spacing w:after="0" w:line="240"/>
+              <w:jc w:val="left"/>
+            </w:pPr>
+            <w:r>
+              <w:rPr>
+                <w:rFonts w:ascii="Calibri" w:cs="Calibri" w:eastAsia="Calibri" w:hAnsi="Calibri"/>
+                <w:b w:val="false"/>
+                <w:bCs w:val="false"/>
+                <w:color w:val="000000"/>
+                <w:sz w:val="18"/>
+                <w:szCs w:val="18"/>
+              </w:rPr>
+              <w:t xml:space="preserve">offen</w:t>
+            </w:r>
+          </w:p>
+        </w:tc>
+      </w:tr>
+      <w:tr>
+        <w:trPr>
+          <w:cantSplit/>
+        </w:trPr>
+        <w:tc>
+          <w:tcPr>
+            <w:tcW w:type="pct" w:w="5%"/>
+            <w:tcMar>
+              <w:top w:type="dxa" w:w="60"/>
+              <w:left w:type="dxa" w:w="90"/>
+              <w:bottom w:type="dxa" w:w="60"/>
+              <w:right w:type="dxa" w:w="90"/>
+            </w:tcMar>
+            <w:vAlign w:val="center"/>
+          </w:tcPr>
+          <w:p>
+            <w:pPr>
+              <w:spacing w:after="0" w:line="240"/>
+              <w:jc w:val="center"/>
+            </w:pPr>
+            <w:r>
+              <w:rPr>
+                <w:rFonts w:ascii="Calibri" w:cs="Calibri" w:eastAsia="Calibri" w:hAnsi="Calibri"/>
+                <w:b w:val="false"/>
+                <w:bCs w:val="false"/>
+                <w:color w:val="000000"/>
+                <w:sz w:val="18"/>
+                <w:szCs w:val="18"/>
+              </w:rPr>
+              <w:t xml:space="preserve">P5</w:t>
+            </w:r>
+          </w:p>
+        </w:tc>
+        <w:tc>
+          <w:tcPr>
+            <w:tcW w:type="pct" w:w="31%"/>
+            <w:tcMar>
+              <w:top w:type="dxa" w:w="60"/>
+              <w:left w:type="dxa" w:w="90"/>
+              <w:bottom w:type="dxa" w:w="60"/>
+              <w:right w:type="dxa" w:w="90"/>
+            </w:tcMar>
+            <w:vAlign w:val="center"/>
+          </w:tcPr>
+          <w:p>
+            <w:pPr>
+              <w:spacing w:after="0" w:line="240"/>
+              <w:jc w:val="left"/>
+            </w:pPr>
+            <w:r>
+              <w:rPr>
+                <w:rFonts w:ascii="Calibri" w:cs="Calibri" w:eastAsia="Calibri" w:hAnsi="Calibri"/>
+                <w:b w:val="false"/>
+                <w:bCs w:val="false"/>
+                <w:color w:val="000000"/>
+                <w:sz w:val="18"/>
+                <w:szCs w:val="18"/>
+              </w:rPr>
+              <w:t xml:space="preserve">Die Sprechaufgabe wertet über die Spracherkennung des Geräts aus (2.3)</w:t>
+            </w:r>
+          </w:p>
+        </w:tc>
+        <w:tc>
+          <w:tcPr>
+            <w:tcW w:type="pct" w:w="28%"/>
+            <w:tcMar>
+              <w:top w:type="dxa" w:w="60"/>
+              <w:left w:type="dxa" w:w="90"/>
+              <w:bottom w:type="dxa" w:w="60"/>
+              <w:right w:type="dxa" w:w="90"/>
+            </w:tcMar>
+            <w:vAlign w:val="center"/>
+          </w:tcPr>
+          <w:p>
+            <w:pPr>
+              <w:spacing w:after="0" w:line="240"/>
+              <w:jc w:val="left"/>
+            </w:pPr>
+            <w:r>
+              <w:rPr>
+                <w:rFonts w:ascii="Calibri" w:cs="Calibri" w:eastAsia="Calibri" w:hAnsi="Calibri"/>
+                <w:b w:val="false"/>
+                <w:bCs w:val="false"/>
+                <w:color w:val="000000"/>
+                <w:sz w:val="18"/>
+                <w:szCs w:val="18"/>
+              </w:rPr>
+              <w:t xml:space="preserve">Sprechaufgabe einmal richtig und einmal falsch sprechen</w:t>
+            </w:r>
+          </w:p>
+        </w:tc>
+        <w:tc>
+          <w:tcPr>
+            <w:tcW w:type="pct" w:w="24%"/>
+            <w:tcMar>
+              <w:top w:type="dxa" w:w="60"/>
+              <w:left w:type="dxa" w:w="90"/>
+              <w:bottom w:type="dxa" w:w="60"/>
+              <w:right w:type="dxa" w:w="90"/>
+            </w:tcMar>
+            <w:vAlign w:val="center"/>
+          </w:tcPr>
+          <w:p>
+            <w:pPr>
+              <w:spacing w:after="0" w:line="240"/>
+              <w:jc w:val="left"/>
+            </w:pPr>
+            <w:r>
+              <w:rPr>
+                <w:rFonts w:ascii="Calibri" w:cs="Calibri" w:eastAsia="Calibri" w:hAnsi="Calibri"/>
+                <w:b w:val="false"/>
+                <w:bCs w:val="false"/>
+                <w:color w:val="000000"/>
+                <w:sz w:val="18"/>
+                <w:szCs w:val="18"/>
+              </w:rPr>
+              <w:t xml:space="preserve">richtige Aussprache wird angenommen, falsche abgelehnt</w:t>
+            </w:r>
+          </w:p>
+        </w:tc>
+        <w:tc>
+          <w:tcPr>
+            <w:tcW w:type="pct" w:w="12%"/>
+            <w:tcMar>
+              <w:top w:type="dxa" w:w="60"/>
+              <w:left w:type="dxa" w:w="90"/>
+              <w:bottom w:type="dxa" w:w="60"/>
+              <w:right w:type="dxa" w:w="90"/>
+            </w:tcMar>
+            <w:vAlign w:val="center"/>
+          </w:tcPr>
+          <w:p>
+            <w:pPr>
+              <w:spacing w:after="0" w:line="240"/>
+              <w:jc w:val="left"/>
+            </w:pPr>
+            <w:r>
+              <w:rPr>
+                <w:rFonts w:ascii="Calibri" w:cs="Calibri" w:eastAsia="Calibri" w:hAnsi="Calibri"/>
+                <w:b w:val="false"/>
+                <w:bCs w:val="false"/>
+                <w:color w:val="000000"/>
+                <w:sz w:val="18"/>
+                <w:szCs w:val="18"/>
+              </w:rPr>
+              <w:t xml:space="preserve">offen</w:t>
+            </w:r>
+          </w:p>
+        </w:tc>
+      </w:tr>
+      <w:tr>
+        <w:trPr>
+          <w:cantSplit/>
+        </w:trPr>
+        <w:tc>
+          <w:tcPr>
+            <w:tcW w:type="pct" w:w="5%"/>
+            <w:tcMar>
+              <w:top w:type="dxa" w:w="60"/>
+              <w:left w:type="dxa" w:w="90"/>
+              <w:bottom w:type="dxa" w:w="60"/>
+              <w:right w:type="dxa" w:w="90"/>
+            </w:tcMar>
+            <w:vAlign w:val="center"/>
+          </w:tcPr>
+          <w:p>
+            <w:pPr>
+              <w:spacing w:after="0" w:line="240"/>
+              <w:jc w:val="center"/>
+            </w:pPr>
+            <w:r>
+              <w:rPr>
+                <w:rFonts w:ascii="Calibri" w:cs="Calibri" w:eastAsia="Calibri" w:hAnsi="Calibri"/>
+                <w:b w:val="false"/>
+                <w:bCs w:val="false"/>
+                <w:color w:val="000000"/>
+                <w:sz w:val="18"/>
+                <w:szCs w:val="18"/>
+              </w:rPr>
+              <w:t xml:space="preserve">P6</w:t>
+            </w:r>
+          </w:p>
+        </w:tc>
+        <w:tc>
+          <w:tcPr>
+            <w:tcW w:type="pct" w:w="31%"/>
+            <w:tcMar>
+              <w:top w:type="dxa" w:w="60"/>
+              <w:left w:type="dxa" w:w="90"/>
+              <w:bottom w:type="dxa" w:w="60"/>
+              <w:right w:type="dxa" w:w="90"/>
+            </w:tcMar>
+            <w:vAlign w:val="center"/>
+          </w:tcPr>
+          <w:p>
+            <w:pPr>
+              <w:spacing w:after="0" w:line="240"/>
+              <w:jc w:val="left"/>
+            </w:pPr>
+            <w:r>
+              <w:rPr>
+                <w:rFonts w:ascii="Calibri" w:cs="Calibri" w:eastAsia="Calibri" w:hAnsi="Calibri"/>
+                <w:b w:val="false"/>
+                <w:bCs w:val="false"/>
+                <w:color w:val="000000"/>
+                <w:sz w:val="18"/>
+                <w:szCs w:val="18"/>
+              </w:rPr>
+              <w:t xml:space="preserve">Falsch beantwortete Aufgaben werden erneut vorgelegt (2.3)</w:t>
+            </w:r>
+          </w:p>
+        </w:tc>
+        <w:tc>
+          <w:tcPr>
+            <w:tcW w:type="pct" w:w="28%"/>
+            <w:tcMar>
+              <w:top w:type="dxa" w:w="60"/>
+              <w:left w:type="dxa" w:w="90"/>
+              <w:bottom w:type="dxa" w:w="60"/>
+              <w:right w:type="dxa" w:w="90"/>
+            </w:tcMar>
+            <w:vAlign w:val="center"/>
+          </w:tcPr>
+          <w:p>
+            <w:pPr>
+              <w:spacing w:after="0" w:line="240"/>
+              <w:jc w:val="left"/>
+            </w:pPr>
+            <w:r>
+              <w:rPr>
+                <w:rFonts w:ascii="Calibri" w:cs="Calibri" w:eastAsia="Calibri" w:hAnsi="Calibri"/>
+                <w:b w:val="false"/>
+                <w:bCs w:val="false"/>
+                <w:color w:val="000000"/>
+                <w:sz w:val="18"/>
+                <w:szCs w:val="18"/>
+              </w:rPr>
+              <w:t xml:space="preserve">in einem Abschnitt absichtlich eine Aufgabe falsch beantworten</w:t>
+            </w:r>
+          </w:p>
+        </w:tc>
+        <w:tc>
+          <w:tcPr>
+            <w:tcW w:type="pct" w:w="24%"/>
+            <w:tcMar>
+              <w:top w:type="dxa" w:w="60"/>
+              <w:left w:type="dxa" w:w="90"/>
+              <w:bottom w:type="dxa" w:w="60"/>
+              <w:right w:type="dxa" w:w="90"/>
+            </w:tcMar>
+            <w:vAlign w:val="center"/>
+          </w:tcPr>
+          <w:p>
+            <w:pPr>
+              <w:spacing w:after="0" w:line="240"/>
+              <w:jc w:val="left"/>
+            </w:pPr>
+            <w:r>
+              <w:rPr>
+                <w:rFonts w:ascii="Calibri" w:cs="Calibri" w:eastAsia="Calibri" w:hAnsi="Calibri"/>
+                <w:b w:val="false"/>
+                <w:bCs w:val="false"/>
+                <w:color w:val="000000"/>
+                <w:sz w:val="18"/>
+                <w:szCs w:val="18"/>
+              </w:rPr>
+              <w:t xml:space="preserve">dieselbe Aufgabe erscheint im selben Durchgang noch einmal</w:t>
+            </w:r>
+          </w:p>
+        </w:tc>
+        <w:tc>
+          <w:tcPr>
+            <w:tcW w:type="pct" w:w="12%"/>
+            <w:tcMar>
+              <w:top w:type="dxa" w:w="60"/>
+              <w:left w:type="dxa" w:w="90"/>
+              <w:bottom w:type="dxa" w:w="60"/>
+              <w:right w:type="dxa" w:w="90"/>
+            </w:tcMar>
+            <w:vAlign w:val="center"/>
+          </w:tcPr>
+          <w:p>
+            <w:pPr>
+              <w:spacing w:after="0" w:line="240"/>
+              <w:jc w:val="left"/>
+            </w:pPr>
+            <w:r>
+              <w:rPr>
+                <w:rFonts w:ascii="Calibri" w:cs="Calibri" w:eastAsia="Calibri" w:hAnsi="Calibri"/>
+                <w:b w:val="false"/>
+                <w:bCs w:val="false"/>
+                <w:color w:val="000000"/>
+                <w:sz w:val="18"/>
+                <w:szCs w:val="18"/>
+              </w:rPr>
+              <w:t xml:space="preserve">offen</w:t>
+            </w:r>
+          </w:p>
+        </w:tc>
+      </w:tr>
+      <w:tr>
+        <w:trPr>
+          <w:cantSplit/>
+        </w:trPr>
+        <w:tc>
+          <w:tcPr>
+            <w:tcW w:type="pct" w:w="5%"/>
+            <w:tcMar>
+              <w:top w:type="dxa" w:w="60"/>
+              <w:left w:type="dxa" w:w="90"/>
+              <w:bottom w:type="dxa" w:w="60"/>
+              <w:right w:type="dxa" w:w="90"/>
+            </w:tcMar>
+            <w:vAlign w:val="center"/>
+          </w:tcPr>
+          <w:p>
+            <w:pPr>
+              <w:spacing w:after="0" w:line="240"/>
+              <w:jc w:val="center"/>
+            </w:pPr>
+            <w:r>
+              <w:rPr>
+                <w:rFonts w:ascii="Calibri" w:cs="Calibri" w:eastAsia="Calibri" w:hAnsi="Calibri"/>
+                <w:b w:val="false"/>
+                <w:bCs w:val="false"/>
+                <w:color w:val="000000"/>
+                <w:sz w:val="18"/>
+                <w:szCs w:val="18"/>
+              </w:rPr>
+              <w:t xml:space="preserve">P7</w:t>
+            </w:r>
+          </w:p>
+        </w:tc>
+        <w:tc>
+          <w:tcPr>
+            <w:tcW w:type="pct" w:w="31%"/>
+            <w:tcMar>
+              <w:top w:type="dxa" w:w="60"/>
+              <w:left w:type="dxa" w:w="90"/>
+              <w:bottom w:type="dxa" w:w="60"/>
+              <w:right w:type="dxa" w:w="90"/>
+            </w:tcMar>
+            <w:vAlign w:val="center"/>
+          </w:tcPr>
+          <w:p>
+            <w:pPr>
+              <w:spacing w:after="0" w:line="240"/>
+              <w:jc w:val="left"/>
+            </w:pPr>
+            <w:r>
+              <w:rPr>
+                <w:rFonts w:ascii="Calibri" w:cs="Calibri" w:eastAsia="Calibri" w:hAnsi="Calibri"/>
+                <w:b w:val="false"/>
+                <w:bCs w:val="false"/>
+                <w:color w:val="000000"/>
+                <w:sz w:val="18"/>
+                <w:szCs w:val="18"/>
+              </w:rPr>
+              <w:t xml:space="preserve">Sicher beherrschte Wörter erscheinen seltener (2.3)</w:t>
+            </w:r>
+          </w:p>
+        </w:tc>
+        <w:tc>
+          <w:tcPr>
+            <w:tcW w:type="pct" w:w="28%"/>
+            <w:tcMar>
+              <w:top w:type="dxa" w:w="60"/>
+              <w:left w:type="dxa" w:w="90"/>
+              <w:bottom w:type="dxa" w:w="60"/>
+              <w:right w:type="dxa" w:w="90"/>
+            </w:tcMar>
+            <w:vAlign w:val="center"/>
+          </w:tcPr>
+          <w:p>
+            <w:pPr>
+              <w:spacing w:after="0" w:line="240"/>
+              <w:jc w:val="left"/>
+            </w:pPr>
+            <w:r>
+              <w:rPr>
+                <w:rFonts w:ascii="Calibri" w:cs="Calibri" w:eastAsia="Calibri" w:hAnsi="Calibri"/>
+                <w:b w:val="false"/>
+                <w:bCs w:val="false"/>
+                <w:color w:val="000000"/>
+                <w:sz w:val="18"/>
+                <w:szCs w:val="18"/>
+              </w:rPr>
+              <w:t xml:space="preserve">denselben Abschnitt dreimal fehlerfrei durchspielen</w:t>
+            </w:r>
+          </w:p>
+        </w:tc>
+        <w:tc>
+          <w:tcPr>
+            <w:tcW w:type="pct" w:w="24%"/>
+            <w:tcMar>
+              <w:top w:type="dxa" w:w="60"/>
+              <w:left w:type="dxa" w:w="90"/>
+              <w:bottom w:type="dxa" w:w="60"/>
+              <w:right w:type="dxa" w:w="90"/>
+            </w:tcMar>
+            <w:vAlign w:val="center"/>
+          </w:tcPr>
+          <w:p>
+            <w:pPr>
+              <w:spacing w:after="0" w:line="240"/>
+              <w:jc w:val="left"/>
+            </w:pPr>
+            <w:r>
+              <w:rPr>
+                <w:rFonts w:ascii="Calibri" w:cs="Calibri" w:eastAsia="Calibri" w:hAnsi="Calibri"/>
+                <w:b w:val="false"/>
+                <w:bCs w:val="false"/>
+                <w:color w:val="000000"/>
+                <w:sz w:val="18"/>
+                <w:szCs w:val="18"/>
+              </w:rPr>
+              <w:t xml:space="preserve">die Zusammensetzung der Aufgaben verschiebt sich zu ungeübten Wörtern</w:t>
+            </w:r>
+          </w:p>
+        </w:tc>
+        <w:tc>
+          <w:tcPr>
+            <w:tcW w:type="pct" w:w="12%"/>
+            <w:tcMar>
+              <w:top w:type="dxa" w:w="60"/>
+              <w:left w:type="dxa" w:w="90"/>
+              <w:bottom w:type="dxa" w:w="60"/>
+              <w:right w:type="dxa" w:w="90"/>
+            </w:tcMar>
+            <w:vAlign w:val="center"/>
+          </w:tcPr>
+          <w:p>
+            <w:pPr>
+              <w:spacing w:after="0" w:line="240"/>
+              <w:jc w:val="left"/>
+            </w:pPr>
+            <w:r>
+              <w:rPr>
+                <w:rFonts w:ascii="Calibri" w:cs="Calibri" w:eastAsia="Calibri" w:hAnsi="Calibri"/>
+                <w:b w:val="false"/>
+                <w:bCs w:val="false"/>
+                <w:color w:val="000000"/>
+                <w:sz w:val="18"/>
+                <w:szCs w:val="18"/>
+              </w:rPr>
+              <w:t xml:space="preserve">offen</w:t>
+            </w:r>
+          </w:p>
+        </w:tc>
+      </w:tr>
+      <w:tr>
+        <w:trPr>
+          <w:cantSplit/>
+        </w:trPr>
+        <w:tc>
+          <w:tcPr>
+            <w:tcW w:type="pct" w:w="5%"/>
+            <w:tcMar>
+              <w:top w:type="dxa" w:w="60"/>
+              <w:left w:type="dxa" w:w="90"/>
+              <w:bottom w:type="dxa" w:w="60"/>
+              <w:right w:type="dxa" w:w="90"/>
+            </w:tcMar>
+            <w:vAlign w:val="center"/>
+          </w:tcPr>
+          <w:p>
+            <w:pPr>
+              <w:spacing w:after="0" w:line="240"/>
+              <w:jc w:val="center"/>
+            </w:pPr>
+            <w:r>
+              <w:rPr>
+                <w:rFonts w:ascii="Calibri" w:cs="Calibri" w:eastAsia="Calibri" w:hAnsi="Calibri"/>
+                <w:b w:val="false"/>
+                <w:bCs w:val="false"/>
+                <w:color w:val="000000"/>
+                <w:sz w:val="18"/>
+                <w:szCs w:val="18"/>
+              </w:rPr>
+              <w:t xml:space="preserve">P8</w:t>
+            </w:r>
+          </w:p>
+        </w:tc>
+        <w:tc>
+          <w:tcPr>
+            <w:tcW w:type="pct" w:w="31%"/>
+            <w:tcMar>
+              <w:top w:type="dxa" w:w="60"/>
+              <w:left w:type="dxa" w:w="90"/>
+              <w:bottom w:type="dxa" w:w="60"/>
+              <w:right w:type="dxa" w:w="90"/>
+            </w:tcMar>
+            <w:vAlign w:val="center"/>
+          </w:tcPr>
+          <w:p>
+            <w:pPr>
+              <w:spacing w:after="0" w:line="240"/>
+              <w:jc w:val="left"/>
+            </w:pPr>
+            <w:r>
+              <w:rPr>
+                <w:rFonts w:ascii="Calibri" w:cs="Calibri" w:eastAsia="Calibri" w:hAnsi="Calibri"/>
+                <w:b w:val="false"/>
+                <w:bCs w:val="false"/>
+                <w:color w:val="000000"/>
+                <w:sz w:val="18"/>
+                <w:szCs w:val="18"/>
+              </w:rPr>
+              <w:t xml:space="preserve">Fünf Leben, Wartezeit von 120 Minuten, Auswege über Werbung und Münzen (2.3)</w:t>
+            </w:r>
+          </w:p>
+        </w:tc>
+        <w:tc>
+          <w:tcPr>
+            <w:tcW w:type="pct" w:w="28%"/>
+            <w:tcMar>
+              <w:top w:type="dxa" w:w="60"/>
+              <w:left w:type="dxa" w:w="90"/>
+              <w:bottom w:type="dxa" w:w="60"/>
+              <w:right w:type="dxa" w:w="90"/>
+            </w:tcMar>
+            <w:vAlign w:val="center"/>
+          </w:tcPr>
+          <w:p>
+            <w:pPr>
+              <w:spacing w:after="0" w:line="240"/>
+              <w:jc w:val="left"/>
+            </w:pPr>
+            <w:r>
+              <w:rPr>
+                <w:rFonts w:ascii="Calibri" w:cs="Calibri" w:eastAsia="Calibri" w:hAnsi="Calibri"/>
+                <w:b w:val="false"/>
+                <w:bCs w:val="false"/>
+                <w:color w:val="000000"/>
+                <w:sz w:val="18"/>
+                <w:szCs w:val="18"/>
+              </w:rPr>
+              <w:t xml:space="preserve">fünf Fehler machen</w:t>
+            </w:r>
+          </w:p>
+        </w:tc>
+        <w:tc>
+          <w:tcPr>
+            <w:tcW w:type="pct" w:w="24%"/>
+            <w:tcMar>
+              <w:top w:type="dxa" w:w="60"/>
+              <w:left w:type="dxa" w:w="90"/>
+              <w:bottom w:type="dxa" w:w="60"/>
+              <w:right w:type="dxa" w:w="90"/>
+            </w:tcMar>
+            <w:vAlign w:val="center"/>
+          </w:tcPr>
+          <w:p>
+            <w:pPr>
+              <w:spacing w:after="0" w:line="240"/>
+              <w:jc w:val="left"/>
+            </w:pPr>
+            <w:r>
+              <w:rPr>
+                <w:rFonts w:ascii="Calibri" w:cs="Calibri" w:eastAsia="Calibri" w:hAnsi="Calibri"/>
+                <w:b w:val="false"/>
+                <w:bCs w:val="false"/>
+                <w:color w:val="000000"/>
+                <w:sz w:val="18"/>
+                <w:szCs w:val="18"/>
+              </w:rPr>
+              <w:t xml:space="preserve">Sperre greift, alle drei Auswege werden angeboten</w:t>
+            </w:r>
+          </w:p>
+        </w:tc>
+        <w:tc>
+          <w:tcPr>
+            <w:tcW w:type="pct" w:w="12%"/>
+            <w:tcMar>
+              <w:top w:type="dxa" w:w="60"/>
+              <w:left w:type="dxa" w:w="90"/>
+              <w:bottom w:type="dxa" w:w="60"/>
+              <w:right w:type="dxa" w:w="90"/>
+            </w:tcMar>
+            <w:vAlign w:val="center"/>
+          </w:tcPr>
+          <w:p>
+            <w:pPr>
+              <w:spacing w:after="0" w:line="240"/>
+              <w:jc w:val="left"/>
+            </w:pPr>
+            <w:r>
+              <w:rPr>
+                <w:rFonts w:ascii="Calibri" w:cs="Calibri" w:eastAsia="Calibri" w:hAnsi="Calibri"/>
+                <w:b w:val="false"/>
+                <w:bCs w:val="false"/>
+                <w:color w:val="000000"/>
+                <w:sz w:val="18"/>
+                <w:szCs w:val="18"/>
+              </w:rPr>
+              <w:t xml:space="preserve">offen</w:t>
+            </w:r>
+          </w:p>
+        </w:tc>
+      </w:tr>
+      <w:tr>
+        <w:trPr>
+          <w:cantSplit/>
+        </w:trPr>
+        <w:tc>
+          <w:tcPr>
+            <w:tcW w:type="pct" w:w="5%"/>
+            <w:tcMar>
+              <w:top w:type="dxa" w:w="60"/>
+              <w:left w:type="dxa" w:w="90"/>
+              <w:bottom w:type="dxa" w:w="60"/>
+              <w:right w:type="dxa" w:w="90"/>
+            </w:tcMar>
+            <w:vAlign w:val="center"/>
+          </w:tcPr>
+          <w:p>
+            <w:pPr>
+              <w:spacing w:after="0" w:line="240"/>
+              <w:jc w:val="center"/>
+            </w:pPr>
+            <w:r>
+              <w:rPr>
+                <w:rFonts w:ascii="Calibri" w:cs="Calibri" w:eastAsia="Calibri" w:hAnsi="Calibri"/>
+                <w:b w:val="false"/>
+                <w:bCs w:val="false"/>
+                <w:color w:val="000000"/>
+                <w:sz w:val="18"/>
+                <w:szCs w:val="18"/>
+              </w:rPr>
+              <w:t xml:space="preserve">P9</w:t>
+            </w:r>
+          </w:p>
+        </w:tc>
+        <w:tc>
+          <w:tcPr>
+            <w:tcW w:type="pct" w:w="31%"/>
+            <w:tcMar>
+              <w:top w:type="dxa" w:w="60"/>
+              <w:left w:type="dxa" w:w="90"/>
+              <w:bottom w:type="dxa" w:w="60"/>
+              <w:right w:type="dxa" w:w="90"/>
+            </w:tcMar>
+            <w:vAlign w:val="center"/>
+          </w:tcPr>
+          <w:p>
+            <w:pPr>
+              <w:spacing w:after="0" w:line="240"/>
+              <w:jc w:val="left"/>
+            </w:pPr>
+            <w:r>
+              <w:rPr>
+                <w:rFonts w:ascii="Calibri" w:cs="Calibri" w:eastAsia="Calibri" w:hAnsi="Calibri"/>
+                <w:b w:val="false"/>
+                <w:bCs w:val="false"/>
+                <w:color w:val="000000"/>
+                <w:sz w:val="18"/>
+                <w:szCs w:val="18"/>
+              </w:rPr>
+              <w:t xml:space="preserve">Die Vollversion hebt die Begrenzung auf (2.3)</w:t>
+            </w:r>
+          </w:p>
+        </w:tc>
+        <w:tc>
+          <w:tcPr>
+            <w:tcW w:type="pct" w:w="28%"/>
+            <w:tcMar>
+              <w:top w:type="dxa" w:w="60"/>
+              <w:left w:type="dxa" w:w="90"/>
+              <w:bottom w:type="dxa" w:w="60"/>
+              <w:right w:type="dxa" w:w="90"/>
+            </w:tcMar>
+            <w:vAlign w:val="center"/>
+          </w:tcPr>
+          <w:p>
+            <w:pPr>
+              <w:spacing w:after="0" w:line="240"/>
+              <w:jc w:val="left"/>
+            </w:pPr>
+            <w:r>
+              <w:rPr>
+                <w:rFonts w:ascii="Calibri" w:cs="Calibri" w:eastAsia="Calibri" w:hAnsi="Calibri"/>
+                <w:b w:val="false"/>
+                <w:bCs w:val="false"/>
+                <w:color w:val="000000"/>
+                <w:sz w:val="18"/>
+                <w:szCs w:val="18"/>
+              </w:rPr>
+              <w:t xml:space="preserve">mit gekauftem Abonnement fünf Fehler machen</w:t>
+            </w:r>
+          </w:p>
+        </w:tc>
+        <w:tc>
+          <w:tcPr>
+            <w:tcW w:type="pct" w:w="24%"/>
+            <w:tcMar>
+              <w:top w:type="dxa" w:w="60"/>
+              <w:left w:type="dxa" w:w="90"/>
+              <w:bottom w:type="dxa" w:w="60"/>
+              <w:right w:type="dxa" w:w="90"/>
+            </w:tcMar>
+            <w:vAlign w:val="center"/>
+          </w:tcPr>
+          <w:p>
+            <w:pPr>
+              <w:spacing w:after="0" w:line="240"/>
+              <w:jc w:val="left"/>
+            </w:pPr>
+            <w:r>
+              <w:rPr>
+                <w:rFonts w:ascii="Calibri" w:cs="Calibri" w:eastAsia="Calibri" w:hAnsi="Calibri"/>
+                <w:b w:val="false"/>
+                <w:bCs w:val="false"/>
+                <w:color w:val="000000"/>
+                <w:sz w:val="18"/>
+                <w:szCs w:val="18"/>
+              </w:rPr>
+              <w:t xml:space="preserve">keine Sperre, keine Wartezeit</w:t>
+            </w:r>
+          </w:p>
+        </w:tc>
+        <w:tc>
+          <w:tcPr>
+            <w:tcW w:type="pct" w:w="12%"/>
+            <w:tcMar>
+              <w:top w:type="dxa" w:w="60"/>
+              <w:left w:type="dxa" w:w="90"/>
+              <w:bottom w:type="dxa" w:w="60"/>
+              <w:right w:type="dxa" w:w="90"/>
+            </w:tcMar>
+            <w:vAlign w:val="center"/>
+          </w:tcPr>
+          <w:p>
+            <w:pPr>
+              <w:spacing w:after="0" w:line="240"/>
+              <w:jc w:val="left"/>
+            </w:pPr>
+            <w:r>
+              <w:rPr>
+                <w:rFonts w:ascii="Calibri" w:cs="Calibri" w:eastAsia="Calibri" w:hAnsi="Calibri"/>
+                <w:b w:val="false"/>
+                <w:bCs w:val="false"/>
+                <w:color w:val="000000"/>
+                <w:sz w:val="18"/>
+                <w:szCs w:val="18"/>
+              </w:rPr>
+              <w:t xml:space="preserve">offen</w:t>
+            </w:r>
+          </w:p>
+        </w:tc>
+      </w:tr>
+      <w:tr>
+        <w:trPr>
+          <w:cantSplit/>
+        </w:trPr>
+        <w:tc>
+          <w:tcPr>
+            <w:tcW w:type="pct" w:w="5%"/>
+            <w:tcMar>
+              <w:top w:type="dxa" w:w="60"/>
+              <w:left w:type="dxa" w:w="90"/>
+              <w:bottom w:type="dxa" w:w="60"/>
+              <w:right w:type="dxa" w:w="90"/>
+            </w:tcMar>
+            <w:vAlign w:val="center"/>
+          </w:tcPr>
+          <w:p>
+            <w:pPr>
+              <w:spacing w:after="0" w:line="240"/>
+              <w:jc w:val="center"/>
+            </w:pPr>
+            <w:r>
+              <w:rPr>
+                <w:rFonts w:ascii="Calibri" w:cs="Calibri" w:eastAsia="Calibri" w:hAnsi="Calibri"/>
+                <w:b w:val="false"/>
+                <w:bCs w:val="false"/>
+                <w:color w:val="000000"/>
+                <w:sz w:val="18"/>
+                <w:szCs w:val="18"/>
+              </w:rPr>
+              <w:t xml:space="preserve">P10</w:t>
+            </w:r>
+          </w:p>
+        </w:tc>
+        <w:tc>
+          <w:tcPr>
+            <w:tcW w:type="pct" w:w="31%"/>
+            <w:tcMar>
+              <w:top w:type="dxa" w:w="60"/>
+              <w:left w:type="dxa" w:w="90"/>
+              <w:bottom w:type="dxa" w:w="60"/>
+              <w:right w:type="dxa" w:w="90"/>
+            </w:tcMar>
+            <w:vAlign w:val="center"/>
+          </w:tcPr>
+          <w:p>
+            <w:pPr>
+              <w:spacing w:after="0" w:line="240"/>
+              <w:jc w:val="left"/>
+            </w:pPr>
+            <w:r>
+              <w:rPr>
+                <w:rFonts w:ascii="Calibri" w:cs="Calibri" w:eastAsia="Calibri" w:hAnsi="Calibri"/>
+                <w:b w:val="false"/>
+                <w:bCs w:val="false"/>
+                <w:color w:val="000000"/>
+                <w:sz w:val="18"/>
+                <w:szCs w:val="18"/>
+              </w:rPr>
+              <w:t xml:space="preserve">Bedienoberfläche in acht Sprachen, je 396 Texte (2.3)</w:t>
+            </w:r>
+          </w:p>
+        </w:tc>
+        <w:tc>
+          <w:tcPr>
+            <w:tcW w:type="pct" w:w="28%"/>
+            <w:tcMar>
+              <w:top w:type="dxa" w:w="60"/>
+              <w:left w:type="dxa" w:w="90"/>
+              <w:bottom w:type="dxa" w:w="60"/>
+              <w:right w:type="dxa" w:w="90"/>
+            </w:tcMar>
+            <w:vAlign w:val="center"/>
+          </w:tcPr>
+          <w:p>
+            <w:pPr>
+              <w:spacing w:after="0" w:line="240"/>
+              <w:jc w:val="left"/>
+            </w:pPr>
+            <w:r>
+              <w:rPr>
+                <w:rFonts w:ascii="Calibri" w:cs="Calibri" w:eastAsia="Calibri" w:hAnsi="Calibri"/>
+                <w:b w:val="false"/>
+                <w:bCs w:val="false"/>
+                <w:color w:val="000000"/>
+                <w:sz w:val="18"/>
+                <w:szCs w:val="18"/>
+              </w:rPr>
+              <w:t xml:space="preserve">jede der acht Sprachen einstellen und alle fünf Ansichten öffnen</w:t>
+            </w:r>
+          </w:p>
+        </w:tc>
+        <w:tc>
+          <w:tcPr>
+            <w:tcW w:type="pct" w:w="24%"/>
+            <w:tcMar>
+              <w:top w:type="dxa" w:w="60"/>
+              <w:left w:type="dxa" w:w="90"/>
+              <w:bottom w:type="dxa" w:w="60"/>
+              <w:right w:type="dxa" w:w="90"/>
+            </w:tcMar>
+            <w:vAlign w:val="center"/>
+          </w:tcPr>
+          <w:p>
+            <w:pPr>
+              <w:spacing w:after="0" w:line="240"/>
+              <w:jc w:val="left"/>
+            </w:pPr>
+            <w:r>
+              <w:rPr>
+                <w:rFonts w:ascii="Calibri" w:cs="Calibri" w:eastAsia="Calibri" w:hAnsi="Calibri"/>
+                <w:b w:val="false"/>
+                <w:bCs w:val="false"/>
+                <w:color w:val="000000"/>
+                <w:sz w:val="18"/>
+                <w:szCs w:val="18"/>
+              </w:rPr>
+              <w:t xml:space="preserve">kein englischer Rückfalltext, keine leere Stelle</w:t>
+            </w:r>
+          </w:p>
+        </w:tc>
+        <w:tc>
+          <w:tcPr>
+            <w:tcW w:type="pct" w:w="12%"/>
+            <w:tcMar>
+              <w:top w:type="dxa" w:w="60"/>
+              <w:left w:type="dxa" w:w="90"/>
+              <w:bottom w:type="dxa" w:w="60"/>
+              <w:right w:type="dxa" w:w="90"/>
+            </w:tcMar>
+            <w:vAlign w:val="center"/>
+          </w:tcPr>
+          <w:p>
+            <w:pPr>
+              <w:spacing w:after="0" w:line="240"/>
+              <w:jc w:val="left"/>
+            </w:pPr>
+            <w:r>
+              <w:rPr>
+                <w:rFonts w:ascii="Calibri" w:cs="Calibri" w:eastAsia="Calibri" w:hAnsi="Calibri"/>
+                <w:b w:val="false"/>
+                <w:bCs w:val="false"/>
+                <w:color w:val="000000"/>
+                <w:sz w:val="18"/>
+                <w:szCs w:val="18"/>
+              </w:rPr>
+              <w:t xml:space="preserve">offen</w:t>
+            </w:r>
+          </w:p>
+        </w:tc>
+      </w:tr>
+      <w:tr>
+        <w:trPr>
+          <w:cantSplit/>
+        </w:trPr>
+        <w:tc>
+          <w:tcPr>
+            <w:tcW w:type="pct" w:w="5%"/>
+            <w:tcMar>
+              <w:top w:type="dxa" w:w="60"/>
+              <w:left w:type="dxa" w:w="90"/>
+              <w:bottom w:type="dxa" w:w="60"/>
+              <w:right w:type="dxa" w:w="90"/>
+            </w:tcMar>
+            <w:vAlign w:val="center"/>
+          </w:tcPr>
+          <w:p>
+            <w:pPr>
+              <w:spacing w:after="0" w:line="240"/>
+              <w:jc w:val="center"/>
+            </w:pPr>
+            <w:r>
+              <w:rPr>
+                <w:rFonts w:ascii="Calibri" w:cs="Calibri" w:eastAsia="Calibri" w:hAnsi="Calibri"/>
+                <w:b w:val="false"/>
+                <w:bCs w:val="false"/>
+                <w:color w:val="000000"/>
+                <w:sz w:val="18"/>
+                <w:szCs w:val="18"/>
+              </w:rPr>
+              <w:t xml:space="preserve">P11</w:t>
+            </w:r>
+          </w:p>
+        </w:tc>
+        <w:tc>
+          <w:tcPr>
+            <w:tcW w:type="pct" w:w="31%"/>
+            <w:tcMar>
+              <w:top w:type="dxa" w:w="60"/>
+              <w:left w:type="dxa" w:w="90"/>
+              <w:bottom w:type="dxa" w:w="60"/>
+              <w:right w:type="dxa" w:w="90"/>
+            </w:tcMar>
+            <w:vAlign w:val="center"/>
+          </w:tcPr>
+          <w:p>
+            <w:pPr>
+              <w:spacing w:after="0" w:line="240"/>
+              <w:jc w:val="left"/>
+            </w:pPr>
+            <w:r>
+              <w:rPr>
+                <w:rFonts w:ascii="Calibri" w:cs="Calibri" w:eastAsia="Calibri" w:hAnsi="Calibri"/>
+                <w:b w:val="false"/>
+                <w:bCs w:val="false"/>
+                <w:color w:val="000000"/>
+                <w:sz w:val="18"/>
+                <w:szCs w:val="18"/>
+              </w:rPr>
+              <w:t xml:space="preserve">Betrieb ohne Server, Lernstand bleibt auf dem Gerät (2.3)</w:t>
+            </w:r>
+          </w:p>
+        </w:tc>
+        <w:tc>
+          <w:tcPr>
+            <w:tcW w:type="pct" w:w="28%"/>
+            <w:tcMar>
+              <w:top w:type="dxa" w:w="60"/>
+              <w:left w:type="dxa" w:w="90"/>
+              <w:bottom w:type="dxa" w:w="60"/>
+              <w:right w:type="dxa" w:w="90"/>
+            </w:tcMar>
+            <w:vAlign w:val="center"/>
+          </w:tcPr>
+          <w:p>
+            <w:pPr>
+              <w:spacing w:after="0" w:line="240"/>
+              <w:jc w:val="left"/>
+            </w:pPr>
+            <w:r>
+              <w:rPr>
+                <w:rFonts w:ascii="Calibri" w:cs="Calibri" w:eastAsia="Calibri" w:hAnsi="Calibri"/>
+                <w:b w:val="false"/>
+                <w:bCs w:val="false"/>
+                <w:color w:val="000000"/>
+                <w:sz w:val="18"/>
+                <w:szCs w:val="18"/>
+              </w:rPr>
+              <w:t xml:space="preserve">Gerät in den Flugmodus, Abschnitt durchspielen, App neu starten</w:t>
+            </w:r>
+          </w:p>
+        </w:tc>
+        <w:tc>
+          <w:tcPr>
+            <w:tcW w:type="pct" w:w="24%"/>
+            <w:tcMar>
+              <w:top w:type="dxa" w:w="60"/>
+              <w:left w:type="dxa" w:w="90"/>
+              <w:bottom w:type="dxa" w:w="60"/>
+              <w:right w:type="dxa" w:w="90"/>
+            </w:tcMar>
+            <w:vAlign w:val="center"/>
+          </w:tcPr>
+          <w:p>
+            <w:pPr>
+              <w:spacing w:after="0" w:line="240"/>
+              <w:jc w:val="left"/>
+            </w:pPr>
+            <w:r>
+              <w:rPr>
+                <w:rFonts w:ascii="Calibri" w:cs="Calibri" w:eastAsia="Calibri" w:hAnsi="Calibri"/>
+                <w:b w:val="false"/>
+                <w:bCs w:val="false"/>
+                <w:color w:val="000000"/>
+                <w:sz w:val="18"/>
+                <w:szCs w:val="18"/>
+              </w:rPr>
+              <w:t xml:space="preserve">Lernfortschritt ist erhalten</w:t>
+            </w:r>
+          </w:p>
+        </w:tc>
+        <w:tc>
+          <w:tcPr>
+            <w:tcW w:type="pct" w:w="12%"/>
+            <w:tcMar>
+              <w:top w:type="dxa" w:w="60"/>
+              <w:left w:type="dxa" w:w="90"/>
+              <w:bottom w:type="dxa" w:w="60"/>
+              <w:right w:type="dxa" w:w="90"/>
+            </w:tcMar>
+            <w:vAlign w:val="center"/>
+          </w:tcPr>
+          <w:p>
+            <w:pPr>
+              <w:spacing w:after="0" w:line="240"/>
+              <w:jc w:val="left"/>
+            </w:pPr>
+            <w:r>
+              <w:rPr>
+                <w:rFonts w:ascii="Calibri" w:cs="Calibri" w:eastAsia="Calibri" w:hAnsi="Calibri"/>
+                <w:b w:val="false"/>
+                <w:bCs w:val="false"/>
+                <w:color w:val="000000"/>
+                <w:sz w:val="18"/>
+                <w:szCs w:val="18"/>
+              </w:rPr>
+              <w:t xml:space="preserve">offen</w:t>
+            </w:r>
+          </w:p>
+        </w:tc>
+      </w:tr>
+      <w:tr>
+        <w:trPr>
+          <w:cantSplit/>
+        </w:trPr>
+        <w:tc>
+          <w:tcPr>
+            <w:tcW w:type="pct" w:w="5%"/>
+            <w:tcMar>
+              <w:top w:type="dxa" w:w="60"/>
+              <w:left w:type="dxa" w:w="90"/>
+              <w:bottom w:type="dxa" w:w="60"/>
+              <w:right w:type="dxa" w:w="90"/>
+            </w:tcMar>
+            <w:vAlign w:val="center"/>
+          </w:tcPr>
+          <w:p>
+            <w:pPr>
+              <w:spacing w:after="0" w:line="240"/>
+              <w:jc w:val="center"/>
+            </w:pPr>
+            <w:r>
+              <w:rPr>
+                <w:rFonts w:ascii="Calibri" w:cs="Calibri" w:eastAsia="Calibri" w:hAnsi="Calibri"/>
+                <w:b w:val="false"/>
+                <w:bCs w:val="false"/>
+                <w:color w:val="000000"/>
+                <w:sz w:val="18"/>
+                <w:szCs w:val="18"/>
+              </w:rPr>
+              <w:t xml:space="preserve">P12</w:t>
+            </w:r>
+          </w:p>
+        </w:tc>
+        <w:tc>
+          <w:tcPr>
+            <w:tcW w:type="pct" w:w="31%"/>
+            <w:tcMar>
+              <w:top w:type="dxa" w:w="60"/>
+              <w:left w:type="dxa" w:w="90"/>
+              <w:bottom w:type="dxa" w:w="60"/>
+              <w:right w:type="dxa" w:w="90"/>
+            </w:tcMar>
+            <w:vAlign w:val="center"/>
+          </w:tcPr>
+          <w:p>
+            <w:pPr>
+              <w:spacing w:after="0" w:line="240"/>
+              <w:jc w:val="left"/>
+            </w:pPr>
+            <w:r>
+              <w:rPr>
+                <w:rFonts w:ascii="Calibri" w:cs="Calibri" w:eastAsia="Calibri" w:hAnsi="Calibri"/>
+                <w:b w:val="false"/>
+                <w:bCs w:val="false"/>
+                <w:color w:val="000000"/>
+                <w:sz w:val="18"/>
+                <w:szCs w:val="18"/>
+              </w:rPr>
+              <w:t xml:space="preserve">Sicherungsdatei lässt sich erzeugen und wieder einlesen (2.3)</w:t>
+            </w:r>
+          </w:p>
+        </w:tc>
+        <w:tc>
+          <w:tcPr>
+            <w:tcW w:type="pct" w:w="28%"/>
+            <w:tcMar>
+              <w:top w:type="dxa" w:w="60"/>
+              <w:left w:type="dxa" w:w="90"/>
+              <w:bottom w:type="dxa" w:w="60"/>
+              <w:right w:type="dxa" w:w="90"/>
+            </w:tcMar>
+            <w:vAlign w:val="center"/>
+          </w:tcPr>
+          <w:p>
+            <w:pPr>
+              <w:spacing w:after="0" w:line="240"/>
+              <w:jc w:val="left"/>
+            </w:pPr>
+            <w:r>
+              <w:rPr>
+                <w:rFonts w:ascii="Calibri" w:cs="Calibri" w:eastAsia="Calibri" w:hAnsi="Calibri"/>
+                <w:b w:val="false"/>
+                <w:bCs w:val="false"/>
+                <w:color w:val="000000"/>
+                <w:sz w:val="18"/>
+                <w:szCs w:val="18"/>
+              </w:rPr>
+              <w:t xml:space="preserve">Sicherung schreiben, Anwendungsdaten löschen, Sicherung einlesen</w:t>
+            </w:r>
+          </w:p>
+        </w:tc>
+        <w:tc>
+          <w:tcPr>
+            <w:tcW w:type="pct" w:w="24%"/>
+            <w:tcMar>
+              <w:top w:type="dxa" w:w="60"/>
+              <w:left w:type="dxa" w:w="90"/>
+              <w:bottom w:type="dxa" w:w="60"/>
+              <w:right w:type="dxa" w:w="90"/>
+            </w:tcMar>
+            <w:vAlign w:val="center"/>
+          </w:tcPr>
+          <w:p>
+            <w:pPr>
+              <w:spacing w:after="0" w:line="240"/>
+              <w:jc w:val="left"/>
+            </w:pPr>
+            <w:r>
+              <w:rPr>
+                <w:rFonts w:ascii="Calibri" w:cs="Calibri" w:eastAsia="Calibri" w:hAnsi="Calibri"/>
+                <w:b w:val="false"/>
+                <w:bCs w:val="false"/>
+                <w:color w:val="000000"/>
+                <w:sz w:val="18"/>
+                <w:szCs w:val="18"/>
+              </w:rPr>
+              <w:t xml:space="preserve">Lernstand entspricht dem Stand vor dem Löschen</w:t>
+            </w:r>
+          </w:p>
+        </w:tc>
+        <w:tc>
+          <w:tcPr>
+            <w:tcW w:type="pct" w:w="12%"/>
+            <w:tcMar>
+              <w:top w:type="dxa" w:w="60"/>
+              <w:left w:type="dxa" w:w="90"/>
+              <w:bottom w:type="dxa" w:w="60"/>
+              <w:right w:type="dxa" w:w="90"/>
+            </w:tcMar>
+            <w:vAlign w:val="center"/>
+          </w:tcPr>
+          <w:p>
+            <w:pPr>
+              <w:spacing w:after="0" w:line="240"/>
+              <w:jc w:val="left"/>
+            </w:pPr>
+            <w:r>
+              <w:rPr>
+                <w:rFonts w:ascii="Calibri" w:cs="Calibri" w:eastAsia="Calibri" w:hAnsi="Calibri"/>
+                <w:b w:val="false"/>
+                <w:bCs w:val="false"/>
+                <w:color w:val="000000"/>
+                <w:sz w:val="18"/>
+                <w:szCs w:val="18"/>
+              </w:rPr>
+              <w:t xml:space="preserve">offen</w:t>
+            </w:r>
+          </w:p>
+        </w:tc>
+      </w:tr>
+      <w:tr>
+        <w:trPr>
+          <w:cantSplit/>
+        </w:trPr>
+        <w:tc>
+          <w:tcPr>
+            <w:tcW w:type="pct" w:w="5%"/>
+            <w:tcMar>
+              <w:top w:type="dxa" w:w="60"/>
+              <w:left w:type="dxa" w:w="90"/>
+              <w:bottom w:type="dxa" w:w="60"/>
+              <w:right w:type="dxa" w:w="90"/>
+            </w:tcMar>
+            <w:vAlign w:val="center"/>
+          </w:tcPr>
+          <w:p>
+            <w:pPr>
+              <w:spacing w:after="0" w:line="240"/>
+              <w:jc w:val="center"/>
+            </w:pPr>
+            <w:r>
+              <w:rPr>
+                <w:rFonts w:ascii="Calibri" w:cs="Calibri" w:eastAsia="Calibri" w:hAnsi="Calibri"/>
+                <w:b w:val="false"/>
+                <w:bCs w:val="false"/>
+                <w:color w:val="000000"/>
+                <w:sz w:val="18"/>
+                <w:szCs w:val="18"/>
+              </w:rPr>
+              <w:t xml:space="preserve">P13</w:t>
+            </w:r>
+          </w:p>
+        </w:tc>
+        <w:tc>
+          <w:tcPr>
+            <w:tcW w:type="pct" w:w="31%"/>
+            <w:tcMar>
+              <w:top w:type="dxa" w:w="60"/>
+              <w:left w:type="dxa" w:w="90"/>
+              <w:bottom w:type="dxa" w:w="60"/>
+              <w:right w:type="dxa" w:w="90"/>
+            </w:tcMar>
+            <w:vAlign w:val="center"/>
+          </w:tcPr>
+          <w:p>
+            <w:pPr>
+              <w:spacing w:after="0" w:line="240"/>
+              <w:jc w:val="left"/>
+            </w:pPr>
+            <w:r>
+              <w:rPr>
+                <w:rFonts w:ascii="Calibri" w:cs="Calibri" w:eastAsia="Calibri" w:hAnsi="Calibri"/>
+                <w:b w:val="false"/>
+                <w:bCs w:val="false"/>
+                <w:color w:val="000000"/>
+                <w:sz w:val="18"/>
+                <w:szCs w:val="18"/>
+              </w:rPr>
+              <w:t xml:space="preserve">Android ab Fassung 7.0, entsprechend Stufe 24 (2.4)</w:t>
+            </w:r>
+          </w:p>
+        </w:tc>
+        <w:tc>
+          <w:tcPr>
+            <w:tcW w:type="pct" w:w="28%"/>
+            <w:tcMar>
+              <w:top w:type="dxa" w:w="60"/>
+              <w:left w:type="dxa" w:w="90"/>
+              <w:bottom w:type="dxa" w:w="60"/>
+              <w:right w:type="dxa" w:w="90"/>
+            </w:tcMar>
+            <w:vAlign w:val="center"/>
+          </w:tcPr>
+          <w:p>
+            <w:pPr>
+              <w:spacing w:after="0" w:line="240"/>
+              <w:jc w:val="left"/>
+            </w:pPr>
+            <w:r>
+              <w:rPr>
+                <w:rFonts w:ascii="Calibri" w:cs="Calibri" w:eastAsia="Calibri" w:hAnsi="Calibri"/>
+                <w:b w:val="false"/>
+                <w:bCs w:val="false"/>
+                <w:color w:val="000000"/>
+                <w:sz w:val="18"/>
+                <w:szCs w:val="18"/>
+              </w:rPr>
+              <w:t xml:space="preserve">Installation auf einem Gerät mit Android 7.0</w:t>
+            </w:r>
+          </w:p>
+        </w:tc>
+        <w:tc>
+          <w:tcPr>
+            <w:tcW w:type="pct" w:w="24%"/>
+            <w:tcMar>
+              <w:top w:type="dxa" w:w="60"/>
+              <w:left w:type="dxa" w:w="90"/>
+              <w:bottom w:type="dxa" w:w="60"/>
+              <w:right w:type="dxa" w:w="90"/>
+            </w:tcMar>
+            <w:vAlign w:val="center"/>
+          </w:tcPr>
+          <w:p>
+            <w:pPr>
+              <w:spacing w:after="0" w:line="240"/>
+              <w:jc w:val="left"/>
+            </w:pPr>
+            <w:r>
+              <w:rPr>
+                <w:rFonts w:ascii="Calibri" w:cs="Calibri" w:eastAsia="Calibri" w:hAnsi="Calibri"/>
+                <w:b w:val="false"/>
+                <w:bCs w:val="false"/>
+                <w:color w:val="000000"/>
+                <w:sz w:val="18"/>
+                <w:szCs w:val="18"/>
+              </w:rPr>
+              <w:t xml:space="preserve">App startet und ein Abschnitt ist durchspielbar</w:t>
+            </w:r>
+          </w:p>
+        </w:tc>
+        <w:tc>
+          <w:tcPr>
+            <w:tcW w:type="pct" w:w="12%"/>
+            <w:tcMar>
+              <w:top w:type="dxa" w:w="60"/>
+              <w:left w:type="dxa" w:w="90"/>
+              <w:bottom w:type="dxa" w:w="60"/>
+              <w:right w:type="dxa" w:w="90"/>
+            </w:tcMar>
+            <w:vAlign w:val="center"/>
+          </w:tcPr>
+          <w:p>
+            <w:pPr>
+              <w:spacing w:after="0" w:line="240"/>
+              <w:jc w:val="left"/>
+            </w:pPr>
+            <w:r>
+              <w:rPr>
+                <w:rFonts w:ascii="Calibri" w:cs="Calibri" w:eastAsia="Calibri" w:hAnsi="Calibri"/>
+                <w:b w:val="false"/>
+                <w:bCs w:val="false"/>
+                <w:color w:val="000000"/>
+                <w:sz w:val="18"/>
+                <w:szCs w:val="18"/>
+              </w:rPr>
+              <w:t xml:space="preserve">offen</w:t>
+            </w:r>
+          </w:p>
+        </w:tc>
+      </w:tr>
+      <w:tr>
+        <w:trPr>
+          <w:cantSplit/>
+        </w:trPr>
+        <w:tc>
+          <w:tcPr>
+            <w:tcW w:type="pct" w:w="5%"/>
+            <w:tcMar>
+              <w:top w:type="dxa" w:w="60"/>
+              <w:left w:type="dxa" w:w="90"/>
+              <w:bottom w:type="dxa" w:w="60"/>
+              <w:right w:type="dxa" w:w="90"/>
+            </w:tcMar>
+            <w:vAlign w:val="center"/>
+          </w:tcPr>
+          <w:p>
+            <w:pPr>
+              <w:spacing w:after="0" w:line="240"/>
+              <w:jc w:val="center"/>
+            </w:pPr>
+            <w:r>
+              <w:rPr>
+                <w:rFonts w:ascii="Calibri" w:cs="Calibri" w:eastAsia="Calibri" w:hAnsi="Calibri"/>
+                <w:b w:val="false"/>
+                <w:bCs w:val="false"/>
+                <w:color w:val="000000"/>
+                <w:sz w:val="18"/>
+                <w:szCs w:val="18"/>
+              </w:rPr>
+              <w:t xml:space="preserve">P14</w:t>
+            </w:r>
+          </w:p>
+        </w:tc>
+        <w:tc>
+          <w:tcPr>
+            <w:tcW w:type="pct" w:w="31%"/>
+            <w:tcMar>
+              <w:top w:type="dxa" w:w="60"/>
+              <w:left w:type="dxa" w:w="90"/>
+              <w:bottom w:type="dxa" w:w="60"/>
+              <w:right w:type="dxa" w:w="90"/>
+            </w:tcMar>
+            <w:vAlign w:val="center"/>
+          </w:tcPr>
+          <w:p>
+            <w:pPr>
+              <w:spacing w:after="0" w:line="240"/>
+              <w:jc w:val="left"/>
+            </w:pPr>
+            <w:r>
+              <w:rPr>
+                <w:rFonts w:ascii="Calibri" w:cs="Calibri" w:eastAsia="Calibri" w:hAnsi="Calibri"/>
+                <w:b w:val="false"/>
+                <w:bCs w:val="false"/>
+                <w:color w:val="000000"/>
+                <w:sz w:val="18"/>
+                <w:szCs w:val="18"/>
+              </w:rPr>
+              <w:t xml:space="preserve">Genau drei Berechtigungen: Internet, Mikrofon, Vibration (2.4)</w:t>
+            </w:r>
+          </w:p>
+        </w:tc>
+        <w:tc>
+          <w:tcPr>
+            <w:tcW w:type="pct" w:w="28%"/>
+            <w:tcMar>
+              <w:top w:type="dxa" w:w="60"/>
+              <w:left w:type="dxa" w:w="90"/>
+              <w:bottom w:type="dxa" w:w="60"/>
+              <w:right w:type="dxa" w:w="90"/>
+            </w:tcMar>
+            <w:vAlign w:val="center"/>
+          </w:tcPr>
+          <w:p>
+            <w:pPr>
+              <w:spacing w:after="0" w:line="240"/>
+              <w:jc w:val="left"/>
+            </w:pPr>
+            <w:r>
+              <w:rPr>
+                <w:rFonts w:ascii="Calibri" w:cs="Calibri" w:eastAsia="Calibri" w:hAnsi="Calibri"/>
+                <w:b w:val="false"/>
+                <w:bCs w:val="false"/>
+                <w:color w:val="000000"/>
+                <w:sz w:val="18"/>
+                <w:szCs w:val="18"/>
+              </w:rPr>
+              <w:t xml:space="preserve">Berechtigungsliste in den Android-Einstellungen aufrufen</w:t>
+            </w:r>
+          </w:p>
+        </w:tc>
+        <w:tc>
+          <w:tcPr>
+            <w:tcW w:type="pct" w:w="24%"/>
+            <w:tcMar>
+              <w:top w:type="dxa" w:w="60"/>
+              <w:left w:type="dxa" w:w="90"/>
+              <w:bottom w:type="dxa" w:w="60"/>
+              <w:right w:type="dxa" w:w="90"/>
+            </w:tcMar>
+            <w:vAlign w:val="center"/>
+          </w:tcPr>
+          <w:p>
+            <w:pPr>
+              <w:spacing w:after="0" w:line="240"/>
+              <w:jc w:val="left"/>
+            </w:pPr>
+            <w:r>
+              <w:rPr>
+                <w:rFonts w:ascii="Calibri" w:cs="Calibri" w:eastAsia="Calibri" w:hAnsi="Calibri"/>
+                <w:b w:val="false"/>
+                <w:bCs w:val="false"/>
+                <w:color w:val="000000"/>
+                <w:sz w:val="18"/>
+                <w:szCs w:val="18"/>
+              </w:rPr>
+              <w:t xml:space="preserve">keine weitere Berechtigung wird geführt</w:t>
+            </w:r>
+          </w:p>
+        </w:tc>
+        <w:tc>
+          <w:tcPr>
+            <w:tcW w:type="pct" w:w="12%"/>
+            <w:tcMar>
+              <w:top w:type="dxa" w:w="60"/>
+              <w:left w:type="dxa" w:w="90"/>
+              <w:bottom w:type="dxa" w:w="60"/>
+              <w:right w:type="dxa" w:w="90"/>
+            </w:tcMar>
+            <w:vAlign w:val="center"/>
+          </w:tcPr>
+          <w:p>
+            <w:pPr>
+              <w:spacing w:after="0" w:line="240"/>
+              <w:jc w:val="left"/>
+            </w:pPr>
+            <w:r>
+              <w:rPr>
+                <w:rFonts w:ascii="Calibri" w:cs="Calibri" w:eastAsia="Calibri" w:hAnsi="Calibri"/>
+                <w:b w:val="false"/>
+                <w:bCs w:val="false"/>
+                <w:color w:val="000000"/>
+                <w:sz w:val="18"/>
+                <w:szCs w:val="18"/>
+              </w:rPr>
+              <w:t xml:space="preserve">offen</w:t>
+            </w:r>
+          </w:p>
+        </w:tc>
+      </w:tr>
+      <w:tr>
+        <w:trPr>
+          <w:cantSplit/>
+        </w:trPr>
+        <w:tc>
+          <w:tcPr>
+            <w:tcW w:type="pct" w:w="5%"/>
+            <w:tcMar>
+              <w:top w:type="dxa" w:w="60"/>
+              <w:left w:type="dxa" w:w="90"/>
+              <w:bottom w:type="dxa" w:w="60"/>
+              <w:right w:type="dxa" w:w="90"/>
+            </w:tcMar>
+            <w:vAlign w:val="center"/>
+          </w:tcPr>
+          <w:p>
+            <w:pPr>
+              <w:spacing w:after="0" w:line="240"/>
+              <w:jc w:val="center"/>
+            </w:pPr>
+            <w:r>
+              <w:rPr>
+                <w:rFonts w:ascii="Calibri" w:cs="Calibri" w:eastAsia="Calibri" w:hAnsi="Calibri"/>
+                <w:b w:val="false"/>
+                <w:bCs w:val="false"/>
+                <w:color w:val="000000"/>
+                <w:sz w:val="18"/>
+                <w:szCs w:val="18"/>
+              </w:rPr>
+              <w:t xml:space="preserve">P15</w:t>
+            </w:r>
+          </w:p>
+        </w:tc>
+        <w:tc>
+          <w:tcPr>
+            <w:tcW w:type="pct" w:w="31%"/>
+            <w:tcMar>
+              <w:top w:type="dxa" w:w="60"/>
+              <w:left w:type="dxa" w:w="90"/>
+              <w:bottom w:type="dxa" w:w="60"/>
+              <w:right w:type="dxa" w:w="90"/>
+            </w:tcMar>
+            <w:vAlign w:val="center"/>
+          </w:tcPr>
+          <w:p>
+            <w:pPr>
+              <w:spacing w:after="0" w:line="240"/>
+              <w:jc w:val="left"/>
+            </w:pPr>
+            <w:r>
+              <w:rPr>
+                <w:rFonts w:ascii="Calibri" w:cs="Calibri" w:eastAsia="Calibri" w:hAnsi="Calibri"/>
+                <w:b w:val="false"/>
+                <w:bCs w:val="false"/>
+                <w:color w:val="000000"/>
+                <w:sz w:val="18"/>
+                <w:szCs w:val="18"/>
+              </w:rPr>
+              <w:t xml:space="preserve">Abonnement und Einwilligungsabfrage der beiden eigenen Java-Klassen (2.4)</w:t>
+            </w:r>
+          </w:p>
+        </w:tc>
+        <w:tc>
+          <w:tcPr>
+            <w:tcW w:type="pct" w:w="28%"/>
+            <w:tcMar>
+              <w:top w:type="dxa" w:w="60"/>
+              <w:left w:type="dxa" w:w="90"/>
+              <w:bottom w:type="dxa" w:w="60"/>
+              <w:right w:type="dxa" w:w="90"/>
+            </w:tcMar>
+            <w:vAlign w:val="center"/>
+          </w:tcPr>
+          <w:p>
+            <w:pPr>
+              <w:spacing w:after="0" w:line="240"/>
+              <w:jc w:val="left"/>
+            </w:pPr>
+            <w:r>
+              <w:rPr>
+                <w:rFonts w:ascii="Calibri" w:cs="Calibri" w:eastAsia="Calibri" w:hAnsi="Calibri"/>
+                <w:b w:val="false"/>
+                <w:bCs w:val="false"/>
+                <w:color w:val="000000"/>
+                <w:sz w:val="18"/>
+                <w:szCs w:val="18"/>
+              </w:rPr>
+              <w:t xml:space="preserve">Abonnement abschließen und die Einwilligung über die Einstellungen widerrufen</w:t>
+            </w:r>
+          </w:p>
+        </w:tc>
+        <w:tc>
+          <w:tcPr>
+            <w:tcW w:type="pct" w:w="24%"/>
+            <w:tcMar>
+              <w:top w:type="dxa" w:w="60"/>
+              <w:left w:type="dxa" w:w="90"/>
+              <w:bottom w:type="dxa" w:w="60"/>
+              <w:right w:type="dxa" w:w="90"/>
+            </w:tcMar>
+            <w:vAlign w:val="center"/>
+          </w:tcPr>
+          <w:p>
+            <w:pPr>
+              <w:spacing w:after="0" w:line="240"/>
+              <w:jc w:val="left"/>
+            </w:pPr>
+            <w:r>
+              <w:rPr>
+                <w:rFonts w:ascii="Calibri" w:cs="Calibri" w:eastAsia="Calibri" w:hAnsi="Calibri"/>
+                <w:b w:val="false"/>
+                <w:bCs w:val="false"/>
+                <w:color w:val="000000"/>
+                <w:sz w:val="18"/>
+                <w:szCs w:val="18"/>
+              </w:rPr>
+              <w:t xml:space="preserve">Kauf wird erkannt, Widerruf wird übernommen</w:t>
+            </w:r>
+          </w:p>
+        </w:tc>
+        <w:tc>
+          <w:tcPr>
+            <w:tcW w:type="pct" w:w="12%"/>
+            <w:tcMar>
+              <w:top w:type="dxa" w:w="60"/>
+              <w:left w:type="dxa" w:w="90"/>
+              <w:bottom w:type="dxa" w:w="60"/>
+              <w:right w:type="dxa" w:w="90"/>
+            </w:tcMar>
+            <w:vAlign w:val="center"/>
+          </w:tcPr>
+          <w:p>
+            <w:pPr>
+              <w:spacing w:after="0" w:line="240"/>
+              <w:jc w:val="left"/>
+            </w:pPr>
+            <w:r>
+              <w:rPr>
+                <w:rFonts w:ascii="Calibri" w:cs="Calibri" w:eastAsia="Calibri" w:hAnsi="Calibri"/>
+                <w:b w:val="false"/>
+                <w:bCs w:val="false"/>
+                <w:color w:val="000000"/>
+                <w:sz w:val="18"/>
+                <w:szCs w:val="18"/>
+              </w:rPr>
+              <w:t xml:space="preserve">offen</w:t>
+            </w:r>
+          </w:p>
+        </w:tc>
+      </w:tr>
+    </w:tbl>
+    <w:p>
+      <w:pPr>
+        <w:spacing w:after="160"/>
+      </w:pPr>
+    </w:p>
+    <w:p>
+      <w:pPr>
+        <w:spacing w:after="160" w:line="276"/>
+        <w:jc w:val="both"/>
+      </w:pPr>
+      <w:r>
+        <w:rPr>
+          <w:rFonts w:ascii="Calibri" w:cs="Calibri" w:eastAsia="Calibri" w:hAnsi="Calibri"/>
+          <w:b w:val="false"/>
+          <w:bCs w:val="false"/>
+          <w:sz w:val="22"/>
+          <w:szCs w:val="22"/>
+        </w:rPr>
+        <w:t xml:space="preserve">Die Spalte Ergebnis wird beim Durchlauf auf dem Gerät gefüllt. Dabei sind das Prüfdatum und die verwendete Android-Fassung mit anzugeben. P9 und P13 setzen ein zweites Gerät beziehungsweise ein abgeschlossenes Abonnement voraus und lassen sich erst nach der Freigabe der Produktionsversion durchführen.</w:t>
       </w:r>
     </w:p>
     <w:p>

--- a/mappe/Zmaj Projektmappe.docx
+++ b/mappe/Zmaj Projektmappe.docx
@@ -1648,7 +1648,7 @@
           <w:sz w:val="22"/>
           <w:szCs w:val="22"/>
         </w:rPr>
-        <w:t xml:space="preserve">	21</w:t>
+        <w:t xml:space="preserve">	22</w:t>
       </w:r>
     </w:p>
     <w:p>
@@ -1691,7 +1691,7 @@
           <w:sz w:val="22"/>
           <w:szCs w:val="22"/>
         </w:rPr>
-        <w:t xml:space="preserve">	21</w:t>
+        <w:t xml:space="preserve">	22</w:t>
       </w:r>
     </w:p>
     <w:p>
@@ -1734,7 +1734,7 @@
           <w:sz w:val="22"/>
           <w:szCs w:val="22"/>
         </w:rPr>
-        <w:t xml:space="preserve">	22</w:t>
+        <w:t xml:space="preserve">	23</w:t>
       </w:r>
     </w:p>
     <w:p>
@@ -1777,7 +1777,7 @@
           <w:sz w:val="22"/>
           <w:szCs w:val="22"/>
         </w:rPr>
-        <w:t xml:space="preserve">	24</w:t>
+        <w:t xml:space="preserve">	25</w:t>
       </w:r>
     </w:p>
     <w:p>
@@ -1820,7 +1820,7 @@
           <w:sz w:val="22"/>
           <w:szCs w:val="22"/>
         </w:rPr>
-        <w:t xml:space="preserve">	25</w:t>
+        <w:t xml:space="preserve">	26</w:t>
       </w:r>
     </w:p>
     <w:p>
@@ -17434,7 +17434,7 @@
                 <w:sz w:val="18"/>
                 <w:szCs w:val="18"/>
               </w:rPr>
-              <w:t xml:space="preserve">offen</w:t>
+              <w:t xml:space="preserve">bestanden 25.09.</w:t>
             </w:r>
           </w:p>
         </w:tc>
@@ -19084,7 +19084,7 @@
                 <w:sz w:val="18"/>
                 <w:szCs w:val="18"/>
               </w:rPr>
-              <w:t xml:space="preserve">offen</w:t>
+              <w:t xml:space="preserve">bestanden 25.09.</w:t>
             </w:r>
           </w:p>
         </w:tc>
@@ -19544,6 +19544,48 @@
       <w:pPr>
         <w:spacing w:after="160"/>
       </w:pPr>
+    </w:p>
+    <w:p>
+      <w:pPr>
+        <w:spacing w:after="160" w:line="276"/>
+        <w:jc w:val="both"/>
+      </w:pPr>
+      <w:r>
+        <w:rPr>
+          <w:rFonts w:ascii="Calibri" w:cs="Calibri" w:eastAsia="Calibri" w:hAnsi="Calibri"/>
+          <w:b/>
+          <w:bCs/>
+          <w:sz w:val="22"/>
+          <w:szCs w:val="22"/>
+        </w:rPr>
+        <w:t xml:space="preserve">Erste Ergebnisse.</w:t>
+      </w:r>
+      <w:r>
+        <w:rPr>
+          <w:rFonts w:ascii="Calibri" w:cs="Calibri" w:eastAsia="Calibri" w:hAnsi="Calibri"/>
+          <w:b w:val="false"/>
+          <w:bCs w:val="false"/>
+          <w:sz w:val="22"/>
+          <w:szCs w:val="22"/>
+        </w:rPr>
+        <w:t xml:space="preserve"> Am 25.09.2026 wurden P1 und P12 durchgeführt, beide bestanden. Bei P1 blieb der gesperrte Abschnitt gesperrt und wies auf den vorangegangenen hin. Bei P12 stimmte der eingelesene Lernstand mit dem Stand vor dem Löschen überein.</w:t>
+      </w:r>
+    </w:p>
+    <w:p>
+      <w:pPr>
+        <w:spacing w:after="160" w:line="276"/>
+        <w:jc w:val="both"/>
+      </w:pPr>
+      <w:r>
+        <w:rPr>
+          <w:rFonts w:ascii="Calibri" w:cs="Calibri" w:eastAsia="Calibri" w:hAnsi="Calibri"/>
+          <w:b w:val="false"/>
+          <w:bCs w:val="false"/>
+          <w:sz w:val="22"/>
+          <w:szCs w:val="22"/>
+        </w:rPr>
+        <w:t xml:space="preserve">P12 brachte zugleich einen Bedienungsmangel zutage, der ohne den Durchlauf nicht aufgefallen wäre: Die Sicherungsdatei war nach dem Speichern nur mit Mühe wiederzufinden. Auf Android schreibt die App sie in den Zwischenspeicher und übergibt sie an das Teilen-Menü, wo der Nutzer über die Ablage entscheidet. Die Meldung danach nennt den Dateinamen jedoch nicht, sodass unklar bleibt, wonach später zu suchen ist. Die Änderung liegt als Skript für den ersten Bau nach dem Test bereit.</w:t>
+      </w:r>
     </w:p>
     <w:p>
       <w:pPr>

--- a/mappe/Zmaj Projektmappe.docx
+++ b/mappe/Zmaj Projektmappe.docx
@@ -17584,7 +17584,7 @@
                 <w:sz w:val="18"/>
                 <w:szCs w:val="18"/>
               </w:rPr>
-              <w:t xml:space="preserve">offen</w:t>
+              <w:t xml:space="preserve">bestanden 25.09.</w:t>
             </w:r>
           </w:p>
         </w:tc>
@@ -19568,7 +19568,7 @@
           <w:sz w:val="22"/>
           <w:szCs w:val="22"/>
         </w:rPr>
-        <w:t xml:space="preserve"> Am 25.09.2026 wurden P1 und P12 durchgeführt, beide bestanden. Bei P1 blieb der gesperrte Abschnitt gesperrt und wies auf den vorangegangenen hin. Bei P12 stimmte der eingelesene Lernstand mit dem Stand vor dem Löschen überein.</w:t>
+        <w:t xml:space="preserve"> Am 25.09.2026 wurden P1, P2 und P12 durchgeführt, alle drei bestanden. Bei P1 blieb der gesperrte Abschnitt gesperrt und wies auf den vorangegangenen hin. Bei P2 stimmten die in der App angezeigten Zahlen mit den Inhaltsdateien überein: 43 Lernabschnitte, aufgeteilt in 15, 22 und 6 je Sektion, 1.108 Wörter, 12 Geschichten und 16 Abschnitte mit Grammatikkennzeichen. Bei P12 stimmte der eingelesene Lernstand mit dem Stand vor dem Löschen überein.</w:t>
       </w:r>
     </w:p>
     <w:p>
@@ -19600,7 +19600,7 @@
           <w:sz w:val="22"/>
           <w:szCs w:val="22"/>
         </w:rPr>
-        <w:t xml:space="preserve">Die Spalte Ergebnis wird beim Durchlauf auf dem Gerät gefüllt. Dabei sind das Prüfdatum und die verwendete Android-Fassung mit anzugeben. P9 und P13 setzen ein zweites Gerät beziehungsweise ein abgeschlossenes Abonnement voraus und lassen sich erst nach der Freigabe der Produktionsversion durchführen.</w:t>
+        <w:t xml:space="preserve">Geprüft wird auf einem Gerät mit Android 15. Die Spalte Ergebnis trägt das Datum des Durchlaufs. Zwei Prüfungen lassen sich erst später durchführen: P9 setzt ein abgeschlossenes Abonnement voraus, P13 ein Gerät mit Android 7.0. Die untere Grenze der Zielplattform aus Abschnitt 2.4 ist deshalb noch nicht nachgewiesen.</w:t>
       </w:r>
     </w:p>
     <w:p>

--- a/mappe/Zmaj Projektmappe.docx
+++ b/mappe/Zmaj Projektmappe.docx
@@ -17734,7 +17734,7 @@
                 <w:sz w:val="18"/>
                 <w:szCs w:val="18"/>
               </w:rPr>
-              <w:t xml:space="preserve">offen</w:t>
+              <w:t xml:space="preserve">bestanden 26.09., zwei Befunde</w:t>
             </w:r>
           </w:p>
         </w:tc>
@@ -19568,7 +19568,49 @@
           <w:sz w:val="22"/>
           <w:szCs w:val="22"/>
         </w:rPr>
-        <w:t xml:space="preserve"> Am 25.09.2026 wurden P1, P2 und P12 durchgeführt, alle drei bestanden. Bei P1 blieb der gesperrte Abschnitt gesperrt und wies auf den vorangegangenen hin. Bei P2 stimmten die in der App angezeigten Zahlen mit den Inhaltsdateien überein: 43 Lernabschnitte, aufgeteilt in 15, 22 und 6 je Sektion, 1.108 Wörter, 12 Geschichten und 16 Abschnitte mit Grammatikkennzeichen. Bei P12 stimmte der eingelesene Lernstand mit dem Stand vor dem Löschen überein.</w:t>
+        <w:t xml:space="preserve"> Am 25. und 26.09.2026 wurden P1, P2, P3 und P12 durchgeführt, alle vier bestanden. Bei P1 blieb der gesperrte Abschnitt gesperrt und wies auf den vorangegangenen hin. Bei P2 stimmten die in der App angezeigten Zahlen mit den Inhaltsdateien überein: 43 Lernabschnitte, aufgeteilt in 15, 22 und 6 je Sektion, 1.108 Wörter, 12 Geschichten und 16 Abschnitte mit Grammatikkennzeichen. Bei P12 stimmte der eingelesene Lernstand mit dem Stand vor dem Löschen überein.</w:t>
+      </w:r>
+    </w:p>
+    <w:p>
+      <w:pPr>
+        <w:spacing w:after="160" w:line="276"/>
+        <w:jc w:val="both"/>
+      </w:pPr>
+      <w:r>
+        <w:rPr>
+          <w:rFonts w:ascii="Calibri" w:cs="Calibri" w:eastAsia="Calibri" w:hAnsi="Calibri"/>
+          <w:b/>
+          <w:bCs/>
+          <w:sz w:val="22"/>
+          <w:szCs w:val="22"/>
+        </w:rPr>
+        <w:t xml:space="preserve">P3 brachte zwei Befunde an der Tonspur.</w:t>
+      </w:r>
+      <w:r>
+        <w:rPr>
+          <w:rFonts w:ascii="Calibri" w:cs="Calibri" w:eastAsia="Calibri" w:hAnsi="Calibri"/>
+          <w:b w:val="false"/>
+          <w:bCs w:val="false"/>
+          <w:sz w:val="22"/>
+          <w:szCs w:val="22"/>
+        </w:rPr>
+        <w:t xml:space="preserve"> Die Aufnahmen sind vollständig und werden gefunden: 1.502 Dateien im Verzeichnis, und alle 1.108 Vokabeln finden ihre Datei nach der Schlüsselregel der App. Beanstandet wurde, wie zwei davon klingen. Bei „sud“ spricht die Stimme „sub“, und „nju“ klingt verfremdet. Beide werden von einem Muttersprachler nachgesprochen; eine selbst eingesprochene Datei ersetzt die erzeugte, ohne dass am Programm etwas zu ändern ist.</w:t>
+      </w:r>
+    </w:p>
+    <w:p>
+      <w:pPr>
+        <w:spacing w:after="160" w:line="276"/>
+        <w:jc w:val="both"/>
+      </w:pPr>
+      <w:r>
+        <w:rPr>
+          <w:rFonts w:ascii="Calibri" w:cs="Calibri" w:eastAsia="Calibri" w:hAnsi="Calibri"/>
+          <w:b w:val="false"/>
+          <w:bCs w:val="false"/>
+          <w:sz w:val="22"/>
+          <w:szCs w:val="22"/>
+        </w:rPr>
+        <w:t xml:space="preserve">Ein dritter Punkt erwies sich bei der Untersuchung als Absicht und nicht als Fehler. In drei Abschnitten fehlte der Lautsprecher neben einem Wort. Die Wortliste zeigt ihn nur bei Wörtern, die bereits gelernt sind, weil er sonst die Aussprache vorwegnähme. Die Aufnahme ist in diesen Fällen vorhanden und wird lediglich nicht angeboten.</w:t>
       </w:r>
     </w:p>
     <w:p>

--- a/mappe/Zmaj Projektmappe.docx
+++ b/mappe/Zmaj Projektmappe.docx
@@ -616,7 +616,7 @@
           <w:sz w:val="22"/>
           <w:szCs w:val="22"/>
         </w:rPr>
-        <w:t xml:space="preserve">	5</w:t>
+        <w:t xml:space="preserve">	6</w:t>
       </w:r>
     </w:p>
     <w:p>
@@ -702,7 +702,7 @@
           <w:sz w:val="22"/>
           <w:szCs w:val="22"/>
         </w:rPr>
-        <w:t xml:space="preserve">	7</w:t>
+        <w:t xml:space="preserve">	8</w:t>
       </w:r>
     </w:p>
     <w:p>
@@ -745,7 +745,7 @@
           <w:sz w:val="22"/>
           <w:szCs w:val="22"/>
         </w:rPr>
-        <w:t xml:space="preserve">	7</w:t>
+        <w:t xml:space="preserve">	8</w:t>
       </w:r>
     </w:p>
     <w:p>
@@ -788,7 +788,7 @@
           <w:sz w:val="22"/>
           <w:szCs w:val="22"/>
         </w:rPr>
-        <w:t xml:space="preserve">	7</w:t>
+        <w:t xml:space="preserve">	8</w:t>
       </w:r>
     </w:p>
     <w:p>
@@ -831,7 +831,7 @@
           <w:sz w:val="22"/>
           <w:szCs w:val="22"/>
         </w:rPr>
-        <w:t xml:space="preserve">	8</w:t>
+        <w:t xml:space="preserve">	9</w:t>
       </w:r>
     </w:p>
     <w:p>
@@ -874,7 +874,7 @@
           <w:sz w:val="22"/>
           <w:szCs w:val="22"/>
         </w:rPr>
-        <w:t xml:space="preserve">	8</w:t>
+        <w:t xml:space="preserve">	9</w:t>
       </w:r>
     </w:p>
     <w:p>
@@ -917,7 +917,7 @@
           <w:sz w:val="22"/>
           <w:szCs w:val="22"/>
         </w:rPr>
-        <w:t xml:space="preserve">	8</w:t>
+        <w:t xml:space="preserve">	9</w:t>
       </w:r>
     </w:p>
     <w:p>
@@ -960,7 +960,7 @@
           <w:sz w:val="22"/>
           <w:szCs w:val="22"/>
         </w:rPr>
-        <w:t xml:space="preserve">	9</w:t>
+        <w:t xml:space="preserve">	10</w:t>
       </w:r>
     </w:p>
     <w:p>
@@ -1003,7 +1003,7 @@
           <w:sz w:val="22"/>
           <w:szCs w:val="22"/>
         </w:rPr>
-        <w:t xml:space="preserve">	10</w:t>
+        <w:t xml:space="preserve">	11</w:t>
       </w:r>
     </w:p>
     <w:p>
@@ -1046,7 +1046,7 @@
           <w:sz w:val="22"/>
           <w:szCs w:val="22"/>
         </w:rPr>
-        <w:t xml:space="preserve">	10</w:t>
+        <w:t xml:space="preserve">	11</w:t>
       </w:r>
     </w:p>
     <w:p>
@@ -1089,7 +1089,7 @@
           <w:sz w:val="22"/>
           <w:szCs w:val="22"/>
         </w:rPr>
-        <w:t xml:space="preserve">	10</w:t>
+        <w:t xml:space="preserve">	11</w:t>
       </w:r>
     </w:p>
     <w:p>
@@ -1132,7 +1132,7 @@
           <w:sz w:val="22"/>
           <w:szCs w:val="22"/>
         </w:rPr>
-        <w:t xml:space="preserve">	11</w:t>
+        <w:t xml:space="preserve">	12</w:t>
       </w:r>
     </w:p>
     <w:p>
@@ -1175,7 +1175,7 @@
           <w:sz w:val="22"/>
           <w:szCs w:val="22"/>
         </w:rPr>
-        <w:t xml:space="preserve">	12</w:t>
+        <w:t xml:space="preserve">	13</w:t>
       </w:r>
     </w:p>
     <w:p>
@@ -1218,7 +1218,7 @@
           <w:sz w:val="22"/>
           <w:szCs w:val="22"/>
         </w:rPr>
-        <w:t xml:space="preserve">	12</w:t>
+        <w:t xml:space="preserve">	13</w:t>
       </w:r>
     </w:p>
     <w:p>
@@ -1261,7 +1261,7 @@
           <w:sz w:val="22"/>
           <w:szCs w:val="22"/>
         </w:rPr>
-        <w:t xml:space="preserve">	13</w:t>
+        <w:t xml:space="preserve">	14</w:t>
       </w:r>
     </w:p>
     <w:p>
@@ -1304,7 +1304,7 @@
           <w:sz w:val="22"/>
           <w:szCs w:val="22"/>
         </w:rPr>
-        <w:t xml:space="preserve">	14</w:t>
+        <w:t xml:space="preserve">	15</w:t>
       </w:r>
     </w:p>
     <w:p>
@@ -1347,7 +1347,7 @@
           <w:sz w:val="22"/>
           <w:szCs w:val="22"/>
         </w:rPr>
-        <w:t xml:space="preserve">	14</w:t>
+        <w:t xml:space="preserve">	15</w:t>
       </w:r>
     </w:p>
     <w:p>
@@ -1390,7 +1390,7 @@
           <w:sz w:val="22"/>
           <w:szCs w:val="22"/>
         </w:rPr>
-        <w:t xml:space="preserve">	14</w:t>
+        <w:t xml:space="preserve">	15</w:t>
       </w:r>
     </w:p>
     <w:p>
@@ -1433,7 +1433,7 @@
           <w:sz w:val="22"/>
           <w:szCs w:val="22"/>
         </w:rPr>
-        <w:t xml:space="preserve">	15</w:t>
+        <w:t xml:space="preserve">	16</w:t>
       </w:r>
     </w:p>
     <w:p>
@@ -1476,7 +1476,7 @@
           <w:sz w:val="22"/>
           <w:szCs w:val="22"/>
         </w:rPr>
-        <w:t xml:space="preserve">	15</w:t>
+        <w:t xml:space="preserve">	16</w:t>
       </w:r>
     </w:p>
     <w:p>
@@ -1519,7 +1519,7 @@
           <w:sz w:val="22"/>
           <w:szCs w:val="22"/>
         </w:rPr>
-        <w:t xml:space="preserve">	16</w:t>
+        <w:t xml:space="preserve">	17</w:t>
       </w:r>
     </w:p>
     <w:p>
@@ -1562,7 +1562,7 @@
           <w:sz w:val="22"/>
           <w:szCs w:val="22"/>
         </w:rPr>
-        <w:t xml:space="preserve">	17</w:t>
+        <w:t xml:space="preserve">	18</w:t>
       </w:r>
     </w:p>
     <w:p>
@@ -1605,7 +1605,7 @@
           <w:sz w:val="22"/>
           <w:szCs w:val="22"/>
         </w:rPr>
-        <w:t xml:space="preserve">	19</w:t>
+        <w:t xml:space="preserve">	20</w:t>
       </w:r>
     </w:p>
     <w:p>
@@ -1648,7 +1648,7 @@
           <w:sz w:val="22"/>
           <w:szCs w:val="22"/>
         </w:rPr>
-        <w:t xml:space="preserve">	22</w:t>
+        <w:t xml:space="preserve">	23</w:t>
       </w:r>
     </w:p>
     <w:p>
@@ -1691,7 +1691,7 @@
           <w:sz w:val="22"/>
           <w:szCs w:val="22"/>
         </w:rPr>
-        <w:t xml:space="preserve">	22</w:t>
+        <w:t xml:space="preserve">	23</w:t>
       </w:r>
     </w:p>
     <w:p>
@@ -1734,7 +1734,7 @@
           <w:sz w:val="22"/>
           <w:szCs w:val="22"/>
         </w:rPr>
-        <w:t xml:space="preserve">	23</w:t>
+        <w:t xml:space="preserve">	24</w:t>
       </w:r>
     </w:p>
     <w:p>
@@ -1777,7 +1777,7 @@
           <w:sz w:val="22"/>
           <w:szCs w:val="22"/>
         </w:rPr>
-        <w:t xml:space="preserve">	25</w:t>
+        <w:t xml:space="preserve">	26</w:t>
       </w:r>
     </w:p>
     <w:p>
@@ -1820,7 +1820,7 @@
           <w:sz w:val="22"/>
           <w:szCs w:val="22"/>
         </w:rPr>
-        <w:t xml:space="preserve">	26</w:t>
+        <w:t xml:space="preserve">	27</w:t>
       </w:r>
     </w:p>
     <w:p>
@@ -2112,7 +2112,7 @@
           <w:sz w:val="22"/>
           <w:szCs w:val="22"/>
         </w:rPr>
-        <w:t xml:space="preserve">Auftraggeber und Auftragnehmer fallen zusammen, da die App aus eigenem Bedarf und nicht im Auftrag eines Dritten entsteht. Die Anforderungen dieses Lastenhefts sind daher selbst gesetzt. Verbindlich vorgegeben sind allein die Bedingungen des Vertriebs, die in Abschnitt 2.4 aufgeführt sind.</w:t>
+        <w:t xml:space="preserve">Auftraggeber und Auftragnehmer fallen zusammen, da die App aus eigenem Bedarf und nicht im Auftrag eines Dritten entsteht. Die Anforderungen dieses Lastenhefts sind daher selbst gesetzt. Schriftlich zusammengefasst wurden sie am 24.09.2026, also nach Fertigstellung der App. Die Festlegungen selbst sind älter und in der Versionsverwaltung mit Datum belegt, wie Abschnitt 5.6 ausweist. Verbindlich vorgegeben sind allein die Bedingungen des Vertriebs, die in Abschnitt 2.4 aufgeführt sind.</w:t>
       </w:r>
     </w:p>
     <w:p>
@@ -2401,6 +2401,58 @@
           <w:szCs w:val="22"/>
         </w:rPr>
         <w:t xml:space="preserve"> Jeder Fehler verbraucht eines von fünf Leben. Sind alle Leben verbraucht, ist eine Wartezeit einzuhalten, Werbung anzusehen oder ein Leben im Laden gegen Münzen zu erwerben. In der Vollversion entfällt diese Begrenzung.</w:t>
+      </w:r>
+    </w:p>
+    <w:p>
+      <w:pPr>
+        <w:spacing w:after="160" w:line="276"/>
+        <w:jc w:val="both"/>
+      </w:pPr>
+      <w:r>
+        <w:rPr>
+          <w:rFonts w:ascii="Calibri" w:cs="Calibri" w:eastAsia="Calibri" w:hAnsi="Calibri"/>
+          <w:b/>
+          <w:bCs/>
+          <w:sz w:val="22"/>
+          <w:szCs w:val="22"/>
+        </w:rPr>
+        <w:t xml:space="preserve">Münzen und Laden.</w:t>
+      </w:r>
+      <w:r>
+        <w:rPr>
+          <w:rFonts w:ascii="Calibri" w:cs="Calibri" w:eastAsia="Calibri" w:hAnsi="Calibri"/>
+          <w:b w:val="false"/>
+          <w:bCs w:val="false"/>
+          <w:sz w:val="22"/>
+          <w:szCs w:val="22"/>
+        </w:rPr>
+        <w:t xml:space="preserve"> Erfüllte Tagesaufgaben bringen je zehn Münzen. Täglich werden drei Aufgaben aus neun Arten gezogen, darunter eine Anzahl richtiger Antworten, eine gelesene Geschichte oder eine Lernzeit in Minuten. Im Laden lassen sich dafür zwei Dinge erwerben. Zum einen Ausstattung für das Maskottchen, derzeit sechzehn Teile in den Gruppen Farbe, Brille, Hals und Kopf. Zum anderen das sofortige Auffüllen eines Lebens und der Serienschutz.</w:t>
+      </w:r>
+    </w:p>
+    <w:p>
+      <w:pPr>
+        <w:spacing w:after="160" w:line="276"/>
+        <w:jc w:val="both"/>
+      </w:pPr>
+      <w:r>
+        <w:rPr>
+          <w:rFonts w:ascii="Calibri" w:cs="Calibri" w:eastAsia="Calibri" w:hAnsi="Calibri"/>
+          <w:b/>
+          <w:bCs/>
+          <w:sz w:val="22"/>
+          <w:szCs w:val="22"/>
+        </w:rPr>
+        <w:t xml:space="preserve">Lernserie und Serienschutz.</w:t>
+      </w:r>
+      <w:r>
+        <w:rPr>
+          <w:rFonts w:ascii="Calibri" w:cs="Calibri" w:eastAsia="Calibri" w:hAnsi="Calibri"/>
+          <w:b w:val="false"/>
+          <w:bCs w:val="false"/>
+          <w:sz w:val="22"/>
+          <w:szCs w:val="22"/>
+        </w:rPr>
+        <w:t xml:space="preserve"> Die App zählt die zusammenhängenden Lerntage. Nach zehn Tagen entsteht ein Schutz, der einen versäumten Tag auffängt, ohne dass die Serie endet. Höchstens zwei solcher Schutztage lassen sich gleichzeitig halten. Erreichte Lerntage werden als Wegmarken gefeiert.</w:t>
       </w:r>
     </w:p>
     <w:p>
@@ -3764,7 +3816,7 @@
                 <w:sz w:val="18"/>
                 <w:szCs w:val="18"/>
               </w:rPr>
-              <w:t xml:space="preserve">einzelne Nutzer betroffen, behebbar</w:t>
+              <w:t xml:space="preserve">einzelne Nutzer betroffen, für den Betrieb folgenlos</w:t>
             </w:r>
           </w:p>
         </w:tc>
@@ -4040,7 +4092,7 @@
                 <w:sz w:val="18"/>
                 <w:szCs w:val="18"/>
               </w:rPr>
-              <w:t xml:space="preserve">Veröffentlichung oder Lernstand dauerhaft verloren</w:t>
+              <w:t xml:space="preserve">Veröffentlichung insgesamt oder der Lernstand aller Nutzer dauerhaft verloren</w:t>
             </w:r>
           </w:p>
         </w:tc>
@@ -4458,7 +4510,7 @@
           <w:sz w:val="22"/>
           <w:szCs w:val="22"/>
         </w:rPr>
-        <w:t xml:space="preserve">Die aufgeführten Risiken stammen aus dem Projektverlauf selbst, also aus geprüften Befunden am eigenen Quelltext, aus den Regeln des Play Store und aus den Rückmeldungen des geschlossenen Tests. Zwei von ihnen sind während des Projekts eingetreten und werden in Abschnitt 4.6 beschrieben.</w:t>
+        <w:t xml:space="preserve">Die Auswirkung A misst die Folge für das Vorhaben und nicht das Ausmaß für den einzelnen Betroffenen. Der Verlust eines einzelnen Lernstands ist für den Betroffenen endgültig, für das Vorhaben aber ein Einzelfall und daher Stufe 2. Gehen die Lernstände aller Nutzer verloren, ist es Stufe 5. Die aufgeführten Risiken stammen aus dem Projektverlauf selbst, also aus geprüften Befunden am eigenen Quelltext, aus den Regeln des Play Store und aus den Rückmeldungen des geschlossenen Tests. Zwei von ihnen sind während des Projekts eingetreten und werden in Abschnitt 4.6 beschrieben.</w:t>
       </w:r>
     </w:p>
     <w:p>
@@ -10970,7 +11022,7 @@
           <w:sz w:val="22"/>
           <w:szCs w:val="22"/>
         </w:rPr>
-        <w:t xml:space="preserve">Inhalt und Programm sind voneinander getrennt. Der Lernstoff steht in Python-Dateien: vokabeln.py mit 1.639 Zeilen, sprachen.py mit 3.476, grammatik.py mit 377 und geschichten.py mit 300. Daraus erzeugt ein Skript je Oberflächensprache eine Datei im JSON-Format, ein zweites bringt diese in die Android-Hülle und baut das Paket. Dabei werden Browser und Gerät von demselben Skript beliefert, sodass die beiden Fassungen inhaltlich nicht voneinander abweichen können.</w:t>
+        <w:t xml:space="preserve">Gearbeitet wurde mit Thonny für die Python-Dateien, mit Android Studio für die Android-Hülle und mit dem KI-Assistenten Claude Code, dessen Sitzungsprotokolle die Grundlage der Zeiterfassung in Abschnitt 5.6 bilden. Die vollständige Aufstellung steht in der Eigenständigkeitserklärung. Inhalt und Programm sind voneinander getrennt. Der Lernstoff steht in Python-Dateien: vokabeln.py mit 1.639 Zeilen, sprachen.py mit 3.476, grammatik.py mit 377 und geschichten.py mit 300. Daraus erzeugt ein Skript je Oberflächensprache eine Datei im JSON-Format, ein zweites bringt diese in die Android-Hülle und baut das Paket. Dabei werden Browser und Gerät von demselben Skript beliefert, sodass die beiden Fassungen inhaltlich nicht voneinander abweichen können.</w:t>
       </w:r>
     </w:p>
     <w:p>
@@ -13477,7 +13529,7 @@
           <w:sz w:val="22"/>
           <w:szCs w:val="22"/>
         </w:rPr>
-        <w:t xml:space="preserve"> Eine laufende Erfassung in Stunden wurde nicht geführt. Sie ließ sich nachträglich aus den Sitzungsprotokollen der Entwicklungsumgebung ableiten, in denen jede Eingabe, jede Ausgabe und jeder Werkzeugaufruf einen Zeitstempel trägt. Ausgewertet wurden 61.877 Zeitstempel bis zum 25.09.2026, 16:21 Uhr. Zwei aufeinanderfolgende Einträge gelten als derselbe Arbeitsblock, wenn zwischen ihnen höchstens 30 Minuten liegen, während eine größere Lücke die Blöcke voneinander trennt. Die Dauer eines Blocks ergibt sich aus dem Abstand zwischen seinem ersten und seinem letzten Eintrag.</w:t>
+        <w:t xml:space="preserve"> Eine laufende Erfassung in Stunden wurde nicht geführt. Sie ließ sich nachträglich aus den Sitzungsprotokollen der in Abschnitt 5.1 genannten Entwicklungsumgebung ableiten, in denen jede Eingabe, jede Ausgabe und jeder Werkzeugaufruf einen Zeitstempel trägt. Die hohe Zahl der Einträge erklärt sich daraus, dass nicht nur Eingaben des Verfassers, sondern auch jede Ausgabe und jeder Werkzeugaufruf einzeln vermerkt werden. Ausgewertet wurden 61.877 Zeitstempel bis zum 25.09.2026, 16:21 Uhr. Zwei aufeinanderfolgende Einträge gelten als derselbe Arbeitsblock, wenn zwischen ihnen höchstens 30 Minuten liegen, während eine größere Lücke die Blöcke voneinander trennt. Die Dauer eines Blocks ergibt sich aus dem Abstand zwischen seinem ersten und seinem letzten Eintrag.</w:t>
       </w:r>
     </w:p>
     <w:tbl>

--- a/mappe/Zmaj Projektmappe.docx
+++ b/mappe/Zmaj Projektmappe.docx
@@ -246,7 +246,7 @@
           <w:sz w:val="20"/>
           <w:szCs w:val="20"/>
         </w:rPr>
-        <w:t xml:space="preserve">Stand: 25.09.2026</w:t>
+        <w:t xml:space="preserve">Stand: 26.09.2026</w:t>
       </w:r>
     </w:p>
     <w:p>
@@ -659,7 +659,7 @@
           <w:sz w:val="22"/>
           <w:szCs w:val="22"/>
         </w:rPr>
-        <w:t xml:space="preserve">	6</w:t>
+        <w:t xml:space="preserve">	7</w:t>
       </w:r>
     </w:p>
     <w:p>
@@ -1734,7 +1734,7 @@
           <w:sz w:val="22"/>
           <w:szCs w:val="22"/>
         </w:rPr>
-        <w:t xml:space="preserve">	24</w:t>
+        <w:t xml:space="preserve">	25</w:t>
       </w:r>
     </w:p>
     <w:p>
@@ -2642,7 +2642,33 @@
           <w:sz w:val="22"/>
           <w:szCs w:val="22"/>
         </w:rPr>
-        <w:t xml:space="preserve"> Für die Veröffentlichung im Google Play Store sind eine öffentlich erreichbare Datenschutzerklärung, ein Impressum nach § 5 DDG, Angaben zur Datensicherheit und eine Inhaltseinstufung erforderlich. Zusätzlich ist vor der Freigabe für die Produktionsversion ein geschlossener Test mit mindestens zwölf Teilnehmern über vierzehn zusammenhängende Tage durchzuführen.</w:t>
+        <w:t xml:space="preserve"> Google verlangt für die Veröffentlichung eine öffentlich erreichbare Datenschutzerklärung, Angaben im Bereich Datensicherheit und eine Inhaltseinstufung über den Fragebogen der Play Console. Bei privaten Entwicklerkonten, die nach dem 13.11.2023 erstellt wurden, kommt ein geschlossener Test hinzu, und das Konto dieses Projekts fällt darunter. Bei der Beantragung des Produktionszugriffs müssen mindestens zwölf Testpersonen eingetragen sein, die in den vorangegangenen vierzehn Tagen durchgehend teilgenommen haben. Tritt eine Testperson zwischenzeitlich aus, beginnt die Frist neu.</w:t>
+      </w:r>
+    </w:p>
+    <w:p>
+      <w:pPr>
+        <w:spacing w:after="160" w:line="276"/>
+        <w:jc w:val="both"/>
+      </w:pPr>
+      <w:r>
+        <w:rPr>
+          <w:rFonts w:ascii="Calibri" w:cs="Calibri" w:eastAsia="Calibri" w:hAnsi="Calibri"/>
+          <w:b/>
+          <w:bCs/>
+          <w:sz w:val="22"/>
+          <w:szCs w:val="22"/>
+        </w:rPr>
+        <w:t xml:space="preserve">Impressumspflicht.</w:t>
+      </w:r>
+      <w:r>
+        <w:rPr>
+          <w:rFonts w:ascii="Calibri" w:cs="Calibri" w:eastAsia="Calibri" w:hAnsi="Calibri"/>
+          <w:b w:val="false"/>
+          <w:bCs w:val="false"/>
+          <w:sz w:val="22"/>
+          <w:szCs w:val="22"/>
+        </w:rPr>
+        <w:t xml:space="preserve"> Ein Impressum gehört nicht zu den Vorgaben des Play Store, sondern folgt aus deutschem Recht. Die App wird über Werbung und Abonnement geschäftsmäßig angeboten und ist damit ein digitaler Dienst im Sinne des § 1 Absatz 4 Nummer 1 DDG. Daraus ergeben sich die Informationspflichten des § 5 Absatz 1 DDG, also Name und Anschrift, eine Adresse für die elektronische Post und die Umsatzsteuer-Identifikationsnummer, sämtlich leicht erkennbar und ständig verfügbar. Dass eine App unter den Begriff des digitalen Dienstes fällt, nennen die geprüften amtlichen Quellen nicht ausdrücklich, weshalb dies eine eigene Einordnung bleibt. Erfüllt wird die Pflicht doppelt, über die Rechtstexte in der App und über die öffentlich erreichbare Projektwebseite.</w:t>
       </w:r>
     </w:p>
     <w:p>
@@ -2822,7 +2848,7 @@
           <w:sz w:val="22"/>
           <w:szCs w:val="22"/>
         </w:rPr>
-        <w:t xml:space="preserve">Den Einnahmen aus Werbung und Abonnement steht auf Seiten des Vertriebs eine Servicegebühr von 15 Prozent auf Abonnementerlöse gegenüber. Ein Gewinn wird für die Laufzeit der Arbeit nicht erwartet.</w:t>
+        <w:t xml:space="preserve">Von den Abonnementerlösen behält Google Play 15 Prozent ein. Seit dem 30.06.2026 ist dieser Anteil im Europäischen Wirtschaftsraum aufgeteilt in 10 Prozent Servicegebühr und 5 Prozent Abrechnungsgebühr, wobei letztere nur bei Abwicklung über die Bezahlfunktion des Play Store anfällt. Genau so rechnet Zmaj ab. Die Werbeeinnahmen bleiben davon unberührt, da AdMob getrennt abgerechnet wird. Ein Gewinn wird für die Laufzeit der Arbeit nicht erwartet.</w:t>
       </w:r>
     </w:p>
     <w:p>
@@ -2915,7 +2941,7 @@
           <w:sz w:val="22"/>
           <w:szCs w:val="22"/>
         </w:rPr>
-        <w:t xml:space="preserve"> Beide sind für Apps gedacht, die viel Bewegung darstellen oder tief auf Gerätefunktionen zugreifen, während der Inhalt dieser App aus Text und Ton besteht. Zusätzlich bringt Flutter 15 bis 20 Megabyte Grundgewicht mit. Auch die dafür nötigen Kenntnisse in Dart beziehungsweise React waren nicht vorhanden.</w:t>
+        <w:t xml:space="preserve"> Beide sind für Apps gedacht, die viel Bewegung darstellen oder tief auf Gerätefunktionen zugreifen, während der Inhalt dieser App aus Text und Ton besteht. Zusätzlich bringt Flutter das eigene Rahmenwerk samt Laufzeitkern mit, das laut Hersteller je Zielplattform und Prozessorarchitektur einige Megabyte Grundgewicht ausmacht. Auch die dafür nötigen Kenntnisse in Dart beziehungsweise React waren nicht vorhanden.</w:t>
       </w:r>
     </w:p>
     <w:p>
@@ -3027,7 +3053,7 @@
           <w:sz w:val="22"/>
           <w:szCs w:val="22"/>
         </w:rPr>
-        <w:t xml:space="preserve"> Ein Server hätte 46 bis 135 Euro im Jahr gekostet und wäre damit der einzige laufende Posten des Projekts geblieben, da die Ausgaben in Abschnitt 2.5 sämtlich einmalig anfallen.</w:t>
+        <w:t xml:space="preserve"> Ein Server wäre der einzige laufende Posten des Projekts geblieben, da die Ausgaben in Abschnitt 2.5 sämtlich einmalig anfallen. Die Einstiegstarife der beiden günstigsten geprüften Anbieter liegen bei 48 und 60 Euro im Jahr einschließlich Umsatzsteuer, jeweils ohne die einmalige Einrichtungsgebühr.</w:t>
       </w:r>
     </w:p>
     <w:p>
@@ -3363,7 +3389,7 @@
           <w:sz w:val="22"/>
           <w:szCs w:val="22"/>
         </w:rPr>
-        <w:t xml:space="preserve"> Die Bibliothek hätte 2 bis 3 Megabyte hinzugefügt und neben der Werbeauslieferung eine zweite Übertragung an Google eingerichtet. Zusätzlich wären dafür ein weiterer Punkt in der Einwilligungsabfrage und ein eigener Abschnitt in der Datenschutzerklärung erforderlich geworden.</w:t>
+        <w:t xml:space="preserve"> Die Bibliothek hätte neben der Werbeauslieferung eine zweite Übertragung an Google eingerichtet. Dazu wären ein weiterer Punkt in der Einwilligungsabfrage und ein eigener Abschnitt in der Datenschutzerklärung erforderlich geworden. Die Größe sprach nicht dagegen, denn das Bibliotheksarchiv wiegt rund 0,4 Megabyte.</w:t>
       </w:r>
     </w:p>
     <w:p>
@@ -3439,7 +3465,7 @@
           <w:sz w:val="22"/>
           <w:szCs w:val="22"/>
         </w:rPr>
-        <w:t xml:space="preserve">Verworfen: aufgenommene Klänge und eine gezeichnete Figur.</w:t>
+        <w:t xml:space="preserve">Verworfen: aufgenommene Klänge.</w:t>
       </w:r>
       <w:r>
         <w:rPr>
@@ -3449,7 +3475,33 @@
           <w:sz w:val="22"/>
           <w:szCs w:val="22"/>
         </w:rPr>
-        <w:t xml:space="preserve"> Für die Klänge lagen am 16.09.2026 Hörproben vor, die etwa 40 Kilobyte hinzugefügt hätten. Entschieden wurde daher, beim berechneten Stand zu bleiben. Ein von einem Illustrator gezeichnetes Maskottchen mit mehreren Stimmungen ist mit 150 bis 400 Euro anzusetzen und läge damit über dem gesamten Sachaufwand des Projekts.</w:t>
+        <w:t xml:space="preserve"> Am 16.09.2026 lagen Hörproben vor, die etwa 40 Kilobyte hinzugefügt hätten. Entschieden wurde daher, beim berechneten Stand zu bleiben.</w:t>
+      </w:r>
+    </w:p>
+    <w:p>
+      <w:pPr>
+        <w:spacing w:after="160" w:line="276"/>
+        <w:jc w:val="both"/>
+      </w:pPr>
+      <w:r>
+        <w:rPr>
+          <w:rFonts w:ascii="Calibri" w:cs="Calibri" w:eastAsia="Calibri" w:hAnsi="Calibri"/>
+          <w:b/>
+          <w:bCs/>
+          <w:sz w:val="22"/>
+          <w:szCs w:val="22"/>
+        </w:rPr>
+        <w:t xml:space="preserve">Verworfen: eine gezeichnete Figur.</w:t>
+      </w:r>
+      <w:r>
+        <w:rPr>
+          <w:rFonts w:ascii="Calibri" w:cs="Calibri" w:eastAsia="Calibri" w:hAnsi="Calibri"/>
+          <w:b w:val="false"/>
+          <w:bCs w:val="false"/>
+          <w:sz w:val="22"/>
+          <w:szCs w:val="22"/>
+        </w:rPr>
+        <w:t xml:space="preserve"> Ein gezeichnetes Maskottchen wäre der größte Einzelposten des Projekts geworden. Auf der Vermittlungsplattform 99designs beginnt ein Figurenentwurf bei 329 Euro netto als Festpreispaket, eine Direktbeauftragung wird mit 289 bis 789 Euro netto angegeben. Schon der niedrigste dieser Beträge ist das Fünffache der Gesamtausgaben von 57,61 Euro, und mehrere Stimmungen derselben Figur sind darin nicht enthalten.</w:t>
       </w:r>
     </w:p>
     <w:p>
@@ -19646,7 +19698,7 @@
           <w:sz w:val="22"/>
           <w:szCs w:val="22"/>
         </w:rPr>
-        <w:t xml:space="preserve"> Die Aufnahmen sind vollständig und werden gefunden: 1.502 Dateien im Verzeichnis, und alle 1.108 Vokabeln finden ihre Datei nach der Schlüsselregel der App. Beanstandet wurde, wie zwei davon klingen. Bei „sud“ spricht die Stimme „sub“, und „nju“ klingt verfremdet. Beide werden von einem Muttersprachler nachgesprochen; eine selbst eingesprochene Datei ersetzt die erzeugte, ohne dass am Programm etwas zu ändern ist.</w:t>
+        <w:t xml:space="preserve"> Die Aufnahmen sind vollständig und werden gefunden: 1.502 Dateien im Verzeichnis, und alle 1.108 Vokabeln finden ihre Datei nach der Schlüsselregel der App. Beanstandet wurde, wie zwei davon klingen. Bei „sud“ spricht die Stimme „sub“, und „nju“ klingt verfremdet. Beide werden von einem Muttersprachler nachgesprochen. Eine selbst eingesprochene Datei ersetzt die erzeugte, ohne dass am Programm etwas zu ändern ist.</w:t>
       </w:r>
     </w:p>
     <w:p>
@@ -20162,6 +20214,218 @@
           <w:szCs w:val="22"/>
         </w:rPr>
         <w:t xml:space="preserve">uTalk - Bosnisch: Umfang und inhaltliche Aussage — https://utalk.com/en/store/bosnian (abgerufen am 23.09.2026)</w:t>
+      </w:r>
+    </w:p>
+    <w:p>
+      <w:pPr>
+        <w:spacing w:after="160" w:line="276"/>
+        <w:jc w:val="both"/>
+      </w:pPr>
+      <w:r>
+        <w:rPr>
+          <w:rFonts w:ascii="Calibri" w:cs="Calibri" w:eastAsia="Calibri" w:hAnsi="Calibri"/>
+          <w:b/>
+          <w:bCs/>
+          <w:sz w:val="22"/>
+          <w:szCs w:val="22"/>
+        </w:rPr>
+        <w:t xml:space="preserve">Belegstellen zu den Kapiteln 2 und 3.</w:t>
+      </w:r>
+    </w:p>
+    <w:p>
+      <w:pPr>
+        <w:spacing w:after="160" w:line="276"/>
+        <w:jc w:val="both"/>
+      </w:pPr>
+      <w:r>
+        <w:rPr>
+          <w:rFonts w:ascii="Calibri" w:cs="Calibri" w:eastAsia="Calibri" w:hAnsi="Calibri"/>
+          <w:b w:val="false"/>
+          <w:bCs w:val="false"/>
+          <w:sz w:val="22"/>
+          <w:szCs w:val="22"/>
+        </w:rPr>
+        <w:t xml:space="preserve">Die folgenden Stellen belegen die Angaben zu fremden Vorgaben, Preisen und Größen. Alle Seiten wurden am 26.09.2026 aufgerufen. Preise gelten zu diesem Tag und können sich ändern, weshalb im Text jeweils steht, ob eine Angabe die Umsatzsteuer enthält.</w:t>
+      </w:r>
+    </w:p>
+    <w:p>
+      <w:pPr>
+        <w:pStyle w:val="ListParagraph"/>
+        <w:numPr>
+          <w:ilvl w:val="0"/>
+          <w:numId w:val="2"/>
+        </w:numPr>
+        <w:spacing w:after="80" w:line="276"/>
+      </w:pPr>
+      <w:r>
+        <w:rPr>
+          <w:rFonts w:ascii="Calibri" w:cs="Calibri" w:eastAsia="Calibri" w:hAnsi="Calibri"/>
+          <w:sz w:val="22"/>
+          <w:szCs w:val="22"/>
+        </w:rPr>
+        <w:t xml:space="preserve">Google, Play Console-Hilfe: Play Console Requirements (Datenschutzerklärung und Angaben zur Datensicherheit) — https://support.google.com/googleplay/android-developer/answer/10788890 (abgerufen am 26.09.2026)</w:t>
+      </w:r>
+    </w:p>
+    <w:p>
+      <w:pPr>
+        <w:pStyle w:val="ListParagraph"/>
+        <w:numPr>
+          <w:ilvl w:val="0"/>
+          <w:numId w:val="2"/>
+        </w:numPr>
+        <w:spacing w:after="80" w:line="276"/>
+      </w:pPr>
+      <w:r>
+        <w:rPr>
+          <w:rFonts w:ascii="Calibri" w:cs="Calibri" w:eastAsia="Calibri" w:hAnsi="Calibri"/>
+          <w:sz w:val="22"/>
+          <w:szCs w:val="22"/>
+        </w:rPr>
+        <w:t xml:space="preserve">Google, Play Console-Hilfe: Content ratings for apps and games (Inhaltseinstufung) — https://support.google.com/googleplay/android-developer/answer/9898843 (abgerufen am 26.09.2026)</w:t>
+      </w:r>
+    </w:p>
+    <w:p>
+      <w:pPr>
+        <w:pStyle w:val="ListParagraph"/>
+        <w:numPr>
+          <w:ilvl w:val="0"/>
+          <w:numId w:val="2"/>
+        </w:numPr>
+        <w:spacing w:after="80" w:line="276"/>
+      </w:pPr>
+      <w:r>
+        <w:rPr>
+          <w:rFonts w:ascii="Calibri" w:cs="Calibri" w:eastAsia="Calibri" w:hAnsi="Calibri"/>
+          <w:sz w:val="22"/>
+          <w:szCs w:val="22"/>
+        </w:rPr>
+        <w:t xml:space="preserve">Google, Play Console-Hilfe: Anforderungen an App-Tests für neue private Entwicklerkonten (zwölf Testpersonen, vierzehn Tage) — https://support.google.com/googleplay/android-developer/answer/14151465 (abgerufen am 26.09.2026)</w:t>
+      </w:r>
+    </w:p>
+    <w:p>
+      <w:pPr>
+        <w:pStyle w:val="ListParagraph"/>
+        <w:numPr>
+          <w:ilvl w:val="0"/>
+          <w:numId w:val="2"/>
+        </w:numPr>
+        <w:spacing w:after="80" w:line="276"/>
+      </w:pPr>
+      <w:r>
+        <w:rPr>
+          <w:rFonts w:ascii="Calibri" w:cs="Calibri" w:eastAsia="Calibri" w:hAnsi="Calibri"/>
+          <w:sz w:val="22"/>
+          <w:szCs w:val="22"/>
+        </w:rPr>
+        <w:t xml:space="preserve">Google, Play Console-Hilfe: Servicegebühren (10 Prozent Servicegebühr und 5 Prozent Abrechnungsgebühr im Europäischen Wirtschaftsraum ab 30.06.2026) — https://support.google.com/googleplay/android-developer/answer/112622 (abgerufen am 26.09.2026)</w:t>
+      </w:r>
+    </w:p>
+    <w:p>
+      <w:pPr>
+        <w:pStyle w:val="ListParagraph"/>
+        <w:numPr>
+          <w:ilvl w:val="0"/>
+          <w:numId w:val="2"/>
+        </w:numPr>
+        <w:spacing w:after="80" w:line="276"/>
+      </w:pPr>
+      <w:r>
+        <w:rPr>
+          <w:rFonts w:ascii="Calibri" w:cs="Calibri" w:eastAsia="Calibri" w:hAnsi="Calibri"/>
+          <w:sz w:val="22"/>
+          <w:szCs w:val="22"/>
+        </w:rPr>
+        <w:t xml:space="preserve">Digitale-Dienste-Gesetz vom 6. Mai 2024 (BGBl. 2024 I Nr. 149), § 1 Absatz 4 Nummer 1 und § 5 Absatz 1 — https://www.gesetze-im-internet.de/ddg/__5.html (abgerufen am 26.09.2026)</w:t>
+      </w:r>
+    </w:p>
+    <w:p>
+      <w:pPr>
+        <w:pStyle w:val="ListParagraph"/>
+        <w:numPr>
+          <w:ilvl w:val="0"/>
+          <w:numId w:val="2"/>
+        </w:numPr>
+        <w:spacing w:after="80" w:line="276"/>
+      </w:pPr>
+      <w:r>
+        <w:rPr>
+          <w:rFonts w:ascii="Calibri" w:cs="Calibri" w:eastAsia="Calibri" w:hAnsi="Calibri"/>
+          <w:sz w:val="22"/>
+          <w:szCs w:val="22"/>
+        </w:rPr>
+        <w:t xml:space="preserve">Flutter (Google): FAQ, Abschnitt „How big is the Flutter engine?“ — https://docs.flutter.dev/resources/faq (abgerufen am 26.09.2026)</w:t>
+      </w:r>
+    </w:p>
+    <w:p>
+      <w:pPr>
+        <w:pStyle w:val="ListParagraph"/>
+        <w:numPr>
+          <w:ilvl w:val="0"/>
+          <w:numId w:val="2"/>
+        </w:numPr>
+        <w:spacing w:after="80" w:line="276"/>
+      </w:pPr>
+      <w:r>
+        <w:rPr>
+          <w:rFonts w:ascii="Calibri" w:cs="Calibri" w:eastAsia="Calibri" w:hAnsi="Calibri"/>
+          <w:sz w:val="22"/>
+          <w:szCs w:val="22"/>
+        </w:rPr>
+        <w:t xml:space="preserve">Google Maven-Repository: firebase-crashlytics 20.1.1, Größe des Bibliotheksarchivs 424.539 Byte — https://dl.google.com/dl/android/maven2/com/google/firebase/firebase-crashlytics/20.1.1/firebase-crashlytics-20.1.1.aar (abgerufen am 26.09.2026)</w:t>
+      </w:r>
+    </w:p>
+    <w:p>
+      <w:pPr>
+        <w:pStyle w:val="ListParagraph"/>
+        <w:numPr>
+          <w:ilvl w:val="0"/>
+          <w:numId w:val="2"/>
+        </w:numPr>
+        <w:spacing w:after="80" w:line="276"/>
+      </w:pPr>
+      <w:r>
+        <w:rPr>
+          <w:rFonts w:ascii="Calibri" w:cs="Calibri" w:eastAsia="Calibri" w:hAnsi="Calibri"/>
+          <w:sz w:val="22"/>
+          <w:szCs w:val="22"/>
+        </w:rPr>
+        <w:t xml:space="preserve">STRATO AG: Linux V-Server, Tarif VPS S, 4 Euro im Monat einschließlich Umsatzsteuer, Einrichtung 9 Euro — https://www.strato.de/server/linux-vserver/ (abgerufen am 26.09.2026)</w:t>
+      </w:r>
+    </w:p>
+    <w:p>
+      <w:pPr>
+        <w:pStyle w:val="ListParagraph"/>
+        <w:numPr>
+          <w:ilvl w:val="0"/>
+          <w:numId w:val="2"/>
+        </w:numPr>
+        <w:spacing w:after="80" w:line="276"/>
+      </w:pPr>
+      <w:r>
+        <w:rPr>
+          <w:rFonts w:ascii="Calibri" w:cs="Calibri" w:eastAsia="Calibri" w:hAnsi="Calibri"/>
+          <w:sz w:val="22"/>
+          <w:szCs w:val="22"/>
+        </w:rPr>
+        <w:t xml:space="preserve">IONOS SE: VPS, Tarif VPS S+, regulär 5 Euro im Monat einschließlich Umsatzsteuer, Einrichtung 10 Euro — https://www.ionos.de/server/vps (abgerufen am 26.09.2026)</w:t>
+      </w:r>
+    </w:p>
+    <w:p>
+      <w:pPr>
+        <w:pStyle w:val="ListParagraph"/>
+        <w:numPr>
+          <w:ilvl w:val="0"/>
+          <w:numId w:val="2"/>
+        </w:numPr>
+        <w:spacing w:after="80" w:line="276"/>
+      </w:pPr>
+      <w:r>
+        <w:rPr>
+          <w:rFonts w:ascii="Calibri" w:cs="Calibri" w:eastAsia="Calibri" w:hAnsi="Calibri"/>
+          <w:sz w:val="22"/>
+          <w:szCs w:val="22"/>
+        </w:rPr>
+        <w:t xml:space="preserve">99designs by Vista: Character or mascot design, Festpreispakete ab 329 Euro und Direktbeauftragung 289 bis 789 Euro, jeweils ohne Steuer — https://en.99designs.de/pricing/character-mascot-design (abgerufen am 26.09.2026)</w:t>
       </w:r>
     </w:p>
     <w:p>
@@ -23095,7 +23359,7 @@
         <w:sz w:val="18"/>
         <w:szCs w:val="18"/>
       </w:rPr>
-      <w:t xml:space="preserve">Stand: 25.09.2026</w:t>
+      <w:t xml:space="preserve">Stand: 26.09.2026</w:t>
     </w:r>
     <w:r>
       <w:rPr>

--- a/mappe/Zmaj Projektmappe.docx
+++ b/mappe/Zmaj Projektmappe.docx
@@ -246,7 +246,7 @@
           <w:sz w:val="20"/>
           <w:szCs w:val="20"/>
         </w:rPr>
-        <w:t xml:space="preserve">Stand: 26.09.2026</w:t>
+        <w:t xml:space="preserve">Stand: 02.10.2026</w:t>
       </w:r>
     </w:p>
     <w:p>
@@ -702,7 +702,7 @@
           <w:sz w:val="22"/>
           <w:szCs w:val="22"/>
         </w:rPr>
-        <w:t xml:space="preserve">	8</w:t>
+        <w:t xml:space="preserve">	9</w:t>
       </w:r>
     </w:p>
     <w:p>
@@ -745,7 +745,7 @@
           <w:sz w:val="22"/>
           <w:szCs w:val="22"/>
         </w:rPr>
-        <w:t xml:space="preserve">	8</w:t>
+        <w:t xml:space="preserve">	9</w:t>
       </w:r>
     </w:p>
     <w:p>
@@ -788,7 +788,7 @@
           <w:sz w:val="22"/>
           <w:szCs w:val="22"/>
         </w:rPr>
-        <w:t xml:space="preserve">	8</w:t>
+        <w:t xml:space="preserve">	9</w:t>
       </w:r>
     </w:p>
     <w:p>
@@ -831,7 +831,7 @@
           <w:sz w:val="22"/>
           <w:szCs w:val="22"/>
         </w:rPr>
-        <w:t xml:space="preserve">	9</w:t>
+        <w:t xml:space="preserve">	10</w:t>
       </w:r>
     </w:p>
     <w:p>
@@ -874,7 +874,7 @@
           <w:sz w:val="22"/>
           <w:szCs w:val="22"/>
         </w:rPr>
-        <w:t xml:space="preserve">	9</w:t>
+        <w:t xml:space="preserve">	10</w:t>
       </w:r>
     </w:p>
     <w:p>
@@ -917,7 +917,7 @@
           <w:sz w:val="22"/>
           <w:szCs w:val="22"/>
         </w:rPr>
-        <w:t xml:space="preserve">	9</w:t>
+        <w:t xml:space="preserve">	11</w:t>
       </w:r>
     </w:p>
     <w:p>
@@ -960,7 +960,7 @@
           <w:sz w:val="22"/>
           <w:szCs w:val="22"/>
         </w:rPr>
-        <w:t xml:space="preserve">	10</w:t>
+        <w:t xml:space="preserve">	11</w:t>
       </w:r>
     </w:p>
     <w:p>
@@ -1003,7 +1003,7 @@
           <w:sz w:val="22"/>
           <w:szCs w:val="22"/>
         </w:rPr>
-        <w:t xml:space="preserve">	11</w:t>
+        <w:t xml:space="preserve">	13</w:t>
       </w:r>
     </w:p>
     <w:p>
@@ -1046,7 +1046,7 @@
           <w:sz w:val="22"/>
           <w:szCs w:val="22"/>
         </w:rPr>
-        <w:t xml:space="preserve">	11</w:t>
+        <w:t xml:space="preserve">	13</w:t>
       </w:r>
     </w:p>
     <w:p>
@@ -1089,7 +1089,7 @@
           <w:sz w:val="22"/>
           <w:szCs w:val="22"/>
         </w:rPr>
-        <w:t xml:space="preserve">	11</w:t>
+        <w:t xml:space="preserve">	13</w:t>
       </w:r>
     </w:p>
     <w:p>
@@ -1132,7 +1132,7 @@
           <w:sz w:val="22"/>
           <w:szCs w:val="22"/>
         </w:rPr>
-        <w:t xml:space="preserve">	12</w:t>
+        <w:t xml:space="preserve">	15</w:t>
       </w:r>
     </w:p>
     <w:p>
@@ -1175,7 +1175,7 @@
           <w:sz w:val="22"/>
           <w:szCs w:val="22"/>
         </w:rPr>
-        <w:t xml:space="preserve">	13</w:t>
+        <w:t xml:space="preserve">	15</w:t>
       </w:r>
     </w:p>
     <w:p>
@@ -1218,7 +1218,7 @@
           <w:sz w:val="22"/>
           <w:szCs w:val="22"/>
         </w:rPr>
-        <w:t xml:space="preserve">	13</w:t>
+        <w:t xml:space="preserve">	16</w:t>
       </w:r>
     </w:p>
     <w:p>
@@ -1261,7 +1261,7 @@
           <w:sz w:val="22"/>
           <w:szCs w:val="22"/>
         </w:rPr>
-        <w:t xml:space="preserve">	14</w:t>
+        <w:t xml:space="preserve">	16</w:t>
       </w:r>
     </w:p>
     <w:p>
@@ -1304,7 +1304,7 @@
           <w:sz w:val="22"/>
           <w:szCs w:val="22"/>
         </w:rPr>
-        <w:t xml:space="preserve">	15</w:t>
+        <w:t xml:space="preserve">	18</w:t>
       </w:r>
     </w:p>
     <w:p>
@@ -1347,7 +1347,7 @@
           <w:sz w:val="22"/>
           <w:szCs w:val="22"/>
         </w:rPr>
-        <w:t xml:space="preserve">	15</w:t>
+        <w:t xml:space="preserve">	18</w:t>
       </w:r>
     </w:p>
     <w:p>
@@ -1390,7 +1390,7 @@
           <w:sz w:val="22"/>
           <w:szCs w:val="22"/>
         </w:rPr>
-        <w:t xml:space="preserve">	15</w:t>
+        <w:t xml:space="preserve">	18</w:t>
       </w:r>
     </w:p>
     <w:p>
@@ -1433,7 +1433,7 @@
           <w:sz w:val="22"/>
           <w:szCs w:val="22"/>
         </w:rPr>
-        <w:t xml:space="preserve">	16</w:t>
+        <w:t xml:space="preserve">	19</w:t>
       </w:r>
     </w:p>
     <w:p>
@@ -1476,7 +1476,7 @@
           <w:sz w:val="22"/>
           <w:szCs w:val="22"/>
         </w:rPr>
-        <w:t xml:space="preserve">	16</w:t>
+        <w:t xml:space="preserve">	20</w:t>
       </w:r>
     </w:p>
     <w:p>
@@ -1519,7 +1519,7 @@
           <w:sz w:val="22"/>
           <w:szCs w:val="22"/>
         </w:rPr>
-        <w:t xml:space="preserve">	17</w:t>
+        <w:t xml:space="preserve">	21</w:t>
       </w:r>
     </w:p>
     <w:p>
@@ -1562,7 +1562,7 @@
           <w:sz w:val="22"/>
           <w:szCs w:val="22"/>
         </w:rPr>
-        <w:t xml:space="preserve">	18</w:t>
+        <w:t xml:space="preserve">	22</w:t>
       </w:r>
     </w:p>
     <w:p>
@@ -1605,7 +1605,7 @@
           <w:sz w:val="22"/>
           <w:szCs w:val="22"/>
         </w:rPr>
-        <w:t xml:space="preserve">	20</w:t>
+        <w:t xml:space="preserve">	24</w:t>
       </w:r>
     </w:p>
     <w:p>
@@ -1648,7 +1648,7 @@
           <w:sz w:val="22"/>
           <w:szCs w:val="22"/>
         </w:rPr>
-        <w:t xml:space="preserve">	23</w:t>
+        <w:t xml:space="preserve">	28</w:t>
       </w:r>
     </w:p>
     <w:p>
@@ -1691,7 +1691,7 @@
           <w:sz w:val="22"/>
           <w:szCs w:val="22"/>
         </w:rPr>
-        <w:t xml:space="preserve">	23</w:t>
+        <w:t xml:space="preserve">	28</w:t>
       </w:r>
     </w:p>
     <w:p>
@@ -1734,7 +1734,7 @@
           <w:sz w:val="22"/>
           <w:szCs w:val="22"/>
         </w:rPr>
-        <w:t xml:space="preserve">	25</w:t>
+        <w:t xml:space="preserve">	30</w:t>
       </w:r>
     </w:p>
     <w:p>
@@ -1777,7 +1777,7 @@
           <w:sz w:val="22"/>
           <w:szCs w:val="22"/>
         </w:rPr>
-        <w:t xml:space="preserve">	26</w:t>
+        <w:t xml:space="preserve">	31</w:t>
       </w:r>
     </w:p>
     <w:p>
@@ -1820,7 +1820,7 @@
           <w:sz w:val="22"/>
           <w:szCs w:val="22"/>
         </w:rPr>
-        <w:t xml:space="preserve">	27</w:t>
+        <w:t xml:space="preserve">	32</w:t>
       </w:r>
     </w:p>
     <w:p>
@@ -2096,7 +2096,7 @@
           <w:sz w:val="22"/>
           <w:szCs w:val="22"/>
         </w:rPr>
-        <w:t xml:space="preserve">Die App finanziert sich über Werbung. Eine Vollversion ohne Werbung und ohne Begrenzung der täglichen Versuche wird als Abonnement angeboten: 2,99 Euro im Monat oder 19,99 Euro im Jahr, jeweils einschließlich Umsatzsteuer. Damit ist das Jahresabonnement um rund 44 Prozent günstiger. Der Lernstoff ist in beiden Fassungen vollständig zugänglich, sodass sich die Zahlung allein auf die Werbefreiheit und die unbegrenzten Versuche bezieht und nicht auf den Zugang zum Lernmaterial.</w:t>
+        <w:t xml:space="preserve">Die App finanziert sich über Werbung. Eine Vollversion ohne Werbung und ohne Begrenzung der täglichen Versuche wird als Abonnement angeboten: 2,99 Euro im Monat oder 19,99 Euro im Jahr, jeweils einschließlich Umsatzsteuer. Damit ist das Jahresabonnement um rund 44 Prozent günstiger. Der Lernstoff ist in beiden Fassungen vollständig zugänglich, sodass sich die Zahlung auf die Werbefreiheit, die unbegrenzten Versuche und acht zusätzliche Ausstattungsteile für das Maskottchen bezieht und nicht auf den Zugang zum Lernmaterial. Nach jedem vollen Jahr seit dem ersten Start schaltet die App die Vollversion außerdem für fünf Tage kostenlos frei.</w:t>
       </w:r>
     </w:p>
     <w:p>
@@ -2112,7 +2112,7 @@
           <w:sz w:val="22"/>
           <w:szCs w:val="22"/>
         </w:rPr>
-        <w:t xml:space="preserve">Auftraggeber und Auftragnehmer fallen zusammen, da die App aus eigenem Bedarf und nicht im Auftrag eines Dritten entsteht. Die Anforderungen dieses Lastenhefts sind daher selbst gesetzt. Schriftlich zusammengefasst wurden sie am 24.09.2026, also nach Fertigstellung der App. Die Festlegungen selbst sind älter und in der Versionsverwaltung mit Datum belegt, wie Abschnitt 5.6 ausweist. Verbindlich vorgegeben sind allein die Bedingungen des Vertriebs, die in Abschnitt 2.4 aufgeführt sind.</w:t>
+        <w:t xml:space="preserve">Auftraggeber und Auftragnehmer fallen zusammen, da die App aus eigenem Bedarf und nicht im Auftrag eines Dritten entsteht. Die Anforderungen dieses Lastenhefts sind daher selbst gesetzt. Schriftlich zusammengefasst wurden sie am 24.09.2026, also nach Fertigstellung der App. Die Festlegungen selbst sind älter und in der Versionsverwaltung mit Datum belegt, wie Abschnitt 5.6 ausweist. Nachgetragen sind die Erweiterungen der App bis zum 01.10.2026. Drei davon gehen auf Vorschläge von Testpersonen aus dem geschlossenen Test zurück, nämlich der Einstufungstest, der Reiter „Wiederholen“ und zwei Lernabschnitte mit technischem Alltagswortschatz. Verbindlich vorgegeben sind allein die Bedingungen des Vertriebs, die in Abschnitt 2.4 aufgeführt sind.</w:t>
       </w:r>
     </w:p>
     <w:p>
@@ -2316,7 +2316,7 @@
           <w:sz w:val="22"/>
           <w:szCs w:val="22"/>
         </w:rPr>
-        <w:t xml:space="preserve">Die App stellt den Lernstoff in drei Abschnitten bereit: Grundlagen und Alltag, Grammatik, sowie Leben und Arbeiten. Der Aufbau ist linear, sodass ein Abschnitt erst dann freigeschaltet wird, wenn der vorangegangene bestanden ist.</w:t>
+        <w:t xml:space="preserve">Die App stellt den Lernstoff in neun Sektionen bereit, die von leicht nach schwer geordnet sind: Grundlagen und Alltag, Dinge zum Anfassen, Tiere und Natur, Zuhause, Sätze bauen, Einkaufen und Essen gehen, Bosnien und Herkunft, Menschen und Kultur sowie Amt und Verträge. Der Aufbau ist linear, sodass ein Lernabschnitt erst dann freigeschaltet wird, wenn der vorangegangene bestanden ist. Ausgenommen sind die Lernabschnitte, die der Einstufungstest beim ersten Start freigibt.</w:t>
       </w:r>
     </w:p>
     <w:p>
@@ -2332,7 +2332,7 @@
           <w:sz w:val="22"/>
           <w:szCs w:val="22"/>
         </w:rPr>
-        <w:t xml:space="preserve">Der Umfang beträgt 43 Lernabschnitte mit 1.108 Vokabeln, 16 Grammatikeinheiten mit 104 Übungen und 12 Lesegeschichten. Zu jeder Vokabel gehört eine bosnische Sprachaufnahme.</w:t>
+        <w:t xml:space="preserve">Der Umfang beträgt 65 Lernabschnitte mit 1.728 Vokabeln und 300 Lückensätzen, 16 Grammatikeinheiten mit 104 Übungen und 12 Lesegeschichten. Zu jeder Vokabel gehört eine bosnische Sprachaufnahme.</w:t>
       </w:r>
     </w:p>
     <w:p>
@@ -2343,12 +2343,22 @@
       <w:r>
         <w:rPr>
           <w:rFonts w:ascii="Calibri" w:cs="Calibri" w:eastAsia="Calibri" w:hAnsi="Calibri"/>
+          <w:b/>
+          <w:bCs/>
+          <w:sz w:val="22"/>
+          <w:szCs w:val="22"/>
+        </w:rPr>
+        <w:t xml:space="preserve">Einstufung.</w:t>
+      </w:r>
+      <w:r>
+        <w:rPr>
+          <w:rFonts w:ascii="Calibri" w:cs="Calibri" w:eastAsia="Calibri" w:hAnsi="Calibri"/>
           <w:b w:val="false"/>
           <w:bCs w:val="false"/>
           <w:sz w:val="22"/>
           <w:szCs w:val="22"/>
         </w:rPr>
-        <w:t xml:space="preserve">Geübt wird in fünf Formen: Hören, Schreiben, Auswählen, Lückentexte und Sprechen. Dabei erfolgt die Auswertung der Aussprache in der Sprechaufgabe über die Spracherkennung des Geräts.</w:t>
+        <w:t xml:space="preserve"> Beim ersten Start fragt die App, ob bereits Bosnischkenntnisse vorhanden sind. Wer das bejaht, kann einen Test mit 15 Fragen in fünf Stufen von leicht bis schwer ablegen, der keine Leben verbraucht. Der Einstieg liegt dann hinter der letzten Stufe, bis zu der mindestens 80 Prozent aller Antworten stimmen. Die Lernabschnitte davor sind offen, gelten aber nicht als bestanden. Die Sektion Amt und Verträge wird dabei nie übersprungen.</w:t>
       </w:r>
     </w:p>
     <w:p>
@@ -2359,6 +2369,22 @@
       <w:r>
         <w:rPr>
           <w:rFonts w:ascii="Calibri" w:cs="Calibri" w:eastAsia="Calibri" w:hAnsi="Calibri"/>
+          <w:b w:val="false"/>
+          <w:bCs w:val="false"/>
+          <w:sz w:val="22"/>
+          <w:szCs w:val="22"/>
+        </w:rPr>
+        <w:t xml:space="preserve">Geübt wird in fünf Formen: Hören, Schreiben, Auswählen, Lückentexte und Sprechen. Dabei erfolgt die Auswertung der Aussprache in der Sprechaufgabe über die Spracherkennung des Geräts.</w:t>
+      </w:r>
+    </w:p>
+    <w:p>
+      <w:pPr>
+        <w:spacing w:after="160" w:line="276"/>
+        <w:jc w:val="both"/>
+      </w:pPr>
+      <w:r>
+        <w:rPr>
+          <w:rFonts w:ascii="Calibri" w:cs="Calibri" w:eastAsia="Calibri" w:hAnsi="Calibri"/>
           <w:b/>
           <w:bCs/>
           <w:sz w:val="22"/>
@@ -2374,7 +2400,7 @@
           <w:sz w:val="22"/>
           <w:szCs w:val="22"/>
         </w:rPr>
-        <w:t xml:space="preserve"> Falsch beantwortete Aufgaben werden erneut vorgelegt. Zusätzlich hält der Lernstand fest, welche Wörter sicher beherrscht werden, sodass diese seltener erscheinen.</w:t>
+        <w:t xml:space="preserve"> Falsch beantwortete Aufgaben werden erneut vorgelegt. Zusätzlich hält der Lernstand fest, welche Wörter sicher beherrscht werden, sodass diese seltener erscheinen. Dazu sammelt ein eigener Reiter „Wiederholen“ die Fehler aus Lektionen und Abschlusstests und legt sie in Runden zu zehn Aufgaben vor. Eine Aufgabe scheidet aus, sobald sie zweimal hintereinander richtig beantwortet wurde. Eine Runde zählt wie eine Lektion und steht auch ohne Vollversion offen.</w:t>
       </w:r>
     </w:p>
     <w:p>
@@ -2426,7 +2452,7 @@
           <w:sz w:val="22"/>
           <w:szCs w:val="22"/>
         </w:rPr>
-        <w:t xml:space="preserve"> Erfüllte Tagesaufgaben bringen je zehn Münzen. Täglich werden drei Aufgaben aus neun Arten gezogen, darunter eine Anzahl richtiger Antworten, eine gelesene Geschichte oder eine Lernzeit in Minuten. Im Laden lassen sich dafür zwei Dinge erwerben. Zum einen Ausstattung für das Maskottchen, derzeit sechzehn Teile in den Gruppen Farbe, Brille, Hals und Kopf. Zum anderen das sofortige Auffüllen eines Lebens und der Serienschutz.</w:t>
+        <w:t xml:space="preserve"> Erfüllte Tagesaufgaben bringen je zehn Münzen. Täglich werden drei Aufgaben aus neun Arten gezogen, darunter eine Anzahl richtiger Antworten, eine gelesene Geschichte oder eine Lernzeit in Minuten. Im Laden lassen sich dafür zwei Dinge erwerben. Zum einen Ausstattung für das Maskottchen, derzeit zwanzig Teile in den Gruppen Farbe, Brille, Hals und Kopf. Zum anderen das sofortige Auffüllen eines Lebens und der Serienschutz. Acht weitere Teile, darunter eine große Krone, vier Drachenfarben und ein Funkeln, lassen sich nicht kaufen und stehen nur in der Vollversion zur Verfügung.</w:t>
       </w:r>
     </w:p>
     <w:p>
@@ -2442,7 +2468,7 @@
           <w:sz w:val="22"/>
           <w:szCs w:val="22"/>
         </w:rPr>
-        <w:t xml:space="preserve">Lernserie und Serienschutz.</w:t>
+        <w:t xml:space="preserve">Festtage.</w:t>
       </w:r>
       <w:r>
         <w:rPr>
@@ -2452,7 +2478,7 @@
           <w:sz w:val="22"/>
           <w:szCs w:val="22"/>
         </w:rPr>
-        <w:t xml:space="preserve"> Die App zählt die zusammenhängenden Lerntage. Nach zehn Tagen entsteht ein Schutz, der einen versäumten Tag auffängt, ohne dass die Serie endet. Höchstens zwei solcher Schutztage lassen sich gleichzeitig halten. Erreichte Lerntage werden als Wegmarken gefeiert.</w:t>
+        <w:t xml:space="preserve"> Zu Weihnachten, zu Ostern sowie zum Ramazanski und zum Kurban Bajram trägt das Maskottchen von selbst ein kostenloses Festkostüm. Die Startseite zeigt in dieser Zeit Schmuck und einen Gruß auf Bosnisch. Da sich die Termine des Bajram nicht wie Ostern berechnen lassen, stehen sie in einer Tabelle, die bis 2036 reicht. Ab 2027 kommt Halloween hinzu.</w:t>
       </w:r>
     </w:p>
     <w:p>
@@ -2468,7 +2494,7 @@
           <w:sz w:val="22"/>
           <w:szCs w:val="22"/>
         </w:rPr>
-        <w:t xml:space="preserve">Bedienoberfläche.</w:t>
+        <w:t xml:space="preserve">Lernserie und Serienschutz.</w:t>
       </w:r>
       <w:r>
         <w:rPr>
@@ -2478,7 +2504,7 @@
           <w:sz w:val="22"/>
           <w:szCs w:val="22"/>
         </w:rPr>
-        <w:t xml:space="preserve"> Die App liegt in acht Sprachen vor: Deutsch, Englisch, Türkisch, Schwedisch, Niederländisch, Norwegisch, Dänisch und Französisch. Dabei sind je Sprache 396 Texte zu pflegen. Die Auswahl der Sprachen richtet sich nach den Ländern, in denen die bosnische Diaspora vorwiegend lebt.</w:t>
+        <w:t xml:space="preserve"> Die App zählt die zusammenhängenden Lerntage. Nach zehn Tagen entsteht ein Schutz, der einen versäumten Tag auffängt, ohne dass die Serie endet. Höchstens zwei solcher Schutztage lassen sich gleichzeitig halten. Erreichte Lerntage werden als Wegmarken gefeiert.</w:t>
       </w:r>
     </w:p>
     <w:p>
@@ -2494,7 +2520,7 @@
           <w:sz w:val="22"/>
           <w:szCs w:val="22"/>
         </w:rPr>
-        <w:t xml:space="preserve">Betrieb ohne Server.</w:t>
+        <w:t xml:space="preserve">Erinnerungen.</w:t>
       </w:r>
       <w:r>
         <w:rPr>
@@ -2504,7 +2530,85 @@
           <w:sz w:val="22"/>
           <w:szCs w:val="22"/>
         </w:rPr>
+        <w:t xml:space="preserve"> Nach der ersten Lektion fragt die App, ob sie erinnern darf. Am Abend kommt dann höchstens eine Nachricht, entweder um 19 Uhr eine Erinnerung, falls an diesem Tag noch keine Lektion gemacht wurde, oder um 20 Uhr eine Warnung, bevor die Lernserie reißt. Liegt ein Serienschutz bereit, kommt statt der Warnung die Erinnerung. Dazu meldet die App, wenn die Leben nach dem Aufbrauchen wieder voll sind. Jede der drei Arten lässt sich in den Einstellungen einzeln abschalten. Geplant werden die Nachrichten auf dem Gerät selbst, sodass auch dafür kein Server nötig ist.</w:t>
+      </w:r>
+    </w:p>
+    <w:p>
+      <w:pPr>
+        <w:spacing w:after="160" w:line="276"/>
+        <w:jc w:val="both"/>
+      </w:pPr>
+      <w:r>
+        <w:rPr>
+          <w:rFonts w:ascii="Calibri" w:cs="Calibri" w:eastAsia="Calibri" w:hAnsi="Calibri"/>
+          <w:b/>
+          <w:bCs/>
+          <w:sz w:val="22"/>
+          <w:szCs w:val="22"/>
+        </w:rPr>
+        <w:t xml:space="preserve">Bedienoberfläche.</w:t>
+      </w:r>
+      <w:r>
+        <w:rPr>
+          <w:rFonts w:ascii="Calibri" w:cs="Calibri" w:eastAsia="Calibri" w:hAnsi="Calibri"/>
+          <w:b w:val="false"/>
+          <w:bCs w:val="false"/>
+          <w:sz w:val="22"/>
+          <w:szCs w:val="22"/>
+        </w:rPr>
+        <w:t xml:space="preserve"> Die App liegt in acht Sprachen vor: Deutsch, Englisch, Türkisch, Schwedisch, Niederländisch, Norwegisch, Dänisch und Französisch. Dabei sind je Sprache 488 Texte zu pflegen. Die Auswahl der Sprachen richtet sich nach den Ländern, in denen die bosnische Diaspora vorwiegend lebt.</w:t>
+      </w:r>
+    </w:p>
+    <w:p>
+      <w:pPr>
+        <w:spacing w:after="160" w:line="276"/>
+        <w:jc w:val="both"/>
+      </w:pPr>
+      <w:r>
+        <w:rPr>
+          <w:rFonts w:ascii="Calibri" w:cs="Calibri" w:eastAsia="Calibri" w:hAnsi="Calibri"/>
+          <w:b/>
+          <w:bCs/>
+          <w:sz w:val="22"/>
+          <w:szCs w:val="22"/>
+        </w:rPr>
+        <w:t xml:space="preserve">Betrieb ohne Server.</w:t>
+      </w:r>
+      <w:r>
+        <w:rPr>
+          <w:rFonts w:ascii="Calibri" w:cs="Calibri" w:eastAsia="Calibri" w:hAnsi="Calibri"/>
+          <w:b w:val="false"/>
+          <w:bCs w:val="false"/>
+          <w:sz w:val="22"/>
+          <w:szCs w:val="22"/>
+        </w:rPr>
         <w:t xml:space="preserve"> Die App arbeitet vollständig auf dem Gerät, ein Nutzerkonto und eine Anmeldung sind nicht vorgesehen. Die Speicherung des Lernstands erfolgt im Gerätespeicher, sodass die Daten das Telefon nicht verlassen. Zusätzlich lässt sich auf Wunsch eine Sicherungsdatei erzeugen und wieder einlesen.</w:t>
+      </w:r>
+    </w:p>
+    <w:p>
+      <w:pPr>
+        <w:spacing w:after="160" w:line="276"/>
+        <w:jc w:val="both"/>
+      </w:pPr>
+      <w:r>
+        <w:rPr>
+          <w:rFonts w:ascii="Calibri" w:cs="Calibri" w:eastAsia="Calibri" w:hAnsi="Calibri"/>
+          <w:b/>
+          <w:bCs/>
+          <w:sz w:val="22"/>
+          <w:szCs w:val="22"/>
+        </w:rPr>
+        <w:t xml:space="preserve">Bewertung.</w:t>
+      </w:r>
+      <w:r>
+        <w:rPr>
+          <w:rFonts w:ascii="Calibri" w:cs="Calibri" w:eastAsia="Calibri" w:hAnsi="Calibri"/>
+          <w:b w:val="false"/>
+          <w:bCs w:val="false"/>
+          <w:sz w:val="22"/>
+          <w:szCs w:val="22"/>
+        </w:rPr>
+        <w:t xml:space="preserve"> Nach einem bestandenen Lernabschnitt bittet die App um eine Bewertung bei Google Play, frühestens am dritten Lerntag und höchstens zweimal im Jahr. Ein zweiter Knopf führt zu einem Feld, in dem sich eine Verbesserung vorschlagen lässt. Eine Vorabfrage, ob die App gefällt, gibt es nicht, da Googles Vorgaben für die Bewertungsabfrage das ausschließen. Nach „Nein danke“ fragt die App nicht wieder.</w:t>
       </w:r>
     </w:p>
     <w:p>
@@ -2590,7 +2694,7 @@
           <w:sz w:val="22"/>
           <w:szCs w:val="22"/>
         </w:rPr>
-        <w:t xml:space="preserve"> Die App fordert drei Berechtigungen an: Internetzugang für die Werbeauslieferung und die Abonnementprüfung, Mikrofonzugriff für die Sprechaufgabe sowie Vibration für die Rückmeldung bei falschen Antworten. Weitere Berechtigungen werden nicht angefordert.</w:t>
+        <w:t xml:space="preserve"> Die App fordert vier Berechtigungen an: Internetzugang für die Werbeauslieferung und die Abonnementprüfung, Mikrofonzugriff für die Sprechaufgabe, Vibration für die Rückmeldung bei falschen Antworten sowie Benachrichtigungen für die Erinnerungen. Weitere Einträge, etwa für die Werbekennung und die Abrechnung über Google Play, bringen die eingebundenen Bibliotheken selbst mit. Die Berechtigung für exakte Wecker, die das Modul für Benachrichtigungen zusätzlich anmeldet, ist entfernt, da eine ungefähre Uhrzeit genügt.</w:t>
       </w:r>
     </w:p>
     <w:p>
@@ -2616,7 +2720,7 @@
           <w:sz w:val="22"/>
           <w:szCs w:val="22"/>
         </w:rPr>
-        <w:t xml:space="preserve"> Für die Abonnementabwicklung und für die Einwilligungsabfrage nach europäischem Datenschutzrecht wurden zwei eigene Java-Klassen erstellt, da die verfügbaren Fremdbibliotheken die benötigten Abläufe nicht vollständig abdeckten.</w:t>
+        <w:t xml:space="preserve"> Für die Abonnementabwicklung und für die Einwilligungsabfrage nach europäischem Datenschutzrecht wurden zwei eigene Java-Klassen erstellt, da die verfügbaren Fremdbibliotheken die benötigten Abläufe nicht vollständig abdeckten. Seit dem 01.10.2026 ruft eine dritte Klasse das Bewertungsfenster von Google Play auf. Da Google nicht zurückmeldet, ob das Fenster erschienen ist, misst sie die Zeit bis zur Antwort. Kommt diese nach weniger als anderthalb Sekunden, öffnet sich stattdessen die Seite von Zmaj im Play Store.</w:t>
       </w:r>
     </w:p>
     <w:p>
@@ -2782,7 +2886,7 @@
           <w:sz w:val="22"/>
           <w:szCs w:val="22"/>
         </w:rPr>
-        <w:t xml:space="preserve">Sprachsynthese für 1.108 Sprachaufnahmen: 0,00 Euro (kostenloses Kontingent des Anbieters)</w:t>
+        <w:t xml:space="preserve">Sprachsynthese für 2.332 Sprachaufnahmen: 0,00 Euro (kostenloses Kontingent des Anbieters)</w:t>
       </w:r>
     </w:p>
     <w:p>
@@ -3085,7 +3189,7 @@
           <w:sz w:val="22"/>
           <w:szCs w:val="22"/>
         </w:rPr>
-        <w:t xml:space="preserve">Die Entscheidung vom 14.09.2026 machte einen Umbau nötig, bei dem Anmeldung, Kontoverwaltung und Sitzungsverwaltung aus der ausgelieferten App entfernt wurden. Ein Rest davon blieb als Werkzeug zum Testen am Rechner erhalten. Der Umbau wird in Abschnitt 5.1 beschrieben.</w:t>
+        <w:t xml:space="preserve">Die Entscheidung vom 14.09.2026 machte einen Umbau nötig, bei dem Anmeldung, Kontoverwaltung und Sitzungsverwaltung aus der ausgelieferten App entfernt wurden. Ein Rest davon blieb im Quelltext erhalten. Seit dem 26.09.2026 ist er auch am Rechner über einen Schalter abgeschaltet, sodass sich die App dort wie auf dem Gerät verhält. Der Umbau wird in Abschnitt 5.1 beschrieben.</w:t>
       </w:r>
     </w:p>
     <w:p>
@@ -3101,7 +3205,7 @@
           <w:sz w:val="22"/>
           <w:szCs w:val="22"/>
         </w:rPr>
-        <w:t xml:space="preserve">Folge für den Datenschutz.</w:t>
+        <w:t xml:space="preserve">Androids eigene Sicherung bleibt zugelassen.</w:t>
       </w:r>
       <w:r>
         <w:rPr>
@@ -3111,7 +3215,59 @@
           <w:sz w:val="22"/>
           <w:szCs w:val="22"/>
         </w:rPr>
-        <w:t xml:space="preserve"> Ohne Konto entstehen keine Anmeldedaten, und der Lernstand verlässt das Gerät nicht. Eine Verbindung nach außen bleibt dennoch bestehen, weil Werbeauslieferung und Abonnementprüfung mit Google kommunizieren, wie die Berechtigungen in Abschnitt 2.4 ausweisen. Die Datenschutzerklärung führt deshalb die Werbeeinbindung auf, jedoch kein Nutzerkonto und keine Übertragung des Lernstands.</w:t>
+        <w:t xml:space="preserve"> Am 19.09.2026 wurde entschieden, sie in der Android-Hülle nicht abzuschalten. Hat der Nutzer sie in seinem Google-Konto eingeschaltet, nimmt Android die Daten der App dorthin mit, sodass der Lernstand einen Gerätewechsel übersteht. Ausgenommen ist die gespeicherte Antwort zur Werbeeinwilligung, da sie auf einem neuen Gerät neu abgefragt wird.</w:t>
+      </w:r>
+    </w:p>
+    <w:p>
+      <w:pPr>
+        <w:spacing w:after="160" w:line="276"/>
+        <w:jc w:val="both"/>
+      </w:pPr>
+      <w:r>
+        <w:rPr>
+          <w:rFonts w:ascii="Calibri" w:cs="Calibri" w:eastAsia="Calibri" w:hAnsi="Calibri"/>
+          <w:b/>
+          <w:bCs/>
+          <w:sz w:val="22"/>
+          <w:szCs w:val="22"/>
+        </w:rPr>
+        <w:t xml:space="preserve">Folge für den Datenschutz.</w:t>
+      </w:r>
+      <w:r>
+        <w:rPr>
+          <w:rFonts w:ascii="Calibri" w:cs="Calibri" w:eastAsia="Calibri" w:hAnsi="Calibri"/>
+          <w:b w:val="false"/>
+          <w:bCs w:val="false"/>
+          <w:sz w:val="22"/>
+          <w:szCs w:val="22"/>
+        </w:rPr>
+        <w:t xml:space="preserve"> Ohne Konto entstehen keine Anmeldedaten, und die App selbst überträgt den Lernstand nicht. Eine Verbindung nach außen bleibt dennoch bestehen, weil Werbeauslieferung und Abonnementprüfung mit Google kommunizieren, wie die Berechtigungen in Abschnitt 2.4 ausweisen. Die Datenschutzerklärung führt deshalb die Werbeeinbindung und seit dem 01.10.2026 auch Androids eigene Sicherung auf, jedoch kein Nutzerkonto und keine Übertragung des Lernstands durch die App.</w:t>
+      </w:r>
+    </w:p>
+    <w:p>
+      <w:pPr>
+        <w:spacing w:after="160" w:line="276"/>
+        <w:jc w:val="both"/>
+      </w:pPr>
+      <w:r>
+        <w:rPr>
+          <w:rFonts w:ascii="Calibri" w:cs="Calibri" w:eastAsia="Calibri" w:hAnsi="Calibri"/>
+          <w:b/>
+          <w:bCs/>
+          <w:sz w:val="22"/>
+          <w:szCs w:val="22"/>
+        </w:rPr>
+        <w:t xml:space="preserve">Folge für die Erinnerungen.</w:t>
+      </w:r>
+      <w:r>
+        <w:rPr>
+          <w:rFonts w:ascii="Calibri" w:cs="Calibri" w:eastAsia="Calibri" w:hAnsi="Calibri"/>
+          <w:b w:val="false"/>
+          <w:bCs w:val="false"/>
+          <w:sz w:val="22"/>
+          <w:szCs w:val="22"/>
+        </w:rPr>
+        <w:t xml:space="preserve"> Die Erinnerungen am Abend, die am 01.10.2026 hinzukamen, plant die App auf dem Gerät selbst über das Plugin für lokale Benachrichtigungen. Ein Versand von außen schied aus, weil er einen Server vorausgesetzt hätte. Die Berechtigung für minutengenaue Wecker, die das Plugin mitbringt, ist entfernt, da es auf einige Minuten nicht ankommt.</w:t>
       </w:r>
     </w:p>
     <w:p>
@@ -3207,7 +3363,7 @@
           <w:sz w:val="22"/>
           <w:szCs w:val="22"/>
         </w:rPr>
-        <w:t xml:space="preserve"> Bezahlt werden ausschließlich Werbefreiheit und unbegrenzte Versuche, während der Zugang zum Lernstoff offen bleibt. Daraus ergibt sich die steuerliche Einordnung des Abonnements als Dienstleistung, die Abschnitt 2.4 nennt.</w:t>
+        <w:t xml:space="preserve"> Bezahlt werden Werbefreiheit, unbegrenzte Versuche und seit dem 29.09.2026 acht Ausstattungsteile für das Maskottchen, während der Zugang zum Lernstoff offen bleibt. Dazu gehören eine große Krone und vier Drachenfarben. Alle acht verändern nur das Aussehen und erleichtern keine Aufgabe. Daraus ergibt sich die steuerliche Einordnung des Abonnements als Dienstleistung, die Abschnitt 2.4 nennt.</w:t>
       </w:r>
     </w:p>
     <w:p>
@@ -3234,6 +3390,32 @@
           <w:szCs w:val="22"/>
         </w:rPr>
         <w:t xml:space="preserve"> Dienste wie RevenueCat prüfen Abonnements auf ihren eigenen Servern, was der Entscheidung aus Abschnitt 3.2, ohne Server auszukommen, widersprochen hätte. Stattdessen wurde ein eigenes Plugin entwickelt, das unmittelbar mit der Abrechnung des Play Store kommuniziert.</w:t>
+      </w:r>
+    </w:p>
+    <w:p>
+      <w:pPr>
+        <w:spacing w:after="160" w:line="276"/>
+        <w:jc w:val="both"/>
+      </w:pPr>
+      <w:r>
+        <w:rPr>
+          <w:rFonts w:ascii="Calibri" w:cs="Calibri" w:eastAsia="Calibri" w:hAnsi="Calibri"/>
+          <w:b/>
+          <w:bCs/>
+          <w:sz w:val="22"/>
+          <w:szCs w:val="22"/>
+        </w:rPr>
+        <w:t xml:space="preserve">Häufigkeit der Werbung.</w:t>
+      </w:r>
+      <w:r>
+        <w:rPr>
+          <w:rFonts w:ascii="Calibri" w:cs="Calibri" w:eastAsia="Calibri" w:hAnsi="Calibri"/>
+          <w:b w:val="false"/>
+          <w:bCs w:val="false"/>
+          <w:sz w:val="22"/>
+          <w:szCs w:val="22"/>
+        </w:rPr>
+        <w:t xml:space="preserve"> Seit dem 27.09.2026 folgt auf jede Lektion und jeden Test am Ende eines Lernabschnitts eine Anzeige, ohne Obergrenze für den Tag. Zuvor kam nur nach jeder dritten Lektion eine, höchstens sechs am Tag. Begrenzt bleibt das freiwillige Video für ein Leben, und zwar auf sechs am Tag, da sich die Wartezeit aus Abschnitt 3.4 sonst durch Videos umgehen ließe.</w:t>
       </w:r>
     </w:p>
     <w:p>
@@ -3324,6 +3506,58 @@
     </w:p>
     <w:p>
       <w:pPr>
+        <w:spacing w:after="160" w:line="276"/>
+        <w:jc w:val="both"/>
+      </w:pPr>
+      <w:r>
+        <w:rPr>
+          <w:rFonts w:ascii="Calibri" w:cs="Calibri" w:eastAsia="Calibri" w:hAnsi="Calibri"/>
+          <w:b/>
+          <w:bCs/>
+          <w:sz w:val="22"/>
+          <w:szCs w:val="22"/>
+        </w:rPr>
+        <w:t xml:space="preserve">Gewählt: Freigabe des Abschnittstests erst bei 100 Prozent.</w:t>
+      </w:r>
+      <w:r>
+        <w:rPr>
+          <w:rFonts w:ascii="Calibri" w:cs="Calibri" w:eastAsia="Calibri" w:hAnsi="Calibri"/>
+          <w:b w:val="false"/>
+          <w:bCs w:val="false"/>
+          <w:sz w:val="22"/>
+          <w:szCs w:val="22"/>
+        </w:rPr>
+        <w:t xml:space="preserve"> Seit dem 27.09.2026 öffnet sich der Test erst, wenn jedes Wort des Lernabschnitts einmal richtig beantwortet wurde. Zuvor öffnete er sich bei 80 Prozent der Wörter, sodass ein Abschnitt mit Lücken abgeschlossen werden konnte. Nach der Rechnung vom selben Tag braucht der Kurs dadurch rund ein Fünftel mehr Lektionen.</w:t>
+      </w:r>
+    </w:p>
+    <w:p>
+      <w:pPr>
+        <w:spacing w:after="160" w:line="276"/>
+        <w:jc w:val="both"/>
+      </w:pPr>
+      <w:r>
+        <w:rPr>
+          <w:rFonts w:ascii="Calibri" w:cs="Calibri" w:eastAsia="Calibri" w:hAnsi="Calibri"/>
+          <w:b/>
+          <w:bCs/>
+          <w:sz w:val="22"/>
+          <w:szCs w:val="22"/>
+        </w:rPr>
+        <w:t xml:space="preserve">Gewählt: Einstufungstest und Reiter zum Wiederholen.</w:t>
+      </w:r>
+      <w:r>
+        <w:rPr>
+          <w:rFonts w:ascii="Calibri" w:cs="Calibri" w:eastAsia="Calibri" w:hAnsi="Calibri"/>
+          <w:b w:val="false"/>
+          <w:bCs w:val="false"/>
+          <w:sz w:val="22"/>
+          <w:szCs w:val="22"/>
+        </w:rPr>
+        <w:t xml:space="preserve"> Beide gehen auf Vorschläge der Tester vom 24.09.2026 zurück und wurden am 30.09.2026 eingebaut. Beim ersten Start fragt die App nach Vorkenntnissen. Wer welche angibt, durchläuft einen Test mit 15 Fragen in fünf Stufen nach dem Vorbild von Duolingo und Busuu, der den Einstieg in den Lernpfad festlegt und keine Leben kostet. Falsch beantwortete Aufgaben sammeln sich in einem eigenen Reiter und werden in Runden zu zehn geübt, bis sie zweimal hintereinander richtig sind.</w:t>
+      </w:r>
+    </w:p>
+    <w:p>
+      <w:pPr>
         <w:pStyle w:val="Heading2"/>
         <w:keepNext/>
         <w:spacing w:after="140" w:before="280"/>
@@ -3410,6 +3644,58 @@
     </w:p>
     <w:p>
       <w:pPr>
+        <w:spacing w:after="160" w:line="276"/>
+        <w:jc w:val="both"/>
+      </w:pPr>
+      <w:r>
+        <w:rPr>
+          <w:rFonts w:ascii="Calibri" w:cs="Calibri" w:eastAsia="Calibri" w:hAnsi="Calibri"/>
+          <w:b/>
+          <w:bCs/>
+          <w:sz w:val="22"/>
+          <w:szCs w:val="22"/>
+        </w:rPr>
+        <w:t xml:space="preserve">Gewählt: Bewertungskarte ohne vorgeschaltete Frage.</w:t>
+      </w:r>
+      <w:r>
+        <w:rPr>
+          <w:rFonts w:ascii="Calibri" w:cs="Calibri" w:eastAsia="Calibri" w:hAnsi="Calibri"/>
+          <w:b w:val="false"/>
+          <w:bCs w:val="false"/>
+          <w:sz w:val="22"/>
+          <w:szCs w:val="22"/>
+        </w:rPr>
+        <w:t xml:space="preserve"> Nach einem bestandenen Abschnittstest, frühestens am dritten Lerntag und höchstens zweimal im Jahr, bietet eine Karte zwei gleichrangige Wege an, die Bewertung bei Google Play und einen Verbesserungsvorschlag. Der erste Entwurf vom 30.09.2026 sah vor, zuerst nach dem Gefallen zu fragen und nur Zufriedene zur Bewertung zu schicken. Googles Anleitung zur In-App-Bewertung untersagt jedoch jede Frage vor oder während der Bewertung, auch die, ob die App gefällt.</w:t>
+      </w:r>
+    </w:p>
+    <w:p>
+      <w:pPr>
+        <w:spacing w:after="160" w:line="276"/>
+        <w:jc w:val="both"/>
+      </w:pPr>
+      <w:r>
+        <w:rPr>
+          <w:rFonts w:ascii="Calibri" w:cs="Calibri" w:eastAsia="Calibri" w:hAnsi="Calibri"/>
+          <w:b/>
+          <w:bCs/>
+          <w:sz w:val="22"/>
+          <w:szCs w:val="22"/>
+        </w:rPr>
+        <w:t xml:space="preserve">Rückmeldungen per E-Mail.</w:t>
+      </w:r>
+      <w:r>
+        <w:rPr>
+          <w:rFonts w:ascii="Calibri" w:cs="Calibri" w:eastAsia="Calibri" w:hAnsi="Calibri"/>
+          <w:b w:val="false"/>
+          <w:bCs w:val="false"/>
+          <w:sz w:val="22"/>
+          <w:szCs w:val="22"/>
+        </w:rPr>
+        <w:t xml:space="preserve"> Seit dem 01.10.2026 beantwortet eine Vorlage Nachrichten an die Kontaktadresse sofort mit einer Eingangsbestätigung auf Deutsch und Englisch. Eine Abwesenheitsnotiz schied dafür aus, weil sie derselben Person nur alle vier Tage antwortet. Neue Nachrichten werden jeden Abend gegen 20 Uhr gesichtet.</w:t>
+      </w:r>
+    </w:p>
+    <w:p>
+      <w:pPr>
         <w:pStyle w:val="Heading2"/>
         <w:keepNext/>
         <w:spacing w:after="140" w:before="280"/>
@@ -3517,7 +3803,111 @@
           <w:sz w:val="22"/>
           <w:szCs w:val="22"/>
         </w:rPr>
-        <w:t xml:space="preserve">Eine Rückmeldung aus dem geschlossenen Test beanstandet das Erscheinungsbild als zu eintönig, sodass die Gestaltung als offener Punkt vermerkt ist.</w:t>
+        <w:t xml:space="preserve">Eine Rückmeldung aus dem geschlossenen Test beanstandete das Erscheinungsbild als zu eintönig. Eine Messung am 26.09.2026 ergab elf Farbwerte auf dem Bildschirm, nach Farbton aber nur vier. Die Sektionen benutzten dieselben Farben wie die Hauptfarbe, der Akzent und die Anzeigen für geschafft und falsch.</w:t>
+      </w:r>
+    </w:p>
+    <w:p>
+      <w:pPr>
+        <w:spacing w:after="160" w:line="276"/>
+        <w:jc w:val="both"/>
+      </w:pPr>
+      <w:r>
+        <w:rPr>
+          <w:rFonts w:ascii="Calibri" w:cs="Calibri" w:eastAsia="Calibri" w:hAnsi="Calibri"/>
+          <w:b/>
+          <w:bCs/>
+          <w:sz w:val="22"/>
+          <w:szCs w:val="22"/>
+        </w:rPr>
+        <w:t xml:space="preserve">Gewählt: eine eigene Farbe je Sektion.</w:t>
+      </w:r>
+      <w:r>
+        <w:rPr>
+          <w:rFonts w:ascii="Calibri" w:cs="Calibri" w:eastAsia="Calibri" w:hAnsi="Calibri"/>
+          <w:b w:val="false"/>
+          <w:bCs w:val="false"/>
+          <w:sz w:val="22"/>
+          <w:szCs w:val="22"/>
+        </w:rPr>
+        <w:t xml:space="preserve"> Seit dem 27.09.2026 trägt jede der neun Sektionen einen eigenen Farbton, und alle Ansichten nehmen die Farbe der aufgeklappten Sektion an. Grün, Rot und Gelb bleiben für richtig, falsch und den Akzent frei, sodass die neun Töne im Abstand von rund 20 Grad zwischen 175 und 336 Grad des Farbkreises liegen. Die helle und die dunkle Darstellung lassen sich seitdem in den Einstellungen wählen.</w:t>
+      </w:r>
+    </w:p>
+    <w:p>
+      <w:pPr>
+        <w:spacing w:after="160" w:line="276"/>
+        <w:jc w:val="both"/>
+      </w:pPr>
+      <w:r>
+        <w:rPr>
+          <w:rFonts w:ascii="Calibri" w:cs="Calibri" w:eastAsia="Calibri" w:hAnsi="Calibri"/>
+          <w:b/>
+          <w:bCs/>
+          <w:sz w:val="22"/>
+          <w:szCs w:val="22"/>
+        </w:rPr>
+        <w:t xml:space="preserve">Verworfen: ein Farbwechsel, der dem Scrollen folgt.</w:t>
+      </w:r>
+      <w:r>
+        <w:rPr>
+          <w:rFonts w:ascii="Calibri" w:cs="Calibri" w:eastAsia="Calibri" w:hAnsi="Calibri"/>
+          <w:b w:val="false"/>
+          <w:bCs w:val="false"/>
+          <w:sz w:val="22"/>
+          <w:szCs w:val="22"/>
+        </w:rPr>
+        <w:t xml:space="preserve"> Er wurde am 27.09.2026 in zwei Fassungen gebaut und noch am selben Tag wieder entfernt. Die Farbe hing beim Scrollen nach, und Ansichten außerhalb des Lernpfads trugen eine andere Farbe als der Pfad.</w:t>
+      </w:r>
+    </w:p>
+    <w:p>
+      <w:pPr>
+        <w:spacing w:after="160" w:line="276"/>
+        <w:jc w:val="both"/>
+      </w:pPr>
+      <w:r>
+        <w:rPr>
+          <w:rFonts w:ascii="Calibri" w:cs="Calibri" w:eastAsia="Calibri" w:hAnsi="Calibri"/>
+          <w:b/>
+          <w:bCs/>
+          <w:sz w:val="22"/>
+          <w:szCs w:val="22"/>
+        </w:rPr>
+        <w:t xml:space="preserve">Festtage.</w:t>
+      </w:r>
+      <w:r>
+        <w:rPr>
+          <w:rFonts w:ascii="Calibri" w:cs="Calibri" w:eastAsia="Calibri" w:hAnsi="Calibri"/>
+          <w:b w:val="false"/>
+          <w:bCs w:val="false"/>
+          <w:sz w:val="22"/>
+          <w:szCs w:val="22"/>
+        </w:rPr>
+        <w:t xml:space="preserve"> Seit dem 01.10.2026 trägt das Maskottchen zu Weihnachten, Ostern sowie Ramazanski und Kurban Bajram von selbst und kostenlos ein Festkostüm, und die Startseite zeigt einen Gruß auf Bosnisch und in der Sprache der App. Die Bajram-Feste wandern jedes Jahr um elf Tage und lassen sich nicht wie Ostern berechnen, weshalb ihre Termine bis 2036 in einer Tabelle stehen. Halloween wurde auf 2027 verschoben, da der 31.10.2026 in die erwartete Woche der Veröffentlichung fällt.</w:t>
+      </w:r>
+    </w:p>
+    <w:p>
+      <w:pPr>
+        <w:spacing w:after="160" w:line="276"/>
+        <w:jc w:val="both"/>
+      </w:pPr>
+      <w:r>
+        <w:rPr>
+          <w:rFonts w:ascii="Calibri" w:cs="Calibri" w:eastAsia="Calibri" w:hAnsi="Calibri"/>
+          <w:b/>
+          <w:bCs/>
+          <w:sz w:val="22"/>
+          <w:szCs w:val="22"/>
+        </w:rPr>
+        <w:t xml:space="preserve">Gewählt für 13 Aufnahmen: eine kroatische Stimme mit Lautschrift.</w:t>
+      </w:r>
+      <w:r>
+        <w:rPr>
+          <w:rFonts w:ascii="Calibri" w:cs="Calibri" w:eastAsia="Calibri" w:hAnsi="Calibri"/>
+          <w:b w:val="false"/>
+          <w:bCs w:val="false"/>
+          <w:sz w:val="22"/>
+          <w:szCs w:val="22"/>
+        </w:rPr>
+        <w:t xml:space="preserve"> Die bosnische Stimme der Sprachsynthese dehnte in kurzen Wörtern wie „kad“ und „od“ den Vokal, verschluckte das auslautende g und sprach „sud“ als „sub“. Lautschrift nehmen die bosnischen Stimmen laut der Stimmentabelle des Anbieters nicht an, die kroatischen dagegen schon. Nach einem Hörvergleich mehrerer Fassungen je Wort wurden am 26.09.2026 zehn Aufnahmen umgestellt und am 01.10.2026 drei weitere.</w:t>
       </w:r>
     </w:p>
     <w:p>
@@ -4562,7 +4952,7 @@
           <w:sz w:val="22"/>
           <w:szCs w:val="22"/>
         </w:rPr>
-        <w:t xml:space="preserve">Die Auswirkung A misst die Folge für das Vorhaben und nicht das Ausmaß für den einzelnen Betroffenen. Der Verlust eines einzelnen Lernstands ist für den Betroffenen endgültig, für das Vorhaben aber ein Einzelfall und daher Stufe 2. Gehen die Lernstände aller Nutzer verloren, ist es Stufe 5. Die aufgeführten Risiken stammen aus dem Projektverlauf selbst, also aus geprüften Befunden am eigenen Quelltext, aus den Regeln des Play Store und aus den Rückmeldungen des geschlossenen Tests. Zwei von ihnen sind während des Projekts eingetreten und werden in Abschnitt 4.6 beschrieben.</w:t>
+        <w:t xml:space="preserve">Die Auswirkung A misst die Folge für das Vorhaben und nicht das Ausmaß für den einzelnen Betroffenen. Der Verlust eines einzelnen Lernstands ist für den Betroffenen endgültig, für das Vorhaben aber ein Einzelfall und daher Stufe 2. Gehen die Lernstände aller Nutzer verloren, ist es Stufe 5. Die aufgeführten Risiken stammen aus dem Projektverlauf selbst, also aus geprüften Befunden am eigenen Quelltext, aus den Regeln des Play Store und aus den Rückmeldungen des geschlossenen Tests. Drei von ihnen sind während des Projekts eingetreten und werden in Abschnitt 4.6 beschrieben.</w:t>
       </w:r>
     </w:p>
     <w:p>
@@ -5458,7 +5848,7 @@
                 <w:sz w:val="18"/>
                 <w:szCs w:val="18"/>
               </w:rPr>
-              <w:t xml:space="preserve">Solange Testkennungen laufen, richtet kein Befund Schaden an. Die Behebung der Befunde erfolgt vor dem Tausch der Kennungen. Die Reihenfolge ist festgelegt, und die Korrekturen liegen als Änderungsskripte bereit. Der Wert sinkt erst nach dem Einbau und der Nachprüfung.</w:t>
+              <w:t xml:space="preserve">Solange Testkennungen laufen, richtet kein Befund Schaden an. Alle 20 Befunde wurden bis zum 30.09.2026 behoben und mit Googles Testkennungen auf zwei Geräten nachgeprüft, die drei kontogefährdenden bereits am 29.09.2026. Nicht am Gerät beobachten ließen sich zwei Teilschritte, darunter der Abbruch eines belohnten Videos vor der Belohnung, den Googles Testvideo durch eine Sperre der Zurück-Taste verhindert.</w:t>
             </w:r>
           </w:p>
         </w:tc>
@@ -5487,7 +5877,7 @@
                 <w:sz w:val="18"/>
                 <w:szCs w:val="18"/>
               </w:rPr>
-              <w:t xml:space="preserve">10</w:t>
+              <w:t xml:space="preserve">5</w:t>
             </w:r>
           </w:p>
         </w:tc>
@@ -5677,7 +6067,7 @@
                 <w:sz w:val="18"/>
                 <w:szCs w:val="18"/>
               </w:rPr>
-              <w:t xml:space="preserve">Bis zum Ende des geschlossenen Tests laufen ausschließlich Googles Testkennungen, die nicht abgerechnet werden. Der Tausch gegen die echten Kennungen erfolgt erst danach.</w:t>
+              <w:t xml:space="preserve">Bis zum Ende des geschlossenen Tests laufen ausschließlich Googles Testkennungen, die nicht abgerechnet werden. Der Tausch gegen die echten Kennungen erfolgt erst danach. Zuvor werden die eigenen Geräte als Testgeräte eingetragen, sodass sie auch nach dem Tausch nur Testanzeigen erhalten.</w:t>
             </w:r>
           </w:p>
         </w:tc>
@@ -5780,7 +6170,7 @@
                 <w:sz w:val="18"/>
                 <w:szCs w:val="18"/>
               </w:rPr>
-              <w:t xml:space="preserve"> Ohne Server liegt der Lernstand nur im Gerätespeicher. Gerätewechsel, Verlust des Geräts oder das Löschen der Anwendungsdaten beenden den Lernfortschritt.</w:t>
+              <w:t xml:space="preserve"> Ohne Server liegt der Lernstand im Gerätespeicher. Gerätewechsel, Verlust des Geräts oder das Löschen der Anwendungsdaten beenden den Lernfortschritt.</w:t>
             </w:r>
           </w:p>
         </w:tc>
@@ -5896,7 +6286,7 @@
                 <w:sz w:val="18"/>
                 <w:szCs w:val="18"/>
               </w:rPr>
-              <w:t xml:space="preserve">Die App erzeugt auf Wunsch eine Sicherungsdatei. Da sie nur dem Nutzer hilft, der sie vorher anlegt, sinkt der Wert nicht. Das Restrisiko wird als Folge der Entscheidung aus Abschnitt 3.2 in Kauf genommen.</w:t>
+              <w:t xml:space="preserve">Die App erzeugt auf Wunsch eine Sicherungsdatei, deren Übertragung auf ein zweites Gerät am 29.09.2026 über Prüfsummen nachgewiesen wurde. Zusätzlich nimmt Androids eigene Sicherung die Daten der App ins Google-Konto mit, sofern der Nutzer sie eingeschaltet hat. Da beides nur dem Nutzer hilft, der es vorher eingerichtet hat, sinkt der Wert nicht. Das Restrisiko wird als Folge der Entscheidung aus Abschnitt 3.2 in Kauf genommen.</w:t>
             </w:r>
           </w:p>
         </w:tc>
@@ -6115,7 +6505,7 @@
                 <w:sz w:val="18"/>
                 <w:szCs w:val="18"/>
               </w:rPr>
-              <w:t xml:space="preserve">Der geschlossene Test wird mit zwölf Testern auf ihren eigenen Geräten und über zwei Rückmeldewege durchgeführt, bevor die App allgemein verfügbar ist.</w:t>
+              <w:t xml:space="preserve">Der geschlossene Test wird mit zwölf Testern auf ihren eigenen Geräten und über zwei Rückmeldewege durchgeführt, bevor die App allgemein verfügbar ist. Zusätzlich wurden bis zum 29.09.2026 die 15 Prüfungen des Prüfplans aus Abschnitt 5.7 auf Geräten mit Android 10 und Android 15 abgearbeitet.</w:t>
             </w:r>
           </w:p>
         </w:tc>
@@ -6594,7 +6984,7 @@
                 <w:sz w:val="18"/>
                 <w:szCs w:val="18"/>
               </w:rPr>
-              <w:t xml:space="preserve">Dazu wird während des Tests nichts eingereicht. Sämtliche Korrekturen liegen als Änderungsskripte bereit und werden erst danach angewendet.</w:t>
+              <w:t xml:space="preserve">Dazu wird während des Tests nichts eingereicht. Die Korrekturen sind im Quelltext eingebaut, das signierte Paket in Version 88 liegt auf dem Rechner bereit, und die neuen Store-Texte und Bilder liegen als Entwurf in der Play Console. Eingereicht wird all das erst nach dem Test.</w:t>
             </w:r>
           </w:p>
         </w:tc>
@@ -7746,7 +8136,7 @@
                 <w:sz w:val="18"/>
                 <w:szCs w:val="18"/>
               </w:rPr>
-              <w:t xml:space="preserve">Projekt und Android-Hülle liegen in zwei Repositories mit entferntem Spiegel und umfassen zusammen 50 Einträge. Zugangsschlüssel und Nutzerdaten bleiben ausdrücklich außerhalb der Spiegel.</w:t>
+              <w:t xml:space="preserve">Projekt und Android-Hülle liegen in zwei Repositories mit entferntem Spiegel und umfassen zusammen 194 Einträge. Zugangsschlüssel und Nutzerdaten bleiben ausdrücklich außerhalb der Spiegel.</w:t>
             </w:r>
           </w:p>
         </w:tc>
@@ -8402,7 +8792,7 @@
                 <w:sz w:val="18"/>
                 <w:szCs w:val="18"/>
               </w:rPr>
-              <w:t xml:space="preserve">10</w:t>
+              <w:t xml:space="preserve">5</w:t>
             </w:r>
           </w:p>
         </w:tc>
@@ -10471,7 +10861,7 @@
           <w:sz w:val="22"/>
           <w:szCs w:val="22"/>
         </w:rPr>
-        <w:t xml:space="preserve"> bleibt mit 10 das größte Restrisiko, bis die Befunde eingebaut und nachgeprüft sind.</w:t>
+        <w:t xml:space="preserve"> sank am 30.09.2026 von 10 auf 5, nachdem alle 20 Befunde eingebaut und nachgeprüft waren. Das größte Restrisiko ist seitdem R5 mit 8.</w:t>
       </w:r>
     </w:p>
     <w:p>
@@ -10993,7 +11383,249 @@
                 <w:sz w:val="18"/>
                 <w:szCs w:val="18"/>
               </w:rPr>
-              <w:t xml:space="preserve">Schwerer wog der Nebenbefund, denn dieselbe Regel setzte auch den Notausstieg außer Kraft, der das Startbild wegblendet, wenn das Skript nicht anläuft. Bei abgeschalteten Animationen stand damit keine Rückversicherung zur Verfügung. Beide Korrekturen liegen als Änderungsskript bereit.</w:t>
+              <w:t xml:space="preserve">Schwerer wog der Nebenbefund, denn dieselbe Regel setzte auch den Notausstieg außer Kraft, der das Startbild wegblendet, wenn das Skript nicht anläuft. Bei abgeschalteten Animationen stand damit keine Rückversicherung zur Verfügung. Beide Korrekturen sind seit dem 26.09.2026 eingebaut und werden mit der ersten Einreichung nach dem Test ausgeliefert.</w:t>
+            </w:r>
+          </w:p>
+        </w:tc>
+      </w:tr>
+      <w:tr>
+        <w:trPr>
+          <w:cantSplit/>
+        </w:trPr>
+        <w:tc>
+          <w:tcPr>
+            <w:tcW w:type="pct" w:w="6%"/>
+            <w:tcMar>
+              <w:top w:type="dxa" w:w="60"/>
+              <w:left w:type="dxa" w:w="90"/>
+              <w:bottom w:type="dxa" w:w="60"/>
+              <w:right w:type="dxa" w:w="90"/>
+            </w:tcMar>
+            <w:vAlign w:val="center"/>
+          </w:tcPr>
+          <w:p>
+            <w:pPr>
+              <w:spacing w:after="0" w:line="240"/>
+              <w:jc w:val="center"/>
+            </w:pPr>
+            <w:r>
+              <w:rPr>
+                <w:rFonts w:ascii="Calibri" w:cs="Calibri" w:eastAsia="Calibri" w:hAnsi="Calibri"/>
+                <w:b w:val="false"/>
+                <w:bCs w:val="false"/>
+                <w:color w:val="000000"/>
+                <w:sz w:val="18"/>
+                <w:szCs w:val="18"/>
+              </w:rPr>
+              <w:t xml:space="preserve">R6</w:t>
+            </w:r>
+          </w:p>
+        </w:tc>
+        <w:tc>
+          <w:tcPr>
+            <w:tcW w:type="pct" w:w="14%"/>
+            <w:tcMar>
+              <w:top w:type="dxa" w:w="60"/>
+              <w:left w:type="dxa" w:w="90"/>
+              <w:bottom w:type="dxa" w:w="60"/>
+              <w:right w:type="dxa" w:w="90"/>
+            </w:tcMar>
+            <w:vAlign w:val="center"/>
+          </w:tcPr>
+          <w:p>
+            <w:pPr>
+              <w:spacing w:after="0" w:line="240"/>
+              <w:jc w:val="left"/>
+            </w:pPr>
+            <w:r>
+              <w:rPr>
+                <w:rFonts w:ascii="Calibri" w:cs="Calibri" w:eastAsia="Calibri" w:hAnsi="Calibri"/>
+                <w:b w:val="false"/>
+                <w:bCs w:val="false"/>
+                <w:color w:val="000000"/>
+                <w:sz w:val="18"/>
+                <w:szCs w:val="18"/>
+              </w:rPr>
+              <w:t xml:space="preserve">27./28.09.2026</w:t>
+            </w:r>
+          </w:p>
+        </w:tc>
+        <w:tc>
+          <w:tcPr>
+            <w:tcW w:type="pct" w:w="44%"/>
+            <w:tcMar>
+              <w:top w:type="dxa" w:w="60"/>
+              <w:left w:type="dxa" w:w="90"/>
+              <w:bottom w:type="dxa" w:w="60"/>
+              <w:right w:type="dxa" w:w="90"/>
+            </w:tcMar>
+            <w:vAlign w:val="center"/>
+          </w:tcPr>
+          <w:p>
+            <w:pPr>
+              <w:spacing w:after="0" w:line="240"/>
+              <w:jc w:val="left"/>
+            </w:pPr>
+            <w:r>
+              <w:rPr>
+                <w:rFonts w:ascii="Calibri" w:cs="Calibri" w:eastAsia="Calibri" w:hAnsi="Calibri"/>
+                <w:b w:val="false"/>
+                <w:bCs w:val="false"/>
+                <w:color w:val="000000"/>
+                <w:sz w:val="18"/>
+                <w:szCs w:val="18"/>
+              </w:rPr>
+              <w:t xml:space="preserve">Der Prüfplan fand am eigenen Gerät Fehler, die am Entwicklungsrechner nicht auffielen. Nach dem Sperren des Geräts verwarf die Sprechaufgabe jedes Ergebnis. Gesprochene Zahlen wurden nie erkannt, weil Androids Spracherkennung Ziffern liefert. Ohne Netz zeigte die App den für den Rechner gedachten Platzhalter als Anzeige und gab dafür ein Leben.</w:t>
+            </w:r>
+          </w:p>
+        </w:tc>
+        <w:tc>
+          <w:tcPr>
+            <w:tcW w:type="pct" w:w="36%"/>
+            <w:tcMar>
+              <w:top w:type="dxa" w:w="60"/>
+              <w:left w:type="dxa" w:w="90"/>
+              <w:bottom w:type="dxa" w:w="60"/>
+              <w:right w:type="dxa" w:w="90"/>
+            </w:tcMar>
+            <w:vAlign w:val="center"/>
+          </w:tcPr>
+          <w:p>
+            <w:pPr>
+              <w:spacing w:after="0" w:line="240"/>
+              <w:jc w:val="left"/>
+            </w:pPr>
+            <w:r>
+              <w:rPr>
+                <w:rFonts w:ascii="Calibri" w:cs="Calibri" w:eastAsia="Calibri" w:hAnsi="Calibri"/>
+                <w:b w:val="false"/>
+                <w:bCs w:val="false"/>
+                <w:color w:val="000000"/>
+                <w:sz w:val="18"/>
+                <w:szCs w:val="18"/>
+              </w:rPr>
+              <w:t xml:space="preserve">Alle drei wurden am Tag ihres Fundes behoben. Der dritte stand bereits seit dem 20.09.2026 als Befund in der Prüfung der Werbeeinbindung.</w:t>
+            </w:r>
+          </w:p>
+        </w:tc>
+      </w:tr>
+      <w:tr>
+        <w:trPr>
+          <w:cantSplit/>
+        </w:trPr>
+        <w:tc>
+          <w:tcPr>
+            <w:tcW w:type="pct" w:w="6%"/>
+            <w:tcMar>
+              <w:top w:type="dxa" w:w="60"/>
+              <w:left w:type="dxa" w:w="90"/>
+              <w:bottom w:type="dxa" w:w="60"/>
+              <w:right w:type="dxa" w:w="90"/>
+            </w:tcMar>
+            <w:vAlign w:val="center"/>
+          </w:tcPr>
+          <w:p>
+            <w:pPr>
+              <w:spacing w:after="0" w:line="240"/>
+              <w:jc w:val="center"/>
+            </w:pPr>
+            <w:r>
+              <w:rPr>
+                <w:rFonts w:ascii="Calibri" w:cs="Calibri" w:eastAsia="Calibri" w:hAnsi="Calibri"/>
+                <w:b w:val="false"/>
+                <w:bCs w:val="false"/>
+                <w:color w:val="000000"/>
+                <w:sz w:val="18"/>
+                <w:szCs w:val="18"/>
+              </w:rPr>
+              <w:t xml:space="preserve">R11</w:t>
+            </w:r>
+          </w:p>
+        </w:tc>
+        <w:tc>
+          <w:tcPr>
+            <w:tcW w:type="pct" w:w="14%"/>
+            <w:tcMar>
+              <w:top w:type="dxa" w:w="60"/>
+              <w:left w:type="dxa" w:w="90"/>
+              <w:bottom w:type="dxa" w:w="60"/>
+              <w:right w:type="dxa" w:w="90"/>
+            </w:tcMar>
+            <w:vAlign w:val="center"/>
+          </w:tcPr>
+          <w:p>
+            <w:pPr>
+              <w:spacing w:after="0" w:line="240"/>
+              <w:jc w:val="left"/>
+            </w:pPr>
+            <w:r>
+              <w:rPr>
+                <w:rFonts w:ascii="Calibri" w:cs="Calibri" w:eastAsia="Calibri" w:hAnsi="Calibri"/>
+                <w:b w:val="false"/>
+                <w:bCs w:val="false"/>
+                <w:color w:val="000000"/>
+                <w:sz w:val="18"/>
+                <w:szCs w:val="18"/>
+              </w:rPr>
+              <w:t xml:space="preserve">30.09.2026</w:t>
+            </w:r>
+          </w:p>
+        </w:tc>
+        <w:tc>
+          <w:tcPr>
+            <w:tcW w:type="pct" w:w="44%"/>
+            <w:tcMar>
+              <w:top w:type="dxa" w:w="60"/>
+              <w:left w:type="dxa" w:w="90"/>
+              <w:bottom w:type="dxa" w:w="60"/>
+              <w:right w:type="dxa" w:w="90"/>
+            </w:tcMar>
+            <w:vAlign w:val="center"/>
+          </w:tcPr>
+          <w:p>
+            <w:pPr>
+              <w:spacing w:after="0" w:line="240"/>
+              <w:jc w:val="left"/>
+            </w:pPr>
+            <w:r>
+              <w:rPr>
+                <w:rFonts w:ascii="Calibri" w:cs="Calibri" w:eastAsia="Calibri" w:hAnsi="Calibri"/>
+                <w:b w:val="false"/>
+                <w:bCs w:val="false"/>
+                <w:color w:val="000000"/>
+                <w:sz w:val="18"/>
+                <w:szCs w:val="18"/>
+              </w:rPr>
+              <w:t xml:space="preserve">Drei geänderte Dateien der Android-Hülle lagen seit der ersten Sicherung am 20.09.2026 nur auf dem Arbeitsrechner. Aufgefallen ist dies bei der Suche nach offenen Aufgaben.</w:t>
+            </w:r>
+          </w:p>
+        </w:tc>
+        <w:tc>
+          <w:tcPr>
+            <w:tcW w:type="pct" w:w="36%"/>
+            <w:tcMar>
+              <w:top w:type="dxa" w:w="60"/>
+              <w:left w:type="dxa" w:w="90"/>
+              <w:bottom w:type="dxa" w:w="60"/>
+              <w:right w:type="dxa" w:w="90"/>
+            </w:tcMar>
+            <w:vAlign w:val="center"/>
+          </w:tcPr>
+          <w:p>
+            <w:pPr>
+              <w:spacing w:after="0" w:line="240"/>
+              <w:jc w:val="left"/>
+            </w:pPr>
+            <w:r>
+              <w:rPr>
+                <w:rFonts w:ascii="Calibri" w:cs="Calibri" w:eastAsia="Calibri" w:hAnsi="Calibri"/>
+                <w:b w:val="false"/>
+                <w:bCs w:val="false"/>
+                <w:color w:val="000000"/>
+                <w:sz w:val="18"/>
+                <w:szCs w:val="18"/>
+              </w:rPr>
+              <w:t xml:space="preserve">Ein Defekt des Rechners hätte diese Änderungen gekostet, darunter eine Korrektur, ohne die die App eine Änderung am Abonnement beim Kaltstart verpasste. Die Dateien wurden noch am selben Tag eingetragen und in den Spiegel übertragen.</w:t>
             </w:r>
           </w:p>
         </w:tc>
@@ -11017,7 +11649,7 @@
           <w:sz w:val="22"/>
           <w:szCs w:val="22"/>
         </w:rPr>
-        <w:t xml:space="preserve">Beide Fälle zu R6 bestätigen die Einstufung, da sie erst auf den Geräten sichtbar wurden und nicht am Entwicklungsrechner. Damit hat der geschlossene Test seinen Zweck erfüllt, bevor die App allgemein verfügbar ist.</w:t>
+        <w:t xml:space="preserve">Alle drei Fälle zu R6 bestätigen die Einstufung, da sie erst auf den Geräten sichtbar wurden und nicht am Entwicklungsrechner. Damit haben der geschlossene Test und der Prüfplan ihren Zweck erfüllt, bevor die App allgemein verfügbar ist.</w:t>
       </w:r>
     </w:p>
     <w:p>
@@ -11074,7 +11706,7 @@
           <w:sz w:val="22"/>
           <w:szCs w:val="22"/>
         </w:rPr>
-        <w:t xml:space="preserve">Gearbeitet wurde mit Thonny für die Python-Dateien, mit Android Studio für die Android-Hülle und mit dem KI-Assistenten Claude Code, dessen Sitzungsprotokolle die Grundlage der Zeiterfassung in Abschnitt 5.6 bilden. Die vollständige Aufstellung steht in der Eigenständigkeitserklärung. Inhalt und Programm sind voneinander getrennt. Der Lernstoff steht in Python-Dateien: vokabeln.py mit 1.639 Zeilen, sprachen.py mit 3.476, grammatik.py mit 377 und geschichten.py mit 300. Daraus erzeugt ein Skript je Oberflächensprache eine Datei im JSON-Format, ein zweites bringt diese in die Android-Hülle und baut das Paket. Dabei werden Browser und Gerät von demselben Skript beliefert, sodass die beiden Fassungen inhaltlich nicht voneinander abweichen können.</w:t>
+        <w:t xml:space="preserve">Gearbeitet wurde mit Thonny für die Python-Dateien, mit Android Studio für die Android-Hülle und mit dem KI-Assistenten Claude Code, dessen Sitzungsprotokolle die Grundlage der Zeiterfassung in Abschnitt 5.6 bilden. Für die Prüfungen auf dem Gerät kam am 27.09.2026 eine Fernwartung über die Android Debug Bridge hinzu, mit der Lektionen durch echte Klicks auf die Bedienelemente gespielt und Werte aus dem laufenden Programm ausgelesen werden. Die vollständige Aufstellung steht in der Eigenständigkeitserklärung. Inhalt und Programm sind voneinander getrennt. Der Lernstoff steht in Python-Dateien: vokabeln.py mit 2.535 Zeilen, sprachen.py mit 4.211, grammatik.py mit 377 und geschichten.py mit 300. Daraus erzeugt ein Skript je Oberflächensprache eine Datei im JSON-Format, ein zweites bringt diese in die Android-Hülle und baut das Paket. Dabei werden Browser und Gerät aus derselben Ladefunktion beliefert. Damit die beiden Fassungen inhaltlich nicht voneinander abweichen, bricht das zweite Skript seit dem 26.09.2026 ab, wenn die erzeugten Dateien älter sind als ihre Quellen.</w:t>
       </w:r>
     </w:p>
     <w:p>
@@ -11100,7 +11732,7 @@
           <w:sz w:val="22"/>
           <w:szCs w:val="22"/>
         </w:rPr>
-        <w:t xml:space="preserve"> Mit der Entscheidung gegen einen eigenen Server (Abschnitt 3.2) wurden Anmeldung, Kontoverwaltung und Sitzungsverwaltung aus der ausgelieferten App entfernt. Am 23.09.2026 wurden weitere 151 Zeilen entfernt, die seit dem Umbau nicht mehr erreichbar waren. Ein Rest des alten Servers blieb erhalten, dient aber nur noch als Werkzeug am Rechner, denn das Skript für die Inhalte ruft dessen Ladefunktion auf.</w:t>
+        <w:t xml:space="preserve"> Mit der Entscheidung gegen einen eigenen Server (Abschnitt 3.2) wurden Anmeldung, Kontoverwaltung und Sitzungsverwaltung in der ausgelieferten App stillgelegt. Am 23.09.2026 wurden 151 Zeilen entfernt, die seit dem Umbau nicht mehr erreichbar waren. Seit dem 26.09.2026 ist die Anmeldung über einen Schalter auch am Rechner abgeschaltet, sodass sich die App dort wie auf dem Gerät verhält. Ihr Code steht weiterhin im Programm. Ein Rest des alten Servers blieb erhalten, dient aber nur noch als Werkzeug am Rechner, denn das Skript für die Inhalte ruft dessen Ladefunktion auf.</w:t>
       </w:r>
     </w:p>
     <w:p>
@@ -11126,7 +11758,7 @@
           <w:sz w:val="22"/>
           <w:szCs w:val="22"/>
         </w:rPr>
-        <w:t xml:space="preserve"> Jedes Skript ersetzt genau bezeichnete Textabschnitte, zählt die Treffer und bricht ab, wenn ein gesuchter Abschnitt nicht genau einmal vorkommt. Ohne den Schalter für das Schreiben erfolgt nur ein Probelauf, sodass ein halb geändertes Programm nicht entstehen kann. Acht solcher Skripte liegen für den ersten Bau nach dem Test bereit.</w:t>
+        <w:t xml:space="preserve"> Jedes Skript ersetzt genau bezeichnete Textabschnitte, zählt die Treffer und bricht ab, wenn ein gesuchter Abschnitt nicht genau einmal vorkommt. Ohne den Schalter für das Schreiben erfolgt nur ein Probelauf, sodass ein halb geändertes Programm nicht entstehen kann. Am 26.09.2026 wurden sechs solcher Skripte angewandt. Für mehrere voneinander unabhängige Änderungen kam am selben Tag ein Werkzeug hinzu, das jeden Entwurf einzeln prüft und einen fehlerhaften überspringt, ohne die übrigen aufzuhalten. Auf diesem Weg wurden 20 Änderungen übernommen, die zuvor einen zweiten Prüfdurchgang bestanden hatten. Ausgeliefert werden alle diese Änderungen erst nach dem Ende des geschlossenen Tests.</w:t>
       </w:r>
     </w:p>
     <w:p>
@@ -11317,7 +11949,7 @@
                 <w:sz w:val="18"/>
                 <w:szCs w:val="18"/>
               </w:rPr>
-              <w:t xml:space="preserve">5.062 Zeilen, 279 kB</w:t>
+              <w:t xml:space="preserve">8.528 Zeilen, 479 kB</w:t>
             </w:r>
           </w:p>
         </w:tc>
@@ -11409,7 +12041,7 @@
                 <w:sz w:val="18"/>
                 <w:szCs w:val="18"/>
               </w:rPr>
-              <w:t xml:space="preserve">8 Dateien, 1,5 MB</w:t>
+              <w:t xml:space="preserve">8 Dateien, 2,0 MB</w:t>
             </w:r>
           </w:p>
         </w:tc>
@@ -11501,7 +12133,7 @@
                 <w:sz w:val="18"/>
                 <w:szCs w:val="18"/>
               </w:rPr>
-              <w:t xml:space="preserve">1.562 Dateien</w:t>
+              <w:t xml:space="preserve">2.332 Aufnahmen, 30,3 MB</w:t>
             </w:r>
           </w:p>
         </w:tc>
@@ -11593,7 +12225,7 @@
                 <w:sz w:val="18"/>
                 <w:szCs w:val="18"/>
               </w:rPr>
-              <w:t xml:space="preserve">27</w:t>
+              <w:t xml:space="preserve">48</w:t>
             </w:r>
           </w:p>
         </w:tc>
@@ -11622,7 +12254,7 @@
                 <w:sz w:val="18"/>
                 <w:szCs w:val="18"/>
               </w:rPr>
-              <w:t xml:space="preserve">Lernstoff, Erzeuger, Änderungsskripte</w:t>
+              <w:t xml:space="preserve">Lernstoff, Erzeuger, Änderungs- und Prüfskripte</w:t>
             </w:r>
           </w:p>
         </w:tc>
@@ -11777,7 +12409,7 @@
                 <w:sz w:val="18"/>
                 <w:szCs w:val="18"/>
               </w:rPr>
-              <w:t xml:space="preserve">104 Zeilen</w:t>
+              <w:t xml:space="preserve">228 Zeilen</w:t>
             </w:r>
           </w:p>
         </w:tc>
@@ -11806,7 +12438,7 @@
                 <w:sz w:val="18"/>
                 <w:szCs w:val="18"/>
               </w:rPr>
-              <w:t xml:space="preserve">Einwilligung nach europäischem Datenschutzrecht</w:t>
+              <w:t xml:space="preserve">Einwilligung nach europäischem Datenschutzrecht, Kennung und Prüfwerkzeug für Testgeräte</w:t>
             </w:r>
           </w:p>
         </w:tc>
@@ -11840,7 +12472,7 @@
                 <w:sz w:val="18"/>
                 <w:szCs w:val="18"/>
               </w:rPr>
-              <w:t xml:space="preserve">MainActivity.java</w:t>
+              <w:t xml:space="preserve">ZmajBewertung.java</w:t>
             </w:r>
           </w:p>
         </w:tc>
@@ -11869,7 +12501,7 @@
                 <w:sz w:val="18"/>
                 <w:szCs w:val="18"/>
               </w:rPr>
-              <w:t xml:space="preserve">20 Zeilen</w:t>
+              <w:t xml:space="preserve">101 Zeilen</w:t>
             </w:r>
           </w:p>
         </w:tc>
@@ -11898,7 +12530,7 @@
                 <w:sz w:val="18"/>
                 <w:szCs w:val="18"/>
               </w:rPr>
-              <w:t xml:space="preserve">Einstiegspunkt der Hülle</w:t>
+              <w:t xml:space="preserve">Bewertung bei Google Play</w:t>
             </w:r>
           </w:p>
         </w:tc>
@@ -11932,6 +12564,98 @@
                 <w:sz w:val="18"/>
                 <w:szCs w:val="18"/>
               </w:rPr>
+              <w:t xml:space="preserve">MainActivity.java</w:t>
+            </w:r>
+          </w:p>
+        </w:tc>
+        <w:tc>
+          <w:tcPr>
+            <w:tcW w:type="pct" w:w="26%"/>
+            <w:tcMar>
+              <w:top w:type="dxa" w:w="60"/>
+              <w:left w:type="dxa" w:w="90"/>
+              <w:bottom w:type="dxa" w:w="60"/>
+              <w:right w:type="dxa" w:w="90"/>
+            </w:tcMar>
+            <w:vAlign w:val="center"/>
+          </w:tcPr>
+          <w:p>
+            <w:pPr>
+              <w:spacing w:after="0" w:line="240"/>
+              <w:jc w:val="left"/>
+            </w:pPr>
+            <w:r>
+              <w:rPr>
+                <w:rFonts w:ascii="Calibri" w:cs="Calibri" w:eastAsia="Calibri" w:hAnsi="Calibri"/>
+                <w:b w:val="false"/>
+                <w:bCs w:val="false"/>
+                <w:color w:val="000000"/>
+                <w:sz w:val="18"/>
+                <w:szCs w:val="18"/>
+              </w:rPr>
+              <w:t xml:space="preserve">22 Zeilen</w:t>
+            </w:r>
+          </w:p>
+        </w:tc>
+        <w:tc>
+          <w:tcPr>
+            <w:tcW w:type="pct" w:w="40%"/>
+            <w:tcMar>
+              <w:top w:type="dxa" w:w="60"/>
+              <w:left w:type="dxa" w:w="90"/>
+              <w:bottom w:type="dxa" w:w="60"/>
+              <w:right w:type="dxa" w:w="90"/>
+            </w:tcMar>
+            <w:vAlign w:val="center"/>
+          </w:tcPr>
+          <w:p>
+            <w:pPr>
+              <w:spacing w:after="0" w:line="240"/>
+              <w:jc w:val="left"/>
+            </w:pPr>
+            <w:r>
+              <w:rPr>
+                <w:rFonts w:ascii="Calibri" w:cs="Calibri" w:eastAsia="Calibri" w:hAnsi="Calibri"/>
+                <w:b w:val="false"/>
+                <w:bCs w:val="false"/>
+                <w:color w:val="000000"/>
+                <w:sz w:val="18"/>
+                <w:szCs w:val="18"/>
+              </w:rPr>
+              <w:t xml:space="preserve">Einstiegspunkt der Hülle</w:t>
+            </w:r>
+          </w:p>
+        </w:tc>
+      </w:tr>
+      <w:tr>
+        <w:trPr>
+          <w:cantSplit/>
+        </w:trPr>
+        <w:tc>
+          <w:tcPr>
+            <w:tcW w:type="pct" w:w="34%"/>
+            <w:tcMar>
+              <w:top w:type="dxa" w:w="60"/>
+              <w:left w:type="dxa" w:w="90"/>
+              <w:bottom w:type="dxa" w:w="60"/>
+              <w:right w:type="dxa" w:w="90"/>
+            </w:tcMar>
+            <w:vAlign w:val="center"/>
+          </w:tcPr>
+          <w:p>
+            <w:pPr>
+              <w:spacing w:after="0" w:line="240"/>
+              <w:jc w:val="left"/>
+            </w:pPr>
+            <w:r>
+              <w:rPr>
+                <w:rFonts w:ascii="Calibri" w:cs="Calibri" w:eastAsia="Calibri" w:hAnsi="Calibri"/>
+                <w:b w:val="false"/>
+                <w:bCs w:val="false"/>
+                <w:color w:val="000000"/>
+                <w:sz w:val="18"/>
+                <w:szCs w:val="18"/>
+              </w:rPr>
               <w:t xml:space="preserve">app-release.aab</w:t>
             </w:r>
           </w:p>
@@ -11961,7 +12685,7 @@
                 <w:sz w:val="18"/>
                 <w:szCs w:val="18"/>
               </w:rPr>
-              <w:t xml:space="preserve">25,2 MB</w:t>
+              <w:t xml:space="preserve">34,4 MB</w:t>
             </w:r>
           </w:p>
         </w:tc>
@@ -12014,7 +12738,7 @@
           <w:sz w:val="22"/>
           <w:szCs w:val="22"/>
         </w:rPr>
-        <w:t xml:space="preserve">Das Programm liegt in einer einzigen Datei, ohne Bauwerkzeug und ohne Übersetzungsschritt. Zur Gliederung dienen 59 Kommentarbänder, die die 5.062 Zeilen in benannte Abschnitte unterteilen.</w:t>
+        <w:t xml:space="preserve">Das Programm liegt in einer einzigen Datei, ohne Bauwerkzeug und ohne Übersetzungsschritt. Zur Gliederung dienen 77 Kommentarbänder, die die 8.528 Zeilen in benannte Abschnitte unterteilen.</w:t>
       </w:r>
     </w:p>
     <w:p>
@@ -12074,7 +12798,7 @@
           <w:sz w:val="22"/>
           <w:szCs w:val="22"/>
         </w:rPr>
-        <w:t xml:space="preserve"> Der Lernstand liegt unter einem einzigen Schlüssel im Speicher des Geräts, daneben bestehen vierzehn weitere Schlüssel für Einstellungen, Sprache und Einwilligung. Der Lernstand selbst ist ein Objekt mit fünfzehn Feldern: die sicher beherrschten Wörter, die bestandenen Abschnitte, die gelesenen Geschichten, die Lerntage, zurückgestellte Lücken, gekaufte Gegenstände, Leben, Serienschutz, Tagesaufgabe, zwei Münzstände, das getragene Aussehen, gefeierte Wegmarken, der Rekord und der Zeitpunkt.</w:t>
+        <w:t xml:space="preserve"> Der Lernstand liegt unter einem einzigen Schlüssel im Speicher des Geräts, daneben bestehen zwanzig weitere Schlüssel, unter anderem für Einstellungen, Sprache, Einwilligung, Vollversion und Erinnerungen. Der Lernstand selbst ist ein Objekt mit neunzehn Feldern: die sicher beherrschten Wörter, die bestandenen Abschnitte, die gelesenen Geschichten, die Lerntage, die vom Serienschutz überbrückten Tage, gekaufte Gegenstände, Leben, Serienschutz, Tagesaufgabe, zwei Münzstände, das getragene Aussehen, gefeierte Wegmarken, der Rekord, der Zeitpunkt, das Jahr der zuletzt gewährten Geschenktage, die Einstufung, die Sammlung falsch beantworteter Aufgaben und der Stand der Bewertungsabfrage.</w:t>
       </w:r>
     </w:p>
     <w:p>
@@ -12321,7 +13045,7 @@
                 <w:sz w:val="18"/>
                 <w:szCs w:val="18"/>
               </w:rPr>
-              <w:t xml:space="preserve">Acht von zehn richtigen Antworten setzen den Abschnitt auf bestanden und den folgenden auf offen.</w:t>
+              <w:t xml:space="preserve">Acht von zehn richtigen Antworten setzen den Abschnitt auf bestanden und den folgenden auf offen. Die Einstufung beim ersten Start kann mehrere Abschnitte auf einmal öffnen, ohne sie auf bestanden zu setzen.</w:t>
             </w:r>
           </w:p>
         </w:tc>
@@ -12384,7 +13108,7 @@
                 <w:sz w:val="18"/>
                 <w:szCs w:val="18"/>
               </w:rPr>
-              <w:t xml:space="preserve">Fünf Fehlversuche sperren den Zugang. Die Sperre bleibt auch nach dem Beenden der App bestehen.</w:t>
+              <w:t xml:space="preserve">Fünf Fehlversuche sperren den Zugang. Die Sperre bleibt auch nach dem Beenden der App bestehen. Der Abschlusstest eines Abschnitts bleibt gesperrt, bis jedes seiner Wörter einmal richtig beantwortet ist.</w:t>
             </w:r>
           </w:p>
         </w:tc>
@@ -12447,7 +13171,7 @@
                 <w:sz w:val="18"/>
                 <w:szCs w:val="18"/>
               </w:rPr>
-              <w:t xml:space="preserve">Ein Zeitglied gibt nach 120 Minuten je ein Leben frei. Ein Tageszähler begrenzt die Werbung auf sechs Einblendungen und wird um Mitternacht zurückgesetzt.</w:t>
+              <w:t xml:space="preserve">Ein Zeitglied gibt nach 120 Minuten je ein Leben frei. Ein Tageszähler begrenzt die freiwilligen Videos für ein Leben auf sechs am Tag. Die Anzeige nach Lektion und Test ist seit dem 27.09.2026 nicht mehr begrenzt.</w:t>
             </w:r>
           </w:p>
         </w:tc>
@@ -12560,7 +13284,7 @@
           <w:sz w:val="22"/>
           <w:szCs w:val="22"/>
         </w:rPr>
-        <w:t xml:space="preserve">Serienschutz.</w:t>
+        <w:t xml:space="preserve">Wiederholen.</w:t>
       </w:r>
       <w:r>
         <w:rPr>
@@ -12570,7 +13294,33 @@
           <w:sz w:val="22"/>
           <w:szCs w:val="22"/>
         </w:rPr>
-        <w:t xml:space="preserve"> Nach zehn zusammenhängenden Lerntagen entsteht ein Schutz, der einen versäumten Tag auffängt. Höchstens zwei solcher Schutztage lassen sich gleichzeitig halten. Der Schutz ist die einzige Stelle, an der eine Zeitmessung über den laufenden Tag hinausreicht.</w:t>
+        <w:t xml:space="preserve"> Seit dem 30.09.2026 sammelt ein eigener Reiter falsch beantwortete Aufgaben aus Lektionen und Abschlusstests. Eine Runde umfasst zehn dieser Aufgaben und zählt wie eine Lektion. Eine Aufgabe scheidet aus, sobald sie zweimal hintereinander richtig beantwortet wurde. Die richtige Antwort direkt nach dem Fehler in derselben Lektion zählt dabei nicht mit, da die Lösung kurz zuvor noch auf dem Bildschirm stand.</w:t>
+      </w:r>
+    </w:p>
+    <w:p>
+      <w:pPr>
+        <w:spacing w:after="160" w:line="276"/>
+        <w:jc w:val="both"/>
+      </w:pPr>
+      <w:r>
+        <w:rPr>
+          <w:rFonts w:ascii="Calibri" w:cs="Calibri" w:eastAsia="Calibri" w:hAnsi="Calibri"/>
+          <w:b/>
+          <w:bCs/>
+          <w:sz w:val="22"/>
+          <w:szCs w:val="22"/>
+        </w:rPr>
+        <w:t xml:space="preserve">Serienschutz.</w:t>
+      </w:r>
+      <w:r>
+        <w:rPr>
+          <w:rFonts w:ascii="Calibri" w:cs="Calibri" w:eastAsia="Calibri" w:hAnsi="Calibri"/>
+          <w:b w:val="false"/>
+          <w:bCs w:val="false"/>
+          <w:sz w:val="22"/>
+          <w:szCs w:val="22"/>
+        </w:rPr>
+        <w:t xml:space="preserve"> Ein Schutz fängt einen versäumten Tag auf, sodass die Lernserie bestehen bleibt. Zu Beginn liegt einer bereit, danach wächst alle zehn Tage ein weiterer nach, und höchstens zwei lassen sich gleichzeitig halten. Über den laufenden Tag hinaus reichen daneben drei weitere Zeitmessungen. Zu jedem Jahrestag der ersten Nutzung schaltet die App fünf Tage Vollversion frei, zwischen zwei Bitten um eine Bewertung liegen mindestens 90 Tage, und die Erinnerungen am Abend werden bis zu sechs Tage im Voraus geplant.</w:t>
       </w:r>
     </w:p>
     <w:p>
@@ -13205,6 +13955,69 @@
                 <w:sz w:val="18"/>
                 <w:szCs w:val="18"/>
               </w:rPr>
+              <w:t xml:space="preserve">Store-Eintrag mit neuen Bildern und signiertes Paket für die Produktion</w:t>
+            </w:r>
+          </w:p>
+        </w:tc>
+        <w:tc>
+          <w:tcPr>
+            <w:tcW w:type="pct" w:w="38%"/>
+            <w:tcMar>
+              <w:top w:type="dxa" w:w="60"/>
+              <w:left w:type="dxa" w:w="90"/>
+              <w:bottom w:type="dxa" w:w="60"/>
+              <w:right w:type="dxa" w:w="90"/>
+            </w:tcMar>
+            <w:vAlign w:val="center"/>
+          </w:tcPr>
+          <w:p>
+            <w:pPr>
+              <w:spacing w:after="0" w:line="240"/>
+              <w:jc w:val="left"/>
+            </w:pPr>
+            <w:r>
+              <w:rPr>
+                <w:rFonts w:ascii="Calibri" w:cs="Calibri" w:eastAsia="Calibri" w:hAnsi="Calibri"/>
+                <w:b w:val="false"/>
+                <w:bCs w:val="false"/>
+                <w:color w:val="000000"/>
+                <w:sz w:val="18"/>
+                <w:szCs w:val="18"/>
+              </w:rPr>
+              <w:t xml:space="preserve">vorbereitet, 01.10.2026</w:t>
+            </w:r>
+          </w:p>
+        </w:tc>
+      </w:tr>
+      <w:tr>
+        <w:trPr>
+          <w:cantSplit/>
+        </w:trPr>
+        <w:tc>
+          <w:tcPr>
+            <w:tcW w:type="pct" w:w="62%"/>
+            <w:tcMar>
+              <w:top w:type="dxa" w:w="60"/>
+              <w:left w:type="dxa" w:w="90"/>
+              <w:bottom w:type="dxa" w:w="60"/>
+              <w:right w:type="dxa" w:w="90"/>
+            </w:tcMar>
+            <w:vAlign w:val="center"/>
+          </w:tcPr>
+          <w:p>
+            <w:pPr>
+              <w:spacing w:after="0" w:line="240"/>
+              <w:jc w:val="left"/>
+            </w:pPr>
+            <w:r>
+              <w:rPr>
+                <w:rFonts w:ascii="Calibri" w:cs="Calibri" w:eastAsia="Calibri" w:hAnsi="Calibri"/>
+                <w:b w:val="false"/>
+                <w:bCs w:val="false"/>
+                <w:color w:val="000000"/>
+                <w:sz w:val="18"/>
+                <w:szCs w:val="18"/>
+              </w:rPr>
               <w:t xml:space="preserve">Antrag auf Produktionszugriff</w:t>
             </w:r>
           </w:p>
@@ -13516,12 +14329,90 @@
       <w:r>
         <w:rPr>
           <w:rFonts w:ascii="Calibri" w:cs="Calibri" w:eastAsia="Calibri" w:hAnsi="Calibri"/>
+          <w:b/>
+          <w:bCs/>
+          <w:sz w:val="22"/>
+          <w:szCs w:val="22"/>
+        </w:rPr>
+        <w:t xml:space="preserve">Neue Texte fehlten in der Fassung für das Gerät.</w:t>
+      </w:r>
+      <w:r>
+        <w:rPr>
+          <w:rFonts w:ascii="Calibri" w:cs="Calibri" w:eastAsia="Calibri" w:hAnsi="Calibri"/>
           <w:b w:val="false"/>
           <w:bCs w:val="false"/>
           <w:sz w:val="22"/>
           <w:szCs w:val="22"/>
         </w:rPr>
-        <w:t xml:space="preserve">Vier dieser fünf Probleme wären erst beim Nutzer aufgefallen und nicht bereits beim Entwickeln am Rechner. Drei davon hätten die App in einem Teilbereich unbrauchbar gemacht, ohne dass eine Fehlermeldung erzeugt worden wäre.</w:t>
+        <w:t xml:space="preserve"> Nach dem Anwenden der Änderungsskripte am 26.09.2026 stand in den Einstellungen der Textschlüssel „set.sicherung_suchen“ anstelle des Satzes. Das Skript hatte den Text in sprachen.py eingetragen, die App auf dem Gerät liest ihre Texte aber ausschließlich aus den erzeugten JSON-Dateien. Das Skript, das diese Dateien erzeugt, war danach nicht gelaufen, und das Bauskript ruft es nicht selbst auf. Mit dem Server am Rechner bleibt ein solcher Fehler unsichtbar, weil dieser die Python-Dateien bei jedem Aufruf frisch einliest. Seither bricht das Bauskript ab, wenn die JSON-Dateien älter sind als ihre Quellen, und ein Prüfskript meldet Textschlüssel, die nicht in allen Sprachen vorliegen.</w:t>
+      </w:r>
+    </w:p>
+    <w:p>
+      <w:pPr>
+        <w:spacing w:after="160" w:line="276"/>
+        <w:jc w:val="both"/>
+      </w:pPr>
+      <w:r>
+        <w:rPr>
+          <w:rFonts w:ascii="Calibri" w:cs="Calibri" w:eastAsia="Calibri" w:hAnsi="Calibri"/>
+          <w:b/>
+          <w:bCs/>
+          <w:sz w:val="22"/>
+          <w:szCs w:val="22"/>
+        </w:rPr>
+        <w:t xml:space="preserve">Die Anzeige nach der Lektion wurde nicht gezählt.</w:t>
+      </w:r>
+      <w:r>
+        <w:rPr>
+          <w:rFonts w:ascii="Calibri" w:cs="Calibri" w:eastAsia="Calibri" w:hAnsi="Calibri"/>
+          <w:b w:val="false"/>
+          <w:bCs w:val="false"/>
+          <w:sz w:val="22"/>
+          <w:szCs w:val="22"/>
+        </w:rPr>
+        <w:t xml:space="preserve"> Am 27.09.2026 wies der Tageszähler am Gerät null Anzeigen nach der Lektion aus, aber vier freiwillige Videos. Ursache war, dass die Anmeldung der Ereignishorcher für das Erscheinen und Schließen einer Anzeige asynchron läuft und nicht abgewartet wurde. Die Anzeige erschien, ihre Ereignisse kamen aber nicht an, sodass die App zwei Minuten bis zum Ablauf einer Frist wartete und die Anzeige als nicht gelaufen wertete. Die freiwilligen Videos werten statt der Horcher einen Rückgabewert aus und waren deshalb nicht betroffen. Seither wird jede Anmeldung abgewartet, und gezählt wird, sobald eine Anzeige zu sehen war.</w:t>
+      </w:r>
+    </w:p>
+    <w:p>
+      <w:pPr>
+        <w:spacing w:after="160" w:line="276"/>
+        <w:jc w:val="both"/>
+      </w:pPr>
+      <w:r>
+        <w:rPr>
+          <w:rFonts w:ascii="Calibri" w:cs="Calibri" w:eastAsia="Calibri" w:hAnsi="Calibri"/>
+          <w:b/>
+          <w:bCs/>
+          <w:sz w:val="22"/>
+          <w:szCs w:val="22"/>
+        </w:rPr>
+        <w:t xml:space="preserve">Ein Testgerät hat zwei Kennungen.</w:t>
+      </w:r>
+      <w:r>
+        <w:rPr>
+          <w:rFonts w:ascii="Calibri" w:cs="Calibri" w:eastAsia="Calibri" w:hAnsi="Calibri"/>
+          <w:b w:val="false"/>
+          <w:bCs w:val="false"/>
+          <w:sz w:val="22"/>
+          <w:szCs w:val="22"/>
+        </w:rPr>
+        <w:t xml:space="preserve"> Die eigenen Geräte werden bei AdMob als Testgeräte eingetragen, damit sie nach dem Tausch der Werbekennungen keine echten Anzeigen erhalten. Die dafür verlangte Kennung erwies sich am 30.09.2026 bei einer Messung am Gerät als MD5-Wert der Android-ID und nicht der Werbe-ID, wobei sich die Quellen im Netz an dieser Stelle widersprechen. Seit Android 8 hängt die Android-ID vom Signierschlüssel der App ab. Debug- und Play-Fassung liefern auf demselben Gerät deshalb zwei verschiedene Kennungen, und der Wert aus der Debug-Fassung hätte die veröffentlichte App nicht geschützt. Die App zeigt seither ihre Kennung und die Werbe-ID des Geräts selbst an. Für die Geräte ist der Eintrag über die Werbe-ID in der AdMob-Konsole vorgesehen, da er für beide Fassungen gilt.</w:t>
+      </w:r>
+    </w:p>
+    <w:p>
+      <w:pPr>
+        <w:spacing w:after="160" w:line="276"/>
+        <w:jc w:val="both"/>
+      </w:pPr>
+      <w:r>
+        <w:rPr>
+          <w:rFonts w:ascii="Calibri" w:cs="Calibri" w:eastAsia="Calibri" w:hAnsi="Calibri"/>
+          <w:b w:val="false"/>
+          <w:bCs w:val="false"/>
+          <w:sz w:val="22"/>
+          <w:szCs w:val="22"/>
+        </w:rPr>
+        <w:t xml:space="preserve">Sieben dieser acht Probleme wären erst auf dem Gerät oder beim Nutzer aufgefallen und nicht bereits beim Entwickeln am Rechner. Drei davon hätten die App in einem Teilbereich unbrauchbar gemacht, ohne dass eine Fehlermeldung erzeugt worden wäre.</w:t>
       </w:r>
     </w:p>
     <w:p>
@@ -13555,7 +14446,7 @@
           <w:sz w:val="22"/>
           <w:szCs w:val="22"/>
         </w:rPr>
-        <w:t xml:space="preserve">Der Arbeitsstand liegt seit dem 19.09.2026 in zwei Repositories mit entferntem Spiegel und umfasst zusammen 50 Einträge. Jeder Eintrag trägt eine Beschreibung in ganzen Sätzen, sodass die Einträge zugleich als Protokoll des Projektverlaufs dienen.</w:t>
+        <w:t xml:space="preserve">Der Arbeitsstand liegt seit dem 19.09.2026 in zwei Repositories mit entferntem Spiegel und umfasst bis zum 01.10.2026 zusammen 194 Einträge. Bis auf 17 Einträge vom 01.10.2026, die nur aus einer Betreffzeile bestehen, trägt jeder eine Beschreibung in ganzen Sätzen, sodass die Einträge zugleich als Protokoll des Projektverlaufs dienen.</w:t>
       </w:r>
     </w:p>
     <w:p>
@@ -13581,7 +14472,7 @@
           <w:sz w:val="22"/>
           <w:szCs w:val="22"/>
         </w:rPr>
-        <w:t xml:space="preserve"> Eine laufende Erfassung in Stunden wurde nicht geführt. Sie ließ sich nachträglich aus den Sitzungsprotokollen der in Abschnitt 5.1 genannten Entwicklungsumgebung ableiten, in denen jede Eingabe, jede Ausgabe und jeder Werkzeugaufruf einen Zeitstempel trägt. Die hohe Zahl der Einträge erklärt sich daraus, dass nicht nur Eingaben des Verfassers, sondern auch jede Ausgabe und jeder Werkzeugaufruf einzeln vermerkt werden. Ausgewertet wurden 61.877 Zeitstempel bis zum 25.09.2026, 16:21 Uhr. Zwei aufeinanderfolgende Einträge gelten als derselbe Arbeitsblock, wenn zwischen ihnen höchstens 30 Minuten liegen, während eine größere Lücke die Blöcke voneinander trennt. Die Dauer eines Blocks ergibt sich aus dem Abstand zwischen seinem ersten und seinem letzten Eintrag.</w:t>
+        <w:t xml:space="preserve"> Eine laufende Erfassung in Stunden wurde nicht geführt. Sie ließ sich nachträglich aus den Sitzungsprotokollen der in Abschnitt 5.1 genannten Entwicklungsumgebung ableiten, in denen jede Eingabe, jede Ausgabe und jeder Werkzeugaufruf einen Zeitstempel trägt. Die hohe Zahl der Einträge erklärt sich daraus, dass nicht nur Eingaben des Verfassers, sondern auch jede Ausgabe und jeder Werkzeugaufruf einzeln vermerkt werden. Ausgewertet wurden 85.945 Zeitstempel bis zum 01.10.2026, 23:47 Uhr. Zwei aufeinanderfolgende Einträge gelten als derselbe Arbeitsblock, wenn zwischen ihnen höchstens 30 Minuten liegen, während eine größere Lücke die Blöcke voneinander trennt. Die Dauer eines Blocks ergibt sich aus dem Abstand zwischen seinem ersten und seinem letzten Eintrag.</w:t>
       </w:r>
     </w:p>
     <w:tbl>
@@ -15358,7 +16249,7 @@
                 <w:sz w:val="18"/>
                 <w:szCs w:val="18"/>
               </w:rPr>
-              <w:t xml:space="preserve">2,9</w:t>
+              <w:t xml:space="preserve">5,0</w:t>
             </w:r>
           </w:p>
         </w:tc>
@@ -15387,7 +16278,7 @@
                 <w:sz w:val="18"/>
                 <w:szCs w:val="18"/>
               </w:rPr>
-              <w:t xml:space="preserve">–</w:t>
+              <w:t xml:space="preserve">19</w:t>
             </w:r>
           </w:p>
         </w:tc>
@@ -15416,7 +16307,7 @@
                 <w:sz w:val="18"/>
                 <w:szCs w:val="18"/>
               </w:rPr>
-              <w:t xml:space="preserve">Konzeptfindung, Risikoanalyse, Projektdurchführung (Tag nicht abgeschlossen)</w:t>
+              <w:t xml:space="preserve">Konzeptfindung, Risikoanalyse, Projektdurchführung, Prüfplan und erste Prüfdurchläufe</w:t>
             </w:r>
           </w:p>
         </w:tc>
@@ -15444,6 +16335,732 @@
             <w:r>
               <w:rPr>
                 <w:rFonts w:ascii="Calibri" w:cs="Calibri" w:eastAsia="Calibri" w:hAnsi="Calibri"/>
+                <w:b w:val="false"/>
+                <w:bCs w:val="false"/>
+                <w:color w:val="000000"/>
+                <w:sz w:val="18"/>
+                <w:szCs w:val="18"/>
+              </w:rPr>
+              <w:t xml:space="preserve">26.09.2026</w:t>
+            </w:r>
+          </w:p>
+        </w:tc>
+        <w:tc>
+          <w:tcPr>
+            <w:tcW w:type="pct" w:w="10%"/>
+            <w:tcMar>
+              <w:top w:type="dxa" w:w="60"/>
+              <w:left w:type="dxa" w:w="90"/>
+              <w:bottom w:type="dxa" w:w="60"/>
+              <w:right w:type="dxa" w:w="90"/>
+            </w:tcMar>
+            <w:vAlign w:val="center"/>
+          </w:tcPr>
+          <w:p>
+            <w:pPr>
+              <w:spacing w:after="0" w:line="240"/>
+              <w:jc w:val="center"/>
+            </w:pPr>
+            <w:r>
+              <w:rPr>
+                <w:rFonts w:ascii="Calibri" w:cs="Calibri" w:eastAsia="Calibri" w:hAnsi="Calibri"/>
+                <w:b w:val="false"/>
+                <w:bCs w:val="false"/>
+                <w:color w:val="000000"/>
+                <w:sz w:val="18"/>
+                <w:szCs w:val="18"/>
+              </w:rPr>
+              <w:t xml:space="preserve">9,4</w:t>
+            </w:r>
+          </w:p>
+        </w:tc>
+        <w:tc>
+          <w:tcPr>
+            <w:tcW w:type="pct" w:w="10%"/>
+            <w:tcMar>
+              <w:top w:type="dxa" w:w="60"/>
+              <w:left w:type="dxa" w:w="90"/>
+              <w:bottom w:type="dxa" w:w="60"/>
+              <w:right w:type="dxa" w:w="90"/>
+            </w:tcMar>
+            <w:vAlign w:val="center"/>
+          </w:tcPr>
+          <w:p>
+            <w:pPr>
+              <w:spacing w:after="0" w:line="240"/>
+              <w:jc w:val="center"/>
+            </w:pPr>
+            <w:r>
+              <w:rPr>
+                <w:rFonts w:ascii="Calibri" w:cs="Calibri" w:eastAsia="Calibri" w:hAnsi="Calibri"/>
+                <w:b w:val="false"/>
+                <w:bCs w:val="false"/>
+                <w:color w:val="000000"/>
+                <w:sz w:val="18"/>
+                <w:szCs w:val="18"/>
+              </w:rPr>
+              <w:t xml:space="preserve">26</w:t>
+            </w:r>
+          </w:p>
+        </w:tc>
+        <w:tc>
+          <w:tcPr>
+            <w:tcW w:type="pct" w:w="69%"/>
+            <w:tcMar>
+              <w:top w:type="dxa" w:w="60"/>
+              <w:left w:type="dxa" w:w="90"/>
+              <w:bottom w:type="dxa" w:w="60"/>
+              <w:right w:type="dxa" w:w="90"/>
+            </w:tcMar>
+            <w:vAlign w:val="center"/>
+          </w:tcPr>
+          <w:p>
+            <w:pPr>
+              <w:spacing w:after="0" w:line="240"/>
+              <w:jc w:val="left"/>
+            </w:pPr>
+            <w:r>
+              <w:rPr>
+                <w:rFonts w:ascii="Calibri" w:cs="Calibri" w:eastAsia="Calibri" w:hAnsi="Calibri"/>
+                <w:b w:val="false"/>
+                <w:bCs w:val="false"/>
+                <w:color w:val="000000"/>
+                <w:sz w:val="18"/>
+                <w:szCs w:val="18"/>
+              </w:rPr>
+              <w:t xml:space="preserve">Sechs Änderungsskripte angewandt, Tonspur nachgebessert, Wortschatz auf 63 Level in neun Sektionen erweitert</w:t>
+            </w:r>
+          </w:p>
+        </w:tc>
+      </w:tr>
+      <w:tr>
+        <w:trPr>
+          <w:cantSplit/>
+        </w:trPr>
+        <w:tc>
+          <w:tcPr>
+            <w:tcW w:type="pct" w:w="11%"/>
+            <w:tcMar>
+              <w:top w:type="dxa" w:w="60"/>
+              <w:left w:type="dxa" w:w="90"/>
+              <w:bottom w:type="dxa" w:w="60"/>
+              <w:right w:type="dxa" w:w="90"/>
+            </w:tcMar>
+            <w:vAlign w:val="center"/>
+          </w:tcPr>
+          <w:p>
+            <w:pPr>
+              <w:spacing w:after="0" w:line="240"/>
+              <w:jc w:val="center"/>
+            </w:pPr>
+            <w:r>
+              <w:rPr>
+                <w:rFonts w:ascii="Calibri" w:cs="Calibri" w:eastAsia="Calibri" w:hAnsi="Calibri"/>
+                <w:b w:val="false"/>
+                <w:bCs w:val="false"/>
+                <w:color w:val="000000"/>
+                <w:sz w:val="18"/>
+                <w:szCs w:val="18"/>
+              </w:rPr>
+              <w:t xml:space="preserve">27.09.2026</w:t>
+            </w:r>
+          </w:p>
+        </w:tc>
+        <w:tc>
+          <w:tcPr>
+            <w:tcW w:type="pct" w:w="10%"/>
+            <w:tcMar>
+              <w:top w:type="dxa" w:w="60"/>
+              <w:left w:type="dxa" w:w="90"/>
+              <w:bottom w:type="dxa" w:w="60"/>
+              <w:right w:type="dxa" w:w="90"/>
+            </w:tcMar>
+            <w:vAlign w:val="center"/>
+          </w:tcPr>
+          <w:p>
+            <w:pPr>
+              <w:spacing w:after="0" w:line="240"/>
+              <w:jc w:val="center"/>
+            </w:pPr>
+            <w:r>
+              <w:rPr>
+                <w:rFonts w:ascii="Calibri" w:cs="Calibri" w:eastAsia="Calibri" w:hAnsi="Calibri"/>
+                <w:b w:val="false"/>
+                <w:bCs w:val="false"/>
+                <w:color w:val="000000"/>
+                <w:sz w:val="18"/>
+                <w:szCs w:val="18"/>
+              </w:rPr>
+              <w:t xml:space="preserve">6,1</w:t>
+            </w:r>
+          </w:p>
+        </w:tc>
+        <w:tc>
+          <w:tcPr>
+            <w:tcW w:type="pct" w:w="10%"/>
+            <w:tcMar>
+              <w:top w:type="dxa" w:w="60"/>
+              <w:left w:type="dxa" w:w="90"/>
+              <w:bottom w:type="dxa" w:w="60"/>
+              <w:right w:type="dxa" w:w="90"/>
+            </w:tcMar>
+            <w:vAlign w:val="center"/>
+          </w:tcPr>
+          <w:p>
+            <w:pPr>
+              <w:spacing w:after="0" w:line="240"/>
+              <w:jc w:val="center"/>
+            </w:pPr>
+            <w:r>
+              <w:rPr>
+                <w:rFonts w:ascii="Calibri" w:cs="Calibri" w:eastAsia="Calibri" w:hAnsi="Calibri"/>
+                <w:b w:val="false"/>
+                <w:bCs w:val="false"/>
+                <w:color w:val="000000"/>
+                <w:sz w:val="18"/>
+                <w:szCs w:val="18"/>
+              </w:rPr>
+              <w:t xml:space="preserve">19</w:t>
+            </w:r>
+          </w:p>
+        </w:tc>
+        <w:tc>
+          <w:tcPr>
+            <w:tcW w:type="pct" w:w="69%"/>
+            <w:tcMar>
+              <w:top w:type="dxa" w:w="60"/>
+              <w:left w:type="dxa" w:w="90"/>
+              <w:bottom w:type="dxa" w:w="60"/>
+              <w:right w:type="dxa" w:w="90"/>
+            </w:tcMar>
+            <w:vAlign w:val="center"/>
+          </w:tcPr>
+          <w:p>
+            <w:pPr>
+              <w:spacing w:after="0" w:line="240"/>
+              <w:jc w:val="left"/>
+            </w:pPr>
+            <w:r>
+              <w:rPr>
+                <w:rFonts w:ascii="Calibri" w:cs="Calibri" w:eastAsia="Calibri" w:hAnsi="Calibri"/>
+                <w:b w:val="false"/>
+                <w:bCs w:val="false"/>
+                <w:color w:val="000000"/>
+                <w:sz w:val="18"/>
+                <w:szCs w:val="18"/>
+              </w:rPr>
+              <w:t xml:space="preserve">Übersetzungen und Lückensätze der neuen Level, neun Sektionsfarben, Werbung nach jeder Lektion</w:t>
+            </w:r>
+          </w:p>
+        </w:tc>
+      </w:tr>
+      <w:tr>
+        <w:trPr>
+          <w:cantSplit/>
+        </w:trPr>
+        <w:tc>
+          <w:tcPr>
+            <w:tcW w:type="pct" w:w="11%"/>
+            <w:tcMar>
+              <w:top w:type="dxa" w:w="60"/>
+              <w:left w:type="dxa" w:w="90"/>
+              <w:bottom w:type="dxa" w:w="60"/>
+              <w:right w:type="dxa" w:w="90"/>
+            </w:tcMar>
+            <w:vAlign w:val="center"/>
+          </w:tcPr>
+          <w:p>
+            <w:pPr>
+              <w:spacing w:after="0" w:line="240"/>
+              <w:jc w:val="center"/>
+            </w:pPr>
+            <w:r>
+              <w:rPr>
+                <w:rFonts w:ascii="Calibri" w:cs="Calibri" w:eastAsia="Calibri" w:hAnsi="Calibri"/>
+                <w:b w:val="false"/>
+                <w:bCs w:val="false"/>
+                <w:color w:val="000000"/>
+                <w:sz w:val="18"/>
+                <w:szCs w:val="18"/>
+              </w:rPr>
+              <w:t xml:space="preserve">28.09.2026</w:t>
+            </w:r>
+          </w:p>
+        </w:tc>
+        <w:tc>
+          <w:tcPr>
+            <w:tcW w:type="pct" w:w="10%"/>
+            <w:tcMar>
+              <w:top w:type="dxa" w:w="60"/>
+              <w:left w:type="dxa" w:w="90"/>
+              <w:bottom w:type="dxa" w:w="60"/>
+              <w:right w:type="dxa" w:w="90"/>
+            </w:tcMar>
+            <w:vAlign w:val="center"/>
+          </w:tcPr>
+          <w:p>
+            <w:pPr>
+              <w:spacing w:after="0" w:line="240"/>
+              <w:jc w:val="center"/>
+            </w:pPr>
+            <w:r>
+              <w:rPr>
+                <w:rFonts w:ascii="Calibri" w:cs="Calibri" w:eastAsia="Calibri" w:hAnsi="Calibri"/>
+                <w:b w:val="false"/>
+                <w:bCs w:val="false"/>
+                <w:color w:val="000000"/>
+                <w:sz w:val="18"/>
+                <w:szCs w:val="18"/>
+              </w:rPr>
+              <w:t xml:space="preserve">2,6</w:t>
+            </w:r>
+          </w:p>
+        </w:tc>
+        <w:tc>
+          <w:tcPr>
+            <w:tcW w:type="pct" w:w="10%"/>
+            <w:tcMar>
+              <w:top w:type="dxa" w:w="60"/>
+              <w:left w:type="dxa" w:w="90"/>
+              <w:bottom w:type="dxa" w:w="60"/>
+              <w:right w:type="dxa" w:w="90"/>
+            </w:tcMar>
+            <w:vAlign w:val="center"/>
+          </w:tcPr>
+          <w:p>
+            <w:pPr>
+              <w:spacing w:after="0" w:line="240"/>
+              <w:jc w:val="center"/>
+            </w:pPr>
+            <w:r>
+              <w:rPr>
+                <w:rFonts w:ascii="Calibri" w:cs="Calibri" w:eastAsia="Calibri" w:hAnsi="Calibri"/>
+                <w:b w:val="false"/>
+                <w:bCs w:val="false"/>
+                <w:color w:val="000000"/>
+                <w:sz w:val="18"/>
+                <w:szCs w:val="18"/>
+              </w:rPr>
+              <w:t xml:space="preserve">9</w:t>
+            </w:r>
+          </w:p>
+        </w:tc>
+        <w:tc>
+          <w:tcPr>
+            <w:tcW w:type="pct" w:w="69%"/>
+            <w:tcMar>
+              <w:top w:type="dxa" w:w="60"/>
+              <w:left w:type="dxa" w:w="90"/>
+              <w:bottom w:type="dxa" w:w="60"/>
+              <w:right w:type="dxa" w:w="90"/>
+            </w:tcMar>
+            <w:vAlign w:val="center"/>
+          </w:tcPr>
+          <w:p>
+            <w:pPr>
+              <w:spacing w:after="0" w:line="240"/>
+              <w:jc w:val="left"/>
+            </w:pPr>
+            <w:r>
+              <w:rPr>
+                <w:rFonts w:ascii="Calibri" w:cs="Calibri" w:eastAsia="Calibri" w:hAnsi="Calibri"/>
+                <w:b w:val="false"/>
+                <w:bCs w:val="false"/>
+                <w:color w:val="000000"/>
+                <w:sz w:val="18"/>
+                <w:szCs w:val="18"/>
+              </w:rPr>
+              <w:t xml:space="preserve">Prüfdurchläufe auf dem Gerät: Leben, Abonnement, Betrieb ohne Netz, Einwilligung, Mikrofon, acht Sprachen</w:t>
+            </w:r>
+          </w:p>
+        </w:tc>
+      </w:tr>
+      <w:tr>
+        <w:trPr>
+          <w:cantSplit/>
+        </w:trPr>
+        <w:tc>
+          <w:tcPr>
+            <w:tcW w:type="pct" w:w="11%"/>
+            <w:tcMar>
+              <w:top w:type="dxa" w:w="60"/>
+              <w:left w:type="dxa" w:w="90"/>
+              <w:bottom w:type="dxa" w:w="60"/>
+              <w:right w:type="dxa" w:w="90"/>
+            </w:tcMar>
+            <w:vAlign w:val="center"/>
+          </w:tcPr>
+          <w:p>
+            <w:pPr>
+              <w:spacing w:after="0" w:line="240"/>
+              <w:jc w:val="center"/>
+            </w:pPr>
+            <w:r>
+              <w:rPr>
+                <w:rFonts w:ascii="Calibri" w:cs="Calibri" w:eastAsia="Calibri" w:hAnsi="Calibri"/>
+                <w:b w:val="false"/>
+                <w:bCs w:val="false"/>
+                <w:color w:val="000000"/>
+                <w:sz w:val="18"/>
+                <w:szCs w:val="18"/>
+              </w:rPr>
+              <w:t xml:space="preserve">29.09.2026</w:t>
+            </w:r>
+          </w:p>
+        </w:tc>
+        <w:tc>
+          <w:tcPr>
+            <w:tcW w:type="pct" w:w="10%"/>
+            <w:tcMar>
+              <w:top w:type="dxa" w:w="60"/>
+              <w:left w:type="dxa" w:w="90"/>
+              <w:bottom w:type="dxa" w:w="60"/>
+              <w:right w:type="dxa" w:w="90"/>
+            </w:tcMar>
+            <w:vAlign w:val="center"/>
+          </w:tcPr>
+          <w:p>
+            <w:pPr>
+              <w:spacing w:after="0" w:line="240"/>
+              <w:jc w:val="center"/>
+            </w:pPr>
+            <w:r>
+              <w:rPr>
+                <w:rFonts w:ascii="Calibri" w:cs="Calibri" w:eastAsia="Calibri" w:hAnsi="Calibri"/>
+                <w:b w:val="false"/>
+                <w:bCs w:val="false"/>
+                <w:color w:val="000000"/>
+                <w:sz w:val="18"/>
+                <w:szCs w:val="18"/>
+              </w:rPr>
+              <w:t xml:space="preserve">3,7</w:t>
+            </w:r>
+          </w:p>
+        </w:tc>
+        <w:tc>
+          <w:tcPr>
+            <w:tcW w:type="pct" w:w="10%"/>
+            <w:tcMar>
+              <w:top w:type="dxa" w:w="60"/>
+              <w:left w:type="dxa" w:w="90"/>
+              <w:bottom w:type="dxa" w:w="60"/>
+              <w:right w:type="dxa" w:w="90"/>
+            </w:tcMar>
+            <w:vAlign w:val="center"/>
+          </w:tcPr>
+          <w:p>
+            <w:pPr>
+              <w:spacing w:after="0" w:line="240"/>
+              <w:jc w:val="center"/>
+            </w:pPr>
+            <w:r>
+              <w:rPr>
+                <w:rFonts w:ascii="Calibri" w:cs="Calibri" w:eastAsia="Calibri" w:hAnsi="Calibri"/>
+                <w:b w:val="false"/>
+                <w:bCs w:val="false"/>
+                <w:color w:val="000000"/>
+                <w:sz w:val="18"/>
+                <w:szCs w:val="18"/>
+              </w:rPr>
+              <w:t xml:space="preserve">18</w:t>
+            </w:r>
+          </w:p>
+        </w:tc>
+        <w:tc>
+          <w:tcPr>
+            <w:tcW w:type="pct" w:w="69%"/>
+            <w:tcMar>
+              <w:top w:type="dxa" w:w="60"/>
+              <w:left w:type="dxa" w:w="90"/>
+              <w:bottom w:type="dxa" w:w="60"/>
+              <w:right w:type="dxa" w:w="90"/>
+            </w:tcMar>
+            <w:vAlign w:val="center"/>
+          </w:tcPr>
+          <w:p>
+            <w:pPr>
+              <w:spacing w:after="0" w:line="240"/>
+              <w:jc w:val="left"/>
+            </w:pPr>
+            <w:r>
+              <w:rPr>
+                <w:rFonts w:ascii="Calibri" w:cs="Calibri" w:eastAsia="Calibri" w:hAnsi="Calibri"/>
+                <w:b w:val="false"/>
+                <w:bCs w:val="false"/>
+                <w:color w:val="000000"/>
+                <w:sz w:val="18"/>
+                <w:szCs w:val="18"/>
+              </w:rPr>
+              <w:t xml:space="preserve">Drei kontogefährdende Werbebefunde behoben, Ausstattung für die Vollversion, Lernstand auf ein zweites Gerät übertragen</w:t>
+            </w:r>
+          </w:p>
+        </w:tc>
+      </w:tr>
+      <w:tr>
+        <w:trPr>
+          <w:cantSplit/>
+        </w:trPr>
+        <w:tc>
+          <w:tcPr>
+            <w:tcW w:type="pct" w:w="11%"/>
+            <w:tcMar>
+              <w:top w:type="dxa" w:w="60"/>
+              <w:left w:type="dxa" w:w="90"/>
+              <w:bottom w:type="dxa" w:w="60"/>
+              <w:right w:type="dxa" w:w="90"/>
+            </w:tcMar>
+            <w:vAlign w:val="center"/>
+          </w:tcPr>
+          <w:p>
+            <w:pPr>
+              <w:spacing w:after="0" w:line="240"/>
+              <w:jc w:val="center"/>
+            </w:pPr>
+            <w:r>
+              <w:rPr>
+                <w:rFonts w:ascii="Calibri" w:cs="Calibri" w:eastAsia="Calibri" w:hAnsi="Calibri"/>
+                <w:b w:val="false"/>
+                <w:bCs w:val="false"/>
+                <w:color w:val="000000"/>
+                <w:sz w:val="18"/>
+                <w:szCs w:val="18"/>
+              </w:rPr>
+              <w:t xml:space="preserve">30.09.2026</w:t>
+            </w:r>
+          </w:p>
+        </w:tc>
+        <w:tc>
+          <w:tcPr>
+            <w:tcW w:type="pct" w:w="10%"/>
+            <w:tcMar>
+              <w:top w:type="dxa" w:w="60"/>
+              <w:left w:type="dxa" w:w="90"/>
+              <w:bottom w:type="dxa" w:w="60"/>
+              <w:right w:type="dxa" w:w="90"/>
+            </w:tcMar>
+            <w:vAlign w:val="center"/>
+          </w:tcPr>
+          <w:p>
+            <w:pPr>
+              <w:spacing w:after="0" w:line="240"/>
+              <w:jc w:val="center"/>
+            </w:pPr>
+            <w:r>
+              <w:rPr>
+                <w:rFonts w:ascii="Calibri" w:cs="Calibri" w:eastAsia="Calibri" w:hAnsi="Calibri"/>
+                <w:b w:val="false"/>
+                <w:bCs w:val="false"/>
+                <w:color w:val="000000"/>
+                <w:sz w:val="18"/>
+                <w:szCs w:val="18"/>
+              </w:rPr>
+              <w:t xml:space="preserve">5,1</w:t>
+            </w:r>
+          </w:p>
+        </w:tc>
+        <w:tc>
+          <w:tcPr>
+            <w:tcW w:type="pct" w:w="10%"/>
+            <w:tcMar>
+              <w:top w:type="dxa" w:w="60"/>
+              <w:left w:type="dxa" w:w="90"/>
+              <w:bottom w:type="dxa" w:w="60"/>
+              <w:right w:type="dxa" w:w="90"/>
+            </w:tcMar>
+            <w:vAlign w:val="center"/>
+          </w:tcPr>
+          <w:p>
+            <w:pPr>
+              <w:spacing w:after="0" w:line="240"/>
+              <w:jc w:val="center"/>
+            </w:pPr>
+            <w:r>
+              <w:rPr>
+                <w:rFonts w:ascii="Calibri" w:cs="Calibri" w:eastAsia="Calibri" w:hAnsi="Calibri"/>
+                <w:b w:val="false"/>
+                <w:bCs w:val="false"/>
+                <w:color w:val="000000"/>
+                <w:sz w:val="18"/>
+                <w:szCs w:val="18"/>
+              </w:rPr>
+              <w:t xml:space="preserve">18</w:t>
+            </w:r>
+          </w:p>
+        </w:tc>
+        <w:tc>
+          <w:tcPr>
+            <w:tcW w:type="pct" w:w="69%"/>
+            <w:tcMar>
+              <w:top w:type="dxa" w:w="60"/>
+              <w:left w:type="dxa" w:w="90"/>
+              <w:bottom w:type="dxa" w:w="60"/>
+              <w:right w:type="dxa" w:w="90"/>
+            </w:tcMar>
+            <w:vAlign w:val="center"/>
+          </w:tcPr>
+          <w:p>
+            <w:pPr>
+              <w:spacing w:after="0" w:line="240"/>
+              <w:jc w:val="left"/>
+            </w:pPr>
+            <w:r>
+              <w:rPr>
+                <w:rFonts w:ascii="Calibri" w:cs="Calibri" w:eastAsia="Calibri" w:hAnsi="Calibri"/>
+                <w:b w:val="false"/>
+                <w:bCs w:val="false"/>
+                <w:color w:val="000000"/>
+                <w:sz w:val="18"/>
+                <w:szCs w:val="18"/>
+              </w:rPr>
+              <w:t xml:space="preserve">Übrige Werbebefunde behoben, Kennung der Testgeräte, Einstufungstest und Reiter Wiederholen</w:t>
+            </w:r>
+          </w:p>
+        </w:tc>
+      </w:tr>
+      <w:tr>
+        <w:trPr>
+          <w:cantSplit/>
+        </w:trPr>
+        <w:tc>
+          <w:tcPr>
+            <w:tcW w:type="pct" w:w="11%"/>
+            <w:tcMar>
+              <w:top w:type="dxa" w:w="60"/>
+              <w:left w:type="dxa" w:w="90"/>
+              <w:bottom w:type="dxa" w:w="60"/>
+              <w:right w:type="dxa" w:w="90"/>
+            </w:tcMar>
+            <w:vAlign w:val="center"/>
+          </w:tcPr>
+          <w:p>
+            <w:pPr>
+              <w:spacing w:after="0" w:line="240"/>
+              <w:jc w:val="center"/>
+            </w:pPr>
+            <w:r>
+              <w:rPr>
+                <w:rFonts w:ascii="Calibri" w:cs="Calibri" w:eastAsia="Calibri" w:hAnsi="Calibri"/>
+                <w:b w:val="false"/>
+                <w:bCs w:val="false"/>
+                <w:color w:val="000000"/>
+                <w:sz w:val="18"/>
+                <w:szCs w:val="18"/>
+              </w:rPr>
+              <w:t xml:space="preserve">01.10.2026</w:t>
+            </w:r>
+          </w:p>
+        </w:tc>
+        <w:tc>
+          <w:tcPr>
+            <w:tcW w:type="pct" w:w="10%"/>
+            <w:tcMar>
+              <w:top w:type="dxa" w:w="60"/>
+              <w:left w:type="dxa" w:w="90"/>
+              <w:bottom w:type="dxa" w:w="60"/>
+              <w:right w:type="dxa" w:w="90"/>
+            </w:tcMar>
+            <w:vAlign w:val="center"/>
+          </w:tcPr>
+          <w:p>
+            <w:pPr>
+              <w:spacing w:after="0" w:line="240"/>
+              <w:jc w:val="center"/>
+            </w:pPr>
+            <w:r>
+              <w:rPr>
+                <w:rFonts w:ascii="Calibri" w:cs="Calibri" w:eastAsia="Calibri" w:hAnsi="Calibri"/>
+                <w:b w:val="false"/>
+                <w:bCs w:val="false"/>
+                <w:color w:val="000000"/>
+                <w:sz w:val="18"/>
+                <w:szCs w:val="18"/>
+              </w:rPr>
+              <w:t xml:space="preserve">8,1</w:t>
+            </w:r>
+          </w:p>
+        </w:tc>
+        <w:tc>
+          <w:tcPr>
+            <w:tcW w:type="pct" w:w="10%"/>
+            <w:tcMar>
+              <w:top w:type="dxa" w:w="60"/>
+              <w:left w:type="dxa" w:w="90"/>
+              <w:bottom w:type="dxa" w:w="60"/>
+              <w:right w:type="dxa" w:w="90"/>
+            </w:tcMar>
+            <w:vAlign w:val="center"/>
+          </w:tcPr>
+          <w:p>
+            <w:pPr>
+              <w:spacing w:after="0" w:line="240"/>
+              <w:jc w:val="center"/>
+            </w:pPr>
+            <w:r>
+              <w:rPr>
+                <w:rFonts w:ascii="Calibri" w:cs="Calibri" w:eastAsia="Calibri" w:hAnsi="Calibri"/>
+                <w:b w:val="false"/>
+                <w:bCs w:val="false"/>
+                <w:color w:val="000000"/>
+                <w:sz w:val="18"/>
+                <w:szCs w:val="18"/>
+              </w:rPr>
+              <w:t xml:space="preserve">35</w:t>
+            </w:r>
+          </w:p>
+        </w:tc>
+        <w:tc>
+          <w:tcPr>
+            <w:tcW w:type="pct" w:w="69%"/>
+            <w:tcMar>
+              <w:top w:type="dxa" w:w="60"/>
+              <w:left w:type="dxa" w:w="90"/>
+              <w:bottom w:type="dxa" w:w="60"/>
+              <w:right w:type="dxa" w:w="90"/>
+            </w:tcMar>
+            <w:vAlign w:val="center"/>
+          </w:tcPr>
+          <w:p>
+            <w:pPr>
+              <w:spacing w:after="0" w:line="240"/>
+              <w:jc w:val="left"/>
+            </w:pPr>
+            <w:r>
+              <w:rPr>
+                <w:rFonts w:ascii="Calibri" w:cs="Calibri" w:eastAsia="Calibri" w:hAnsi="Calibri"/>
+                <w:b w:val="false"/>
+                <w:bCs w:val="false"/>
+                <w:color w:val="000000"/>
+                <w:sz w:val="18"/>
+                <w:szCs w:val="18"/>
+              </w:rPr>
+              <w:t xml:space="preserve">Bewertung und Erinnerungen, Technik-Wortschatz, damit 65 Level, Festtage, neue Store-Bilder, Paket für die Produktion</w:t>
+            </w:r>
+          </w:p>
+        </w:tc>
+      </w:tr>
+      <w:tr>
+        <w:trPr>
+          <w:cantSplit/>
+        </w:trPr>
+        <w:tc>
+          <w:tcPr>
+            <w:tcW w:type="pct" w:w="11%"/>
+            <w:tcMar>
+              <w:top w:type="dxa" w:w="60"/>
+              <w:left w:type="dxa" w:w="90"/>
+              <w:bottom w:type="dxa" w:w="60"/>
+              <w:right w:type="dxa" w:w="90"/>
+            </w:tcMar>
+            <w:vAlign w:val="center"/>
+          </w:tcPr>
+          <w:p>
+            <w:pPr>
+              <w:spacing w:after="0" w:line="240"/>
+              <w:jc w:val="center"/>
+            </w:pPr>
+            <w:r>
+              <w:rPr>
+                <w:rFonts w:ascii="Calibri" w:cs="Calibri" w:eastAsia="Calibri" w:hAnsi="Calibri"/>
                 <w:b/>
                 <w:bCs/>
                 <w:color w:val="000000"/>
@@ -15479,7 +17096,7 @@
                 <w:sz w:val="18"/>
                 <w:szCs w:val="18"/>
               </w:rPr>
-              <w:t xml:space="preserve">55,9</w:t>
+              <w:t xml:space="preserve">92,9</w:t>
             </w:r>
           </w:p>
         </w:tc>
@@ -15508,7 +17125,7 @@
                 <w:sz w:val="18"/>
                 <w:szCs w:val="18"/>
               </w:rPr>
-              <w:t xml:space="preserve">50</w:t>
+              <w:t xml:space="preserve">194</w:t>
             </w:r>
           </w:p>
         </w:tc>
@@ -15537,7 +17154,7 @@
                 <w:sz w:val="18"/>
                 <w:szCs w:val="18"/>
               </w:rPr>
-              <w:t xml:space="preserve">13 Arbeitstage bei 30-Minuten-Schwelle; im Mittel 4,3 Stunden je Tag</w:t>
+              <w:t xml:space="preserve">19 Arbeitstage bei 30-Minuten-Schwelle; im Mittel 4,9 Stunden je Tag</w:t>
             </w:r>
           </w:p>
         </w:tc>
@@ -15597,7 +17214,7 @@
           <w:sz w:val="22"/>
           <w:szCs w:val="22"/>
         </w:rPr>
-        <w:t xml:space="preserve"> Es hängt von der gewählten Pausenschwelle ab: Bei 5 Minuten ergeben sich 37,9 Stunden, bei 15 Minuten 52,2, bei 30 Minuten 55,9, bei 60 Minuten 61,2. Belastbar ist der Bereich zwischen 15 und 60 Minuten. Eine Schwelle von 5 Minuten trennt bereits beim Lesen eines Ergebnisses, und eine Schwelle von mehr als einer Stunde zählt echte Abwesenheit mit. Der Aufwand beträgt danach </w:t>
+        <w:t xml:space="preserve"> Es hängt von der gewählten Pausenschwelle ab: Bei 5 Minuten ergeben sich 66,1 Stunden, bei 15 Minuten 86,0, bei 30 Minuten 92,9, bei 60 Minuten 103,8. Belastbar ist der Bereich zwischen 15 und 60 Minuten. Eine Schwelle von 5 Minuten trennt bereits beim Lesen eines Ergebnisses, und eine Schwelle von mehr als einer Stunde zählt echte Abwesenheit mit. Der Aufwand beträgt danach </w:t>
       </w:r>
       <w:r>
         <w:rPr>
@@ -15607,7 +17224,7 @@
           <w:sz w:val="22"/>
           <w:szCs w:val="22"/>
         </w:rPr>
-        <w:t xml:space="preserve">rund 52 bis 61 Stunden</w:t>
+        <w:t xml:space="preserve">rund 86 bis 104 Stunden</w:t>
       </w:r>
       <w:r>
         <w:rPr>
@@ -15617,7 +17234,7 @@
           <w:sz w:val="22"/>
           <w:szCs w:val="22"/>
         </w:rPr>
-        <w:t xml:space="preserve">, wobei die Tabelle 55,9 bei der gewählten Schwelle von 30 Minuten ausweist.</w:t>
+        <w:t xml:space="preserve">, wobei die Tabelle 92,9 bei der gewählten Schwelle von 30 Minuten ausweist.</w:t>
       </w:r>
     </w:p>
     <w:p>
@@ -15633,7 +17250,7 @@
           <w:sz w:val="22"/>
           <w:szCs w:val="22"/>
         </w:rPr>
-        <w:t xml:space="preserve">Die 30 Minuten sind nicht beliebig gesetzt. Von den 154 Lücken über fünf Minuten liegen 105 unter einer Viertelstunde und 30 über einer Stunde, dazwischen sind es 19. Die Verteilung weist damit zwei Häufungen auf, nämlich kurze Unterbrechungen und echte Pausen, sodass die Schwelle an der dünn besetzten Stelle dazwischen trennt.</w:t>
+        <w:t xml:space="preserve">Die 30 Minuten sind nicht beliebig gesetzt. Von den 225 Lücken über fünf Minuten liegen 147 unter einer Viertelstunde und 41 über einer Stunde, dazwischen sind es 37. Die Verteilung weist damit zwei Häufungen auf, nämlich kurze Unterbrechungen und echte Pausen, sodass die Schwelle an der dünn besetzten Stelle dazwischen trennt.</w:t>
       </w:r>
     </w:p>
     <w:p>
@@ -15649,7 +17266,7 @@
           <w:sz w:val="22"/>
           <w:szCs w:val="22"/>
         </w:rPr>
-        <w:t xml:space="preserve">Rund ein Drittel der Summe ist belegfreie Zeit.</w:t>
+        <w:t xml:space="preserve">Mehr als ein Viertel der Summe ist belegfreie Zeit.</w:t>
       </w:r>
       <w:r>
         <w:rPr>
@@ -15659,7 +17276,7 @@
           <w:sz w:val="22"/>
           <w:szCs w:val="22"/>
         </w:rPr>
-        <w:t xml:space="preserve"> 116 Lücken von mindestens fünf Minuten liegen innerhalb der Blöcke und werden voll mitgezählt, was zusammen 17,9 Stunden oder 32,1 Prozent ausmacht. Ob in dieser Zeit ein Ergebnis gelesen, auf dem Gerät geprüft oder pausiert wurde, geht aus den Protokollen nicht hervor.</w:t>
+        <w:t xml:space="preserve"> 168 Lücken von mindestens fünf Minuten liegen innerhalb der Blöcke und werden voll mitgezählt, was zusammen 26,7 Stunden oder 28,8 Prozent ausmacht. Ob in dieser Zeit ein Ergebnis gelesen, auf dem Gerät geprüft oder pausiert wurde, geht aus den Protokollen nicht hervor.</w:t>
       </w:r>
     </w:p>
     <w:p>
@@ -15695,7 +17312,7 @@
           <w:sz w:val="22"/>
           <w:szCs w:val="22"/>
         </w:rPr>
-        <w:t xml:space="preserve">rund 54 Stunden</w:t>
+        <w:t xml:space="preserve">rund 91 Stunden</w:t>
       </w:r>
       <w:r>
         <w:rPr>
@@ -16023,7 +17640,7 @@
                 <w:sz w:val="18"/>
                 <w:szCs w:val="18"/>
               </w:rPr>
-              <w:t xml:space="preserve">07.10.2026</w:t>
+              <w:t xml:space="preserve">01.10.2026</w:t>
             </w:r>
           </w:p>
         </w:tc>
@@ -16052,7 +17669,7 @@
                 <w:sz w:val="18"/>
                 <w:szCs w:val="18"/>
               </w:rPr>
-              <w:t xml:space="preserve">frühester Antrag auf Produktionszugriff</w:t>
+              <w:t xml:space="preserve">Paket für die Produktion signiert, Store-Eintrag als Entwurf vorbereitet</w:t>
             </w:r>
           </w:p>
         </w:tc>
@@ -16086,7 +17703,7 @@
                 <w:sz w:val="18"/>
                 <w:szCs w:val="18"/>
               </w:rPr>
-              <w:t xml:space="preserve">Oktober 2026</w:t>
+              <w:t xml:space="preserve">07.10.2026</w:t>
             </w:r>
           </w:p>
         </w:tc>
@@ -16115,7 +17732,7 @@
                 <w:sz w:val="18"/>
                 <w:szCs w:val="18"/>
               </w:rPr>
-              <w:t xml:space="preserve">Freigabe der Produktionsversion erwartet, Google nennt keine Frist</w:t>
+              <w:t xml:space="preserve">frühester Antrag auf Produktionszugriff</w:t>
             </w:r>
           </w:p>
         </w:tc>
@@ -16149,6 +17766,69 @@
                 <w:sz w:val="18"/>
                 <w:szCs w:val="18"/>
               </w:rPr>
+              <w:t xml:space="preserve">Oktober 2026</w:t>
+            </w:r>
+          </w:p>
+        </w:tc>
+        <w:tc>
+          <w:tcPr>
+            <w:tcW w:type="pct" w:w="76%"/>
+            <w:tcMar>
+              <w:top w:type="dxa" w:w="60"/>
+              <w:left w:type="dxa" w:w="90"/>
+              <w:bottom w:type="dxa" w:w="60"/>
+              <w:right w:type="dxa" w:w="90"/>
+            </w:tcMar>
+            <w:vAlign w:val="center"/>
+          </w:tcPr>
+          <w:p>
+            <w:pPr>
+              <w:spacing w:after="0" w:line="240"/>
+              <w:jc w:val="left"/>
+            </w:pPr>
+            <w:r>
+              <w:rPr>
+                <w:rFonts w:ascii="Calibri" w:cs="Calibri" w:eastAsia="Calibri" w:hAnsi="Calibri"/>
+                <w:b w:val="false"/>
+                <w:bCs w:val="false"/>
+                <w:color w:val="000000"/>
+                <w:sz w:val="18"/>
+                <w:szCs w:val="18"/>
+              </w:rPr>
+              <w:t xml:space="preserve">Freigabe der Produktionsversion erwartet, Google nennt keine Frist</w:t>
+            </w:r>
+          </w:p>
+        </w:tc>
+      </w:tr>
+      <w:tr>
+        <w:trPr>
+          <w:cantSplit/>
+        </w:trPr>
+        <w:tc>
+          <w:tcPr>
+            <w:tcW w:type="pct" w:w="24%"/>
+            <w:tcMar>
+              <w:top w:type="dxa" w:w="60"/>
+              <w:left w:type="dxa" w:w="90"/>
+              <w:bottom w:type="dxa" w:w="60"/>
+              <w:right w:type="dxa" w:w="90"/>
+            </w:tcMar>
+            <w:vAlign w:val="center"/>
+          </w:tcPr>
+          <w:p>
+            <w:pPr>
+              <w:spacing w:after="0" w:line="240"/>
+              <w:jc w:val="left"/>
+            </w:pPr>
+            <w:r>
+              <w:rPr>
+                <w:rFonts w:ascii="Calibri" w:cs="Calibri" w:eastAsia="Calibri" w:hAnsi="Calibri"/>
+                <w:b w:val="false"/>
+                <w:bCs w:val="false"/>
+                <w:color w:val="000000"/>
+                <w:sz w:val="18"/>
+                <w:szCs w:val="18"/>
+              </w:rPr>
               <w:t xml:space="preserve">19.03.2027</w:t>
             </w:r>
           </w:p>
@@ -16212,7 +17892,7 @@
           <w:sz w:val="22"/>
           <w:szCs w:val="22"/>
         </w:rPr>
-        <w:t xml:space="preserve"> Drei Bestände wurden systematisch und nicht stichprobenweise geprüft. Die Prüfung der Werbeeinbindung ergab 20 belegte Befunde, davon drei kontogefährdend. Dazu wurde jeder Befund in einem zweiten Durchgang gezielt angegriffen, um ihn zu widerlegen, und nur die dabei bestätigten Befunde stehen im Bericht. Die Oberfläche umfasst acht Sprachen mit je 396 Texten und wurde Seite für Seite in jeder Sprache durchgesehen. Für eine geplante Erweiterung des Wortschatzes liegen 569 neue Vorschläge vor, die derzeit von einem Muttersprachler durchgesehen werden.</w:t>
+        <w:t xml:space="preserve"> Drei Bestände wurden systematisch und nicht stichprobenweise geprüft. Die Prüfung der Werbeeinbindung ergab 20 belegte Befunde, davon drei kontogefährdend. Dazu wurde jeder Befund in einem zweiten Durchgang gezielt angegriffen, um ihn zu widerlegen, und nur die dabei bestätigten Befunde stehen im Bericht. Bis zum 30.09.2026 wurden alle 20 Befunde behoben und mit den Testanzeigen von Google auf zwei Geräten und im Browser nachgeprüft. Die Oberfläche umfasst acht Sprachen mit inzwischen je 488 Texten. Bis zum 28.09.2026 wurde sie in jeder Sprache durchgesehen, damals mit je 404 Texten. Die 569 Vorschläge zur Erweiterung des Wortschatzes hat ein Muttersprachler am 26.09.2026 einzeln entschieden, dabei fielen zehn Dubletten mit falscher Schreibweise auf. Die Übersetzungen dieser Wörter wurden danach in jeder der sieben übrigen Sprachen als Ganzes gegengelesen.</w:t>
       </w:r>
     </w:p>
     <w:p>
@@ -20493,7 +22173,7 @@
           <w:sz w:val="22"/>
           <w:szCs w:val="22"/>
         </w:rPr>
-        <w:t xml:space="preserve">Die Abbildungen zeigen die Fassung, die den Testern ausgeliefert wurde, auf einem Android-Gerät. Dabei ist jede der fünf Übungsformen aus Abschnitt 2.3 einmal vertreten.</w:t>
+        <w:t xml:space="preserve">Die Abbildungen zeigen die App im Stand vom 01.10.2026. Aufgenommen wurden sie in einem Browser am PC, mit einem vorbereiteten Lernstand und in der Bildschirmbreite eines Telefons. Es sind dieselben acht Bilder, die für den Eintrag im Play Store erstellt wurden. Von den fünf Übungsformen aus Abschnitt 2.3 sind Auswählen und Lückentext zu sehen.</w:t>
       </w:r>
     </w:p>
     <w:tbl>
@@ -20591,7 +22271,7 @@
                 <w:sz w:val="16"/>
                 <w:szCs w:val="16"/>
               </w:rPr>
-              <w:t xml:space="preserve">Startseite</w:t>
+              <w:t xml:space="preserve">Startseite: Lernserie, Weitermachen, Tagesaufgaben</w:t>
             </w:r>
           </w:p>
         </w:tc>
@@ -20669,7 +22349,7 @@
                 <w:sz w:val="16"/>
                 <w:szCs w:val="16"/>
               </w:rPr>
-              <w:t xml:space="preserve">Lernpfad mit den vier Zuständen</w:t>
+              <w:t xml:space="preserve">Lernpfad: bestanden, jetzt dran, gesperrt</w:t>
             </w:r>
           </w:p>
         </w:tc>
@@ -20747,7 +22427,7 @@
                 <w:sz w:val="16"/>
                 <w:szCs w:val="16"/>
               </w:rPr>
-              <w:t xml:space="preserve">Abschnitt mit Fortschritt</w:t>
+              <w:t xml:space="preserve">Ein neues Wort</w:t>
             </w:r>
           </w:p>
         </w:tc>
@@ -20830,7 +22510,7 @@
                 <w:sz w:val="16"/>
                 <w:szCs w:val="16"/>
               </w:rPr>
-              <w:t xml:space="preserve">Ein neues Wort</w:t>
+              <w:t xml:space="preserve">Übungsform Auswählen</w:t>
             </w:r>
           </w:p>
         </w:tc>
@@ -20908,7 +22588,7 @@
                 <w:sz w:val="16"/>
                 <w:szCs w:val="16"/>
               </w:rPr>
-              <w:t xml:space="preserve">Übungsform Schreiben</w:t>
+              <w:t xml:space="preserve">Auswählen nach der richtigen Antwort</w:t>
             </w:r>
           </w:p>
         </w:tc>
@@ -20986,7 +22666,7 @@
                 <w:sz w:val="16"/>
                 <w:szCs w:val="16"/>
               </w:rPr>
-              <w:t xml:space="preserve">Übungsform Auswählen</w:t>
+              <w:t xml:space="preserve">Übungsform Lückentext</w:t>
             </w:r>
           </w:p>
         </w:tc>
@@ -21069,7 +22749,7 @@
                 <w:sz w:val="16"/>
                 <w:szCs w:val="16"/>
               </w:rPr>
-              <w:t xml:space="preserve">Übungsform Hören</w:t>
+              <w:t xml:space="preserve">Geschichte mit Übersetzung eines angetippten Worts</w:t>
             </w:r>
           </w:p>
         </w:tc>
@@ -21147,7 +22827,7 @@
                 <w:sz w:val="16"/>
                 <w:szCs w:val="16"/>
               </w:rPr>
-              <w:t xml:space="preserve">Übungsform Sprechen</w:t>
+              <w:t xml:space="preserve">Reiter Wiederholen</w:t>
             </w:r>
           </w:p>
         </w:tc>
@@ -21172,245 +22852,6 @@
               <w:spacing w:after="60"/>
               <w:jc w:val="center"/>
             </w:pPr>
-            <w:r>
-              <w:drawing>
-                <wp:inline distT="0" distB="0" distL="0" distR="0">
-                  <wp:extent cx="1352550" cy="2400300"/>
-                  <wp:effectExtent t="0" r="0" b="0" l="0"/>
-                  <wp:docPr id="1" name="" descr="" title=""/>
-                  <wp:cNvGraphicFramePr>
-                    <a:graphicFrameLocks xmlns:a="http://schemas.openxmlformats.org/drawingml/2006/main" noChangeAspect="1"/>
-                  </wp:cNvGraphicFramePr>
-                  <a:graphic xmlns:a="http://schemas.openxmlformats.org/drawingml/2006/main">
-                    <a:graphicData uri="http://schemas.openxmlformats.org/drawingml/2006/picture">
-                      <pic:pic xmlns:pic="http://schemas.openxmlformats.org/drawingml/2006/picture">
-                        <pic:nvPicPr>
-                          <pic:cNvPr id="0" name="" descr=""/>
-                          <pic:cNvPicPr>
-                            <a:picLocks noChangeAspect="1" noChangeArrowheads="1"/>
-                          </pic:cNvPicPr>
-                        </pic:nvPicPr>
-                        <pic:blipFill>
-                          <a:blip r:embed="rId18" cstate="none"/>
-                          <a:srcRect/>
-                          <a:stretch>
-                            <a:fillRect/>
-                          </a:stretch>
-                        </pic:blipFill>
-                        <pic:spPr bwMode="auto">
-                          <a:xfrm>
-                            <a:off x="0" y="0"/>
-                            <a:ext cx="1352550" cy="2400300"/>
-                          </a:xfrm>
-                          <a:prstGeom prst="rect">
-                            <a:avLst/>
-                          </a:prstGeom>
-                        </pic:spPr>
-                      </pic:pic>
-                    </a:graphicData>
-                  </a:graphic>
-                </wp:inline>
-              </w:drawing>
-            </w:r>
-          </w:p>
-          <w:p>
-            <w:pPr>
-              <w:spacing w:after="0"/>
-              <w:jc w:val="center"/>
-            </w:pPr>
-            <w:r>
-              <w:rPr>
-                <w:rFonts w:ascii="Calibri" w:cs="Calibri" w:eastAsia="Calibri" w:hAnsi="Calibri"/>
-                <w:color w:val="595959"/>
-                <w:sz w:val="16"/>
-                <w:szCs w:val="16"/>
-              </w:rPr>
-              <w:t xml:space="preserve">Übungsform Lückentext</w:t>
-            </w:r>
-          </w:p>
-        </w:tc>
-      </w:tr>
-      <w:tr>
-        <w:trPr>
-          <w:cantSplit/>
-        </w:trPr>
-        <w:tc>
-          <w:tcPr>
-            <w:tcW w:type="pct" w:w="33%"/>
-            <w:tcBorders>
-              <w:top w:val="none" w:color="FFFFFF" w:sz="0"/>
-              <w:left w:val="none" w:color="FFFFFF" w:sz="0"/>
-              <w:bottom w:val="none" w:color="FFFFFF" w:sz="0"/>
-              <w:right w:val="none" w:color="FFFFFF" w:sz="0"/>
-            </w:tcBorders>
-            <w:tcMar>
-              <w:top w:type="dxa" w:w="60"/>
-              <w:left w:type="dxa" w:w="70"/>
-              <w:bottom w:type="dxa" w:w="60"/>
-              <w:right w:type="dxa" w:w="70"/>
-            </w:tcMar>
-          </w:tcPr>
-          <w:p>
-            <w:pPr>
-              <w:spacing w:after="60"/>
-              <w:jc w:val="center"/>
-            </w:pPr>
-            <w:r>
-              <w:drawing>
-                <wp:inline distT="0" distB="0" distL="0" distR="0">
-                  <wp:extent cx="1352550" cy="2400300"/>
-                  <wp:effectExtent t="0" r="0" b="0" l="0"/>
-                  <wp:docPr id="1" name="" descr="" title=""/>
-                  <wp:cNvGraphicFramePr>
-                    <a:graphicFrameLocks xmlns:a="http://schemas.openxmlformats.org/drawingml/2006/main" noChangeAspect="1"/>
-                  </wp:cNvGraphicFramePr>
-                  <a:graphic xmlns:a="http://schemas.openxmlformats.org/drawingml/2006/main">
-                    <a:graphicData uri="http://schemas.openxmlformats.org/drawingml/2006/picture">
-                      <pic:pic xmlns:pic="http://schemas.openxmlformats.org/drawingml/2006/picture">
-                        <pic:nvPicPr>
-                          <pic:cNvPr id="0" name="" descr=""/>
-                          <pic:cNvPicPr>
-                            <a:picLocks noChangeAspect="1" noChangeArrowheads="1"/>
-                          </pic:cNvPicPr>
-                        </pic:nvPicPr>
-                        <pic:blipFill>
-                          <a:blip r:embed="rId19" cstate="none"/>
-                          <a:srcRect/>
-                          <a:stretch>
-                            <a:fillRect/>
-                          </a:stretch>
-                        </pic:blipFill>
-                        <pic:spPr bwMode="auto">
-                          <a:xfrm>
-                            <a:off x="0" y="0"/>
-                            <a:ext cx="1352550" cy="2400300"/>
-                          </a:xfrm>
-                          <a:prstGeom prst="rect">
-                            <a:avLst/>
-                          </a:prstGeom>
-                        </pic:spPr>
-                      </pic:pic>
-                    </a:graphicData>
-                  </a:graphic>
-                </wp:inline>
-              </w:drawing>
-            </w:r>
-          </w:p>
-          <w:p>
-            <w:pPr>
-              <w:spacing w:after="0"/>
-              <w:jc w:val="center"/>
-            </w:pPr>
-            <w:r>
-              <w:rPr>
-                <w:rFonts w:ascii="Calibri" w:cs="Calibri" w:eastAsia="Calibri" w:hAnsi="Calibri"/>
-                <w:color w:val="595959"/>
-                <w:sz w:val="16"/>
-                <w:szCs w:val="16"/>
-              </w:rPr>
-              <w:t xml:space="preserve">Der Laden: Ausstattung für das Maskottchen</w:t>
-            </w:r>
-          </w:p>
-        </w:tc>
-        <w:tc>
-          <w:tcPr>
-            <w:tcW w:type="pct" w:w="33%"/>
-            <w:tcBorders>
-              <w:top w:val="none" w:color="FFFFFF" w:sz="0"/>
-              <w:left w:val="none" w:color="FFFFFF" w:sz="0"/>
-              <w:bottom w:val="none" w:color="FFFFFF" w:sz="0"/>
-              <w:right w:val="none" w:color="FFFFFF" w:sz="0"/>
-            </w:tcBorders>
-            <w:tcMar>
-              <w:top w:type="dxa" w:w="60"/>
-              <w:left w:type="dxa" w:w="70"/>
-              <w:bottom w:type="dxa" w:w="60"/>
-              <w:right w:type="dxa" w:w="70"/>
-            </w:tcMar>
-          </w:tcPr>
-          <w:p>
-            <w:pPr>
-              <w:spacing w:after="60"/>
-              <w:jc w:val="center"/>
-            </w:pPr>
-            <w:r>
-              <w:drawing>
-                <wp:inline distT="0" distB="0" distL="0" distR="0">
-                  <wp:extent cx="1352550" cy="2400300"/>
-                  <wp:effectExtent t="0" r="0" b="0" l="0"/>
-                  <wp:docPr id="1" name="" descr="" title=""/>
-                  <wp:cNvGraphicFramePr>
-                    <a:graphicFrameLocks xmlns:a="http://schemas.openxmlformats.org/drawingml/2006/main" noChangeAspect="1"/>
-                  </wp:cNvGraphicFramePr>
-                  <a:graphic xmlns:a="http://schemas.openxmlformats.org/drawingml/2006/main">
-                    <a:graphicData uri="http://schemas.openxmlformats.org/drawingml/2006/picture">
-                      <pic:pic xmlns:pic="http://schemas.openxmlformats.org/drawingml/2006/picture">
-                        <pic:nvPicPr>
-                          <pic:cNvPr id="0" name="" descr=""/>
-                          <pic:cNvPicPr>
-                            <a:picLocks noChangeAspect="1" noChangeArrowheads="1"/>
-                          </pic:cNvPicPr>
-                        </pic:nvPicPr>
-                        <pic:blipFill>
-                          <a:blip r:embed="rId20" cstate="none"/>
-                          <a:srcRect/>
-                          <a:stretch>
-                            <a:fillRect/>
-                          </a:stretch>
-                        </pic:blipFill>
-                        <pic:spPr bwMode="auto">
-                          <a:xfrm>
-                            <a:off x="0" y="0"/>
-                            <a:ext cx="1352550" cy="2400300"/>
-                          </a:xfrm>
-                          <a:prstGeom prst="rect">
-                            <a:avLst/>
-                          </a:prstGeom>
-                        </pic:spPr>
-                      </pic:pic>
-                    </a:graphicData>
-                  </a:graphic>
-                </wp:inline>
-              </w:drawing>
-            </w:r>
-          </w:p>
-          <w:p>
-            <w:pPr>
-              <w:spacing w:after="0"/>
-              <w:jc w:val="center"/>
-            </w:pPr>
-            <w:r>
-              <w:rPr>
-                <w:rFonts w:ascii="Calibri" w:cs="Calibri" w:eastAsia="Calibri" w:hAnsi="Calibri"/>
-                <w:color w:val="595959"/>
-                <w:sz w:val="16"/>
-                <w:szCs w:val="16"/>
-              </w:rPr>
-              <w:t xml:space="preserve">Der Laden: Leben auffüllen, Serienschutz</w:t>
-            </w:r>
-          </w:p>
-        </w:tc>
-        <w:tc>
-          <w:tcPr>
-            <w:tcW w:type="pct" w:w="33%"/>
-            <w:tcBorders>
-              <w:top w:val="none" w:color="FFFFFF" w:sz="0"/>
-              <w:left w:val="none" w:color="FFFFFF" w:sz="0"/>
-              <w:bottom w:val="none" w:color="FFFFFF" w:sz="0"/>
-              <w:right w:val="none" w:color="FFFFFF" w:sz="0"/>
-            </w:tcBorders>
-            <w:tcMar>
-              <w:top w:type="dxa" w:w="60"/>
-              <w:left w:type="dxa" w:w="70"/>
-              <w:bottom w:type="dxa" w:w="60"/>
-              <w:right w:type="dxa" w:w="70"/>
-            </w:tcMar>
-          </w:tcPr>
-          <w:p>
-            <w:pPr>
-              <w:spacing w:after="60"/>
-              <w:jc w:val="center"/>
-            </w:pPr>
           </w:p>
           <w:p>
             <w:pPr>
@@ -21466,7 +22907,7 @@
           <w:sz w:val="22"/>
           <w:szCs w:val="22"/>
         </w:rPr>
-        <w:t xml:space="preserve">Nachfolgend sind drei Stellen abgedruckt, auf die sich Kapitel 5 stützt. Die Zeilenumbrüche sind für den Abdruck gesetzt worden, am Inhalt selbst wurde nichts geändert.</w:t>
+        <w:t xml:space="preserve">Nachfolgend sind drei Stellen abgedruckt, auf die sich Kapitel 5 stützt. Zeilenumbrüche und Leerzeichen sind für den Abdruck gesetzt worden. Im ersten Auszug sind zusätzlich Erläuterungen hinter // ergänzt und zwei Klammerpaare ohne Wirkung weggelassen. Außerdem fehlen dort vier Zeilen, in denen Symbol, Beschriftung und Fortschrittsbalken eines Eintrags im Lernpfad entstehen. Am Ergebnis der abgedruckten Ausdrücke ändert das nichts.</w:t>
       </w:r>
     </w:p>
     <w:p>
@@ -21693,7 +23134,7 @@
           <w:sz w:val="16"/>
           <w:szCs w:val="16"/>
         </w:rPr>
-        <w:t xml:space="preserve">web/index.html, Zeilen 3892 bis 3898</w:t>
+        <w:t xml:space="preserve">web/index.html, Zeilen 6091 bis 6097</w:t>
       </w:r>
     </w:p>
     <w:p>
@@ -21845,7 +23286,7 @@
           <w:sz w:val="15"/>
           <w:szCs w:val="15"/>
         </w:rPr>
-        <w:t xml:space="preserve">             standUebernehmen. Steht es nur hier, faellt es beim</w:t>
+        <w:t xml:space="preserve">             standUebernehmen. Steht es nur hier, fällt es beim</w:t>
       </w:r>
     </w:p>
     <w:p>
@@ -21890,7 +23331,172 @@
           <w:sz w:val="15"/>
           <w:szCs w:val="15"/>
         </w:rPr>
-        <w:t xml:space="preserve">          gefeiert:[...gefeiert], rekord:rekord, wann:wann};</w:t>
+        <w:t xml:space="preserve">          gefeiert:[...gefeiert], rekord:rekord, wann:wann,</w:t>
+      </w:r>
+    </w:p>
+    <w:p>
+      <w:pPr>
+        <w:keepNext/>
+        <w:shd w:fill="F4F6FA"/>
+        <w:spacing w:after="0" w:line="230"/>
+      </w:pPr>
+      <w:r>
+        <w:rPr>
+          <w:rFonts w:ascii="Consolas" w:cs="Consolas" w:eastAsia="Consolas" w:hAnsi="Consolas"/>
+          <w:sz w:val="15"/>
+          <w:szCs w:val="15"/>
+        </w:rPr>
+        <w:t xml:space="preserve">          /* Nur das Jahr des letzten Geschenks, nie die laufende Frist.</w:t>
+      </w:r>
+    </w:p>
+    <w:p>
+      <w:pPr>
+        <w:keepNext/>
+        <w:shd w:fill="F4F6FA"/>
+        <w:spacing w:after="0" w:line="230"/>
+      </w:pPr>
+      <w:r>
+        <w:rPr>
+          <w:rFonts w:ascii="Consolas" w:cs="Consolas" w:eastAsia="Consolas" w:hAnsi="Consolas"/>
+          <w:sz w:val="15"/>
+          <w:szCs w:val="15"/>
+        </w:rPr>
+        <w:t xml:space="preserve">             Das Jahr sagt "dieses Geschenk wurde schon gegeben" und gehoert</w:t>
+      </w:r>
+    </w:p>
+    <w:p>
+      <w:pPr>
+        <w:keepNext/>
+        <w:shd w:fill="F4F6FA"/>
+        <w:spacing w:after="0" w:line="230"/>
+      </w:pPr>
+      <w:r>
+        <w:rPr>
+          <w:rFonts w:ascii="Consolas" w:cs="Consolas" w:eastAsia="Consolas" w:hAnsi="Consolas"/>
+          <w:sz w:val="15"/>
+          <w:szCs w:val="15"/>
+        </w:rPr>
+        <w:t xml:space="preserve">             damit zum Lernenden, nicht zum Geraet: lag es nur im</w:t>
+      </w:r>
+    </w:p>
+    <w:p>
+      <w:pPr>
+        <w:keepNext/>
+        <w:shd w:fill="F4F6FA"/>
+        <w:spacing w:after="0" w:line="230"/>
+      </w:pPr>
+      <w:r>
+        <w:rPr>
+          <w:rFonts w:ascii="Consolas" w:cs="Consolas" w:eastAsia="Consolas" w:hAnsi="Consolas"/>
+          <w:sz w:val="15"/>
+          <w:szCs w:val="15"/>
+        </w:rPr>
+        <w:t xml:space="preserve">             Geraetespeicher, holte man sich die fuenf Tage beliebig oft -</w:t>
+      </w:r>
+    </w:p>
+    <w:p>
+      <w:pPr>
+        <w:keepNext/>
+        <w:shd w:fill="F4F6FA"/>
+        <w:spacing w:after="0" w:line="230"/>
+      </w:pPr>
+      <w:r>
+        <w:rPr>
+          <w:rFonts w:ascii="Consolas" w:cs="Consolas" w:eastAsia="Consolas" w:hAnsi="Consolas"/>
+          <w:sz w:val="15"/>
+          <w:szCs w:val="15"/>
+        </w:rPr>
+        <w:t xml:space="preserve">             App-Daten loeschen, Sicherung einlesen, wieder faellig. Die</w:t>
+      </w:r>
+    </w:p>
+    <w:p>
+      <w:pPr>
+        <w:keepNext/>
+        <w:shd w:fill="F4F6FA"/>
+        <w:spacing w:after="0" w:line="230"/>
+      </w:pPr>
+      <w:r>
+        <w:rPr>
+          <w:rFonts w:ascii="Consolas" w:cs="Consolas" w:eastAsia="Consolas" w:hAnsi="Consolas"/>
+          <w:sz w:val="15"/>
+          <w:szCs w:val="15"/>
+        </w:rPr>
+        <w:t xml:space="preserve">             Frist bleibt draussen, sonst waeren laufende Geschenktage</w:t>
+      </w:r>
+    </w:p>
+    <w:p>
+      <w:pPr>
+        <w:keepNext/>
+        <w:shd w:fill="F4F6FA"/>
+        <w:spacing w:after="0" w:line="230"/>
+      </w:pPr>
+      <w:r>
+        <w:rPr>
+          <w:rFonts w:ascii="Consolas" w:cs="Consolas" w:eastAsia="Consolas" w:hAnsi="Consolas"/>
+          <w:sz w:val="15"/>
+          <w:szCs w:val="15"/>
+        </w:rPr>
+        <w:t xml:space="preserve">             verschenkbar. Gefunden in der Gegenpruefung am 29.09.2026. */</w:t>
+      </w:r>
+    </w:p>
+    <w:p>
+      <w:pPr>
+        <w:keepNext/>
+        <w:shd w:fill="F4F6FA"/>
+        <w:spacing w:after="0" w:line="230"/>
+      </w:pPr>
+      <w:r>
+        <w:rPr>
+          <w:rFonts w:ascii="Consolas" w:cs="Consolas" w:eastAsia="Consolas" w:hAnsi="Consolas"/>
+          <w:sz w:val="15"/>
+          <w:szCs w:val="15"/>
+        </w:rPr>
+        <w:t xml:space="preserve">          geschenk_jahr: (geschenk.jahr || 0),</w:t>
+      </w:r>
+    </w:p>
+    <w:p>
+      <w:pPr>
+        <w:keepNext/>
+        <w:shd w:fill="F4F6FA"/>
+        <w:spacing w:after="0" w:line="230"/>
+      </w:pPr>
+      <w:r>
+        <w:rPr>
+          <w:rFonts w:ascii="Consolas" w:cs="Consolas" w:eastAsia="Consolas" w:hAnsi="Consolas"/>
+          <w:sz w:val="15"/>
+          <w:szCs w:val="15"/>
+        </w:rPr>
+        <w:t xml:space="preserve">          /* Beide gehoeren zum Lernenden und muessen mit auf ein neues</w:t>
+      </w:r>
+    </w:p>
+    <w:p>
+      <w:pPr>
+        <w:keepNext/>
+        <w:shd w:fill="F4F6FA"/>
+        <w:spacing w:after="0" w:line="230"/>
+      </w:pPr>
+      <w:r>
+        <w:rPr>
+          <w:rFonts w:ascii="Consolas" w:cs="Consolas" w:eastAsia="Consolas" w:hAnsi="Consolas"/>
+          <w:sz w:val="15"/>
+          <w:szCs w:val="15"/>
+        </w:rPr>
+        <w:t xml:space="preserve">             Handy - die Einstufung haelt die uebersprungenen Level offen. */</w:t>
+      </w:r>
+    </w:p>
+    <w:p>
+      <w:pPr>
+        <w:keepNext/>
+        <w:shd w:fill="F4F6FA"/>
+        <w:spacing w:after="0" w:line="230"/>
+      </w:pPr>
+      <w:r>
+        <w:rPr>
+          <w:rFonts w:ascii="Consolas" w:cs="Consolas" w:eastAsia="Consolas" w:hAnsi="Consolas"/>
+          <w:sz w:val="15"/>
+          <w:szCs w:val="15"/>
+        </w:rPr>
+        <w:t xml:space="preserve">          einstufung: einstufung, topf: topf, bewertung: bewertung};</w:t>
       </w:r>
     </w:p>
     <w:p>
@@ -21921,7 +23527,7 @@
           <w:sz w:val="16"/>
           <w:szCs w:val="16"/>
         </w:rPr>
-        <w:t xml:space="preserve">web/index.html, Zeilen 2066 bis 2075</w:t>
+        <w:t xml:space="preserve">web/index.html, Zeilen 3599 bis 3619</w:t>
       </w:r>
     </w:p>
     <w:p>
@@ -21937,7 +23543,7 @@
           <w:sz w:val="22"/>
           <w:szCs w:val="22"/>
         </w:rPr>
-        <w:t xml:space="preserve">Der Vermerk im Quelltext ist die Folge eines Fehlers. Ein Feld war nur beim Speichern eingetragen und nicht beim Einlesen, sodass es beim Gerätewechsel verloren ging, ohne dass eine Meldung darauf hinwies.</w:t>
+        <w:t xml:space="preserve">Der erste Vermerk im Quelltext ist die Folge eines Fehlers. Ein Feld war nur beim Speichern eingetragen und nicht beim Einlesen, sodass es beim Gerätewechsel verloren ging, ohne dass eine Meldung darauf hinwies. Der zweite Vermerk hält einen Befund der Gegenprüfung vom 29.09.2026 fest. Wer die App seit einem Jahr nutzt, bekommt fünf Tage ohne Werbung und mit unbegrenzten Leben geschenkt. Da das Jahr dieses Geschenks bis dahin nur im Gerätespeicher lag, ließen sich die fünf Tage durch Löschen der App-Daten und Einlesen einer Sicherung beliebig oft abholen.</w:t>
       </w:r>
     </w:p>
     <w:p>
@@ -22043,7 +23649,7 @@
           <w:sz w:val="15"/>
           <w:szCs w:val="15"/>
         </w:rPr>
-        <w:t xml:space="preserve"> </w:t>
+        <w:t xml:space="preserve">    print("ok   %s" % name)</w:t>
       </w:r>
     </w:p>
     <w:p>
@@ -22058,7 +23664,22 @@
           <w:sz w:val="15"/>
           <w:szCs w:val="15"/>
         </w:rPr>
-        <w:t xml:space="preserve"># ----------------------------------------------- Nachkontrolle</w:t>
+        <w:t xml:space="preserve"> </w:t>
+      </w:r>
+    </w:p>
+    <w:p>
+      <w:pPr>
+        <w:keepNext/>
+        <w:shd w:fill="F4F6FA"/>
+        <w:spacing w:after="0" w:line="230"/>
+      </w:pPr>
+      <w:r>
+        <w:rPr>
+          <w:rFonts w:ascii="Consolas" w:cs="Consolas" w:eastAsia="Consolas" w:hAnsi="Consolas"/>
+          <w:sz w:val="15"/>
+          <w:szCs w:val="15"/>
+        </w:rPr>
+        <w:t xml:space="preserve"># ------------------------------------------------------------ Nachkontrolle</w:t>
       </w:r>
     </w:p>
     <w:p>
@@ -22179,7 +23800,7 @@
           <w:sz w:val="16"/>
           <w:szCs w:val="16"/>
         </w:rPr>
-        <w:t xml:space="preserve">vorspann_richten.py, Zeilen 111 bis 125</w:t>
+        <w:t xml:space="preserve">vorspann_richten.py, Zeilen 117 bis 131</w:t>
       </w:r>
     </w:p>
     <w:p>
@@ -22293,6 +23914,69 @@
                 <w:szCs w:val="18"/>
               </w:rPr>
               <w:t xml:space="preserve">Bedeutung</w:t>
+            </w:r>
+          </w:p>
+        </w:tc>
+      </w:tr>
+      <w:tr>
+        <w:trPr>
+          <w:cantSplit/>
+        </w:trPr>
+        <w:tc>
+          <w:tcPr>
+            <w:tcW w:type="pct" w:w="24%"/>
+            <w:tcMar>
+              <w:top w:type="dxa" w:w="60"/>
+              <w:left w:type="dxa" w:w="90"/>
+              <w:bottom w:type="dxa" w:w="60"/>
+              <w:right w:type="dxa" w:w="90"/>
+            </w:tcMar>
+            <w:vAlign w:val="center"/>
+          </w:tcPr>
+          <w:p>
+            <w:pPr>
+              <w:spacing w:after="0" w:line="240"/>
+              <w:jc w:val="left"/>
+            </w:pPr>
+            <w:r>
+              <w:rPr>
+                <w:rFonts w:ascii="Calibri" w:cs="Calibri" w:eastAsia="Calibri" w:hAnsi="Calibri"/>
+                <w:b w:val="false"/>
+                <w:bCs w:val="false"/>
+                <w:color w:val="000000"/>
+                <w:sz w:val="18"/>
+                <w:szCs w:val="18"/>
+              </w:rPr>
+              <w:t xml:space="preserve">AdMob</w:t>
+            </w:r>
+          </w:p>
+        </w:tc>
+        <w:tc>
+          <w:tcPr>
+            <w:tcW w:type="pct" w:w="76%"/>
+            <w:tcMar>
+              <w:top w:type="dxa" w:w="60"/>
+              <w:left w:type="dxa" w:w="90"/>
+              <w:bottom w:type="dxa" w:w="60"/>
+              <w:right w:type="dxa" w:w="90"/>
+            </w:tcMar>
+            <w:vAlign w:val="center"/>
+          </w:tcPr>
+          <w:p>
+            <w:pPr>
+              <w:spacing w:after="0" w:line="240"/>
+              <w:jc w:val="left"/>
+            </w:pPr>
+            <w:r>
+              <w:rPr>
+                <w:rFonts w:ascii="Calibri" w:cs="Calibri" w:eastAsia="Calibri" w:hAnsi="Calibri"/>
+                <w:b w:val="false"/>
+                <w:bCs w:val="false"/>
+                <w:color w:val="000000"/>
+                <w:sz w:val="18"/>
+                <w:szCs w:val="18"/>
+              </w:rPr>
+              <w:t xml:space="preserve">Werbenetzwerk von Google, über das die App ihre Anzeigen bezieht</w:t>
             </w:r>
           </w:p>
         </w:tc>
@@ -23359,7 +25043,7 @@
         <w:sz w:val="18"/>
         <w:szCs w:val="18"/>
       </w:rPr>
-      <w:t xml:space="preserve">Stand: 26.09.2026</w:t>
+      <w:t xml:space="preserve">Stand: 02.10.2026</w:t>
     </w:r>
     <w:r>
       <w:rPr>
